--- a/hire-package/SOTA-New-Hire-Package.docx
+++ b/hire-package/SOTA-New-Hire-Package.docx
@@ -398,7 +398,7 @@
           <w:sz w:val="21"/>
           <w:szCs w:val="21"/>
         </w:rPr>
-        <w:t xml:space="preserve">for the federal Form I-9 (see page 6 for the list you can pick from)</w:t>
+        <w:t xml:space="preserve">for the federal Form I-9 (see Section 6 for the list you can pick from)</w:t>
       </w:r>
     </w:p>
     <w:p>
@@ -474,7 +474,7 @@
           <w:sz w:val="21"/>
           <w:szCs w:val="21"/>
         </w:rPr>
-        <w:t xml:space="preserve">Voided check or bank letter </w:t>
+        <w:t xml:space="preserve">Voided check or bank direct-deposit letter </w:t>
       </w:r>
       <w:r>
         <w:rPr>
@@ -482,7 +482,7 @@
           <w:sz w:val="21"/>
           <w:szCs w:val="21"/>
         </w:rPr>
-        <w:t xml:space="preserve">if you want direct deposit</w:t>
+        <w:t xml:space="preserve">if you want direct deposit (Section 8)</w:t>
       </w:r>
     </w:p>
     <w:p>
@@ -1788,172 +1788,7 @@
           <w:sz w:val="24"/>
           <w:szCs w:val="24"/>
         </w:rPr>
-        <w:t xml:space="preserve">Direct Deposit (optional)</w:t>
-      </w:r>
-    </w:p>
-    <w:tbl>
-      <w:tblPr>
-        <w:tblW w:type="dxa" w:w="10080"/>
-        <w:tblBorders>
-          <w:top w:val="none" w:color="FFFFFF" w:sz="0"/>
-          <w:left w:val="none" w:color="FFFFFF" w:sz="0"/>
-          <w:bottom w:val="none" w:color="FFFFFF" w:sz="0"/>
-          <w:right w:val="none" w:color="FFFFFF" w:sz="0"/>
-          <w:insideH w:val="none" w:color="FFFFFF" w:sz="0"/>
-          <w:insideV w:val="none" w:color="FFFFFF" w:sz="0"/>
-        </w:tblBorders>
-      </w:tblPr>
-      <w:tblGrid>
-        <w:gridCol w:w="4320"/>
-        <w:gridCol w:w="2880"/>
-        <w:gridCol w:w="2880"/>
-      </w:tblGrid>
-      <w:tr>
-        <w:tc>
-          <w:tcPr>
-            <w:tcW w:type="dxa" w:w="4320"/>
-            <w:tcBorders>
-              <w:top w:val="none" w:color="FFFFFF" w:sz="0"/>
-              <w:left w:val="none" w:color="FFFFFF" w:sz="0"/>
-              <w:bottom w:val="single" w:color="999999" w:sz="4"/>
-              <w:right w:val="none" w:color="FFFFFF" w:sz="0"/>
-            </w:tcBorders>
-            <w:tcMar>
-              <w:top w:type="dxa" w:w="60"/>
-              <w:left w:type="dxa" w:w="60"/>
-              <w:bottom w:type="dxa" w:w="20"/>
-              <w:right w:type="dxa" w:w="120"/>
-            </w:tcMar>
-          </w:tcPr>
-          <w:p>
-            <w:pPr>
-              <w:spacing w:after="0" w:before="280"/>
-            </w:pPr>
-            <w:r>
-              <w:rPr>
-                <w:rFonts w:ascii="Arial" w:cs="Arial" w:eastAsia="Arial" w:hAnsi="Arial"/>
-                <w:sz w:val="21"/>
-                <w:szCs w:val="21"/>
-              </w:rPr>
-              <w:t xml:space="preserve"> </w:t>
-            </w:r>
-          </w:p>
-          <w:p>
-            <w:pPr>
-              <w:spacing w:after="0"/>
-            </w:pPr>
-            <w:r>
-              <w:rPr>
-                <w:rFonts w:ascii="Arial" w:cs="Arial" w:eastAsia="Arial" w:hAnsi="Arial"/>
-                <w:color w:val="666666"/>
-                <w:sz w:val="15"/>
-                <w:szCs w:val="15"/>
-              </w:rPr>
-              <w:t xml:space="preserve">Bank Name</w:t>
-            </w:r>
-          </w:p>
-        </w:tc>
-        <w:tc>
-          <w:tcPr>
-            <w:tcW w:type="dxa" w:w="2880"/>
-            <w:tcBorders>
-              <w:top w:val="none" w:color="FFFFFF" w:sz="0"/>
-              <w:left w:val="none" w:color="FFFFFF" w:sz="0"/>
-              <w:bottom w:val="single" w:color="999999" w:sz="4"/>
-              <w:right w:val="none" w:color="FFFFFF" w:sz="0"/>
-            </w:tcBorders>
-            <w:tcMar>
-              <w:top w:type="dxa" w:w="60"/>
-              <w:left w:type="dxa" w:w="60"/>
-              <w:bottom w:type="dxa" w:w="20"/>
-              <w:right w:type="dxa" w:w="120"/>
-            </w:tcMar>
-          </w:tcPr>
-          <w:p>
-            <w:pPr>
-              <w:spacing w:after="0" w:before="280"/>
-            </w:pPr>
-            <w:r>
-              <w:rPr>
-                <w:rFonts w:ascii="Arial" w:cs="Arial" w:eastAsia="Arial" w:hAnsi="Arial"/>
-                <w:sz w:val="21"/>
-                <w:szCs w:val="21"/>
-              </w:rPr>
-              <w:t xml:space="preserve"> </w:t>
-            </w:r>
-          </w:p>
-          <w:p>
-            <w:pPr>
-              <w:spacing w:after="0"/>
-            </w:pPr>
-            <w:r>
-              <w:rPr>
-                <w:rFonts w:ascii="Arial" w:cs="Arial" w:eastAsia="Arial" w:hAnsi="Arial"/>
-                <w:color w:val="666666"/>
-                <w:sz w:val="15"/>
-                <w:szCs w:val="15"/>
-              </w:rPr>
-              <w:t xml:space="preserve">Routing Number</w:t>
-            </w:r>
-          </w:p>
-        </w:tc>
-        <w:tc>
-          <w:tcPr>
-            <w:tcW w:type="dxa" w:w="2880"/>
-            <w:tcBorders>
-              <w:top w:val="none" w:color="FFFFFF" w:sz="0"/>
-              <w:left w:val="none" w:color="FFFFFF" w:sz="0"/>
-              <w:bottom w:val="single" w:color="999999" w:sz="4"/>
-              <w:right w:val="none" w:color="FFFFFF" w:sz="0"/>
-            </w:tcBorders>
-            <w:tcMar>
-              <w:top w:type="dxa" w:w="60"/>
-              <w:left w:type="dxa" w:w="60"/>
-              <w:bottom w:type="dxa" w:w="20"/>
-              <w:right w:type="dxa" w:w="120"/>
-            </w:tcMar>
-          </w:tcPr>
-          <w:p>
-            <w:pPr>
-              <w:spacing w:after="0" w:before="280"/>
-            </w:pPr>
-            <w:r>
-              <w:rPr>
-                <w:rFonts w:ascii="Arial" w:cs="Arial" w:eastAsia="Arial" w:hAnsi="Arial"/>
-                <w:sz w:val="21"/>
-                <w:szCs w:val="21"/>
-              </w:rPr>
-              <w:t xml:space="preserve"> </w:t>
-            </w:r>
-          </w:p>
-          <w:p>
-            <w:pPr>
-              <w:spacing w:after="0"/>
-            </w:pPr>
-            <w:r>
-              <w:rPr>
-                <w:rFonts w:ascii="Arial" w:cs="Arial" w:eastAsia="Arial" w:hAnsi="Arial"/>
-                <w:color w:val="666666"/>
-                <w:sz w:val="15"/>
-                <w:szCs w:val="15"/>
-              </w:rPr>
-              <w:t xml:space="preserve">Account Number</w:t>
-            </w:r>
-          </w:p>
-        </w:tc>
-      </w:tr>
-    </w:tbl>
-    <w:p>
-      <w:pPr>
-        <w:spacing w:after="120" w:before="120"/>
-      </w:pPr>
-      <w:r>
-        <w:rPr>
-          <w:rFonts w:ascii="Arial" w:cs="Arial" w:eastAsia="Arial" w:hAnsi="Arial"/>
-          <w:sz w:val="19"/>
-          <w:szCs w:val="19"/>
-        </w:rPr>
-        <w:t xml:space="preserve">Account type:  ☐ Checking   ☐ Savings.  Attach a voided check or bank letter.</w:t>
+        <w:t xml:space="preserve">Direct Deposit</w:t>
       </w:r>
     </w:p>
     <w:p>
@@ -1966,7 +1801,25 @@
           <w:sz w:val="21"/>
           <w:szCs w:val="21"/>
         </w:rPr>
-        <w:t xml:space="preserve">I authorize the Company to deposit my pay into the account above and, if an error occurs, to correct it by reversing the deposit.</w:t>
+        <w:t xml:space="preserve">Want your pay deposited straight to your bank? Fill out the </w:t>
+      </w:r>
+      <w:r>
+        <w:rPr>
+          <w:rFonts w:ascii="Arial" w:cs="Arial" w:eastAsia="Arial" w:hAnsi="Arial"/>
+          <w:b/>
+          <w:bCs/>
+          <w:sz w:val="21"/>
+          <w:szCs w:val="21"/>
+        </w:rPr>
+        <w:t xml:space="preserve">Direct Deposit Authorization in Section 8</w:t>
+      </w:r>
+      <w:r>
+        <w:rPr>
+          <w:rFonts w:ascii="Arial" w:cs="Arial" w:eastAsia="Arial" w:hAnsi="Arial"/>
+          <w:sz w:val="21"/>
+          <w:szCs w:val="21"/>
+        </w:rPr>
+        <w:t xml:space="preserve">.</w:t>
       </w:r>
     </w:p>
     <w:tbl>
@@ -5605,7 +5458,1069 @@
           <w:sz w:val="32"/>
           <w:szCs w:val="32"/>
         </w:rPr>
-        <w:t xml:space="preserve">8. Acknowledgement &amp; Checklist</w:t>
+        <w:t xml:space="preserve">8. Direct Deposit Authorization</w:t>
+      </w:r>
+    </w:p>
+    <w:p>
+      <w:pPr>
+        <w:pBdr>
+          <w:bottom w:val="single" w:color="B8860B" w:sz="12" w:space="4"/>
+        </w:pBdr>
+        <w:spacing w:after="200"/>
+      </w:pPr>
+      <w:r>
+        <w:rPr>
+          <w:rFonts w:ascii="Arial" w:cs="Arial" w:eastAsia="Arial" w:hAnsi="Arial"/>
+          <w:i/>
+          <w:iCs/>
+          <w:color w:val="666666"/>
+          <w:sz w:val="19"/>
+          <w:szCs w:val="19"/>
+        </w:rPr>
+        <w:t xml:space="preserve">Optional. Get paid straight to your bank account on payday.</w:t>
+      </w:r>
+    </w:p>
+    <w:p>
+      <w:pPr>
+        <w:spacing w:after="120"/>
+      </w:pPr>
+      <w:r>
+        <w:rPr>
+          <w:rFonts w:ascii="Arial" w:cs="Arial" w:eastAsia="Arial" w:hAnsi="Arial"/>
+          <w:b/>
+          <w:bCs/>
+          <w:sz w:val="21"/>
+          <w:szCs w:val="21"/>
+        </w:rPr>
+        <w:t xml:space="preserve">This is a:  </w:t>
+      </w:r>
+      <w:r>
+        <w:rPr>
+          <w:rFonts w:ascii="Arial" w:cs="Arial" w:eastAsia="Arial" w:hAnsi="Arial"/>
+          <w:sz w:val="21"/>
+          <w:szCs w:val="21"/>
+        </w:rPr>
+        <w:t xml:space="preserve">☐ New set-up     ☐ Change to my accounts     ☐ Stop direct deposit (pay me by check)</w:t>
+      </w:r>
+    </w:p>
+    <w:tbl>
+      <w:tblPr>
+        <w:tblW w:type="dxa" w:w="10080"/>
+        <w:tblBorders>
+          <w:top w:val="none" w:color="FFFFFF" w:sz="0"/>
+          <w:left w:val="none" w:color="FFFFFF" w:sz="0"/>
+          <w:bottom w:val="none" w:color="FFFFFF" w:sz="0"/>
+          <w:right w:val="none" w:color="FFFFFF" w:sz="0"/>
+          <w:insideH w:val="none" w:color="FFFFFF" w:sz="0"/>
+          <w:insideV w:val="none" w:color="FFFFFF" w:sz="0"/>
+        </w:tblBorders>
+      </w:tblPr>
+      <w:tblGrid>
+        <w:gridCol w:w="5040"/>
+        <w:gridCol w:w="2520"/>
+        <w:gridCol w:w="2520"/>
+      </w:tblGrid>
+      <w:tr>
+        <w:tc>
+          <w:tcPr>
+            <w:tcW w:type="dxa" w:w="5040"/>
+            <w:tcBorders>
+              <w:top w:val="none" w:color="FFFFFF" w:sz="0"/>
+              <w:left w:val="none" w:color="FFFFFF" w:sz="0"/>
+              <w:bottom w:val="single" w:color="999999" w:sz="4"/>
+              <w:right w:val="none" w:color="FFFFFF" w:sz="0"/>
+            </w:tcBorders>
+            <w:tcMar>
+              <w:top w:type="dxa" w:w="60"/>
+              <w:left w:type="dxa" w:w="60"/>
+              <w:bottom w:type="dxa" w:w="20"/>
+              <w:right w:type="dxa" w:w="120"/>
+            </w:tcMar>
+          </w:tcPr>
+          <w:p>
+            <w:pPr>
+              <w:spacing w:after="0" w:before="280"/>
+            </w:pPr>
+            <w:r>
+              <w:rPr>
+                <w:rFonts w:ascii="Arial" w:cs="Arial" w:eastAsia="Arial" w:hAnsi="Arial"/>
+                <w:sz w:val="21"/>
+                <w:szCs w:val="21"/>
+              </w:rPr>
+              <w:t xml:space="preserve"> </w:t>
+            </w:r>
+          </w:p>
+          <w:p>
+            <w:pPr>
+              <w:spacing w:after="0"/>
+            </w:pPr>
+            <w:r>
+              <w:rPr>
+                <w:rFonts w:ascii="Arial" w:cs="Arial" w:eastAsia="Arial" w:hAnsi="Arial"/>
+                <w:color w:val="666666"/>
+                <w:sz w:val="15"/>
+                <w:szCs w:val="15"/>
+              </w:rPr>
+              <w:t xml:space="preserve">Employee Name</w:t>
+            </w:r>
+          </w:p>
+        </w:tc>
+        <w:tc>
+          <w:tcPr>
+            <w:tcW w:type="dxa" w:w="2520"/>
+            <w:tcBorders>
+              <w:top w:val="none" w:color="FFFFFF" w:sz="0"/>
+              <w:left w:val="none" w:color="FFFFFF" w:sz="0"/>
+              <w:bottom w:val="single" w:color="999999" w:sz="4"/>
+              <w:right w:val="none" w:color="FFFFFF" w:sz="0"/>
+            </w:tcBorders>
+            <w:tcMar>
+              <w:top w:type="dxa" w:w="60"/>
+              <w:left w:type="dxa" w:w="60"/>
+              <w:bottom w:type="dxa" w:w="20"/>
+              <w:right w:type="dxa" w:w="120"/>
+            </w:tcMar>
+          </w:tcPr>
+          <w:p>
+            <w:pPr>
+              <w:spacing w:after="0" w:before="280"/>
+            </w:pPr>
+            <w:r>
+              <w:rPr>
+                <w:rFonts w:ascii="Arial" w:cs="Arial" w:eastAsia="Arial" w:hAnsi="Arial"/>
+                <w:sz w:val="21"/>
+                <w:szCs w:val="21"/>
+              </w:rPr>
+              <w:t xml:space="preserve"> </w:t>
+            </w:r>
+          </w:p>
+          <w:p>
+            <w:pPr>
+              <w:spacing w:after="0"/>
+            </w:pPr>
+            <w:r>
+              <w:rPr>
+                <w:rFonts w:ascii="Arial" w:cs="Arial" w:eastAsia="Arial" w:hAnsi="Arial"/>
+                <w:color w:val="666666"/>
+                <w:sz w:val="15"/>
+                <w:szCs w:val="15"/>
+              </w:rPr>
+              <w:t xml:space="preserve">Last 4 of SSN</w:t>
+            </w:r>
+          </w:p>
+        </w:tc>
+        <w:tc>
+          <w:tcPr>
+            <w:tcW w:type="dxa" w:w="2520"/>
+            <w:tcBorders>
+              <w:top w:val="none" w:color="FFFFFF" w:sz="0"/>
+              <w:left w:val="none" w:color="FFFFFF" w:sz="0"/>
+              <w:bottom w:val="single" w:color="999999" w:sz="4"/>
+              <w:right w:val="none" w:color="FFFFFF" w:sz="0"/>
+            </w:tcBorders>
+            <w:tcMar>
+              <w:top w:type="dxa" w:w="60"/>
+              <w:left w:type="dxa" w:w="60"/>
+              <w:bottom w:type="dxa" w:w="20"/>
+              <w:right w:type="dxa" w:w="120"/>
+            </w:tcMar>
+          </w:tcPr>
+          <w:p>
+            <w:pPr>
+              <w:spacing w:after="0" w:before="280"/>
+            </w:pPr>
+            <w:r>
+              <w:rPr>
+                <w:rFonts w:ascii="Arial" w:cs="Arial" w:eastAsia="Arial" w:hAnsi="Arial"/>
+                <w:sz w:val="21"/>
+                <w:szCs w:val="21"/>
+              </w:rPr>
+              <w:t xml:space="preserve"> </w:t>
+            </w:r>
+          </w:p>
+          <w:p>
+            <w:pPr>
+              <w:spacing w:after="0"/>
+            </w:pPr>
+            <w:r>
+              <w:rPr>
+                <w:rFonts w:ascii="Arial" w:cs="Arial" w:eastAsia="Arial" w:hAnsi="Arial"/>
+                <w:color w:val="666666"/>
+                <w:sz w:val="15"/>
+                <w:szCs w:val="15"/>
+              </w:rPr>
+              <w:t xml:space="preserve">Phone</w:t>
+            </w:r>
+          </w:p>
+        </w:tc>
+      </w:tr>
+    </w:tbl>
+    <w:p>
+      <w:pPr>
+        <w:spacing w:after="0" w:before="160"/>
+      </w:pPr>
+      <w:r>
+        <w:rPr>
+          <w:rFonts w:ascii="Arial" w:cs="Arial" w:eastAsia="Arial" w:hAnsi="Arial"/>
+          <w:b/>
+          <w:bCs/>
+          <w:sz w:val="21"/>
+          <w:szCs w:val="21"/>
+        </w:rPr>
+        <w:t xml:space="preserve">Account 1 — Primary </w:t>
+      </w:r>
+      <w:r>
+        <w:rPr>
+          <w:rFonts w:ascii="Arial" w:cs="Arial" w:eastAsia="Arial" w:hAnsi="Arial"/>
+          <w:color w:val="666666"/>
+          <w:sz w:val="18"/>
+          <w:szCs w:val="18"/>
+        </w:rPr>
+        <w:t xml:space="preserve">(gets the rest of your net pay)</w:t>
+      </w:r>
+    </w:p>
+    <w:tbl>
+      <w:tblPr>
+        <w:tblW w:type="dxa" w:w="10080"/>
+        <w:tblBorders>
+          <w:top w:val="none" w:color="FFFFFF" w:sz="0"/>
+          <w:left w:val="none" w:color="FFFFFF" w:sz="0"/>
+          <w:bottom w:val="none" w:color="FFFFFF" w:sz="0"/>
+          <w:right w:val="none" w:color="FFFFFF" w:sz="0"/>
+          <w:insideH w:val="none" w:color="FFFFFF" w:sz="0"/>
+          <w:insideV w:val="none" w:color="FFFFFF" w:sz="0"/>
+        </w:tblBorders>
+      </w:tblPr>
+      <w:tblGrid>
+        <w:gridCol w:w="5760"/>
+        <w:gridCol w:w="4320"/>
+      </w:tblGrid>
+      <w:tr>
+        <w:tc>
+          <w:tcPr>
+            <w:tcW w:type="dxa" w:w="5760"/>
+            <w:tcBorders>
+              <w:top w:val="none" w:color="FFFFFF" w:sz="0"/>
+              <w:left w:val="none" w:color="FFFFFF" w:sz="0"/>
+              <w:bottom w:val="single" w:color="999999" w:sz="4"/>
+              <w:right w:val="none" w:color="FFFFFF" w:sz="0"/>
+            </w:tcBorders>
+            <w:tcMar>
+              <w:top w:type="dxa" w:w="60"/>
+              <w:left w:type="dxa" w:w="60"/>
+              <w:bottom w:type="dxa" w:w="20"/>
+              <w:right w:type="dxa" w:w="120"/>
+            </w:tcMar>
+          </w:tcPr>
+          <w:p>
+            <w:pPr>
+              <w:spacing w:after="0" w:before="280"/>
+            </w:pPr>
+            <w:r>
+              <w:rPr>
+                <w:rFonts w:ascii="Arial" w:cs="Arial" w:eastAsia="Arial" w:hAnsi="Arial"/>
+                <w:sz w:val="21"/>
+                <w:szCs w:val="21"/>
+              </w:rPr>
+              <w:t xml:space="preserve"> </w:t>
+            </w:r>
+          </w:p>
+          <w:p>
+            <w:pPr>
+              <w:spacing w:after="0"/>
+            </w:pPr>
+            <w:r>
+              <w:rPr>
+                <w:rFonts w:ascii="Arial" w:cs="Arial" w:eastAsia="Arial" w:hAnsi="Arial"/>
+                <w:color w:val="666666"/>
+                <w:sz w:val="15"/>
+                <w:szCs w:val="15"/>
+              </w:rPr>
+              <w:t xml:space="preserve">Bank / Credit Union Name</w:t>
+            </w:r>
+          </w:p>
+        </w:tc>
+        <w:tc>
+          <w:tcPr>
+            <w:tcW w:type="dxa" w:w="4320"/>
+            <w:tcBorders>
+              <w:top w:val="none" w:color="FFFFFF" w:sz="0"/>
+              <w:left w:val="none" w:color="FFFFFF" w:sz="0"/>
+              <w:bottom w:val="single" w:color="999999" w:sz="4"/>
+              <w:right w:val="none" w:color="FFFFFF" w:sz="0"/>
+            </w:tcBorders>
+            <w:tcMar>
+              <w:top w:type="dxa" w:w="60"/>
+              <w:left w:type="dxa" w:w="60"/>
+              <w:bottom w:type="dxa" w:w="20"/>
+              <w:right w:type="dxa" w:w="120"/>
+            </w:tcMar>
+          </w:tcPr>
+          <w:p>
+            <w:pPr>
+              <w:spacing w:after="0" w:before="280"/>
+            </w:pPr>
+            <w:r>
+              <w:rPr>
+                <w:rFonts w:ascii="Arial" w:cs="Arial" w:eastAsia="Arial" w:hAnsi="Arial"/>
+                <w:sz w:val="21"/>
+                <w:szCs w:val="21"/>
+              </w:rPr>
+              <w:t xml:space="preserve"> </w:t>
+            </w:r>
+          </w:p>
+          <w:p>
+            <w:pPr>
+              <w:spacing w:after="0"/>
+            </w:pPr>
+            <w:r>
+              <w:rPr>
+                <w:rFonts w:ascii="Arial" w:cs="Arial" w:eastAsia="Arial" w:hAnsi="Arial"/>
+                <w:color w:val="666666"/>
+                <w:sz w:val="15"/>
+                <w:szCs w:val="15"/>
+              </w:rPr>
+              <w:t xml:space="preserve">Account type:  ☐ Checking   ☐ Savings</w:t>
+            </w:r>
+          </w:p>
+        </w:tc>
+      </w:tr>
+      <w:tr>
+        <w:tc>
+          <w:tcPr>
+            <w:tcW w:type="dxa" w:w="4320"/>
+            <w:tcBorders>
+              <w:top w:val="none" w:color="FFFFFF" w:sz="0"/>
+              <w:left w:val="none" w:color="FFFFFF" w:sz="0"/>
+              <w:bottom w:val="single" w:color="999999" w:sz="4"/>
+              <w:right w:val="none" w:color="FFFFFF" w:sz="0"/>
+            </w:tcBorders>
+            <w:tcMar>
+              <w:top w:type="dxa" w:w="60"/>
+              <w:left w:type="dxa" w:w="60"/>
+              <w:bottom w:type="dxa" w:w="20"/>
+              <w:right w:type="dxa" w:w="120"/>
+            </w:tcMar>
+          </w:tcPr>
+          <w:p>
+            <w:pPr>
+              <w:spacing w:after="0" w:before="280"/>
+            </w:pPr>
+            <w:r>
+              <w:rPr>
+                <w:rFonts w:ascii="Arial" w:cs="Arial" w:eastAsia="Arial" w:hAnsi="Arial"/>
+                <w:sz w:val="21"/>
+                <w:szCs w:val="21"/>
+              </w:rPr>
+              <w:t xml:space="preserve"> </w:t>
+            </w:r>
+          </w:p>
+          <w:p>
+            <w:pPr>
+              <w:spacing w:after="0"/>
+            </w:pPr>
+            <w:r>
+              <w:rPr>
+                <w:rFonts w:ascii="Arial" w:cs="Arial" w:eastAsia="Arial" w:hAnsi="Arial"/>
+                <w:color w:val="666666"/>
+                <w:sz w:val="15"/>
+                <w:szCs w:val="15"/>
+              </w:rPr>
+              <w:t xml:space="preserve">Routing Number (9 digits)</w:t>
+            </w:r>
+          </w:p>
+        </w:tc>
+        <w:tc>
+          <w:tcPr>
+            <w:tcW w:type="dxa" w:w="5760"/>
+            <w:tcBorders>
+              <w:top w:val="none" w:color="FFFFFF" w:sz="0"/>
+              <w:left w:val="none" w:color="FFFFFF" w:sz="0"/>
+              <w:bottom w:val="single" w:color="999999" w:sz="4"/>
+              <w:right w:val="none" w:color="FFFFFF" w:sz="0"/>
+            </w:tcBorders>
+            <w:tcMar>
+              <w:top w:type="dxa" w:w="60"/>
+              <w:left w:type="dxa" w:w="60"/>
+              <w:bottom w:type="dxa" w:w="20"/>
+              <w:right w:type="dxa" w:w="120"/>
+            </w:tcMar>
+          </w:tcPr>
+          <w:p>
+            <w:pPr>
+              <w:spacing w:after="0" w:before="280"/>
+            </w:pPr>
+            <w:r>
+              <w:rPr>
+                <w:rFonts w:ascii="Arial" w:cs="Arial" w:eastAsia="Arial" w:hAnsi="Arial"/>
+                <w:sz w:val="21"/>
+                <w:szCs w:val="21"/>
+              </w:rPr>
+              <w:t xml:space="preserve"> </w:t>
+            </w:r>
+          </w:p>
+          <w:p>
+            <w:pPr>
+              <w:spacing w:after="0"/>
+            </w:pPr>
+            <w:r>
+              <w:rPr>
+                <w:rFonts w:ascii="Arial" w:cs="Arial" w:eastAsia="Arial" w:hAnsi="Arial"/>
+                <w:color w:val="666666"/>
+                <w:sz w:val="15"/>
+                <w:szCs w:val="15"/>
+              </w:rPr>
+              <w:t xml:space="preserve">Account Number</w:t>
+            </w:r>
+          </w:p>
+        </w:tc>
+      </w:tr>
+    </w:tbl>
+    <w:p>
+      <w:pPr>
+        <w:spacing w:after="0" w:before="160"/>
+      </w:pPr>
+      <w:r>
+        <w:rPr>
+          <w:rFonts w:ascii="Arial" w:cs="Arial" w:eastAsia="Arial" w:hAnsi="Arial"/>
+          <w:b/>
+          <w:bCs/>
+          <w:sz w:val="21"/>
+          <w:szCs w:val="21"/>
+        </w:rPr>
+        <w:t xml:space="preserve">Account 2 — Split </w:t>
+      </w:r>
+      <w:r>
+        <w:rPr>
+          <w:rFonts w:ascii="Arial" w:cs="Arial" w:eastAsia="Arial" w:hAnsi="Arial"/>
+          <w:color w:val="666666"/>
+          <w:sz w:val="18"/>
+          <w:szCs w:val="18"/>
+        </w:rPr>
+        <w:t xml:space="preserve">(optional, e.g. savings)</w:t>
+      </w:r>
+    </w:p>
+    <w:tbl>
+      <w:tblPr>
+        <w:tblW w:type="dxa" w:w="10080"/>
+        <w:tblBorders>
+          <w:top w:val="none" w:color="FFFFFF" w:sz="0"/>
+          <w:left w:val="none" w:color="FFFFFF" w:sz="0"/>
+          <w:bottom w:val="none" w:color="FFFFFF" w:sz="0"/>
+          <w:right w:val="none" w:color="FFFFFF" w:sz="0"/>
+          <w:insideH w:val="none" w:color="FFFFFF" w:sz="0"/>
+          <w:insideV w:val="none" w:color="FFFFFF" w:sz="0"/>
+        </w:tblBorders>
+      </w:tblPr>
+      <w:tblGrid>
+        <w:gridCol w:w="5760"/>
+        <w:gridCol w:w="4320"/>
+      </w:tblGrid>
+      <w:tr>
+        <w:tc>
+          <w:tcPr>
+            <w:tcW w:type="dxa" w:w="5760"/>
+            <w:tcBorders>
+              <w:top w:val="none" w:color="FFFFFF" w:sz="0"/>
+              <w:left w:val="none" w:color="FFFFFF" w:sz="0"/>
+              <w:bottom w:val="single" w:color="999999" w:sz="4"/>
+              <w:right w:val="none" w:color="FFFFFF" w:sz="0"/>
+            </w:tcBorders>
+            <w:tcMar>
+              <w:top w:type="dxa" w:w="60"/>
+              <w:left w:type="dxa" w:w="60"/>
+              <w:bottom w:type="dxa" w:w="20"/>
+              <w:right w:type="dxa" w:w="120"/>
+            </w:tcMar>
+          </w:tcPr>
+          <w:p>
+            <w:pPr>
+              <w:spacing w:after="0" w:before="280"/>
+            </w:pPr>
+            <w:r>
+              <w:rPr>
+                <w:rFonts w:ascii="Arial" w:cs="Arial" w:eastAsia="Arial" w:hAnsi="Arial"/>
+                <w:sz w:val="21"/>
+                <w:szCs w:val="21"/>
+              </w:rPr>
+              <w:t xml:space="preserve"> </w:t>
+            </w:r>
+          </w:p>
+          <w:p>
+            <w:pPr>
+              <w:spacing w:after="0"/>
+            </w:pPr>
+            <w:r>
+              <w:rPr>
+                <w:rFonts w:ascii="Arial" w:cs="Arial" w:eastAsia="Arial" w:hAnsi="Arial"/>
+                <w:color w:val="666666"/>
+                <w:sz w:val="15"/>
+                <w:szCs w:val="15"/>
+              </w:rPr>
+              <w:t xml:space="preserve">Bank / Credit Union Name</w:t>
+            </w:r>
+          </w:p>
+        </w:tc>
+        <w:tc>
+          <w:tcPr>
+            <w:tcW w:type="dxa" w:w="4320"/>
+            <w:tcBorders>
+              <w:top w:val="none" w:color="FFFFFF" w:sz="0"/>
+              <w:left w:val="none" w:color="FFFFFF" w:sz="0"/>
+              <w:bottom w:val="single" w:color="999999" w:sz="4"/>
+              <w:right w:val="none" w:color="FFFFFF" w:sz="0"/>
+            </w:tcBorders>
+            <w:tcMar>
+              <w:top w:type="dxa" w:w="60"/>
+              <w:left w:type="dxa" w:w="60"/>
+              <w:bottom w:type="dxa" w:w="20"/>
+              <w:right w:type="dxa" w:w="120"/>
+            </w:tcMar>
+          </w:tcPr>
+          <w:p>
+            <w:pPr>
+              <w:spacing w:after="0" w:before="280"/>
+            </w:pPr>
+            <w:r>
+              <w:rPr>
+                <w:rFonts w:ascii="Arial" w:cs="Arial" w:eastAsia="Arial" w:hAnsi="Arial"/>
+                <w:sz w:val="21"/>
+                <w:szCs w:val="21"/>
+              </w:rPr>
+              <w:t xml:space="preserve"> </w:t>
+            </w:r>
+          </w:p>
+          <w:p>
+            <w:pPr>
+              <w:spacing w:after="0"/>
+            </w:pPr>
+            <w:r>
+              <w:rPr>
+                <w:rFonts w:ascii="Arial" w:cs="Arial" w:eastAsia="Arial" w:hAnsi="Arial"/>
+                <w:color w:val="666666"/>
+                <w:sz w:val="15"/>
+                <w:szCs w:val="15"/>
+              </w:rPr>
+              <w:t xml:space="preserve">Account type:  ☐ Checking   ☐ Savings</w:t>
+            </w:r>
+          </w:p>
+        </w:tc>
+      </w:tr>
+      <w:tr>
+        <w:tc>
+          <w:tcPr>
+            <w:tcW w:type="dxa" w:w="4320"/>
+            <w:tcBorders>
+              <w:top w:val="none" w:color="FFFFFF" w:sz="0"/>
+              <w:left w:val="none" w:color="FFFFFF" w:sz="0"/>
+              <w:bottom w:val="single" w:color="999999" w:sz="4"/>
+              <w:right w:val="none" w:color="FFFFFF" w:sz="0"/>
+            </w:tcBorders>
+            <w:tcMar>
+              <w:top w:type="dxa" w:w="60"/>
+              <w:left w:type="dxa" w:w="60"/>
+              <w:bottom w:type="dxa" w:w="20"/>
+              <w:right w:type="dxa" w:w="120"/>
+            </w:tcMar>
+          </w:tcPr>
+          <w:p>
+            <w:pPr>
+              <w:spacing w:after="0" w:before="280"/>
+            </w:pPr>
+            <w:r>
+              <w:rPr>
+                <w:rFonts w:ascii="Arial" w:cs="Arial" w:eastAsia="Arial" w:hAnsi="Arial"/>
+                <w:sz w:val="21"/>
+                <w:szCs w:val="21"/>
+              </w:rPr>
+              <w:t xml:space="preserve"> </w:t>
+            </w:r>
+          </w:p>
+          <w:p>
+            <w:pPr>
+              <w:spacing w:after="0"/>
+            </w:pPr>
+            <w:r>
+              <w:rPr>
+                <w:rFonts w:ascii="Arial" w:cs="Arial" w:eastAsia="Arial" w:hAnsi="Arial"/>
+                <w:color w:val="666666"/>
+                <w:sz w:val="15"/>
+                <w:szCs w:val="15"/>
+              </w:rPr>
+              <w:t xml:space="preserve">Routing Number (9 digits)</w:t>
+            </w:r>
+          </w:p>
+        </w:tc>
+        <w:tc>
+          <w:tcPr>
+            <w:tcW w:type="dxa" w:w="5760"/>
+            <w:tcBorders>
+              <w:top w:val="none" w:color="FFFFFF" w:sz="0"/>
+              <w:left w:val="none" w:color="FFFFFF" w:sz="0"/>
+              <w:bottom w:val="single" w:color="999999" w:sz="4"/>
+              <w:right w:val="none" w:color="FFFFFF" w:sz="0"/>
+            </w:tcBorders>
+            <w:tcMar>
+              <w:top w:type="dxa" w:w="60"/>
+              <w:left w:type="dxa" w:w="60"/>
+              <w:bottom w:type="dxa" w:w="20"/>
+              <w:right w:type="dxa" w:w="120"/>
+            </w:tcMar>
+          </w:tcPr>
+          <w:p>
+            <w:pPr>
+              <w:spacing w:after="0" w:before="280"/>
+            </w:pPr>
+            <w:r>
+              <w:rPr>
+                <w:rFonts w:ascii="Arial" w:cs="Arial" w:eastAsia="Arial" w:hAnsi="Arial"/>
+                <w:sz w:val="21"/>
+                <w:szCs w:val="21"/>
+              </w:rPr>
+              <w:t xml:space="preserve"> </w:t>
+            </w:r>
+          </w:p>
+          <w:p>
+            <w:pPr>
+              <w:spacing w:after="0"/>
+            </w:pPr>
+            <w:r>
+              <w:rPr>
+                <w:rFonts w:ascii="Arial" w:cs="Arial" w:eastAsia="Arial" w:hAnsi="Arial"/>
+                <w:color w:val="666666"/>
+                <w:sz w:val="15"/>
+                <w:szCs w:val="15"/>
+              </w:rPr>
+              <w:t xml:space="preserve">Account Number</w:t>
+            </w:r>
+          </w:p>
+        </w:tc>
+      </w:tr>
+    </w:tbl>
+    <w:p>
+      <w:pPr>
+        <w:spacing w:after="160" w:before="160"/>
+      </w:pPr>
+      <w:r>
+        <w:rPr>
+          <w:rFonts w:ascii="Arial" w:cs="Arial" w:eastAsia="Arial" w:hAnsi="Arial"/>
+          <w:sz w:val="21"/>
+          <w:szCs w:val="21"/>
+        </w:rPr>
+        <w:t xml:space="preserve">Deposit to Account 2 each payday:   $ ____________   or   ________ % of net pay</w:t>
+      </w:r>
+    </w:p>
+    <w:tbl>
+      <w:tblPr>
+        <w:tblW w:type="dxa" w:w="10080"/>
+        <w:tblBorders>
+          <w:top w:val="single" w:color="auto" w:sz="4"/>
+          <w:left w:val="single" w:color="auto" w:sz="4"/>
+          <w:bottom w:val="single" w:color="auto" w:sz="4"/>
+          <w:right w:val="single" w:color="auto" w:sz="4"/>
+          <w:insideH w:val="single" w:color="auto" w:sz="4"/>
+          <w:insideV w:val="single" w:color="auto" w:sz="4"/>
+        </w:tblBorders>
+      </w:tblPr>
+      <w:tblGrid>
+        <w:gridCol w:w="10080"/>
+      </w:tblGrid>
+      <w:tr>
+        <w:tc>
+          <w:tcPr>
+            <w:tcW w:type="dxa" w:w="10080"/>
+            <w:tcBorders>
+              <w:top w:val="none" w:color="FFFFFF" w:sz="0"/>
+              <w:left w:val="single" w:color="B8860B" w:sz="24"/>
+              <w:bottom w:val="none" w:color="FFFFFF" w:sz="0"/>
+              <w:right w:val="none" w:color="FFFFFF" w:sz="0"/>
+            </w:tcBorders>
+            <w:shd w:fill="FFF6DD" w:color="auto" w:val="clear"/>
+            <w:tcMar>
+              <w:top w:type="dxa" w:w="120"/>
+              <w:left w:type="dxa" w:w="200"/>
+              <w:bottom w:type="dxa" w:w="120"/>
+              <w:right w:type="dxa" w:w="200"/>
+            </w:tcMar>
+          </w:tcPr>
+          <w:p>
+            <w:pPr>
+              <w:spacing w:after="60"/>
+            </w:pPr>
+            <w:r>
+              <w:rPr>
+                <w:rFonts w:ascii="Arial" w:cs="Arial" w:eastAsia="Arial" w:hAnsi="Arial"/>
+                <w:b/>
+                <w:bCs/>
+                <w:sz w:val="21"/>
+                <w:szCs w:val="21"/>
+              </w:rPr>
+              <w:t xml:space="preserve">Attach a VOIDED CHECK or a direct-deposit letter from your bank. </w:t>
+            </w:r>
+            <w:r>
+              <w:rPr>
+                <w:rFonts w:ascii="Arial" w:cs="Arial" w:eastAsia="Arial" w:hAnsi="Arial"/>
+                <w:sz w:val="21"/>
+                <w:szCs w:val="21"/>
+              </w:rPr>
+              <w:t xml:space="preserve">A deposit slip is not accepted — its numbers can differ.</w:t>
+            </w:r>
+          </w:p>
+        </w:tc>
+      </w:tr>
+    </w:tbl>
+    <w:p>
+      <w:pPr>
+        <w:spacing w:after="0" w:before="160"/>
+      </w:pPr>
+      <w:r>
+        <w:rPr>
+          <w:rFonts w:ascii="Arial" w:cs="Arial" w:eastAsia="Arial" w:hAnsi="Arial"/>
+          <w:sz w:val="21"/>
+          <w:szCs w:val="21"/>
+        </w:rPr>
+        <w:t xml:space="preserve">I authorize State of the Arc Welding &amp; Services LLC and its bank or payroll provider to deposit my pay into the account(s) above and, if a deposit is made in error, to reverse or correct that entry. This authorization stays in effect until I give the Company written notice to change or cancel it, allowing reasonable time (usually one to two pay periods) to act on it. Until the first direct deposit goes through, I may be paid by check. If an account is closed or the numbers are wrong, I will tell the office right away.</w:t>
+      </w:r>
+    </w:p>
+    <w:tbl>
+      <w:tblPr>
+        <w:tblW w:type="dxa" w:w="10080"/>
+        <w:tblBorders>
+          <w:top w:val="none" w:color="FFFFFF" w:sz="0"/>
+          <w:left w:val="none" w:color="FFFFFF" w:sz="0"/>
+          <w:bottom w:val="none" w:color="FFFFFF" w:sz="0"/>
+          <w:right w:val="none" w:color="FFFFFF" w:sz="0"/>
+          <w:insideH w:val="none" w:color="FFFFFF" w:sz="0"/>
+          <w:insideV w:val="none" w:color="FFFFFF" w:sz="0"/>
+        </w:tblBorders>
+      </w:tblPr>
+      <w:tblGrid>
+        <w:gridCol w:w="5040"/>
+        <w:gridCol w:w="3240"/>
+        <w:gridCol w:w="1800"/>
+      </w:tblGrid>
+      <w:tr>
+        <w:tc>
+          <w:tcPr>
+            <w:tcW w:type="dxa" w:w="5040"/>
+            <w:tcBorders>
+              <w:top w:val="none" w:color="FFFFFF" w:sz="0"/>
+              <w:left w:val="none" w:color="FFFFFF" w:sz="0"/>
+              <w:bottom w:val="single" w:color="999999" w:sz="4"/>
+              <w:right w:val="none" w:color="FFFFFF" w:sz="0"/>
+            </w:tcBorders>
+            <w:tcMar>
+              <w:top w:type="dxa" w:w="60"/>
+              <w:left w:type="dxa" w:w="60"/>
+              <w:bottom w:type="dxa" w:w="20"/>
+              <w:right w:type="dxa" w:w="120"/>
+            </w:tcMar>
+          </w:tcPr>
+          <w:p>
+            <w:pPr>
+              <w:spacing w:after="0" w:before="280"/>
+            </w:pPr>
+            <w:r>
+              <w:rPr>
+                <w:rFonts w:ascii="Arial" w:cs="Arial" w:eastAsia="Arial" w:hAnsi="Arial"/>
+                <w:sz w:val="21"/>
+                <w:szCs w:val="21"/>
+              </w:rPr>
+              <w:t xml:space="preserve"> </w:t>
+            </w:r>
+          </w:p>
+          <w:p>
+            <w:pPr>
+              <w:spacing w:after="0"/>
+            </w:pPr>
+            <w:r>
+              <w:rPr>
+                <w:rFonts w:ascii="Arial" w:cs="Arial" w:eastAsia="Arial" w:hAnsi="Arial"/>
+                <w:color w:val="666666"/>
+                <w:sz w:val="15"/>
+                <w:szCs w:val="15"/>
+              </w:rPr>
+              <w:t xml:space="preserve">Employee Signature</w:t>
+            </w:r>
+          </w:p>
+        </w:tc>
+        <w:tc>
+          <w:tcPr>
+            <w:tcW w:type="dxa" w:w="3240"/>
+            <w:tcBorders>
+              <w:top w:val="none" w:color="FFFFFF" w:sz="0"/>
+              <w:left w:val="none" w:color="FFFFFF" w:sz="0"/>
+              <w:bottom w:val="single" w:color="999999" w:sz="4"/>
+              <w:right w:val="none" w:color="FFFFFF" w:sz="0"/>
+            </w:tcBorders>
+            <w:tcMar>
+              <w:top w:type="dxa" w:w="60"/>
+              <w:left w:type="dxa" w:w="60"/>
+              <w:bottom w:type="dxa" w:w="20"/>
+              <w:right w:type="dxa" w:w="120"/>
+            </w:tcMar>
+          </w:tcPr>
+          <w:p>
+            <w:pPr>
+              <w:spacing w:after="0" w:before="280"/>
+            </w:pPr>
+            <w:r>
+              <w:rPr>
+                <w:rFonts w:ascii="Arial" w:cs="Arial" w:eastAsia="Arial" w:hAnsi="Arial"/>
+                <w:sz w:val="21"/>
+                <w:szCs w:val="21"/>
+              </w:rPr>
+              <w:t xml:space="preserve"> </w:t>
+            </w:r>
+          </w:p>
+          <w:p>
+            <w:pPr>
+              <w:spacing w:after="0"/>
+            </w:pPr>
+            <w:r>
+              <w:rPr>
+                <w:rFonts w:ascii="Arial" w:cs="Arial" w:eastAsia="Arial" w:hAnsi="Arial"/>
+                <w:color w:val="666666"/>
+                <w:sz w:val="15"/>
+                <w:szCs w:val="15"/>
+              </w:rPr>
+              <w:t xml:space="preserve">Printed Name</w:t>
+            </w:r>
+          </w:p>
+        </w:tc>
+        <w:tc>
+          <w:tcPr>
+            <w:tcW w:type="dxa" w:w="1800"/>
+            <w:tcBorders>
+              <w:top w:val="none" w:color="FFFFFF" w:sz="0"/>
+              <w:left w:val="none" w:color="FFFFFF" w:sz="0"/>
+              <w:bottom w:val="single" w:color="999999" w:sz="4"/>
+              <w:right w:val="none" w:color="FFFFFF" w:sz="0"/>
+            </w:tcBorders>
+            <w:tcMar>
+              <w:top w:type="dxa" w:w="60"/>
+              <w:left w:type="dxa" w:w="60"/>
+              <w:bottom w:type="dxa" w:w="20"/>
+              <w:right w:type="dxa" w:w="120"/>
+            </w:tcMar>
+          </w:tcPr>
+          <w:p>
+            <w:pPr>
+              <w:spacing w:after="0" w:before="280"/>
+            </w:pPr>
+            <w:r>
+              <w:rPr>
+                <w:rFonts w:ascii="Arial" w:cs="Arial" w:eastAsia="Arial" w:hAnsi="Arial"/>
+                <w:sz w:val="21"/>
+                <w:szCs w:val="21"/>
+              </w:rPr>
+              <w:t xml:space="preserve"> </w:t>
+            </w:r>
+          </w:p>
+          <w:p>
+            <w:pPr>
+              <w:spacing w:after="0"/>
+            </w:pPr>
+            <w:r>
+              <w:rPr>
+                <w:rFonts w:ascii="Arial" w:cs="Arial" w:eastAsia="Arial" w:hAnsi="Arial"/>
+                <w:color w:val="666666"/>
+                <w:sz w:val="15"/>
+                <w:szCs w:val="15"/>
+              </w:rPr>
+              <w:t xml:space="preserve">Date</w:t>
+            </w:r>
+          </w:p>
+        </w:tc>
+      </w:tr>
+    </w:tbl>
+    <w:p>
+      <w:pPr>
+        <w:spacing w:after="100" w:before="200"/>
+      </w:pPr>
+      <w:r>
+        <w:rPr>
+          <w:rFonts w:ascii="Arial" w:cs="Arial" w:eastAsia="Arial" w:hAnsi="Arial"/>
+          <w:b/>
+          <w:bCs/>
+          <w:color w:val="B8860B"/>
+          <w:sz w:val="24"/>
+          <w:szCs w:val="24"/>
+        </w:rPr>
+        <w:t xml:space="preserve">Office use</w:t>
+      </w:r>
+    </w:p>
+    <w:tbl>
+      <w:tblPr>
+        <w:tblW w:type="dxa" w:w="10080"/>
+        <w:tblBorders>
+          <w:top w:val="none" w:color="FFFFFF" w:sz="0"/>
+          <w:left w:val="none" w:color="FFFFFF" w:sz="0"/>
+          <w:bottom w:val="none" w:color="FFFFFF" w:sz="0"/>
+          <w:right w:val="none" w:color="FFFFFF" w:sz="0"/>
+          <w:insideH w:val="none" w:color="FFFFFF" w:sz="0"/>
+          <w:insideV w:val="none" w:color="FFFFFF" w:sz="0"/>
+        </w:tblBorders>
+      </w:tblPr>
+      <w:tblGrid>
+        <w:gridCol w:w="3360"/>
+        <w:gridCol w:w="3360"/>
+        <w:gridCol w:w="3360"/>
+      </w:tblGrid>
+      <w:tr>
+        <w:tc>
+          <w:tcPr>
+            <w:tcW w:type="dxa" w:w="3360"/>
+            <w:tcBorders>
+              <w:top w:val="none" w:color="FFFFFF" w:sz="0"/>
+              <w:left w:val="none" w:color="FFFFFF" w:sz="0"/>
+              <w:bottom w:val="single" w:color="999999" w:sz="4"/>
+              <w:right w:val="none" w:color="FFFFFF" w:sz="0"/>
+            </w:tcBorders>
+            <w:tcMar>
+              <w:top w:type="dxa" w:w="60"/>
+              <w:left w:type="dxa" w:w="60"/>
+              <w:bottom w:type="dxa" w:w="20"/>
+              <w:right w:type="dxa" w:w="120"/>
+            </w:tcMar>
+          </w:tcPr>
+          <w:p>
+            <w:pPr>
+              <w:spacing w:after="0" w:before="280"/>
+            </w:pPr>
+            <w:r>
+              <w:rPr>
+                <w:rFonts w:ascii="Arial" w:cs="Arial" w:eastAsia="Arial" w:hAnsi="Arial"/>
+                <w:sz w:val="21"/>
+                <w:szCs w:val="21"/>
+              </w:rPr>
+              <w:t xml:space="preserve"> </w:t>
+            </w:r>
+          </w:p>
+          <w:p>
+            <w:pPr>
+              <w:spacing w:after="0"/>
+            </w:pPr>
+            <w:r>
+              <w:rPr>
+                <w:rFonts w:ascii="Arial" w:cs="Arial" w:eastAsia="Arial" w:hAnsi="Arial"/>
+                <w:color w:val="666666"/>
+                <w:sz w:val="15"/>
+                <w:szCs w:val="15"/>
+              </w:rPr>
+              <w:t xml:space="preserve">Entered in Payroll By</w:t>
+            </w:r>
+          </w:p>
+        </w:tc>
+        <w:tc>
+          <w:tcPr>
+            <w:tcW w:type="dxa" w:w="3360"/>
+            <w:tcBorders>
+              <w:top w:val="none" w:color="FFFFFF" w:sz="0"/>
+              <w:left w:val="none" w:color="FFFFFF" w:sz="0"/>
+              <w:bottom w:val="single" w:color="999999" w:sz="4"/>
+              <w:right w:val="none" w:color="FFFFFF" w:sz="0"/>
+            </w:tcBorders>
+            <w:tcMar>
+              <w:top w:type="dxa" w:w="60"/>
+              <w:left w:type="dxa" w:w="60"/>
+              <w:bottom w:type="dxa" w:w="20"/>
+              <w:right w:type="dxa" w:w="120"/>
+            </w:tcMar>
+          </w:tcPr>
+          <w:p>
+            <w:pPr>
+              <w:spacing w:after="0" w:before="280"/>
+            </w:pPr>
+            <w:r>
+              <w:rPr>
+                <w:rFonts w:ascii="Arial" w:cs="Arial" w:eastAsia="Arial" w:hAnsi="Arial"/>
+                <w:sz w:val="21"/>
+                <w:szCs w:val="21"/>
+              </w:rPr>
+              <w:t xml:space="preserve"> </w:t>
+            </w:r>
+          </w:p>
+          <w:p>
+            <w:pPr>
+              <w:spacing w:after="0"/>
+            </w:pPr>
+            <w:r>
+              <w:rPr>
+                <w:rFonts w:ascii="Arial" w:cs="Arial" w:eastAsia="Arial" w:hAnsi="Arial"/>
+                <w:color w:val="666666"/>
+                <w:sz w:val="15"/>
+                <w:szCs w:val="15"/>
+              </w:rPr>
+              <w:t xml:space="preserve">Date Entered</w:t>
+            </w:r>
+          </w:p>
+        </w:tc>
+        <w:tc>
+          <w:tcPr>
+            <w:tcW w:type="dxa" w:w="3360"/>
+            <w:tcBorders>
+              <w:top w:val="none" w:color="FFFFFF" w:sz="0"/>
+              <w:left w:val="none" w:color="FFFFFF" w:sz="0"/>
+              <w:bottom w:val="single" w:color="999999" w:sz="4"/>
+              <w:right w:val="none" w:color="FFFFFF" w:sz="0"/>
+            </w:tcBorders>
+            <w:tcMar>
+              <w:top w:type="dxa" w:w="60"/>
+              <w:left w:type="dxa" w:w="60"/>
+              <w:bottom w:type="dxa" w:w="20"/>
+              <w:right w:type="dxa" w:w="120"/>
+            </w:tcMar>
+          </w:tcPr>
+          <w:p>
+            <w:pPr>
+              <w:spacing w:after="0" w:before="280"/>
+            </w:pPr>
+            <w:r>
+              <w:rPr>
+                <w:rFonts w:ascii="Arial" w:cs="Arial" w:eastAsia="Arial" w:hAnsi="Arial"/>
+                <w:sz w:val="21"/>
+                <w:szCs w:val="21"/>
+              </w:rPr>
+              <w:t xml:space="preserve"> </w:t>
+            </w:r>
+          </w:p>
+          <w:p>
+            <w:pPr>
+              <w:spacing w:after="0"/>
+            </w:pPr>
+            <w:r>
+              <w:rPr>
+                <w:rFonts w:ascii="Arial" w:cs="Arial" w:eastAsia="Arial" w:hAnsi="Arial"/>
+                <w:color w:val="666666"/>
+                <w:sz w:val="15"/>
+                <w:szCs w:val="15"/>
+              </w:rPr>
+              <w:t xml:space="preserve">First Pay Date on Deposit</w:t>
+            </w:r>
+          </w:p>
+        </w:tc>
+      </w:tr>
+    </w:tbl>
+    <w:p>
+      <w:r>
+        <w:br w:type="page"/>
+      </w:r>
+    </w:p>
+    <w:p>
+      <w:pPr>
+        <w:spacing w:after="60"/>
+      </w:pPr>
+      <w:r>
+        <w:rPr>
+          <w:rFonts w:ascii="Arial" w:cs="Arial" w:eastAsia="Arial" w:hAnsi="Arial"/>
+          <w:b/>
+          <w:bCs/>
+          <w:color w:val="1F1F1F"/>
+          <w:sz w:val="32"/>
+          <w:szCs w:val="32"/>
+        </w:rPr>
+        <w:t xml:space="preserve">9. Acknowledgement &amp; Checklist</w:t>
       </w:r>
     </w:p>
     <w:p>
@@ -6855,7 +7770,7 @@
                 <w:sz w:val="19"/>
                 <w:szCs w:val="19"/>
               </w:rPr>
-              <w:t xml:space="preserve">Direct deposit set up</w:t>
+              <w:t xml:space="preserve">Direct deposit form + voided check received and entered (if requested)</w:t>
             </w:r>
           </w:p>
         </w:tc>

--- a/hire-package/SOTA-New-Hire-Package.docx
+++ b/hire-package/SOTA-New-Hire-Package.docx
@@ -398,7 +398,7 @@
           <w:sz w:val="21"/>
           <w:szCs w:val="21"/>
         </w:rPr>
-        <w:t xml:space="preserve">for the federal Form I-9 (see Section 6 for the list you can pick from)</w:t>
+        <w:t xml:space="preserve">for the federal Form I-9 (see Section 7 for the list you can pick from)</w:t>
       </w:r>
     </w:p>
     <w:p>
@@ -446,7 +446,7 @@
           <w:sz w:val="21"/>
           <w:szCs w:val="21"/>
         </w:rPr>
-        <w:t xml:space="preserve">Social Security number </w:t>
+        <w:t xml:space="preserve">Names and phone numbers of 3 references </w:t>
       </w:r>
       <w:r>
         <w:rPr>
@@ -454,7 +454,7 @@
           <w:sz w:val="21"/>
           <w:szCs w:val="21"/>
         </w:rPr>
-        <w:t xml:space="preserve">for payroll and your W-4</w:t>
+        <w:t xml:space="preserve">and your last two employers (Section 5)</w:t>
       </w:r>
     </w:p>
     <w:p>
@@ -474,7 +474,7 @@
           <w:sz w:val="21"/>
           <w:szCs w:val="21"/>
         </w:rPr>
-        <w:t xml:space="preserve">Voided check or bank direct-deposit letter </w:t>
+        <w:t xml:space="preserve">Social Security number </w:t>
       </w:r>
       <w:r>
         <w:rPr>
@@ -482,7 +482,35 @@
           <w:sz w:val="21"/>
           <w:szCs w:val="21"/>
         </w:rPr>
-        <w:t xml:space="preserve">if you want direct deposit (Section 8)</w:t>
+        <w:t xml:space="preserve">for payroll and your W-4</w:t>
+      </w:r>
+    </w:p>
+    <w:p>
+      <w:pPr>
+        <w:pStyle w:val="ListParagraph"/>
+        <w:numPr>
+          <w:ilvl w:val="0"/>
+          <w:numId w:val="2"/>
+        </w:numPr>
+        <w:spacing w:after="80"/>
+      </w:pPr>
+      <w:r>
+        <w:rPr>
+          <w:rFonts w:ascii="Arial" w:cs="Arial" w:eastAsia="Arial" w:hAnsi="Arial"/>
+          <w:b/>
+          <w:bCs/>
+          <w:sz w:val="21"/>
+          <w:szCs w:val="21"/>
+        </w:rPr>
+        <w:t xml:space="preserve">Voided check or bank direct-deposit letter </w:t>
+      </w:r>
+      <w:r>
+        <w:rPr>
+          <w:rFonts w:ascii="Arial" w:cs="Arial" w:eastAsia="Arial" w:hAnsi="Arial"/>
+          <w:sz w:val="21"/>
+          <w:szCs w:val="21"/>
+        </w:rPr>
+        <w:t xml:space="preserve">if you want direct deposit (Section 9)</w:t>
       </w:r>
     </w:p>
     <w:p>
@@ -1811,7 +1839,7 @@
           <w:sz w:val="21"/>
           <w:szCs w:val="21"/>
         </w:rPr>
-        <w:t xml:space="preserve">Direct Deposit Authorization in Section 8</w:t>
+        <w:t xml:space="preserve">Direct Deposit Authorization in Section 9</w:t>
       </w:r>
       <w:r>
         <w:rPr>
@@ -3661,7 +3689,2247 @@
           <w:sz w:val="32"/>
           <w:szCs w:val="32"/>
         </w:rPr>
-        <w:t xml:space="preserve">5. Driver’s License &amp; Driving Record</w:t>
+        <w:t xml:space="preserve">5. Work History &amp; References</w:t>
+      </w:r>
+    </w:p>
+    <w:p>
+      <w:pPr>
+        <w:pBdr>
+          <w:bottom w:val="single" w:color="B8860B" w:sz="12" w:space="4"/>
+        </w:pBdr>
+        <w:spacing w:after="200"/>
+      </w:pPr>
+      <w:r>
+        <w:rPr>
+          <w:rFonts w:ascii="Arial" w:cs="Arial" w:eastAsia="Arial" w:hAnsi="Arial"/>
+          <w:i/>
+          <w:iCs/>
+          <w:color w:val="666666"/>
+          <w:sz w:val="19"/>
+          <w:szCs w:val="19"/>
+        </w:rPr>
+        <w:t xml:space="preserve">We will call these people, so please give numbers that work.</w:t>
+      </w:r>
+    </w:p>
+    <w:p>
+      <w:pPr>
+        <w:spacing w:after="100" w:before="200"/>
+      </w:pPr>
+      <w:r>
+        <w:rPr>
+          <w:rFonts w:ascii="Arial" w:cs="Arial" w:eastAsia="Arial" w:hAnsi="Arial"/>
+          <w:b/>
+          <w:bCs/>
+          <w:color w:val="B8860B"/>
+          <w:sz w:val="24"/>
+          <w:szCs w:val="24"/>
+        </w:rPr>
+        <w:t xml:space="preserve">Last two employers</w:t>
+      </w:r>
+    </w:p>
+    <w:p>
+      <w:pPr>
+        <w:spacing w:after="0" w:before="160"/>
+      </w:pPr>
+      <w:r>
+        <w:rPr>
+          <w:rFonts w:ascii="Arial" w:cs="Arial" w:eastAsia="Arial" w:hAnsi="Arial"/>
+          <w:b/>
+          <w:bCs/>
+          <w:sz w:val="21"/>
+          <w:szCs w:val="21"/>
+        </w:rPr>
+        <w:t xml:space="preserve">Employer 1 — most recent</w:t>
+      </w:r>
+    </w:p>
+    <w:tbl>
+      <w:tblPr>
+        <w:tblW w:type="dxa" w:w="10080"/>
+        <w:tblBorders>
+          <w:top w:val="none" w:color="FFFFFF" w:sz="0"/>
+          <w:left w:val="none" w:color="FFFFFF" w:sz="0"/>
+          <w:bottom w:val="none" w:color="FFFFFF" w:sz="0"/>
+          <w:right w:val="none" w:color="FFFFFF" w:sz="0"/>
+          <w:insideH w:val="none" w:color="FFFFFF" w:sz="0"/>
+          <w:insideV w:val="none" w:color="FFFFFF" w:sz="0"/>
+        </w:tblBorders>
+      </w:tblPr>
+      <w:tblGrid>
+        <w:gridCol w:w="4200"/>
+        <w:gridCol w:w="3240"/>
+        <w:gridCol w:w="2640"/>
+      </w:tblGrid>
+      <w:tr>
+        <w:tc>
+          <w:tcPr>
+            <w:tcW w:type="dxa" w:w="4200"/>
+            <w:tcBorders>
+              <w:top w:val="none" w:color="FFFFFF" w:sz="0"/>
+              <w:left w:val="none" w:color="FFFFFF" w:sz="0"/>
+              <w:bottom w:val="single" w:color="999999" w:sz="4"/>
+              <w:right w:val="none" w:color="FFFFFF" w:sz="0"/>
+            </w:tcBorders>
+            <w:tcMar>
+              <w:top w:type="dxa" w:w="60"/>
+              <w:left w:type="dxa" w:w="60"/>
+              <w:bottom w:type="dxa" w:w="20"/>
+              <w:right w:type="dxa" w:w="120"/>
+            </w:tcMar>
+          </w:tcPr>
+          <w:p>
+            <w:pPr>
+              <w:spacing w:after="0" w:before="280"/>
+            </w:pPr>
+            <w:r>
+              <w:rPr>
+                <w:rFonts w:ascii="Arial" w:cs="Arial" w:eastAsia="Arial" w:hAnsi="Arial"/>
+                <w:sz w:val="21"/>
+                <w:szCs w:val="21"/>
+              </w:rPr>
+              <w:t xml:space="preserve"> </w:t>
+            </w:r>
+          </w:p>
+          <w:p>
+            <w:pPr>
+              <w:spacing w:after="0"/>
+            </w:pPr>
+            <w:r>
+              <w:rPr>
+                <w:rFonts w:ascii="Arial" w:cs="Arial" w:eastAsia="Arial" w:hAnsi="Arial"/>
+                <w:color w:val="666666"/>
+                <w:sz w:val="15"/>
+                <w:szCs w:val="15"/>
+              </w:rPr>
+              <w:t xml:space="preserve">Company Name</w:t>
+            </w:r>
+          </w:p>
+        </w:tc>
+        <w:tc>
+          <w:tcPr>
+            <w:tcW w:type="dxa" w:w="3240"/>
+            <w:tcBorders>
+              <w:top w:val="none" w:color="FFFFFF" w:sz="0"/>
+              <w:left w:val="none" w:color="FFFFFF" w:sz="0"/>
+              <w:bottom w:val="single" w:color="999999" w:sz="4"/>
+              <w:right w:val="none" w:color="FFFFFF" w:sz="0"/>
+            </w:tcBorders>
+            <w:tcMar>
+              <w:top w:type="dxa" w:w="60"/>
+              <w:left w:type="dxa" w:w="60"/>
+              <w:bottom w:type="dxa" w:w="20"/>
+              <w:right w:type="dxa" w:w="120"/>
+            </w:tcMar>
+          </w:tcPr>
+          <w:p>
+            <w:pPr>
+              <w:spacing w:after="0" w:before="280"/>
+            </w:pPr>
+            <w:r>
+              <w:rPr>
+                <w:rFonts w:ascii="Arial" w:cs="Arial" w:eastAsia="Arial" w:hAnsi="Arial"/>
+                <w:sz w:val="21"/>
+                <w:szCs w:val="21"/>
+              </w:rPr>
+              <w:t xml:space="preserve"> </w:t>
+            </w:r>
+          </w:p>
+          <w:p>
+            <w:pPr>
+              <w:spacing w:after="0"/>
+            </w:pPr>
+            <w:r>
+              <w:rPr>
+                <w:rFonts w:ascii="Arial" w:cs="Arial" w:eastAsia="Arial" w:hAnsi="Arial"/>
+                <w:color w:val="666666"/>
+                <w:sz w:val="15"/>
+                <w:szCs w:val="15"/>
+              </w:rPr>
+              <w:t xml:space="preserve">Supervisor / Foreman</w:t>
+            </w:r>
+          </w:p>
+        </w:tc>
+        <w:tc>
+          <w:tcPr>
+            <w:tcW w:type="dxa" w:w="2640"/>
+            <w:tcBorders>
+              <w:top w:val="none" w:color="FFFFFF" w:sz="0"/>
+              <w:left w:val="none" w:color="FFFFFF" w:sz="0"/>
+              <w:bottom w:val="single" w:color="999999" w:sz="4"/>
+              <w:right w:val="none" w:color="FFFFFF" w:sz="0"/>
+            </w:tcBorders>
+            <w:tcMar>
+              <w:top w:type="dxa" w:w="60"/>
+              <w:left w:type="dxa" w:w="60"/>
+              <w:bottom w:type="dxa" w:w="20"/>
+              <w:right w:type="dxa" w:w="120"/>
+            </w:tcMar>
+          </w:tcPr>
+          <w:p>
+            <w:pPr>
+              <w:spacing w:after="0" w:before="280"/>
+            </w:pPr>
+            <w:r>
+              <w:rPr>
+                <w:rFonts w:ascii="Arial" w:cs="Arial" w:eastAsia="Arial" w:hAnsi="Arial"/>
+                <w:sz w:val="21"/>
+                <w:szCs w:val="21"/>
+              </w:rPr>
+              <w:t xml:space="preserve"> </w:t>
+            </w:r>
+          </w:p>
+          <w:p>
+            <w:pPr>
+              <w:spacing w:after="0"/>
+            </w:pPr>
+            <w:r>
+              <w:rPr>
+                <w:rFonts w:ascii="Arial" w:cs="Arial" w:eastAsia="Arial" w:hAnsi="Arial"/>
+                <w:color w:val="666666"/>
+                <w:sz w:val="15"/>
+                <w:szCs w:val="15"/>
+              </w:rPr>
+              <w:t xml:space="preserve">Phone</w:t>
+            </w:r>
+          </w:p>
+        </w:tc>
+      </w:tr>
+      <w:tr>
+        <w:tc>
+          <w:tcPr>
+            <w:tcW w:type="dxa" w:w="3240"/>
+            <w:tcBorders>
+              <w:top w:val="none" w:color="FFFFFF" w:sz="0"/>
+              <w:left w:val="none" w:color="FFFFFF" w:sz="0"/>
+              <w:bottom w:val="single" w:color="999999" w:sz="4"/>
+              <w:right w:val="none" w:color="FFFFFF" w:sz="0"/>
+            </w:tcBorders>
+            <w:tcMar>
+              <w:top w:type="dxa" w:w="60"/>
+              <w:left w:type="dxa" w:w="60"/>
+              <w:bottom w:type="dxa" w:w="20"/>
+              <w:right w:type="dxa" w:w="120"/>
+            </w:tcMar>
+          </w:tcPr>
+          <w:p>
+            <w:pPr>
+              <w:spacing w:after="0" w:before="280"/>
+            </w:pPr>
+            <w:r>
+              <w:rPr>
+                <w:rFonts w:ascii="Arial" w:cs="Arial" w:eastAsia="Arial" w:hAnsi="Arial"/>
+                <w:sz w:val="21"/>
+                <w:szCs w:val="21"/>
+              </w:rPr>
+              <w:t xml:space="preserve"> </w:t>
+            </w:r>
+          </w:p>
+          <w:p>
+            <w:pPr>
+              <w:spacing w:after="0"/>
+            </w:pPr>
+            <w:r>
+              <w:rPr>
+                <w:rFonts w:ascii="Arial" w:cs="Arial" w:eastAsia="Arial" w:hAnsi="Arial"/>
+                <w:color w:val="666666"/>
+                <w:sz w:val="15"/>
+                <w:szCs w:val="15"/>
+              </w:rPr>
+              <w:t xml:space="preserve">Job Title / Craft</w:t>
+            </w:r>
+          </w:p>
+        </w:tc>
+        <w:tc>
+          <w:tcPr>
+            <w:tcW w:type="dxa" w:w="2400"/>
+            <w:tcBorders>
+              <w:top w:val="none" w:color="FFFFFF" w:sz="0"/>
+              <w:left w:val="none" w:color="FFFFFF" w:sz="0"/>
+              <w:bottom w:val="single" w:color="999999" w:sz="4"/>
+              <w:right w:val="none" w:color="FFFFFF" w:sz="0"/>
+            </w:tcBorders>
+            <w:tcMar>
+              <w:top w:type="dxa" w:w="60"/>
+              <w:left w:type="dxa" w:w="60"/>
+              <w:bottom w:type="dxa" w:w="20"/>
+              <w:right w:type="dxa" w:w="120"/>
+            </w:tcMar>
+          </w:tcPr>
+          <w:p>
+            <w:pPr>
+              <w:spacing w:after="0" w:before="280"/>
+            </w:pPr>
+            <w:r>
+              <w:rPr>
+                <w:rFonts w:ascii="Arial" w:cs="Arial" w:eastAsia="Arial" w:hAnsi="Arial"/>
+                <w:sz w:val="21"/>
+                <w:szCs w:val="21"/>
+              </w:rPr>
+              <w:t xml:space="preserve"> </w:t>
+            </w:r>
+          </w:p>
+          <w:p>
+            <w:pPr>
+              <w:spacing w:after="0"/>
+            </w:pPr>
+            <w:r>
+              <w:rPr>
+                <w:rFonts w:ascii="Arial" w:cs="Arial" w:eastAsia="Arial" w:hAnsi="Arial"/>
+                <w:color w:val="666666"/>
+                <w:sz w:val="15"/>
+                <w:szCs w:val="15"/>
+              </w:rPr>
+              <w:t xml:space="preserve">Dates (from – to)</w:t>
+            </w:r>
+          </w:p>
+        </w:tc>
+        <w:tc>
+          <w:tcPr>
+            <w:tcW w:type="dxa" w:w="4440"/>
+            <w:tcBorders>
+              <w:top w:val="none" w:color="FFFFFF" w:sz="0"/>
+              <w:left w:val="none" w:color="FFFFFF" w:sz="0"/>
+              <w:bottom w:val="single" w:color="999999" w:sz="4"/>
+              <w:right w:val="none" w:color="FFFFFF" w:sz="0"/>
+            </w:tcBorders>
+            <w:tcMar>
+              <w:top w:type="dxa" w:w="60"/>
+              <w:left w:type="dxa" w:w="60"/>
+              <w:bottom w:type="dxa" w:w="20"/>
+              <w:right w:type="dxa" w:w="120"/>
+            </w:tcMar>
+          </w:tcPr>
+          <w:p>
+            <w:pPr>
+              <w:spacing w:after="0" w:before="280"/>
+            </w:pPr>
+            <w:r>
+              <w:rPr>
+                <w:rFonts w:ascii="Arial" w:cs="Arial" w:eastAsia="Arial" w:hAnsi="Arial"/>
+                <w:sz w:val="21"/>
+                <w:szCs w:val="21"/>
+              </w:rPr>
+              <w:t xml:space="preserve"> </w:t>
+            </w:r>
+          </w:p>
+          <w:p>
+            <w:pPr>
+              <w:spacing w:after="0"/>
+            </w:pPr>
+            <w:r>
+              <w:rPr>
+                <w:rFonts w:ascii="Arial" w:cs="Arial" w:eastAsia="Arial" w:hAnsi="Arial"/>
+                <w:color w:val="666666"/>
+                <w:sz w:val="15"/>
+                <w:szCs w:val="15"/>
+              </w:rPr>
+              <w:t xml:space="preserve">Reason for Leaving</w:t>
+            </w:r>
+          </w:p>
+        </w:tc>
+      </w:tr>
+    </w:tbl>
+    <w:p>
+      <w:pPr>
+        <w:spacing w:after="60" w:before="100"/>
+      </w:pPr>
+      <w:r>
+        <w:rPr>
+          <w:rFonts w:ascii="Arial" w:cs="Arial" w:eastAsia="Arial" w:hAnsi="Arial"/>
+          <w:sz w:val="21"/>
+          <w:szCs w:val="21"/>
+        </w:rPr>
+        <w:t xml:space="preserve">May we contact this employer?   ☐ Yes   ☐ No   </w:t>
+      </w:r>
+      <w:r>
+        <w:rPr>
+          <w:rFonts w:ascii="Arial" w:cs="Arial" w:eastAsia="Arial" w:hAnsi="Arial"/>
+          <w:color w:val="666666"/>
+          <w:sz w:val="18"/>
+          <w:szCs w:val="18"/>
+        </w:rPr>
+        <w:t xml:space="preserve">(you may say No for a current employer)</w:t>
+      </w:r>
+    </w:p>
+    <w:p>
+      <w:pPr>
+        <w:spacing w:after="0" w:before="160"/>
+      </w:pPr>
+      <w:r>
+        <w:rPr>
+          <w:rFonts w:ascii="Arial" w:cs="Arial" w:eastAsia="Arial" w:hAnsi="Arial"/>
+          <w:b/>
+          <w:bCs/>
+          <w:sz w:val="21"/>
+          <w:szCs w:val="21"/>
+        </w:rPr>
+        <w:t xml:space="preserve">Employer 2</w:t>
+      </w:r>
+    </w:p>
+    <w:tbl>
+      <w:tblPr>
+        <w:tblW w:type="dxa" w:w="10080"/>
+        <w:tblBorders>
+          <w:top w:val="none" w:color="FFFFFF" w:sz="0"/>
+          <w:left w:val="none" w:color="FFFFFF" w:sz="0"/>
+          <w:bottom w:val="none" w:color="FFFFFF" w:sz="0"/>
+          <w:right w:val="none" w:color="FFFFFF" w:sz="0"/>
+          <w:insideH w:val="none" w:color="FFFFFF" w:sz="0"/>
+          <w:insideV w:val="none" w:color="FFFFFF" w:sz="0"/>
+        </w:tblBorders>
+      </w:tblPr>
+      <w:tblGrid>
+        <w:gridCol w:w="4200"/>
+        <w:gridCol w:w="3240"/>
+        <w:gridCol w:w="2640"/>
+      </w:tblGrid>
+      <w:tr>
+        <w:tc>
+          <w:tcPr>
+            <w:tcW w:type="dxa" w:w="4200"/>
+            <w:tcBorders>
+              <w:top w:val="none" w:color="FFFFFF" w:sz="0"/>
+              <w:left w:val="none" w:color="FFFFFF" w:sz="0"/>
+              <w:bottom w:val="single" w:color="999999" w:sz="4"/>
+              <w:right w:val="none" w:color="FFFFFF" w:sz="0"/>
+            </w:tcBorders>
+            <w:tcMar>
+              <w:top w:type="dxa" w:w="60"/>
+              <w:left w:type="dxa" w:w="60"/>
+              <w:bottom w:type="dxa" w:w="20"/>
+              <w:right w:type="dxa" w:w="120"/>
+            </w:tcMar>
+          </w:tcPr>
+          <w:p>
+            <w:pPr>
+              <w:spacing w:after="0" w:before="280"/>
+            </w:pPr>
+            <w:r>
+              <w:rPr>
+                <w:rFonts w:ascii="Arial" w:cs="Arial" w:eastAsia="Arial" w:hAnsi="Arial"/>
+                <w:sz w:val="21"/>
+                <w:szCs w:val="21"/>
+              </w:rPr>
+              <w:t xml:space="preserve"> </w:t>
+            </w:r>
+          </w:p>
+          <w:p>
+            <w:pPr>
+              <w:spacing w:after="0"/>
+            </w:pPr>
+            <w:r>
+              <w:rPr>
+                <w:rFonts w:ascii="Arial" w:cs="Arial" w:eastAsia="Arial" w:hAnsi="Arial"/>
+                <w:color w:val="666666"/>
+                <w:sz w:val="15"/>
+                <w:szCs w:val="15"/>
+              </w:rPr>
+              <w:t xml:space="preserve">Company Name</w:t>
+            </w:r>
+          </w:p>
+        </w:tc>
+        <w:tc>
+          <w:tcPr>
+            <w:tcW w:type="dxa" w:w="3240"/>
+            <w:tcBorders>
+              <w:top w:val="none" w:color="FFFFFF" w:sz="0"/>
+              <w:left w:val="none" w:color="FFFFFF" w:sz="0"/>
+              <w:bottom w:val="single" w:color="999999" w:sz="4"/>
+              <w:right w:val="none" w:color="FFFFFF" w:sz="0"/>
+            </w:tcBorders>
+            <w:tcMar>
+              <w:top w:type="dxa" w:w="60"/>
+              <w:left w:type="dxa" w:w="60"/>
+              <w:bottom w:type="dxa" w:w="20"/>
+              <w:right w:type="dxa" w:w="120"/>
+            </w:tcMar>
+          </w:tcPr>
+          <w:p>
+            <w:pPr>
+              <w:spacing w:after="0" w:before="280"/>
+            </w:pPr>
+            <w:r>
+              <w:rPr>
+                <w:rFonts w:ascii="Arial" w:cs="Arial" w:eastAsia="Arial" w:hAnsi="Arial"/>
+                <w:sz w:val="21"/>
+                <w:szCs w:val="21"/>
+              </w:rPr>
+              <w:t xml:space="preserve"> </w:t>
+            </w:r>
+          </w:p>
+          <w:p>
+            <w:pPr>
+              <w:spacing w:after="0"/>
+            </w:pPr>
+            <w:r>
+              <w:rPr>
+                <w:rFonts w:ascii="Arial" w:cs="Arial" w:eastAsia="Arial" w:hAnsi="Arial"/>
+                <w:color w:val="666666"/>
+                <w:sz w:val="15"/>
+                <w:szCs w:val="15"/>
+              </w:rPr>
+              <w:t xml:space="preserve">Supervisor / Foreman</w:t>
+            </w:r>
+          </w:p>
+        </w:tc>
+        <w:tc>
+          <w:tcPr>
+            <w:tcW w:type="dxa" w:w="2640"/>
+            <w:tcBorders>
+              <w:top w:val="none" w:color="FFFFFF" w:sz="0"/>
+              <w:left w:val="none" w:color="FFFFFF" w:sz="0"/>
+              <w:bottom w:val="single" w:color="999999" w:sz="4"/>
+              <w:right w:val="none" w:color="FFFFFF" w:sz="0"/>
+            </w:tcBorders>
+            <w:tcMar>
+              <w:top w:type="dxa" w:w="60"/>
+              <w:left w:type="dxa" w:w="60"/>
+              <w:bottom w:type="dxa" w:w="20"/>
+              <w:right w:type="dxa" w:w="120"/>
+            </w:tcMar>
+          </w:tcPr>
+          <w:p>
+            <w:pPr>
+              <w:spacing w:after="0" w:before="280"/>
+            </w:pPr>
+            <w:r>
+              <w:rPr>
+                <w:rFonts w:ascii="Arial" w:cs="Arial" w:eastAsia="Arial" w:hAnsi="Arial"/>
+                <w:sz w:val="21"/>
+                <w:szCs w:val="21"/>
+              </w:rPr>
+              <w:t xml:space="preserve"> </w:t>
+            </w:r>
+          </w:p>
+          <w:p>
+            <w:pPr>
+              <w:spacing w:after="0"/>
+            </w:pPr>
+            <w:r>
+              <w:rPr>
+                <w:rFonts w:ascii="Arial" w:cs="Arial" w:eastAsia="Arial" w:hAnsi="Arial"/>
+                <w:color w:val="666666"/>
+                <w:sz w:val="15"/>
+                <w:szCs w:val="15"/>
+              </w:rPr>
+              <w:t xml:space="preserve">Phone</w:t>
+            </w:r>
+          </w:p>
+        </w:tc>
+      </w:tr>
+      <w:tr>
+        <w:tc>
+          <w:tcPr>
+            <w:tcW w:type="dxa" w:w="3240"/>
+            <w:tcBorders>
+              <w:top w:val="none" w:color="FFFFFF" w:sz="0"/>
+              <w:left w:val="none" w:color="FFFFFF" w:sz="0"/>
+              <w:bottom w:val="single" w:color="999999" w:sz="4"/>
+              <w:right w:val="none" w:color="FFFFFF" w:sz="0"/>
+            </w:tcBorders>
+            <w:tcMar>
+              <w:top w:type="dxa" w:w="60"/>
+              <w:left w:type="dxa" w:w="60"/>
+              <w:bottom w:type="dxa" w:w="20"/>
+              <w:right w:type="dxa" w:w="120"/>
+            </w:tcMar>
+          </w:tcPr>
+          <w:p>
+            <w:pPr>
+              <w:spacing w:after="0" w:before="280"/>
+            </w:pPr>
+            <w:r>
+              <w:rPr>
+                <w:rFonts w:ascii="Arial" w:cs="Arial" w:eastAsia="Arial" w:hAnsi="Arial"/>
+                <w:sz w:val="21"/>
+                <w:szCs w:val="21"/>
+              </w:rPr>
+              <w:t xml:space="preserve"> </w:t>
+            </w:r>
+          </w:p>
+          <w:p>
+            <w:pPr>
+              <w:spacing w:after="0"/>
+            </w:pPr>
+            <w:r>
+              <w:rPr>
+                <w:rFonts w:ascii="Arial" w:cs="Arial" w:eastAsia="Arial" w:hAnsi="Arial"/>
+                <w:color w:val="666666"/>
+                <w:sz w:val="15"/>
+                <w:szCs w:val="15"/>
+              </w:rPr>
+              <w:t xml:space="preserve">Job Title / Craft</w:t>
+            </w:r>
+          </w:p>
+        </w:tc>
+        <w:tc>
+          <w:tcPr>
+            <w:tcW w:type="dxa" w:w="2400"/>
+            <w:tcBorders>
+              <w:top w:val="none" w:color="FFFFFF" w:sz="0"/>
+              <w:left w:val="none" w:color="FFFFFF" w:sz="0"/>
+              <w:bottom w:val="single" w:color="999999" w:sz="4"/>
+              <w:right w:val="none" w:color="FFFFFF" w:sz="0"/>
+            </w:tcBorders>
+            <w:tcMar>
+              <w:top w:type="dxa" w:w="60"/>
+              <w:left w:type="dxa" w:w="60"/>
+              <w:bottom w:type="dxa" w:w="20"/>
+              <w:right w:type="dxa" w:w="120"/>
+            </w:tcMar>
+          </w:tcPr>
+          <w:p>
+            <w:pPr>
+              <w:spacing w:after="0" w:before="280"/>
+            </w:pPr>
+            <w:r>
+              <w:rPr>
+                <w:rFonts w:ascii="Arial" w:cs="Arial" w:eastAsia="Arial" w:hAnsi="Arial"/>
+                <w:sz w:val="21"/>
+                <w:szCs w:val="21"/>
+              </w:rPr>
+              <w:t xml:space="preserve"> </w:t>
+            </w:r>
+          </w:p>
+          <w:p>
+            <w:pPr>
+              <w:spacing w:after="0"/>
+            </w:pPr>
+            <w:r>
+              <w:rPr>
+                <w:rFonts w:ascii="Arial" w:cs="Arial" w:eastAsia="Arial" w:hAnsi="Arial"/>
+                <w:color w:val="666666"/>
+                <w:sz w:val="15"/>
+                <w:szCs w:val="15"/>
+              </w:rPr>
+              <w:t xml:space="preserve">Dates (from – to)</w:t>
+            </w:r>
+          </w:p>
+        </w:tc>
+        <w:tc>
+          <w:tcPr>
+            <w:tcW w:type="dxa" w:w="4440"/>
+            <w:tcBorders>
+              <w:top w:val="none" w:color="FFFFFF" w:sz="0"/>
+              <w:left w:val="none" w:color="FFFFFF" w:sz="0"/>
+              <w:bottom w:val="single" w:color="999999" w:sz="4"/>
+              <w:right w:val="none" w:color="FFFFFF" w:sz="0"/>
+            </w:tcBorders>
+            <w:tcMar>
+              <w:top w:type="dxa" w:w="60"/>
+              <w:left w:type="dxa" w:w="60"/>
+              <w:bottom w:type="dxa" w:w="20"/>
+              <w:right w:type="dxa" w:w="120"/>
+            </w:tcMar>
+          </w:tcPr>
+          <w:p>
+            <w:pPr>
+              <w:spacing w:after="0" w:before="280"/>
+            </w:pPr>
+            <w:r>
+              <w:rPr>
+                <w:rFonts w:ascii="Arial" w:cs="Arial" w:eastAsia="Arial" w:hAnsi="Arial"/>
+                <w:sz w:val="21"/>
+                <w:szCs w:val="21"/>
+              </w:rPr>
+              <w:t xml:space="preserve"> </w:t>
+            </w:r>
+          </w:p>
+          <w:p>
+            <w:pPr>
+              <w:spacing w:after="0"/>
+            </w:pPr>
+            <w:r>
+              <w:rPr>
+                <w:rFonts w:ascii="Arial" w:cs="Arial" w:eastAsia="Arial" w:hAnsi="Arial"/>
+                <w:color w:val="666666"/>
+                <w:sz w:val="15"/>
+                <w:szCs w:val="15"/>
+              </w:rPr>
+              <w:t xml:space="preserve">Reason for Leaving</w:t>
+            </w:r>
+          </w:p>
+        </w:tc>
+      </w:tr>
+    </w:tbl>
+    <w:p>
+      <w:pPr>
+        <w:spacing w:after="60" w:before="100"/>
+      </w:pPr>
+      <w:r>
+        <w:rPr>
+          <w:rFonts w:ascii="Arial" w:cs="Arial" w:eastAsia="Arial" w:hAnsi="Arial"/>
+          <w:sz w:val="21"/>
+          <w:szCs w:val="21"/>
+        </w:rPr>
+        <w:t xml:space="preserve">May we contact this employer?   ☐ Yes   ☐ No   </w:t>
+      </w:r>
+      <w:r>
+        <w:rPr>
+          <w:rFonts w:ascii="Arial" w:cs="Arial" w:eastAsia="Arial" w:hAnsi="Arial"/>
+          <w:color w:val="666666"/>
+          <w:sz w:val="18"/>
+          <w:szCs w:val="18"/>
+        </w:rPr>
+        <w:t xml:space="preserve">(you may say No for a current employer)</w:t>
+      </w:r>
+    </w:p>
+    <w:p>
+      <w:pPr>
+        <w:spacing w:after="100" w:before="200"/>
+      </w:pPr>
+      <w:r>
+        <w:rPr>
+          <w:rFonts w:ascii="Arial" w:cs="Arial" w:eastAsia="Arial" w:hAnsi="Arial"/>
+          <w:b/>
+          <w:bCs/>
+          <w:color w:val="B8860B"/>
+          <w:sz w:val="24"/>
+          <w:szCs w:val="24"/>
+        </w:rPr>
+        <w:t xml:space="preserve">References</w:t>
+      </w:r>
+    </w:p>
+    <w:p>
+      <w:pPr>
+        <w:spacing w:after="0"/>
+      </w:pPr>
+      <w:r>
+        <w:rPr>
+          <w:rFonts w:ascii="Arial" w:cs="Arial" w:eastAsia="Arial" w:hAnsi="Arial"/>
+          <w:sz w:val="21"/>
+          <w:szCs w:val="21"/>
+        </w:rPr>
+        <w:t xml:space="preserve">List 3 people who know your work — at least one former supervisor or foreman (relationship: foreman, coworker, customer…). No relatives.</w:t>
+      </w:r>
+    </w:p>
+    <w:tbl>
+      <w:tblPr>
+        <w:tblW w:type="dxa" w:w="10080"/>
+        <w:tblBorders>
+          <w:top w:val="none" w:color="FFFFFF" w:sz="0"/>
+          <w:left w:val="none" w:color="FFFFFF" w:sz="0"/>
+          <w:bottom w:val="none" w:color="FFFFFF" w:sz="0"/>
+          <w:right w:val="none" w:color="FFFFFF" w:sz="0"/>
+          <w:insideH w:val="none" w:color="FFFFFF" w:sz="0"/>
+          <w:insideV w:val="none" w:color="FFFFFF" w:sz="0"/>
+        </w:tblBorders>
+      </w:tblPr>
+      <w:tblGrid>
+        <w:gridCol w:w="3000"/>
+        <w:gridCol w:w="2040"/>
+        <w:gridCol w:w="2040"/>
+        <w:gridCol w:w="2040"/>
+        <w:gridCol w:w="960"/>
+      </w:tblGrid>
+      <w:tr>
+        <w:tc>
+          <w:tcPr>
+            <w:tcW w:type="dxa" w:w="3000"/>
+            <w:tcBorders>
+              <w:top w:val="none" w:color="FFFFFF" w:sz="0"/>
+              <w:left w:val="none" w:color="FFFFFF" w:sz="0"/>
+              <w:bottom w:val="single" w:color="999999" w:sz="4"/>
+              <w:right w:val="none" w:color="FFFFFF" w:sz="0"/>
+            </w:tcBorders>
+            <w:tcMar>
+              <w:top w:type="dxa" w:w="60"/>
+              <w:left w:type="dxa" w:w="60"/>
+              <w:bottom w:type="dxa" w:w="20"/>
+              <w:right w:type="dxa" w:w="120"/>
+            </w:tcMar>
+          </w:tcPr>
+          <w:p>
+            <w:pPr>
+              <w:spacing w:after="0" w:before="280"/>
+            </w:pPr>
+            <w:r>
+              <w:rPr>
+                <w:rFonts w:ascii="Arial" w:cs="Arial" w:eastAsia="Arial" w:hAnsi="Arial"/>
+                <w:sz w:val="21"/>
+                <w:szCs w:val="21"/>
+              </w:rPr>
+              <w:t xml:space="preserve"> </w:t>
+            </w:r>
+          </w:p>
+          <w:p>
+            <w:pPr>
+              <w:spacing w:after="0"/>
+            </w:pPr>
+            <w:r>
+              <w:rPr>
+                <w:rFonts w:ascii="Arial" w:cs="Arial" w:eastAsia="Arial" w:hAnsi="Arial"/>
+                <w:color w:val="666666"/>
+                <w:sz w:val="15"/>
+                <w:szCs w:val="15"/>
+              </w:rPr>
+              <w:t xml:space="preserve">Reference 1 — Name</w:t>
+            </w:r>
+          </w:p>
+        </w:tc>
+        <w:tc>
+          <w:tcPr>
+            <w:tcW w:type="dxa" w:w="2040"/>
+            <w:tcBorders>
+              <w:top w:val="none" w:color="FFFFFF" w:sz="0"/>
+              <w:left w:val="none" w:color="FFFFFF" w:sz="0"/>
+              <w:bottom w:val="single" w:color="999999" w:sz="4"/>
+              <w:right w:val="none" w:color="FFFFFF" w:sz="0"/>
+            </w:tcBorders>
+            <w:tcMar>
+              <w:top w:type="dxa" w:w="60"/>
+              <w:left w:type="dxa" w:w="60"/>
+              <w:bottom w:type="dxa" w:w="20"/>
+              <w:right w:type="dxa" w:w="120"/>
+            </w:tcMar>
+          </w:tcPr>
+          <w:p>
+            <w:pPr>
+              <w:spacing w:after="0" w:before="280"/>
+            </w:pPr>
+            <w:r>
+              <w:rPr>
+                <w:rFonts w:ascii="Arial" w:cs="Arial" w:eastAsia="Arial" w:hAnsi="Arial"/>
+                <w:sz w:val="21"/>
+                <w:szCs w:val="21"/>
+              </w:rPr>
+              <w:t xml:space="preserve"> </w:t>
+            </w:r>
+          </w:p>
+          <w:p>
+            <w:pPr>
+              <w:spacing w:after="0"/>
+            </w:pPr>
+            <w:r>
+              <w:rPr>
+                <w:rFonts w:ascii="Arial" w:cs="Arial" w:eastAsia="Arial" w:hAnsi="Arial"/>
+                <w:color w:val="666666"/>
+                <w:sz w:val="15"/>
+                <w:szCs w:val="15"/>
+              </w:rPr>
+              <w:t xml:space="preserve">Relationship</w:t>
+            </w:r>
+          </w:p>
+        </w:tc>
+        <w:tc>
+          <w:tcPr>
+            <w:tcW w:type="dxa" w:w="2040"/>
+            <w:tcBorders>
+              <w:top w:val="none" w:color="FFFFFF" w:sz="0"/>
+              <w:left w:val="none" w:color="FFFFFF" w:sz="0"/>
+              <w:bottom w:val="single" w:color="999999" w:sz="4"/>
+              <w:right w:val="none" w:color="FFFFFF" w:sz="0"/>
+            </w:tcBorders>
+            <w:tcMar>
+              <w:top w:type="dxa" w:w="60"/>
+              <w:left w:type="dxa" w:w="60"/>
+              <w:bottom w:type="dxa" w:w="20"/>
+              <w:right w:type="dxa" w:w="120"/>
+            </w:tcMar>
+          </w:tcPr>
+          <w:p>
+            <w:pPr>
+              <w:spacing w:after="0" w:before="280"/>
+            </w:pPr>
+            <w:r>
+              <w:rPr>
+                <w:rFonts w:ascii="Arial" w:cs="Arial" w:eastAsia="Arial" w:hAnsi="Arial"/>
+                <w:sz w:val="21"/>
+                <w:szCs w:val="21"/>
+              </w:rPr>
+              <w:t xml:space="preserve"> </w:t>
+            </w:r>
+          </w:p>
+          <w:p>
+            <w:pPr>
+              <w:spacing w:after="0"/>
+            </w:pPr>
+            <w:r>
+              <w:rPr>
+                <w:rFonts w:ascii="Arial" w:cs="Arial" w:eastAsia="Arial" w:hAnsi="Arial"/>
+                <w:color w:val="666666"/>
+                <w:sz w:val="15"/>
+                <w:szCs w:val="15"/>
+              </w:rPr>
+              <w:t xml:space="preserve">Company</w:t>
+            </w:r>
+          </w:p>
+        </w:tc>
+        <w:tc>
+          <w:tcPr>
+            <w:tcW w:type="dxa" w:w="2040"/>
+            <w:tcBorders>
+              <w:top w:val="none" w:color="FFFFFF" w:sz="0"/>
+              <w:left w:val="none" w:color="FFFFFF" w:sz="0"/>
+              <w:bottom w:val="single" w:color="999999" w:sz="4"/>
+              <w:right w:val="none" w:color="FFFFFF" w:sz="0"/>
+            </w:tcBorders>
+            <w:tcMar>
+              <w:top w:type="dxa" w:w="60"/>
+              <w:left w:type="dxa" w:w="60"/>
+              <w:bottom w:type="dxa" w:w="20"/>
+              <w:right w:type="dxa" w:w="120"/>
+            </w:tcMar>
+          </w:tcPr>
+          <w:p>
+            <w:pPr>
+              <w:spacing w:after="0" w:before="280"/>
+            </w:pPr>
+            <w:r>
+              <w:rPr>
+                <w:rFonts w:ascii="Arial" w:cs="Arial" w:eastAsia="Arial" w:hAnsi="Arial"/>
+                <w:sz w:val="21"/>
+                <w:szCs w:val="21"/>
+              </w:rPr>
+              <w:t xml:space="preserve"> </w:t>
+            </w:r>
+          </w:p>
+          <w:p>
+            <w:pPr>
+              <w:spacing w:after="0"/>
+            </w:pPr>
+            <w:r>
+              <w:rPr>
+                <w:rFonts w:ascii="Arial" w:cs="Arial" w:eastAsia="Arial" w:hAnsi="Arial"/>
+                <w:color w:val="666666"/>
+                <w:sz w:val="15"/>
+                <w:szCs w:val="15"/>
+              </w:rPr>
+              <w:t xml:space="preserve">Phone</w:t>
+            </w:r>
+          </w:p>
+        </w:tc>
+        <w:tc>
+          <w:tcPr>
+            <w:tcW w:type="dxa" w:w="960"/>
+            <w:tcBorders>
+              <w:top w:val="none" w:color="FFFFFF" w:sz="0"/>
+              <w:left w:val="none" w:color="FFFFFF" w:sz="0"/>
+              <w:bottom w:val="single" w:color="999999" w:sz="4"/>
+              <w:right w:val="none" w:color="FFFFFF" w:sz="0"/>
+            </w:tcBorders>
+            <w:tcMar>
+              <w:top w:type="dxa" w:w="60"/>
+              <w:left w:type="dxa" w:w="60"/>
+              <w:bottom w:type="dxa" w:w="20"/>
+              <w:right w:type="dxa" w:w="120"/>
+            </w:tcMar>
+          </w:tcPr>
+          <w:p>
+            <w:pPr>
+              <w:spacing w:after="0" w:before="280"/>
+            </w:pPr>
+            <w:r>
+              <w:rPr>
+                <w:rFonts w:ascii="Arial" w:cs="Arial" w:eastAsia="Arial" w:hAnsi="Arial"/>
+                <w:sz w:val="21"/>
+                <w:szCs w:val="21"/>
+              </w:rPr>
+              <w:t xml:space="preserve"> </w:t>
+            </w:r>
+          </w:p>
+          <w:p>
+            <w:pPr>
+              <w:spacing w:after="0"/>
+            </w:pPr>
+            <w:r>
+              <w:rPr>
+                <w:rFonts w:ascii="Arial" w:cs="Arial" w:eastAsia="Arial" w:hAnsi="Arial"/>
+                <w:color w:val="666666"/>
+                <w:sz w:val="15"/>
+                <w:szCs w:val="15"/>
+              </w:rPr>
+              <w:t xml:space="preserve">Yrs Known</w:t>
+            </w:r>
+          </w:p>
+        </w:tc>
+      </w:tr>
+      <w:tr>
+        <w:tc>
+          <w:tcPr>
+            <w:tcW w:type="dxa" w:w="3000"/>
+            <w:tcBorders>
+              <w:top w:val="none" w:color="FFFFFF" w:sz="0"/>
+              <w:left w:val="none" w:color="FFFFFF" w:sz="0"/>
+              <w:bottom w:val="single" w:color="999999" w:sz="4"/>
+              <w:right w:val="none" w:color="FFFFFF" w:sz="0"/>
+            </w:tcBorders>
+            <w:tcMar>
+              <w:top w:type="dxa" w:w="60"/>
+              <w:left w:type="dxa" w:w="60"/>
+              <w:bottom w:type="dxa" w:w="20"/>
+              <w:right w:type="dxa" w:w="120"/>
+            </w:tcMar>
+          </w:tcPr>
+          <w:p>
+            <w:pPr>
+              <w:spacing w:after="0" w:before="280"/>
+            </w:pPr>
+            <w:r>
+              <w:rPr>
+                <w:rFonts w:ascii="Arial" w:cs="Arial" w:eastAsia="Arial" w:hAnsi="Arial"/>
+                <w:sz w:val="21"/>
+                <w:szCs w:val="21"/>
+              </w:rPr>
+              <w:t xml:space="preserve"> </w:t>
+            </w:r>
+          </w:p>
+          <w:p>
+            <w:pPr>
+              <w:spacing w:after="0"/>
+            </w:pPr>
+            <w:r>
+              <w:rPr>
+                <w:rFonts w:ascii="Arial" w:cs="Arial" w:eastAsia="Arial" w:hAnsi="Arial"/>
+                <w:color w:val="666666"/>
+                <w:sz w:val="15"/>
+                <w:szCs w:val="15"/>
+              </w:rPr>
+              <w:t xml:space="preserve">Reference 2 — Name</w:t>
+            </w:r>
+          </w:p>
+        </w:tc>
+        <w:tc>
+          <w:tcPr>
+            <w:tcW w:type="dxa" w:w="2040"/>
+            <w:tcBorders>
+              <w:top w:val="none" w:color="FFFFFF" w:sz="0"/>
+              <w:left w:val="none" w:color="FFFFFF" w:sz="0"/>
+              <w:bottom w:val="single" w:color="999999" w:sz="4"/>
+              <w:right w:val="none" w:color="FFFFFF" w:sz="0"/>
+            </w:tcBorders>
+            <w:tcMar>
+              <w:top w:type="dxa" w:w="60"/>
+              <w:left w:type="dxa" w:w="60"/>
+              <w:bottom w:type="dxa" w:w="20"/>
+              <w:right w:type="dxa" w:w="120"/>
+            </w:tcMar>
+          </w:tcPr>
+          <w:p>
+            <w:pPr>
+              <w:spacing w:after="0" w:before="280"/>
+            </w:pPr>
+            <w:r>
+              <w:rPr>
+                <w:rFonts w:ascii="Arial" w:cs="Arial" w:eastAsia="Arial" w:hAnsi="Arial"/>
+                <w:sz w:val="21"/>
+                <w:szCs w:val="21"/>
+              </w:rPr>
+              <w:t xml:space="preserve"> </w:t>
+            </w:r>
+          </w:p>
+          <w:p>
+            <w:pPr>
+              <w:spacing w:after="0"/>
+            </w:pPr>
+            <w:r>
+              <w:rPr>
+                <w:rFonts w:ascii="Arial" w:cs="Arial" w:eastAsia="Arial" w:hAnsi="Arial"/>
+                <w:color w:val="666666"/>
+                <w:sz w:val="15"/>
+                <w:szCs w:val="15"/>
+              </w:rPr>
+              <w:t xml:space="preserve">Relationship</w:t>
+            </w:r>
+          </w:p>
+        </w:tc>
+        <w:tc>
+          <w:tcPr>
+            <w:tcW w:type="dxa" w:w="2040"/>
+            <w:tcBorders>
+              <w:top w:val="none" w:color="FFFFFF" w:sz="0"/>
+              <w:left w:val="none" w:color="FFFFFF" w:sz="0"/>
+              <w:bottom w:val="single" w:color="999999" w:sz="4"/>
+              <w:right w:val="none" w:color="FFFFFF" w:sz="0"/>
+            </w:tcBorders>
+            <w:tcMar>
+              <w:top w:type="dxa" w:w="60"/>
+              <w:left w:type="dxa" w:w="60"/>
+              <w:bottom w:type="dxa" w:w="20"/>
+              <w:right w:type="dxa" w:w="120"/>
+            </w:tcMar>
+          </w:tcPr>
+          <w:p>
+            <w:pPr>
+              <w:spacing w:after="0" w:before="280"/>
+            </w:pPr>
+            <w:r>
+              <w:rPr>
+                <w:rFonts w:ascii="Arial" w:cs="Arial" w:eastAsia="Arial" w:hAnsi="Arial"/>
+                <w:sz w:val="21"/>
+                <w:szCs w:val="21"/>
+              </w:rPr>
+              <w:t xml:space="preserve"> </w:t>
+            </w:r>
+          </w:p>
+          <w:p>
+            <w:pPr>
+              <w:spacing w:after="0"/>
+            </w:pPr>
+            <w:r>
+              <w:rPr>
+                <w:rFonts w:ascii="Arial" w:cs="Arial" w:eastAsia="Arial" w:hAnsi="Arial"/>
+                <w:color w:val="666666"/>
+                <w:sz w:val="15"/>
+                <w:szCs w:val="15"/>
+              </w:rPr>
+              <w:t xml:space="preserve">Company</w:t>
+            </w:r>
+          </w:p>
+        </w:tc>
+        <w:tc>
+          <w:tcPr>
+            <w:tcW w:type="dxa" w:w="2040"/>
+            <w:tcBorders>
+              <w:top w:val="none" w:color="FFFFFF" w:sz="0"/>
+              <w:left w:val="none" w:color="FFFFFF" w:sz="0"/>
+              <w:bottom w:val="single" w:color="999999" w:sz="4"/>
+              <w:right w:val="none" w:color="FFFFFF" w:sz="0"/>
+            </w:tcBorders>
+            <w:tcMar>
+              <w:top w:type="dxa" w:w="60"/>
+              <w:left w:type="dxa" w:w="60"/>
+              <w:bottom w:type="dxa" w:w="20"/>
+              <w:right w:type="dxa" w:w="120"/>
+            </w:tcMar>
+          </w:tcPr>
+          <w:p>
+            <w:pPr>
+              <w:spacing w:after="0" w:before="280"/>
+            </w:pPr>
+            <w:r>
+              <w:rPr>
+                <w:rFonts w:ascii="Arial" w:cs="Arial" w:eastAsia="Arial" w:hAnsi="Arial"/>
+                <w:sz w:val="21"/>
+                <w:szCs w:val="21"/>
+              </w:rPr>
+              <w:t xml:space="preserve"> </w:t>
+            </w:r>
+          </w:p>
+          <w:p>
+            <w:pPr>
+              <w:spacing w:after="0"/>
+            </w:pPr>
+            <w:r>
+              <w:rPr>
+                <w:rFonts w:ascii="Arial" w:cs="Arial" w:eastAsia="Arial" w:hAnsi="Arial"/>
+                <w:color w:val="666666"/>
+                <w:sz w:val="15"/>
+                <w:szCs w:val="15"/>
+              </w:rPr>
+              <w:t xml:space="preserve">Phone</w:t>
+            </w:r>
+          </w:p>
+        </w:tc>
+        <w:tc>
+          <w:tcPr>
+            <w:tcW w:type="dxa" w:w="960"/>
+            <w:tcBorders>
+              <w:top w:val="none" w:color="FFFFFF" w:sz="0"/>
+              <w:left w:val="none" w:color="FFFFFF" w:sz="0"/>
+              <w:bottom w:val="single" w:color="999999" w:sz="4"/>
+              <w:right w:val="none" w:color="FFFFFF" w:sz="0"/>
+            </w:tcBorders>
+            <w:tcMar>
+              <w:top w:type="dxa" w:w="60"/>
+              <w:left w:type="dxa" w:w="60"/>
+              <w:bottom w:type="dxa" w:w="20"/>
+              <w:right w:type="dxa" w:w="120"/>
+            </w:tcMar>
+          </w:tcPr>
+          <w:p>
+            <w:pPr>
+              <w:spacing w:after="0" w:before="280"/>
+            </w:pPr>
+            <w:r>
+              <w:rPr>
+                <w:rFonts w:ascii="Arial" w:cs="Arial" w:eastAsia="Arial" w:hAnsi="Arial"/>
+                <w:sz w:val="21"/>
+                <w:szCs w:val="21"/>
+              </w:rPr>
+              <w:t xml:space="preserve"> </w:t>
+            </w:r>
+          </w:p>
+          <w:p>
+            <w:pPr>
+              <w:spacing w:after="0"/>
+            </w:pPr>
+            <w:r>
+              <w:rPr>
+                <w:rFonts w:ascii="Arial" w:cs="Arial" w:eastAsia="Arial" w:hAnsi="Arial"/>
+                <w:color w:val="666666"/>
+                <w:sz w:val="15"/>
+                <w:szCs w:val="15"/>
+              </w:rPr>
+              <w:t xml:space="preserve">Yrs Known</w:t>
+            </w:r>
+          </w:p>
+        </w:tc>
+      </w:tr>
+      <w:tr>
+        <w:tc>
+          <w:tcPr>
+            <w:tcW w:type="dxa" w:w="3000"/>
+            <w:tcBorders>
+              <w:top w:val="none" w:color="FFFFFF" w:sz="0"/>
+              <w:left w:val="none" w:color="FFFFFF" w:sz="0"/>
+              <w:bottom w:val="single" w:color="999999" w:sz="4"/>
+              <w:right w:val="none" w:color="FFFFFF" w:sz="0"/>
+            </w:tcBorders>
+            <w:tcMar>
+              <w:top w:type="dxa" w:w="60"/>
+              <w:left w:type="dxa" w:w="60"/>
+              <w:bottom w:type="dxa" w:w="20"/>
+              <w:right w:type="dxa" w:w="120"/>
+            </w:tcMar>
+          </w:tcPr>
+          <w:p>
+            <w:pPr>
+              <w:spacing w:after="0" w:before="280"/>
+            </w:pPr>
+            <w:r>
+              <w:rPr>
+                <w:rFonts w:ascii="Arial" w:cs="Arial" w:eastAsia="Arial" w:hAnsi="Arial"/>
+                <w:sz w:val="21"/>
+                <w:szCs w:val="21"/>
+              </w:rPr>
+              <w:t xml:space="preserve"> </w:t>
+            </w:r>
+          </w:p>
+          <w:p>
+            <w:pPr>
+              <w:spacing w:after="0"/>
+            </w:pPr>
+            <w:r>
+              <w:rPr>
+                <w:rFonts w:ascii="Arial" w:cs="Arial" w:eastAsia="Arial" w:hAnsi="Arial"/>
+                <w:color w:val="666666"/>
+                <w:sz w:val="15"/>
+                <w:szCs w:val="15"/>
+              </w:rPr>
+              <w:t xml:space="preserve">Reference 3 — Name</w:t>
+            </w:r>
+          </w:p>
+        </w:tc>
+        <w:tc>
+          <w:tcPr>
+            <w:tcW w:type="dxa" w:w="2040"/>
+            <w:tcBorders>
+              <w:top w:val="none" w:color="FFFFFF" w:sz="0"/>
+              <w:left w:val="none" w:color="FFFFFF" w:sz="0"/>
+              <w:bottom w:val="single" w:color="999999" w:sz="4"/>
+              <w:right w:val="none" w:color="FFFFFF" w:sz="0"/>
+            </w:tcBorders>
+            <w:tcMar>
+              <w:top w:type="dxa" w:w="60"/>
+              <w:left w:type="dxa" w:w="60"/>
+              <w:bottom w:type="dxa" w:w="20"/>
+              <w:right w:type="dxa" w:w="120"/>
+            </w:tcMar>
+          </w:tcPr>
+          <w:p>
+            <w:pPr>
+              <w:spacing w:after="0" w:before="280"/>
+            </w:pPr>
+            <w:r>
+              <w:rPr>
+                <w:rFonts w:ascii="Arial" w:cs="Arial" w:eastAsia="Arial" w:hAnsi="Arial"/>
+                <w:sz w:val="21"/>
+                <w:szCs w:val="21"/>
+              </w:rPr>
+              <w:t xml:space="preserve"> </w:t>
+            </w:r>
+          </w:p>
+          <w:p>
+            <w:pPr>
+              <w:spacing w:after="0"/>
+            </w:pPr>
+            <w:r>
+              <w:rPr>
+                <w:rFonts w:ascii="Arial" w:cs="Arial" w:eastAsia="Arial" w:hAnsi="Arial"/>
+                <w:color w:val="666666"/>
+                <w:sz w:val="15"/>
+                <w:szCs w:val="15"/>
+              </w:rPr>
+              <w:t xml:space="preserve">Relationship</w:t>
+            </w:r>
+          </w:p>
+        </w:tc>
+        <w:tc>
+          <w:tcPr>
+            <w:tcW w:type="dxa" w:w="2040"/>
+            <w:tcBorders>
+              <w:top w:val="none" w:color="FFFFFF" w:sz="0"/>
+              <w:left w:val="none" w:color="FFFFFF" w:sz="0"/>
+              <w:bottom w:val="single" w:color="999999" w:sz="4"/>
+              <w:right w:val="none" w:color="FFFFFF" w:sz="0"/>
+            </w:tcBorders>
+            <w:tcMar>
+              <w:top w:type="dxa" w:w="60"/>
+              <w:left w:type="dxa" w:w="60"/>
+              <w:bottom w:type="dxa" w:w="20"/>
+              <w:right w:type="dxa" w:w="120"/>
+            </w:tcMar>
+          </w:tcPr>
+          <w:p>
+            <w:pPr>
+              <w:spacing w:after="0" w:before="280"/>
+            </w:pPr>
+            <w:r>
+              <w:rPr>
+                <w:rFonts w:ascii="Arial" w:cs="Arial" w:eastAsia="Arial" w:hAnsi="Arial"/>
+                <w:sz w:val="21"/>
+                <w:szCs w:val="21"/>
+              </w:rPr>
+              <w:t xml:space="preserve"> </w:t>
+            </w:r>
+          </w:p>
+          <w:p>
+            <w:pPr>
+              <w:spacing w:after="0"/>
+            </w:pPr>
+            <w:r>
+              <w:rPr>
+                <w:rFonts w:ascii="Arial" w:cs="Arial" w:eastAsia="Arial" w:hAnsi="Arial"/>
+                <w:color w:val="666666"/>
+                <w:sz w:val="15"/>
+                <w:szCs w:val="15"/>
+              </w:rPr>
+              <w:t xml:space="preserve">Company</w:t>
+            </w:r>
+          </w:p>
+        </w:tc>
+        <w:tc>
+          <w:tcPr>
+            <w:tcW w:type="dxa" w:w="2040"/>
+            <w:tcBorders>
+              <w:top w:val="none" w:color="FFFFFF" w:sz="0"/>
+              <w:left w:val="none" w:color="FFFFFF" w:sz="0"/>
+              <w:bottom w:val="single" w:color="999999" w:sz="4"/>
+              <w:right w:val="none" w:color="FFFFFF" w:sz="0"/>
+            </w:tcBorders>
+            <w:tcMar>
+              <w:top w:type="dxa" w:w="60"/>
+              <w:left w:type="dxa" w:w="60"/>
+              <w:bottom w:type="dxa" w:w="20"/>
+              <w:right w:type="dxa" w:w="120"/>
+            </w:tcMar>
+          </w:tcPr>
+          <w:p>
+            <w:pPr>
+              <w:spacing w:after="0" w:before="280"/>
+            </w:pPr>
+            <w:r>
+              <w:rPr>
+                <w:rFonts w:ascii="Arial" w:cs="Arial" w:eastAsia="Arial" w:hAnsi="Arial"/>
+                <w:sz w:val="21"/>
+                <w:szCs w:val="21"/>
+              </w:rPr>
+              <w:t xml:space="preserve"> </w:t>
+            </w:r>
+          </w:p>
+          <w:p>
+            <w:pPr>
+              <w:spacing w:after="0"/>
+            </w:pPr>
+            <w:r>
+              <w:rPr>
+                <w:rFonts w:ascii="Arial" w:cs="Arial" w:eastAsia="Arial" w:hAnsi="Arial"/>
+                <w:color w:val="666666"/>
+                <w:sz w:val="15"/>
+                <w:szCs w:val="15"/>
+              </w:rPr>
+              <w:t xml:space="preserve">Phone</w:t>
+            </w:r>
+          </w:p>
+        </w:tc>
+        <w:tc>
+          <w:tcPr>
+            <w:tcW w:type="dxa" w:w="960"/>
+            <w:tcBorders>
+              <w:top w:val="none" w:color="FFFFFF" w:sz="0"/>
+              <w:left w:val="none" w:color="FFFFFF" w:sz="0"/>
+              <w:bottom w:val="single" w:color="999999" w:sz="4"/>
+              <w:right w:val="none" w:color="FFFFFF" w:sz="0"/>
+            </w:tcBorders>
+            <w:tcMar>
+              <w:top w:type="dxa" w:w="60"/>
+              <w:left w:type="dxa" w:w="60"/>
+              <w:bottom w:type="dxa" w:w="20"/>
+              <w:right w:type="dxa" w:w="120"/>
+            </w:tcMar>
+          </w:tcPr>
+          <w:p>
+            <w:pPr>
+              <w:spacing w:after="0" w:before="280"/>
+            </w:pPr>
+            <w:r>
+              <w:rPr>
+                <w:rFonts w:ascii="Arial" w:cs="Arial" w:eastAsia="Arial" w:hAnsi="Arial"/>
+                <w:sz w:val="21"/>
+                <w:szCs w:val="21"/>
+              </w:rPr>
+              <w:t xml:space="preserve"> </w:t>
+            </w:r>
+          </w:p>
+          <w:p>
+            <w:pPr>
+              <w:spacing w:after="0"/>
+            </w:pPr>
+            <w:r>
+              <w:rPr>
+                <w:rFonts w:ascii="Arial" w:cs="Arial" w:eastAsia="Arial" w:hAnsi="Arial"/>
+                <w:color w:val="666666"/>
+                <w:sz w:val="15"/>
+                <w:szCs w:val="15"/>
+              </w:rPr>
+              <w:t xml:space="preserve">Yrs Known</w:t>
+            </w:r>
+          </w:p>
+        </w:tc>
+      </w:tr>
+    </w:tbl>
+    <w:p>
+      <w:pPr>
+        <w:spacing w:after="0" w:before="200"/>
+      </w:pPr>
+      <w:r>
+        <w:rPr>
+          <w:rFonts w:ascii="Arial" w:cs="Arial" w:eastAsia="Arial" w:hAnsi="Arial"/>
+          <w:sz w:val="21"/>
+          <w:szCs w:val="21"/>
+        </w:rPr>
+        <w:t xml:space="preserve">I authorize </w:t>
+      </w:r>
+      <w:r>
+        <w:rPr>
+          <w:rFonts w:ascii="Arial" w:cs="Arial" w:eastAsia="Arial" w:hAnsi="Arial"/>
+          <w:sz w:val="21"/>
+          <w:szCs w:val="21"/>
+        </w:rPr>
+        <w:t xml:space="preserve">State of the Arc Welding &amp; Services LLC</w:t>
+      </w:r>
+      <w:r>
+        <w:rPr>
+          <w:rFonts w:ascii="Arial" w:cs="Arial" w:eastAsia="Arial" w:hAnsi="Arial"/>
+          <w:sz w:val="21"/>
+          <w:szCs w:val="21"/>
+        </w:rPr>
+        <w:t xml:space="preserve"> to contact the employers and references listed above (except any I marked “No”) about my work history, skills, safety record and whether they would rehire me. I release them and the Company from liability for any information given in good faith.</w:t>
+      </w:r>
+    </w:p>
+    <w:tbl>
+      <w:tblPr>
+        <w:tblW w:type="dxa" w:w="10080"/>
+        <w:tblBorders>
+          <w:top w:val="none" w:color="FFFFFF" w:sz="0"/>
+          <w:left w:val="none" w:color="FFFFFF" w:sz="0"/>
+          <w:bottom w:val="none" w:color="FFFFFF" w:sz="0"/>
+          <w:right w:val="none" w:color="FFFFFF" w:sz="0"/>
+          <w:insideH w:val="none" w:color="FFFFFF" w:sz="0"/>
+          <w:insideV w:val="none" w:color="FFFFFF" w:sz="0"/>
+        </w:tblBorders>
+      </w:tblPr>
+      <w:tblGrid>
+        <w:gridCol w:w="5040"/>
+        <w:gridCol w:w="3240"/>
+        <w:gridCol w:w="1800"/>
+      </w:tblGrid>
+      <w:tr>
+        <w:tc>
+          <w:tcPr>
+            <w:tcW w:type="dxa" w:w="5040"/>
+            <w:tcBorders>
+              <w:top w:val="none" w:color="FFFFFF" w:sz="0"/>
+              <w:left w:val="none" w:color="FFFFFF" w:sz="0"/>
+              <w:bottom w:val="single" w:color="999999" w:sz="4"/>
+              <w:right w:val="none" w:color="FFFFFF" w:sz="0"/>
+            </w:tcBorders>
+            <w:tcMar>
+              <w:top w:type="dxa" w:w="60"/>
+              <w:left w:type="dxa" w:w="60"/>
+              <w:bottom w:type="dxa" w:w="20"/>
+              <w:right w:type="dxa" w:w="120"/>
+            </w:tcMar>
+          </w:tcPr>
+          <w:p>
+            <w:pPr>
+              <w:spacing w:after="0" w:before="280"/>
+            </w:pPr>
+            <w:r>
+              <w:rPr>
+                <w:rFonts w:ascii="Arial" w:cs="Arial" w:eastAsia="Arial" w:hAnsi="Arial"/>
+                <w:sz w:val="21"/>
+                <w:szCs w:val="21"/>
+              </w:rPr>
+              <w:t xml:space="preserve"> </w:t>
+            </w:r>
+          </w:p>
+          <w:p>
+            <w:pPr>
+              <w:spacing w:after="0"/>
+            </w:pPr>
+            <w:r>
+              <w:rPr>
+                <w:rFonts w:ascii="Arial" w:cs="Arial" w:eastAsia="Arial" w:hAnsi="Arial"/>
+                <w:color w:val="666666"/>
+                <w:sz w:val="15"/>
+                <w:szCs w:val="15"/>
+              </w:rPr>
+              <w:t xml:space="preserve">Employee / Applicant Signature</w:t>
+            </w:r>
+          </w:p>
+        </w:tc>
+        <w:tc>
+          <w:tcPr>
+            <w:tcW w:type="dxa" w:w="3240"/>
+            <w:tcBorders>
+              <w:top w:val="none" w:color="FFFFFF" w:sz="0"/>
+              <w:left w:val="none" w:color="FFFFFF" w:sz="0"/>
+              <w:bottom w:val="single" w:color="999999" w:sz="4"/>
+              <w:right w:val="none" w:color="FFFFFF" w:sz="0"/>
+            </w:tcBorders>
+            <w:tcMar>
+              <w:top w:type="dxa" w:w="60"/>
+              <w:left w:type="dxa" w:w="60"/>
+              <w:bottom w:type="dxa" w:w="20"/>
+              <w:right w:type="dxa" w:w="120"/>
+            </w:tcMar>
+          </w:tcPr>
+          <w:p>
+            <w:pPr>
+              <w:spacing w:after="0" w:before="280"/>
+            </w:pPr>
+            <w:r>
+              <w:rPr>
+                <w:rFonts w:ascii="Arial" w:cs="Arial" w:eastAsia="Arial" w:hAnsi="Arial"/>
+                <w:sz w:val="21"/>
+                <w:szCs w:val="21"/>
+              </w:rPr>
+              <w:t xml:space="preserve"> </w:t>
+            </w:r>
+          </w:p>
+          <w:p>
+            <w:pPr>
+              <w:spacing w:after="0"/>
+            </w:pPr>
+            <w:r>
+              <w:rPr>
+                <w:rFonts w:ascii="Arial" w:cs="Arial" w:eastAsia="Arial" w:hAnsi="Arial"/>
+                <w:color w:val="666666"/>
+                <w:sz w:val="15"/>
+                <w:szCs w:val="15"/>
+              </w:rPr>
+              <w:t xml:space="preserve">Printed Name</w:t>
+            </w:r>
+          </w:p>
+        </w:tc>
+        <w:tc>
+          <w:tcPr>
+            <w:tcW w:type="dxa" w:w="1800"/>
+            <w:tcBorders>
+              <w:top w:val="none" w:color="FFFFFF" w:sz="0"/>
+              <w:left w:val="none" w:color="FFFFFF" w:sz="0"/>
+              <w:bottom w:val="single" w:color="999999" w:sz="4"/>
+              <w:right w:val="none" w:color="FFFFFF" w:sz="0"/>
+            </w:tcBorders>
+            <w:tcMar>
+              <w:top w:type="dxa" w:w="60"/>
+              <w:left w:type="dxa" w:w="60"/>
+              <w:bottom w:type="dxa" w:w="20"/>
+              <w:right w:type="dxa" w:w="120"/>
+            </w:tcMar>
+          </w:tcPr>
+          <w:p>
+            <w:pPr>
+              <w:spacing w:after="0" w:before="280"/>
+            </w:pPr>
+            <w:r>
+              <w:rPr>
+                <w:rFonts w:ascii="Arial" w:cs="Arial" w:eastAsia="Arial" w:hAnsi="Arial"/>
+                <w:sz w:val="21"/>
+                <w:szCs w:val="21"/>
+              </w:rPr>
+              <w:t xml:space="preserve"> </w:t>
+            </w:r>
+          </w:p>
+          <w:p>
+            <w:pPr>
+              <w:spacing w:after="0"/>
+            </w:pPr>
+            <w:r>
+              <w:rPr>
+                <w:rFonts w:ascii="Arial" w:cs="Arial" w:eastAsia="Arial" w:hAnsi="Arial"/>
+                <w:color w:val="666666"/>
+                <w:sz w:val="15"/>
+                <w:szCs w:val="15"/>
+              </w:rPr>
+              <w:t xml:space="preserve">Date</w:t>
+            </w:r>
+          </w:p>
+        </w:tc>
+      </w:tr>
+    </w:tbl>
+    <w:p>
+      <w:pPr>
+        <w:spacing w:after="100" w:before="200"/>
+      </w:pPr>
+      <w:r>
+        <w:rPr>
+          <w:rFonts w:ascii="Arial" w:cs="Arial" w:eastAsia="Arial" w:hAnsi="Arial"/>
+          <w:b/>
+          <w:bCs/>
+          <w:color w:val="B8860B"/>
+          <w:sz w:val="24"/>
+          <w:szCs w:val="24"/>
+        </w:rPr>
+        <w:t xml:space="preserve">Office use — call log</w:t>
+      </w:r>
+    </w:p>
+    <w:tbl>
+      <w:tblPr>
+        <w:tblW w:type="dxa" w:w="10080"/>
+        <w:tblBorders>
+          <w:top w:val="single" w:color="auto" w:sz="4"/>
+          <w:left w:val="single" w:color="auto" w:sz="4"/>
+          <w:bottom w:val="single" w:color="auto" w:sz="4"/>
+          <w:right w:val="single" w:color="auto" w:sz="4"/>
+          <w:insideH w:val="single" w:color="auto" w:sz="4"/>
+          <w:insideV w:val="single" w:color="auto" w:sz="4"/>
+        </w:tblBorders>
+      </w:tblPr>
+      <w:tblGrid>
+        <w:gridCol w:w="1440"/>
+        <w:gridCol w:w="1920"/>
+        <w:gridCol w:w="1200"/>
+        <w:gridCol w:w="5520"/>
+      </w:tblGrid>
+      <w:tr>
+        <w:trPr>
+          <w:tblHeader/>
+        </w:trPr>
+        <w:tc>
+          <w:tcPr>
+            <w:tcW w:type="dxa" w:w="1440"/>
+            <w:shd w:fill="333333" w:color="auto" w:val="clear"/>
+            <w:tcMar>
+              <w:top w:type="dxa" w:w="50"/>
+              <w:left w:type="dxa" w:w="120"/>
+              <w:bottom w:type="dxa" w:w="50"/>
+              <w:right w:type="dxa" w:w="120"/>
+            </w:tcMar>
+          </w:tcPr>
+          <w:p>
+            <w:pPr>
+              <w:spacing w:after="0"/>
+            </w:pPr>
+            <w:r>
+              <w:rPr>
+                <w:rFonts w:ascii="Arial" w:cs="Arial" w:eastAsia="Arial" w:hAnsi="Arial"/>
+                <w:b/>
+                <w:bCs/>
+                <w:color w:val="FFFFFF"/>
+                <w:sz w:val="18"/>
+                <w:szCs w:val="18"/>
+              </w:rPr>
+              <w:t xml:space="preserve">Who</w:t>
+            </w:r>
+          </w:p>
+        </w:tc>
+        <w:tc>
+          <w:tcPr>
+            <w:tcW w:type="dxa" w:w="1920"/>
+            <w:shd w:fill="333333" w:color="auto" w:val="clear"/>
+            <w:tcMar>
+              <w:top w:type="dxa" w:w="50"/>
+              <w:left w:type="dxa" w:w="120"/>
+              <w:bottom w:type="dxa" w:w="50"/>
+              <w:right w:type="dxa" w:w="120"/>
+            </w:tcMar>
+          </w:tcPr>
+          <w:p>
+            <w:pPr>
+              <w:spacing w:after="0"/>
+            </w:pPr>
+            <w:r>
+              <w:rPr>
+                <w:rFonts w:ascii="Arial" w:cs="Arial" w:eastAsia="Arial" w:hAnsi="Arial"/>
+                <w:b/>
+                <w:bCs/>
+                <w:color w:val="FFFFFF"/>
+                <w:sz w:val="18"/>
+                <w:szCs w:val="18"/>
+              </w:rPr>
+              <w:t xml:space="preserve">Called By / Date</w:t>
+            </w:r>
+          </w:p>
+        </w:tc>
+        <w:tc>
+          <w:tcPr>
+            <w:tcW w:type="dxa" w:w="1200"/>
+            <w:shd w:fill="333333" w:color="auto" w:val="clear"/>
+            <w:tcMar>
+              <w:top w:type="dxa" w:w="50"/>
+              <w:left w:type="dxa" w:w="120"/>
+              <w:bottom w:type="dxa" w:w="50"/>
+              <w:right w:type="dxa" w:w="120"/>
+            </w:tcMar>
+          </w:tcPr>
+          <w:p>
+            <w:pPr>
+              <w:spacing w:after="0"/>
+            </w:pPr>
+            <w:r>
+              <w:rPr>
+                <w:rFonts w:ascii="Arial" w:cs="Arial" w:eastAsia="Arial" w:hAnsi="Arial"/>
+                <w:b/>
+                <w:bCs/>
+                <w:color w:val="FFFFFF"/>
+                <w:sz w:val="18"/>
+                <w:szCs w:val="18"/>
+              </w:rPr>
+              <w:t xml:space="preserve">Rehire?</w:t>
+            </w:r>
+          </w:p>
+        </w:tc>
+        <w:tc>
+          <w:tcPr>
+            <w:tcW w:type="dxa" w:w="5520"/>
+            <w:shd w:fill="333333" w:color="auto" w:val="clear"/>
+            <w:tcMar>
+              <w:top w:type="dxa" w:w="50"/>
+              <w:left w:type="dxa" w:w="120"/>
+              <w:bottom w:type="dxa" w:w="50"/>
+              <w:right w:type="dxa" w:w="120"/>
+            </w:tcMar>
+          </w:tcPr>
+          <w:p>
+            <w:pPr>
+              <w:spacing w:after="0"/>
+            </w:pPr>
+            <w:r>
+              <w:rPr>
+                <w:rFonts w:ascii="Arial" w:cs="Arial" w:eastAsia="Arial" w:hAnsi="Arial"/>
+                <w:b/>
+                <w:bCs/>
+                <w:color w:val="FFFFFF"/>
+                <w:sz w:val="18"/>
+                <w:szCs w:val="18"/>
+              </w:rPr>
+              <w:t xml:space="preserve">Notes</w:t>
+            </w:r>
+          </w:p>
+        </w:tc>
+      </w:tr>
+      <w:tr>
+        <w:tc>
+          <w:tcPr>
+            <w:tcW w:type="dxa" w:w="1440"/>
+            <w:tcMar>
+              <w:top w:type="dxa" w:w="50"/>
+              <w:left w:type="dxa" w:w="120"/>
+              <w:bottom w:type="dxa" w:w="50"/>
+              <w:right w:type="dxa" w:w="120"/>
+            </w:tcMar>
+          </w:tcPr>
+          <w:p>
+            <w:pPr>
+              <w:spacing w:after="0"/>
+            </w:pPr>
+            <w:r>
+              <w:rPr>
+                <w:rFonts w:ascii="Arial" w:cs="Arial" w:eastAsia="Arial" w:hAnsi="Arial"/>
+                <w:sz w:val="18"/>
+                <w:szCs w:val="18"/>
+              </w:rPr>
+              <w:t xml:space="preserve">Employer 1</w:t>
+            </w:r>
+          </w:p>
+        </w:tc>
+        <w:tc>
+          <w:tcPr>
+            <w:tcW w:type="dxa" w:w="1920"/>
+            <w:tcMar>
+              <w:top w:type="dxa" w:w="50"/>
+              <w:left w:type="dxa" w:w="120"/>
+              <w:bottom w:type="dxa" w:w="50"/>
+              <w:right w:type="dxa" w:w="120"/>
+            </w:tcMar>
+          </w:tcPr>
+          <w:p>
+            <w:pPr>
+              <w:spacing w:after="0"/>
+            </w:pPr>
+            <w:r>
+              <w:rPr>
+                <w:rFonts w:ascii="Arial" w:cs="Arial" w:eastAsia="Arial" w:hAnsi="Arial"/>
+                <w:sz w:val="18"/>
+                <w:szCs w:val="18"/>
+              </w:rPr>
+              <w:t xml:space="preserve"/>
+            </w:r>
+          </w:p>
+        </w:tc>
+        <w:tc>
+          <w:tcPr>
+            <w:tcW w:type="dxa" w:w="1200"/>
+            <w:tcMar>
+              <w:top w:type="dxa" w:w="50"/>
+              <w:left w:type="dxa" w:w="120"/>
+              <w:bottom w:type="dxa" w:w="50"/>
+              <w:right w:type="dxa" w:w="120"/>
+            </w:tcMar>
+          </w:tcPr>
+          <w:p>
+            <w:pPr>
+              <w:spacing w:after="0"/>
+            </w:pPr>
+            <w:r>
+              <w:rPr>
+                <w:rFonts w:ascii="Arial" w:cs="Arial" w:eastAsia="Arial" w:hAnsi="Arial"/>
+                <w:sz w:val="18"/>
+                <w:szCs w:val="18"/>
+              </w:rPr>
+              <w:t xml:space="preserve">☐ Y ☐ N</w:t>
+            </w:r>
+          </w:p>
+        </w:tc>
+        <w:tc>
+          <w:tcPr>
+            <w:tcW w:type="dxa" w:w="5520"/>
+            <w:tcMar>
+              <w:top w:type="dxa" w:w="50"/>
+              <w:left w:type="dxa" w:w="120"/>
+              <w:bottom w:type="dxa" w:w="50"/>
+              <w:right w:type="dxa" w:w="120"/>
+            </w:tcMar>
+          </w:tcPr>
+          <w:p>
+            <w:pPr>
+              <w:spacing w:after="0"/>
+            </w:pPr>
+            <w:r>
+              <w:rPr>
+                <w:rFonts w:ascii="Arial" w:cs="Arial" w:eastAsia="Arial" w:hAnsi="Arial"/>
+                <w:sz w:val="18"/>
+                <w:szCs w:val="18"/>
+              </w:rPr>
+              <w:t xml:space="preserve"/>
+            </w:r>
+          </w:p>
+        </w:tc>
+      </w:tr>
+      <w:tr>
+        <w:tc>
+          <w:tcPr>
+            <w:tcW w:type="dxa" w:w="1440"/>
+            <w:tcMar>
+              <w:top w:type="dxa" w:w="50"/>
+              <w:left w:type="dxa" w:w="120"/>
+              <w:bottom w:type="dxa" w:w="50"/>
+              <w:right w:type="dxa" w:w="120"/>
+            </w:tcMar>
+          </w:tcPr>
+          <w:p>
+            <w:pPr>
+              <w:spacing w:after="0"/>
+            </w:pPr>
+            <w:r>
+              <w:rPr>
+                <w:rFonts w:ascii="Arial" w:cs="Arial" w:eastAsia="Arial" w:hAnsi="Arial"/>
+                <w:sz w:val="18"/>
+                <w:szCs w:val="18"/>
+              </w:rPr>
+              <w:t xml:space="preserve">Employer 2</w:t>
+            </w:r>
+          </w:p>
+        </w:tc>
+        <w:tc>
+          <w:tcPr>
+            <w:tcW w:type="dxa" w:w="1920"/>
+            <w:tcMar>
+              <w:top w:type="dxa" w:w="50"/>
+              <w:left w:type="dxa" w:w="120"/>
+              <w:bottom w:type="dxa" w:w="50"/>
+              <w:right w:type="dxa" w:w="120"/>
+            </w:tcMar>
+          </w:tcPr>
+          <w:p>
+            <w:pPr>
+              <w:spacing w:after="0"/>
+            </w:pPr>
+            <w:r>
+              <w:rPr>
+                <w:rFonts w:ascii="Arial" w:cs="Arial" w:eastAsia="Arial" w:hAnsi="Arial"/>
+                <w:sz w:val="18"/>
+                <w:szCs w:val="18"/>
+              </w:rPr>
+              <w:t xml:space="preserve"/>
+            </w:r>
+          </w:p>
+        </w:tc>
+        <w:tc>
+          <w:tcPr>
+            <w:tcW w:type="dxa" w:w="1200"/>
+            <w:tcMar>
+              <w:top w:type="dxa" w:w="50"/>
+              <w:left w:type="dxa" w:w="120"/>
+              <w:bottom w:type="dxa" w:w="50"/>
+              <w:right w:type="dxa" w:w="120"/>
+            </w:tcMar>
+          </w:tcPr>
+          <w:p>
+            <w:pPr>
+              <w:spacing w:after="0"/>
+            </w:pPr>
+            <w:r>
+              <w:rPr>
+                <w:rFonts w:ascii="Arial" w:cs="Arial" w:eastAsia="Arial" w:hAnsi="Arial"/>
+                <w:sz w:val="18"/>
+                <w:szCs w:val="18"/>
+              </w:rPr>
+              <w:t xml:space="preserve">☐ Y ☐ N</w:t>
+            </w:r>
+          </w:p>
+        </w:tc>
+        <w:tc>
+          <w:tcPr>
+            <w:tcW w:type="dxa" w:w="5520"/>
+            <w:tcMar>
+              <w:top w:type="dxa" w:w="50"/>
+              <w:left w:type="dxa" w:w="120"/>
+              <w:bottom w:type="dxa" w:w="50"/>
+              <w:right w:type="dxa" w:w="120"/>
+            </w:tcMar>
+          </w:tcPr>
+          <w:p>
+            <w:pPr>
+              <w:spacing w:after="0"/>
+            </w:pPr>
+            <w:r>
+              <w:rPr>
+                <w:rFonts w:ascii="Arial" w:cs="Arial" w:eastAsia="Arial" w:hAnsi="Arial"/>
+                <w:sz w:val="18"/>
+                <w:szCs w:val="18"/>
+              </w:rPr>
+              <w:t xml:space="preserve"/>
+            </w:r>
+          </w:p>
+        </w:tc>
+      </w:tr>
+      <w:tr>
+        <w:tc>
+          <w:tcPr>
+            <w:tcW w:type="dxa" w:w="1440"/>
+            <w:tcMar>
+              <w:top w:type="dxa" w:w="50"/>
+              <w:left w:type="dxa" w:w="120"/>
+              <w:bottom w:type="dxa" w:w="50"/>
+              <w:right w:type="dxa" w:w="120"/>
+            </w:tcMar>
+          </w:tcPr>
+          <w:p>
+            <w:pPr>
+              <w:spacing w:after="0"/>
+            </w:pPr>
+            <w:r>
+              <w:rPr>
+                <w:rFonts w:ascii="Arial" w:cs="Arial" w:eastAsia="Arial" w:hAnsi="Arial"/>
+                <w:sz w:val="18"/>
+                <w:szCs w:val="18"/>
+              </w:rPr>
+              <w:t xml:space="preserve">Reference 1</w:t>
+            </w:r>
+          </w:p>
+        </w:tc>
+        <w:tc>
+          <w:tcPr>
+            <w:tcW w:type="dxa" w:w="1920"/>
+            <w:tcMar>
+              <w:top w:type="dxa" w:w="50"/>
+              <w:left w:type="dxa" w:w="120"/>
+              <w:bottom w:type="dxa" w:w="50"/>
+              <w:right w:type="dxa" w:w="120"/>
+            </w:tcMar>
+          </w:tcPr>
+          <w:p>
+            <w:pPr>
+              <w:spacing w:after="0"/>
+            </w:pPr>
+            <w:r>
+              <w:rPr>
+                <w:rFonts w:ascii="Arial" w:cs="Arial" w:eastAsia="Arial" w:hAnsi="Arial"/>
+                <w:sz w:val="18"/>
+                <w:szCs w:val="18"/>
+              </w:rPr>
+              <w:t xml:space="preserve"/>
+            </w:r>
+          </w:p>
+        </w:tc>
+        <w:tc>
+          <w:tcPr>
+            <w:tcW w:type="dxa" w:w="1200"/>
+            <w:tcMar>
+              <w:top w:type="dxa" w:w="50"/>
+              <w:left w:type="dxa" w:w="120"/>
+              <w:bottom w:type="dxa" w:w="50"/>
+              <w:right w:type="dxa" w:w="120"/>
+            </w:tcMar>
+          </w:tcPr>
+          <w:p>
+            <w:pPr>
+              <w:spacing w:after="0"/>
+            </w:pPr>
+            <w:r>
+              <w:rPr>
+                <w:rFonts w:ascii="Arial" w:cs="Arial" w:eastAsia="Arial" w:hAnsi="Arial"/>
+                <w:sz w:val="18"/>
+                <w:szCs w:val="18"/>
+              </w:rPr>
+              <w:t xml:space="preserve">☐ Y ☐ N</w:t>
+            </w:r>
+          </w:p>
+        </w:tc>
+        <w:tc>
+          <w:tcPr>
+            <w:tcW w:type="dxa" w:w="5520"/>
+            <w:tcMar>
+              <w:top w:type="dxa" w:w="50"/>
+              <w:left w:type="dxa" w:w="120"/>
+              <w:bottom w:type="dxa" w:w="50"/>
+              <w:right w:type="dxa" w:w="120"/>
+            </w:tcMar>
+          </w:tcPr>
+          <w:p>
+            <w:pPr>
+              <w:spacing w:after="0"/>
+            </w:pPr>
+            <w:r>
+              <w:rPr>
+                <w:rFonts w:ascii="Arial" w:cs="Arial" w:eastAsia="Arial" w:hAnsi="Arial"/>
+                <w:sz w:val="18"/>
+                <w:szCs w:val="18"/>
+              </w:rPr>
+              <w:t xml:space="preserve"/>
+            </w:r>
+          </w:p>
+        </w:tc>
+      </w:tr>
+      <w:tr>
+        <w:tc>
+          <w:tcPr>
+            <w:tcW w:type="dxa" w:w="1440"/>
+            <w:tcMar>
+              <w:top w:type="dxa" w:w="50"/>
+              <w:left w:type="dxa" w:w="120"/>
+              <w:bottom w:type="dxa" w:w="50"/>
+              <w:right w:type="dxa" w:w="120"/>
+            </w:tcMar>
+          </w:tcPr>
+          <w:p>
+            <w:pPr>
+              <w:spacing w:after="0"/>
+            </w:pPr>
+            <w:r>
+              <w:rPr>
+                <w:rFonts w:ascii="Arial" w:cs="Arial" w:eastAsia="Arial" w:hAnsi="Arial"/>
+                <w:sz w:val="18"/>
+                <w:szCs w:val="18"/>
+              </w:rPr>
+              <w:t xml:space="preserve">Reference 2</w:t>
+            </w:r>
+          </w:p>
+        </w:tc>
+        <w:tc>
+          <w:tcPr>
+            <w:tcW w:type="dxa" w:w="1920"/>
+            <w:tcMar>
+              <w:top w:type="dxa" w:w="50"/>
+              <w:left w:type="dxa" w:w="120"/>
+              <w:bottom w:type="dxa" w:w="50"/>
+              <w:right w:type="dxa" w:w="120"/>
+            </w:tcMar>
+          </w:tcPr>
+          <w:p>
+            <w:pPr>
+              <w:spacing w:after="0"/>
+            </w:pPr>
+            <w:r>
+              <w:rPr>
+                <w:rFonts w:ascii="Arial" w:cs="Arial" w:eastAsia="Arial" w:hAnsi="Arial"/>
+                <w:sz w:val="18"/>
+                <w:szCs w:val="18"/>
+              </w:rPr>
+              <w:t xml:space="preserve"/>
+            </w:r>
+          </w:p>
+        </w:tc>
+        <w:tc>
+          <w:tcPr>
+            <w:tcW w:type="dxa" w:w="1200"/>
+            <w:tcMar>
+              <w:top w:type="dxa" w:w="50"/>
+              <w:left w:type="dxa" w:w="120"/>
+              <w:bottom w:type="dxa" w:w="50"/>
+              <w:right w:type="dxa" w:w="120"/>
+            </w:tcMar>
+          </w:tcPr>
+          <w:p>
+            <w:pPr>
+              <w:spacing w:after="0"/>
+            </w:pPr>
+            <w:r>
+              <w:rPr>
+                <w:rFonts w:ascii="Arial" w:cs="Arial" w:eastAsia="Arial" w:hAnsi="Arial"/>
+                <w:sz w:val="18"/>
+                <w:szCs w:val="18"/>
+              </w:rPr>
+              <w:t xml:space="preserve">☐ Y ☐ N</w:t>
+            </w:r>
+          </w:p>
+        </w:tc>
+        <w:tc>
+          <w:tcPr>
+            <w:tcW w:type="dxa" w:w="5520"/>
+            <w:tcMar>
+              <w:top w:type="dxa" w:w="50"/>
+              <w:left w:type="dxa" w:w="120"/>
+              <w:bottom w:type="dxa" w:w="50"/>
+              <w:right w:type="dxa" w:w="120"/>
+            </w:tcMar>
+          </w:tcPr>
+          <w:p>
+            <w:pPr>
+              <w:spacing w:after="0"/>
+            </w:pPr>
+            <w:r>
+              <w:rPr>
+                <w:rFonts w:ascii="Arial" w:cs="Arial" w:eastAsia="Arial" w:hAnsi="Arial"/>
+                <w:sz w:val="18"/>
+                <w:szCs w:val="18"/>
+              </w:rPr>
+              <w:t xml:space="preserve"/>
+            </w:r>
+          </w:p>
+        </w:tc>
+      </w:tr>
+      <w:tr>
+        <w:tc>
+          <w:tcPr>
+            <w:tcW w:type="dxa" w:w="1440"/>
+            <w:tcMar>
+              <w:top w:type="dxa" w:w="50"/>
+              <w:left w:type="dxa" w:w="120"/>
+              <w:bottom w:type="dxa" w:w="50"/>
+              <w:right w:type="dxa" w:w="120"/>
+            </w:tcMar>
+          </w:tcPr>
+          <w:p>
+            <w:pPr>
+              <w:spacing w:after="0"/>
+            </w:pPr>
+            <w:r>
+              <w:rPr>
+                <w:rFonts w:ascii="Arial" w:cs="Arial" w:eastAsia="Arial" w:hAnsi="Arial"/>
+                <w:sz w:val="18"/>
+                <w:szCs w:val="18"/>
+              </w:rPr>
+              <w:t xml:space="preserve">Reference 3</w:t>
+            </w:r>
+          </w:p>
+        </w:tc>
+        <w:tc>
+          <w:tcPr>
+            <w:tcW w:type="dxa" w:w="1920"/>
+            <w:tcMar>
+              <w:top w:type="dxa" w:w="50"/>
+              <w:left w:type="dxa" w:w="120"/>
+              <w:bottom w:type="dxa" w:w="50"/>
+              <w:right w:type="dxa" w:w="120"/>
+            </w:tcMar>
+          </w:tcPr>
+          <w:p>
+            <w:pPr>
+              <w:spacing w:after="0"/>
+            </w:pPr>
+            <w:r>
+              <w:rPr>
+                <w:rFonts w:ascii="Arial" w:cs="Arial" w:eastAsia="Arial" w:hAnsi="Arial"/>
+                <w:sz w:val="18"/>
+                <w:szCs w:val="18"/>
+              </w:rPr>
+              <w:t xml:space="preserve"/>
+            </w:r>
+          </w:p>
+        </w:tc>
+        <w:tc>
+          <w:tcPr>
+            <w:tcW w:type="dxa" w:w="1200"/>
+            <w:tcMar>
+              <w:top w:type="dxa" w:w="50"/>
+              <w:left w:type="dxa" w:w="120"/>
+              <w:bottom w:type="dxa" w:w="50"/>
+              <w:right w:type="dxa" w:w="120"/>
+            </w:tcMar>
+          </w:tcPr>
+          <w:p>
+            <w:pPr>
+              <w:spacing w:after="0"/>
+            </w:pPr>
+            <w:r>
+              <w:rPr>
+                <w:rFonts w:ascii="Arial" w:cs="Arial" w:eastAsia="Arial" w:hAnsi="Arial"/>
+                <w:sz w:val="18"/>
+                <w:szCs w:val="18"/>
+              </w:rPr>
+              <w:t xml:space="preserve">☐ Y ☐ N</w:t>
+            </w:r>
+          </w:p>
+        </w:tc>
+        <w:tc>
+          <w:tcPr>
+            <w:tcW w:type="dxa" w:w="5520"/>
+            <w:tcMar>
+              <w:top w:type="dxa" w:w="50"/>
+              <w:left w:type="dxa" w:w="120"/>
+              <w:bottom w:type="dxa" w:w="50"/>
+              <w:right w:type="dxa" w:w="120"/>
+            </w:tcMar>
+          </w:tcPr>
+          <w:p>
+            <w:pPr>
+              <w:spacing w:after="0"/>
+            </w:pPr>
+            <w:r>
+              <w:rPr>
+                <w:rFonts w:ascii="Arial" w:cs="Arial" w:eastAsia="Arial" w:hAnsi="Arial"/>
+                <w:sz w:val="18"/>
+                <w:szCs w:val="18"/>
+              </w:rPr>
+              <w:t xml:space="preserve"/>
+            </w:r>
+          </w:p>
+        </w:tc>
+      </w:tr>
+    </w:tbl>
+    <w:p>
+      <w:r>
+        <w:br w:type="page"/>
+      </w:r>
+    </w:p>
+    <w:p>
+      <w:pPr>
+        <w:spacing w:after="60"/>
+      </w:pPr>
+      <w:r>
+        <w:rPr>
+          <w:rFonts w:ascii="Arial" w:cs="Arial" w:eastAsia="Arial" w:hAnsi="Arial"/>
+          <w:b/>
+          <w:bCs/>
+          <w:color w:val="1F1F1F"/>
+          <w:sz w:val="32"/>
+          <w:szCs w:val="32"/>
+        </w:rPr>
+        <w:t xml:space="preserve">6. Driver’s License &amp; Driving Record</w:t>
       </w:r>
     </w:p>
     <w:p>
@@ -4515,7 +6783,7 @@
           <w:sz w:val="32"/>
           <w:szCs w:val="32"/>
         </w:rPr>
-        <w:t xml:space="preserve">6. Proof of Identity &amp; Work Authorization (Form I-9)</w:t>
+        <w:t xml:space="preserve">7. Proof of Identity &amp; Work Authorization (Form I-9)</w:t>
       </w:r>
     </w:p>
     <w:p>
@@ -5270,7 +7538,7 @@
           <w:sz w:val="32"/>
           <w:szCs w:val="32"/>
         </w:rPr>
-        <w:t xml:space="preserve">7. Tax Forms</w:t>
+        <w:t xml:space="preserve">8. Tax Forms</w:t>
       </w:r>
     </w:p>
     <w:p>
@@ -5458,7 +7726,7 @@
           <w:sz w:val="32"/>
           <w:szCs w:val="32"/>
         </w:rPr>
-        <w:t xml:space="preserve">8. Direct Deposit Authorization</w:t>
+        <w:t xml:space="preserve">9. Direct Deposit Authorization</w:t>
       </w:r>
     </w:p>
     <w:p>
@@ -6520,7 +8788,7 @@
           <w:sz w:val="32"/>
           <w:szCs w:val="32"/>
         </w:rPr>
-        <w:t xml:space="preserve">9. Acknowledgement &amp; Checklist</w:t>
+        <w:t xml:space="preserve">10. Acknowledgement &amp; Checklist</w:t>
       </w:r>
     </w:p>
     <w:p>
@@ -7327,6 +9595,80 @@
                 <w:szCs w:val="19"/>
               </w:rPr>
               <w:t xml:space="preserve">Background report reviewed / cleared</w:t>
+            </w:r>
+          </w:p>
+        </w:tc>
+        <w:tc>
+          <w:tcPr>
+            <w:tcW w:type="dxa" w:w="2880"/>
+            <w:tcMar>
+              <w:top w:type="dxa" w:w="60"/>
+              <w:left w:type="dxa" w:w="120"/>
+              <w:bottom w:type="dxa" w:w="60"/>
+              <w:right w:type="dxa" w:w="120"/>
+            </w:tcMar>
+          </w:tcPr>
+          <w:p>
+            <w:pPr>
+              <w:spacing w:after="0"/>
+            </w:pPr>
+            <w:r>
+              <w:rPr>
+                <w:rFonts w:ascii="Arial" w:cs="Arial" w:eastAsia="Arial" w:hAnsi="Arial"/>
+                <w:sz w:val="19"/>
+                <w:szCs w:val="19"/>
+              </w:rPr>
+              <w:t xml:space="preserve"/>
+            </w:r>
+          </w:p>
+        </w:tc>
+      </w:tr>
+      <w:tr>
+        <w:tc>
+          <w:tcPr>
+            <w:tcW w:type="dxa" w:w="720"/>
+            <w:tcMar>
+              <w:top w:type="dxa" w:w="60"/>
+              <w:left w:type="dxa" w:w="120"/>
+              <w:bottom w:type="dxa" w:w="60"/>
+              <w:right w:type="dxa" w:w="120"/>
+            </w:tcMar>
+          </w:tcPr>
+          <w:p>
+            <w:pPr>
+              <w:spacing w:after="0"/>
+            </w:pPr>
+            <w:r>
+              <w:rPr>
+                <w:rFonts w:ascii="Arial" w:cs="Arial" w:eastAsia="Arial" w:hAnsi="Arial"/>
+                <w:sz w:val="19"/>
+                <w:szCs w:val="19"/>
+              </w:rPr>
+              <w:t xml:space="preserve">☐</w:t>
+            </w:r>
+          </w:p>
+        </w:tc>
+        <w:tc>
+          <w:tcPr>
+            <w:tcW w:type="dxa" w:w="6480"/>
+            <w:tcMar>
+              <w:top w:type="dxa" w:w="60"/>
+              <w:left w:type="dxa" w:w="120"/>
+              <w:bottom w:type="dxa" w:w="60"/>
+              <w:right w:type="dxa" w:w="120"/>
+            </w:tcMar>
+          </w:tcPr>
+          <w:p>
+            <w:pPr>
+              <w:spacing w:after="0"/>
+            </w:pPr>
+            <w:r>
+              <w:rPr>
+                <w:rFonts w:ascii="Arial" w:cs="Arial" w:eastAsia="Arial" w:hAnsi="Arial"/>
+                <w:sz w:val="19"/>
+                <w:szCs w:val="19"/>
+              </w:rPr>
+              <w:t xml:space="preserve">References and past employers called</w:t>
             </w:r>
           </w:p>
         </w:tc>

--- a/hire-package/SOTA-New-Hire-Package.docx
+++ b/hire-package/SOTA-New-Hire-Package.docx
@@ -4030,7 +4030,7 @@
     </w:tbl>
     <w:p>
       <w:pPr>
-        <w:spacing w:after="60" w:before="100"/>
+        <w:spacing w:after="0" w:before="100"/>
       </w:pPr>
       <w:r>
         <w:rPr>
@@ -4038,18 +4038,71 @@
           <w:sz w:val="21"/>
           <w:szCs w:val="21"/>
         </w:rPr>
-        <w:t xml:space="preserve">May we contact this employer?   ☐ Yes   ☐ No   </w:t>
-      </w:r>
-      <w:r>
-        <w:rPr>
-          <w:rFonts w:ascii="Arial" w:cs="Arial" w:eastAsia="Arial" w:hAnsi="Arial"/>
-          <w:color w:val="666666"/>
-          <w:sz w:val="18"/>
-          <w:szCs w:val="18"/>
-        </w:rPr>
-        <w:t xml:space="preserve">(you may say No for a current employer)</w:t>
-      </w:r>
-    </w:p>
+        <w:t xml:space="preserve">May we contact this employer?   ☐ Yes   ☐ No</w:t>
+      </w:r>
+    </w:p>
+    <w:tbl>
+      <w:tblPr>
+        <w:tblW w:type="dxa" w:w="10080"/>
+        <w:tblBorders>
+          <w:top w:val="none" w:color="FFFFFF" w:sz="0"/>
+          <w:left w:val="none" w:color="FFFFFF" w:sz="0"/>
+          <w:bottom w:val="none" w:color="FFFFFF" w:sz="0"/>
+          <w:right w:val="none" w:color="FFFFFF" w:sz="0"/>
+          <w:insideH w:val="none" w:color="FFFFFF" w:sz="0"/>
+          <w:insideV w:val="none" w:color="FFFFFF" w:sz="0"/>
+        </w:tblBorders>
+      </w:tblPr>
+      <w:tblGrid>
+        <w:gridCol w:w="10080"/>
+      </w:tblGrid>
+      <w:tr>
+        <w:tc>
+          <w:tcPr>
+            <w:tcW w:type="dxa" w:w="10080"/>
+            <w:tcBorders>
+              <w:top w:val="none" w:color="FFFFFF" w:sz="0"/>
+              <w:left w:val="none" w:color="FFFFFF" w:sz="0"/>
+              <w:bottom w:val="single" w:color="999999" w:sz="4"/>
+              <w:right w:val="none" w:color="FFFFFF" w:sz="0"/>
+            </w:tcBorders>
+            <w:tcMar>
+              <w:top w:type="dxa" w:w="60"/>
+              <w:left w:type="dxa" w:w="60"/>
+              <w:bottom w:type="dxa" w:w="20"/>
+              <w:right w:type="dxa" w:w="120"/>
+            </w:tcMar>
+          </w:tcPr>
+          <w:p>
+            <w:pPr>
+              <w:spacing w:after="0" w:before="280"/>
+            </w:pPr>
+            <w:r>
+              <w:rPr>
+                <w:rFonts w:ascii="Arial" w:cs="Arial" w:eastAsia="Arial" w:hAnsi="Arial"/>
+                <w:sz w:val="21"/>
+                <w:szCs w:val="21"/>
+              </w:rPr>
+              <w:t xml:space="preserve"> </w:t>
+            </w:r>
+          </w:p>
+          <w:p>
+            <w:pPr>
+              <w:spacing w:after="0"/>
+            </w:pPr>
+            <w:r>
+              <w:rPr>
+                <w:rFonts w:ascii="Arial" w:cs="Arial" w:eastAsia="Arial" w:hAnsi="Arial"/>
+                <w:color w:val="666666"/>
+                <w:sz w:val="15"/>
+                <w:szCs w:val="15"/>
+              </w:rPr>
+              <w:t xml:space="preserve">If No, why? (required — e.g. still working there)</w:t>
+            </w:r>
+          </w:p>
+        </w:tc>
+      </w:tr>
+    </w:tbl>
     <w:p>
       <w:pPr>
         <w:spacing w:after="0" w:before="160"/>
@@ -4353,7 +4406,7 @@
     </w:tbl>
     <w:p>
       <w:pPr>
-        <w:spacing w:after="60" w:before="100"/>
+        <w:spacing w:after="0" w:before="100"/>
       </w:pPr>
       <w:r>
         <w:rPr>
@@ -4361,18 +4414,71 @@
           <w:sz w:val="21"/>
           <w:szCs w:val="21"/>
         </w:rPr>
-        <w:t xml:space="preserve">May we contact this employer?   ☐ Yes   ☐ No   </w:t>
-      </w:r>
-      <w:r>
-        <w:rPr>
-          <w:rFonts w:ascii="Arial" w:cs="Arial" w:eastAsia="Arial" w:hAnsi="Arial"/>
-          <w:color w:val="666666"/>
-          <w:sz w:val="18"/>
-          <w:szCs w:val="18"/>
-        </w:rPr>
-        <w:t xml:space="preserve">(you may say No for a current employer)</w:t>
-      </w:r>
-    </w:p>
+        <w:t xml:space="preserve">May we contact this employer?   ☐ Yes   ☐ No</w:t>
+      </w:r>
+    </w:p>
+    <w:tbl>
+      <w:tblPr>
+        <w:tblW w:type="dxa" w:w="10080"/>
+        <w:tblBorders>
+          <w:top w:val="none" w:color="FFFFFF" w:sz="0"/>
+          <w:left w:val="none" w:color="FFFFFF" w:sz="0"/>
+          <w:bottom w:val="none" w:color="FFFFFF" w:sz="0"/>
+          <w:right w:val="none" w:color="FFFFFF" w:sz="0"/>
+          <w:insideH w:val="none" w:color="FFFFFF" w:sz="0"/>
+          <w:insideV w:val="none" w:color="FFFFFF" w:sz="0"/>
+        </w:tblBorders>
+      </w:tblPr>
+      <w:tblGrid>
+        <w:gridCol w:w="10080"/>
+      </w:tblGrid>
+      <w:tr>
+        <w:tc>
+          <w:tcPr>
+            <w:tcW w:type="dxa" w:w="10080"/>
+            <w:tcBorders>
+              <w:top w:val="none" w:color="FFFFFF" w:sz="0"/>
+              <w:left w:val="none" w:color="FFFFFF" w:sz="0"/>
+              <w:bottom w:val="single" w:color="999999" w:sz="4"/>
+              <w:right w:val="none" w:color="FFFFFF" w:sz="0"/>
+            </w:tcBorders>
+            <w:tcMar>
+              <w:top w:type="dxa" w:w="60"/>
+              <w:left w:type="dxa" w:w="60"/>
+              <w:bottom w:type="dxa" w:w="20"/>
+              <w:right w:type="dxa" w:w="120"/>
+            </w:tcMar>
+          </w:tcPr>
+          <w:p>
+            <w:pPr>
+              <w:spacing w:after="0" w:before="280"/>
+            </w:pPr>
+            <w:r>
+              <w:rPr>
+                <w:rFonts w:ascii="Arial" w:cs="Arial" w:eastAsia="Arial" w:hAnsi="Arial"/>
+                <w:sz w:val="21"/>
+                <w:szCs w:val="21"/>
+              </w:rPr>
+              <w:t xml:space="preserve"> </w:t>
+            </w:r>
+          </w:p>
+          <w:p>
+            <w:pPr>
+              <w:spacing w:after="0"/>
+            </w:pPr>
+            <w:r>
+              <w:rPr>
+                <w:rFonts w:ascii="Arial" w:cs="Arial" w:eastAsia="Arial" w:hAnsi="Arial"/>
+                <w:color w:val="666666"/>
+                <w:sz w:val="15"/>
+                <w:szCs w:val="15"/>
+              </w:rPr>
+              <w:t xml:space="preserve">If No, why? (required — e.g. still working there)</w:t>
+            </w:r>
+          </w:p>
+        </w:tc>
+      </w:tr>
+    </w:tbl>
     <w:p>
       <w:pPr>
         <w:spacing w:after="100" w:before="200"/>

--- a/hire-package/SOTA-New-Hire-Package.docx
+++ b/hire-package/SOTA-New-Hire-Package.docx
@@ -7691,7 +7691,7 @@
           <w:sz w:val="21"/>
           <w:szCs w:val="21"/>
         </w:rPr>
-        <w:t xml:space="preserve">Tells us how much federal income tax to withhold from each paycheck. The current IRS Form W-4 is attached; get a blank one any time at irs.gov/w4.</w:t>
+        <w:t xml:space="preserve">Tells us how much federal income tax to withhold from each paycheck. Print the official IRS Form W-4 (irs.gov/w4) and attach it after this page. Fill out and sign page 1 and turn it in; the other pages are IRS instructions and worksheets to keep.</w:t>
       </w:r>
     </w:p>
     <w:p>

--- a/hire-package/SOTA-New-Hire-Package.docx
+++ b/hire-package/SOTA-New-Hire-Package.docx
@@ -14756,26 +14756,20 @@
       <w:r>
         <w:rPr>
           <w:rFonts w:ascii="Arial" w:cs="Arial" w:eastAsia="Arial" w:hAnsi="Arial"/>
+          <w:b/>
+          <w:bCs/>
           <w:sz w:val="21"/>
           <w:szCs w:val="21"/>
         </w:rPr>
-        <w:t xml:space="preserve">Fuel cards are for Company vehicles and equipment only.</w:t>
-      </w:r>
-    </w:p>
-    <w:p>
-      <w:pPr>
-        <w:spacing w:after="100" w:before="200"/>
-      </w:pPr>
-      <w:r>
-        <w:rPr>
-          <w:rFonts w:ascii="Arial" w:cs="Arial" w:eastAsia="Arial" w:hAnsi="Arial"/>
-          <w:b/>
-          <w:bCs/>
-          <w:color w:val="B8860B"/>
-          <w:sz w:val="24"/>
-          <w:szCs w:val="24"/>
-        </w:rPr>
-        <w:t xml:space="preserve">Tools &amp; property</w:t>
+        <w:t xml:space="preserve">No smoking or vaping in Company vehicles</w:t>
+      </w:r>
+      <w:r>
+        <w:rPr>
+          <w:rFonts w:ascii="Arial" w:cs="Arial" w:eastAsia="Arial" w:hAnsi="Arial"/>
+          <w:sz w:val="21"/>
+          <w:szCs w:val="21"/>
+        </w:rPr>
+        <w:t xml:space="preserve"> — ever. Keep Company vehicles clean at all times, inside and out.</w:t>
       </w:r>
     </w:p>
     <w:p>
@@ -14793,7 +14787,23 @@
           <w:sz w:val="21"/>
           <w:szCs w:val="21"/>
         </w:rPr>
-        <w:t xml:space="preserve">Company tools stay Company property. Sign them out and return them at the end of the job, and when you leave the Company.</w:t>
+        <w:t xml:space="preserve">Fuel cards are for Company vehicles and equipment only.</w:t>
+      </w:r>
+    </w:p>
+    <w:p>
+      <w:pPr>
+        <w:spacing w:after="100" w:before="200"/>
+      </w:pPr>
+      <w:r>
+        <w:rPr>
+          <w:rFonts w:ascii="Arial" w:cs="Arial" w:eastAsia="Arial" w:hAnsi="Arial"/>
+          <w:b/>
+          <w:bCs/>
+          <w:color w:val="B8860B"/>
+          <w:sz w:val="24"/>
+          <w:szCs w:val="24"/>
+        </w:rPr>
+        <w:t xml:space="preserve">Tools &amp; property</w:t>
       </w:r>
     </w:p>
     <w:p>
@@ -14811,23 +14821,7 @@
           <w:sz w:val="21"/>
           <w:szCs w:val="21"/>
         </w:rPr>
-        <w:t xml:space="preserve">Don’t take material, scrap or equipment without permission. Report broken or damaged tools and equipment.</w:t>
-      </w:r>
-    </w:p>
-    <w:p>
-      <w:pPr>
-        <w:spacing w:after="100" w:before="200"/>
-      </w:pPr>
-      <w:r>
-        <w:rPr>
-          <w:rFonts w:ascii="Arial" w:cs="Arial" w:eastAsia="Arial" w:hAnsi="Arial"/>
-          <w:b/>
-          <w:bCs/>
-          <w:color w:val="B8860B"/>
-          <w:sz w:val="24"/>
-          <w:szCs w:val="24"/>
-        </w:rPr>
-        <w:t xml:space="preserve">Conduct</w:t>
+        <w:t xml:space="preserve">Company tools stay Company property. Sign them out and return them at the end of the job, and when you leave the Company.</w:t>
       </w:r>
     </w:p>
     <w:p>
@@ -14845,7 +14839,23 @@
           <w:sz w:val="21"/>
           <w:szCs w:val="21"/>
         </w:rPr>
-        <w:t xml:space="preserve">No drugs, alcohol or working impaired (Section 3).</w:t>
+        <w:t xml:space="preserve">Don’t take material, scrap or equipment without permission. Report broken or damaged tools and equipment.</w:t>
+      </w:r>
+    </w:p>
+    <w:p>
+      <w:pPr>
+        <w:spacing w:after="100" w:before="200"/>
+      </w:pPr>
+      <w:r>
+        <w:rPr>
+          <w:rFonts w:ascii="Arial" w:cs="Arial" w:eastAsia="Arial" w:hAnsi="Arial"/>
+          <w:b/>
+          <w:bCs/>
+          <w:color w:val="B8860B"/>
+          <w:sz w:val="24"/>
+          <w:szCs w:val="24"/>
+        </w:rPr>
+        <w:t xml:space="preserve">Conduct</w:t>
       </w:r>
     </w:p>
     <w:p>
@@ -14863,7 +14873,7 @@
           <w:sz w:val="21"/>
           <w:szCs w:val="21"/>
         </w:rPr>
-        <w:t xml:space="preserve">No weapons in the shop, Company vehicles or on customer sites, except as Texas law allows in your locked personal vehicle.</w:t>
+        <w:t xml:space="preserve">No drugs, alcohol or working impaired (Section 3).</w:t>
       </w:r>
     </w:p>
     <w:p>
@@ -14878,10 +14888,20 @@
       <w:r>
         <w:rPr>
           <w:rFonts w:ascii="Arial" w:cs="Arial" w:eastAsia="Arial" w:hAnsi="Arial"/>
+          <w:b/>
+          <w:bCs/>
           <w:sz w:val="21"/>
           <w:szCs w:val="21"/>
         </w:rPr>
-        <w:t xml:space="preserve">No harassment, threats or fighting. Treat coworkers and customers with respect.</w:t>
+        <w:t xml:space="preserve">No weapons allowed anywhere</w:t>
+      </w:r>
+      <w:r>
+        <w:rPr>
+          <w:rFonts w:ascii="Arial" w:cs="Arial" w:eastAsia="Arial" w:hAnsi="Arial"/>
+          <w:sz w:val="21"/>
+          <w:szCs w:val="21"/>
+        </w:rPr>
+        <w:t xml:space="preserve"> — in the shop, Company vehicles, on Company property or on customer sites.</w:t>
       </w:r>
     </w:p>
     <w:p>
@@ -14899,7 +14919,25 @@
           <w:sz w:val="21"/>
           <w:szCs w:val="21"/>
         </w:rPr>
-        <w:t xml:space="preserve">Smoke only in designated areas, away from gas cylinders and anything flammable.</w:t>
+        <w:t xml:space="preserve">No harassment, threats or fighting. Treat coworkers and customers with respect.</w:t>
+      </w:r>
+    </w:p>
+    <w:p>
+      <w:pPr>
+        <w:pStyle w:val="ListParagraph"/>
+        <w:numPr>
+          <w:ilvl w:val="0"/>
+          <w:numId w:val="3"/>
+        </w:numPr>
+        <w:spacing w:after="60"/>
+      </w:pPr>
+      <w:r>
+        <w:rPr>
+          <w:rFonts w:ascii="Arial" w:cs="Arial" w:eastAsia="Arial" w:hAnsi="Arial"/>
+          <w:sz w:val="21"/>
+          <w:szCs w:val="21"/>
+        </w:rPr>
+        <w:t xml:space="preserve">Smoke only in designated areas, away from gas cylinders and anything flammable — never in Company vehicles.</w:t>
       </w:r>
     </w:p>
     <w:p>
@@ -23018,8 +23056,8 @@
       </w:r>
     </w:p>
     <w:sectPr>
-      <w:headerReference w:type="default" r:id="rId7"/>
-      <w:footerReference w:type="default" r:id="rId8"/>
+      <w:headerReference w:type="default" r:id="rId6"/>
+      <w:footerReference w:type="default" r:id="rId7"/>
       <w:pgSz w:w="12240" w:h="15840" w:orient="portrait"/>
       <w:pgMar w:top="1080" w:right="1080" w:bottom="1080" w:left="1080" w:header="708" w:footer="708" w:gutter="0"/>
       <w:pgNumType/>
@@ -23027,10 +23065,6 @@
     </w:sectPr>
   </w:body>
 </w:document>
-</file>
-
-<file path=word/comments.xml><?xml version="1.0" encoding="utf-8"?>
-<w:comments xmlns:cx="http://schemas.microsoft.com/office/drawing/2014/chartex" xmlns:cx1="http://schemas.microsoft.com/office/drawing/2015/9/8/chartex" xmlns:cx2="http://schemas.microsoft.com/office/drawing/2015/10/21/chartex" xmlns:cx3="http://schemas.microsoft.com/office/drawing/2016/5/9/chartex" xmlns:cx4="http://schemas.microsoft.com/office/drawing/2016/5/10/chartex" xmlns:cx5="http://schemas.microsoft.com/office/drawing/2016/5/11/chartex" xmlns:cx6="http://schemas.microsoft.com/office/drawing/2016/5/12/chartex" xmlns:cx7="http://schemas.microsoft.com/office/drawing/2016/5/13/chartex" xmlns:cx8="http://schemas.microsoft.com/office/drawing/2016/5/14/chartex" xmlns:mc="http://schemas.openxmlformats.org/markup-compatibility/2006" xmlns:aink="http://schemas.microsoft.com/office/drawing/2016/ink" xmlns:am3d="http://schemas.microsoft.com/office/drawing/2017/model3d" xmlns:o="urn:schemas-microsoft-com:office:office" xmlns:r="http://schemas.openxmlformats.org/officeDocument/2006/relationships" xmlns:m="http://schemas.openxmlformats.org/officeDocument/2006/math" xmlns:v="urn:schemas-microsoft-com:vml" xmlns:wp14="http://schemas.microsoft.com/office/word/2010/wordprocessingDrawing" xmlns:wp="http://schemas.openxmlformats.org/drawingml/2006/wordprocessingDrawing" xmlns:w10="urn:schemas-microsoft-com:office:word" xmlns:w="http://schemas.openxmlformats.org/wordprocessingml/2006/main" xmlns:w14="http://schemas.microsoft.com/office/word/2010/wordml" xmlns:w15="http://schemas.microsoft.com/office/word/2012/wordml" xmlns:w16cex="http://schemas.microsoft.com/office/word/2018/wordml/cex" xmlns:w16cid="http://schemas.microsoft.com/office/word/2016/wordml/cid" xmlns:w16="http://schemas.microsoft.com/office/word/2018/wordml" xmlns:w16sdtdh="http://schemas.microsoft.com/office/word/2020/wordml/sdtdatahash" xmlns:w16se="http://schemas.microsoft.com/office/word/2015/wordml/symex" xmlns:wpg="http://schemas.microsoft.com/office/word/2010/wordprocessingGroup" xmlns:wpi="http://schemas.microsoft.com/office/word/2010/wordprocessingInk" xmlns:wne="http://schemas.microsoft.com/office/word/2006/wordml" xmlns:wps="http://schemas.microsoft.com/office/word/2010/wordprocessingShape"/>
 </file>
 
 <file path=word/endnotes.xml><?xml version="1.0" encoding="utf-8"?>
@@ -23182,7 +23216,7 @@
 <w:numbering xmlns:wpc="http://schemas.microsoft.com/office/word/2010/wordprocessingCanvas" xmlns:mc="http://schemas.openxmlformats.org/markup-compatibility/2006" xmlns:o="urn:schemas-microsoft-com:office:office" xmlns:r="http://schemas.openxmlformats.org/officeDocument/2006/relationships" xmlns:m="http://schemas.openxmlformats.org/officeDocument/2006/math" xmlns:v="urn:schemas-microsoft-com:vml" xmlns:wp14="http://schemas.microsoft.com/office/word/2010/wordprocessingDrawing" xmlns:wp="http://schemas.openxmlformats.org/drawingml/2006/wordprocessingDrawing" xmlns:w10="urn:schemas-microsoft-com:office:word" xmlns:w="http://schemas.openxmlformats.org/wordprocessingml/2006/main" xmlns:w14="http://schemas.microsoft.com/office/word/2010/wordml" xmlns:w15="http://schemas.microsoft.com/office/word/2012/wordml" xmlns:wpg="http://schemas.microsoft.com/office/word/2010/wordprocessingGroup" xmlns:wpi="http://schemas.microsoft.com/office/word/2010/wordprocessingInk" xmlns:wne="http://schemas.microsoft.com/office/word/2006/wordml" xmlns:wps="http://schemas.microsoft.com/office/word/2010/wordprocessingShape" mc:Ignorable="w14 w15 wp14">
   <w:abstractNum w:abstractNumId="1" w15:restartNumberingAfterBreak="0">
     <w:multiLevelType w:val="hybridMultilevel"/>
-    <w:lvl w:ilvl="0" w15:tentative="1">
+    <w:lvl w:ilvl="0" w:tentative="1">
       <w:start w:val="1"/>
       <w:numFmt w:val="bullet"/>
       <w:lvlText w:val="●"/>
@@ -23191,7 +23225,7 @@
         <w:ind w:left="720" w:hanging="360"/>
       </w:pPr>
     </w:lvl>
-    <w:lvl w:ilvl="1" w15:tentative="1">
+    <w:lvl w:ilvl="1" w:tentative="1">
       <w:start w:val="1"/>
       <w:numFmt w:val="bullet"/>
       <w:lvlText w:val="○"/>
@@ -23200,7 +23234,7 @@
         <w:ind w:left="1440" w:hanging="360"/>
       </w:pPr>
     </w:lvl>
-    <w:lvl w:ilvl="2" w15:tentative="1">
+    <w:lvl w:ilvl="2" w:tentative="1">
       <w:start w:val="1"/>
       <w:numFmt w:val="bullet"/>
       <w:lvlText w:val="■"/>
@@ -23209,7 +23243,7 @@
         <w:ind w:left="2160" w:hanging="360"/>
       </w:pPr>
     </w:lvl>
-    <w:lvl w:ilvl="3" w15:tentative="1">
+    <w:lvl w:ilvl="3" w:tentative="1">
       <w:start w:val="1"/>
       <w:numFmt w:val="bullet"/>
       <w:lvlText w:val="●"/>
@@ -23218,7 +23252,7 @@
         <w:ind w:left="2880" w:hanging="360"/>
       </w:pPr>
     </w:lvl>
-    <w:lvl w:ilvl="4" w15:tentative="1">
+    <w:lvl w:ilvl="4" w:tentative="1">
       <w:start w:val="1"/>
       <w:numFmt w:val="bullet"/>
       <w:lvlText w:val="○"/>
@@ -23227,7 +23261,7 @@
         <w:ind w:left="3600" w:hanging="360"/>
       </w:pPr>
     </w:lvl>
-    <w:lvl w:ilvl="5" w15:tentative="1">
+    <w:lvl w:ilvl="5" w:tentative="1">
       <w:start w:val="1"/>
       <w:numFmt w:val="bullet"/>
       <w:lvlText w:val="■"/>
@@ -23236,7 +23270,7 @@
         <w:ind w:left="4320" w:hanging="360"/>
       </w:pPr>
     </w:lvl>
-    <w:lvl w:ilvl="6" w15:tentative="1">
+    <w:lvl w:ilvl="6" w:tentative="1">
       <w:start w:val="1"/>
       <w:numFmt w:val="bullet"/>
       <w:lvlText w:val="●"/>
@@ -23245,7 +23279,7 @@
         <w:ind w:left="5040" w:hanging="360"/>
       </w:pPr>
     </w:lvl>
-    <w:lvl w:ilvl="7" w15:tentative="1">
+    <w:lvl w:ilvl="7" w:tentative="1">
       <w:start w:val="1"/>
       <w:numFmt w:val="bullet"/>
       <w:lvlText w:val="●"/>
@@ -23254,7 +23288,7 @@
         <w:ind w:left="5760" w:hanging="360"/>
       </w:pPr>
     </w:lvl>
-    <w:lvl w:ilvl="8" w15:tentative="1">
+    <w:lvl w:ilvl="8" w:tentative="1">
       <w:start w:val="1"/>
       <w:numFmt w:val="bullet"/>
       <w:lvlText w:val="●"/>
@@ -23266,7 +23300,7 @@
   </w:abstractNum>
   <w:abstractNum w:abstractNumId="2" w15:restartNumberingAfterBreak="0">
     <w:multiLevelType w:val="hybridMultilevel"/>
-    <w:lvl w:ilvl="0" w15:tentative="1">
+    <w:lvl w:ilvl="0" w:tentative="1">
       <w:start w:val="1"/>
       <w:numFmt w:val="bullet"/>
       <w:lvlText w:val="•"/>
@@ -23278,7 +23312,7 @@
   </w:abstractNum>
   <w:abstractNum w:abstractNumId="3" w15:restartNumberingAfterBreak="0">
     <w:multiLevelType w:val="hybridMultilevel"/>
-    <w:lvl w:ilvl="0" w15:tentative="1">
+    <w:lvl w:ilvl="0" w:tentative="1">
       <w:start w:val="1"/>
       <w:numFmt w:val="bullet"/>
       <w:lvlText w:val="☐"/>
@@ -23326,6 +23360,10 @@
     </w:rPrDefault>
     <w:pPrDefault/>
   </w:docDefaults>
+  <w:style w:type="paragraph" w:styleId="Normal" w:default="1">
+    <w:name w:val="Normal"/>
+    <w:qFormat/>
+  </w:style>
   <w:style w:type="paragraph" w:styleId="Title">
     <w:name w:val="Title"/>
     <w:basedOn w:val="Normal"/>
@@ -23498,4 +23536,294 @@
     </w:rPr>
   </w:style>
 </w:styles>
+</file>
+
+<file path=word/theme/theme1.xml><?xml version="1.0" encoding="utf-8"?>
+<a:theme xmlns:a="http://schemas.openxmlformats.org/drawingml/2006/main" name="Office Theme">
+  <a:themeElements>
+    <a:clrScheme name="Office">
+      <a:dk1>
+        <a:sysClr val="windowText" lastClr="000000"/>
+      </a:dk1>
+      <a:lt1>
+        <a:sysClr val="window" lastClr="FFFFFF"/>
+      </a:lt1>
+      <a:dk2>
+        <a:srgbClr val="44546A"/>
+      </a:dk2>
+      <a:lt2>
+        <a:srgbClr val="E7E6E6"/>
+      </a:lt2>
+      <a:accent1>
+        <a:srgbClr val="4472C4"/>
+      </a:accent1>
+      <a:accent2>
+        <a:srgbClr val="ED7D31"/>
+      </a:accent2>
+      <a:accent3>
+        <a:srgbClr val="A5A5A5"/>
+      </a:accent3>
+      <a:accent4>
+        <a:srgbClr val="FFC000"/>
+      </a:accent4>
+      <a:accent5>
+        <a:srgbClr val="5B9BD5"/>
+      </a:accent5>
+      <a:accent6>
+        <a:srgbClr val="70AD47"/>
+      </a:accent6>
+      <a:hlink>
+        <a:srgbClr val="0563C1"/>
+      </a:hlink>
+      <a:folHlink>
+        <a:srgbClr val="954F72"/>
+      </a:folHlink>
+    </a:clrScheme>
+    <a:fontScheme name="Office">
+      <a:majorFont>
+        <a:latin typeface="Calibri Light" panose="020F0302020204030204"/>
+        <a:ea typeface=""/>
+        <a:cs typeface=""/>
+        <a:font script="Jpan" typeface="游ゴシック Light"/>
+        <a:font script="Hang" typeface="맑은 고딕"/>
+        <a:font script="Hans" typeface="等线 Light"/>
+        <a:font script="Hant" typeface="新細明體"/>
+        <a:font script="Arab" typeface="Times New Roman"/>
+        <a:font script="Hebr" typeface="Times New Roman"/>
+        <a:font script="Thai" typeface="Angsana New"/>
+        <a:font script="Ethi" typeface="Nyala"/>
+        <a:font script="Beng" typeface="Vrinda"/>
+        <a:font script="Gujr" typeface="Shruti"/>
+        <a:font script="Khmr" typeface="MoolBoran"/>
+        <a:font script="Knda" typeface="Tunga"/>
+        <a:font script="Guru" typeface="Raavi"/>
+        <a:font script="Cans" typeface="Euphemia"/>
+        <a:font script="Cher" typeface="Plantagenet Cherokee"/>
+        <a:font script="Yiii" typeface="Microsoft Yi Baiti"/>
+        <a:font script="Tibt" typeface="Microsoft Himalaya"/>
+        <a:font script="Thaa" typeface="MV Boli"/>
+        <a:font script="Deva" typeface="Mangal"/>
+        <a:font script="Telu" typeface="Gautami"/>
+        <a:font script="Taml" typeface="Latha"/>
+        <a:font script="Syrc" typeface="Estrangelo Edessa"/>
+        <a:font script="Orya" typeface="Kalinga"/>
+        <a:font script="Mlym" typeface="Kartika"/>
+        <a:font script="Laoo" typeface="DokChampa"/>
+        <a:font script="Sinh" typeface="Iskoola Pota"/>
+        <a:font script="Mong" typeface="Mongolian Baiti"/>
+        <a:font script="Viet" typeface="Times New Roman"/>
+        <a:font script="Uigh" typeface="Microsoft Uighur"/>
+        <a:font script="Geor" typeface="Sylfaen"/>
+        <a:font script="Armn" typeface="Arial"/>
+        <a:font script="Bugi" typeface="Leelawadee UI"/>
+        <a:font script="Bopo" typeface="Microsoft JhengHei"/>
+        <a:font script="Java" typeface="Javanese Text"/>
+        <a:font script="Lisu" typeface="Segoe UI"/>
+        <a:font script="Mymr" typeface="Myanmar Text"/>
+        <a:font script="Nkoo" typeface="Ebrima"/>
+        <a:font script="Olck" typeface="Nirmala UI"/>
+        <a:font script="Osma" typeface="Ebrima"/>
+        <a:font script="Phag" typeface="Phagspa"/>
+        <a:font script="Syrn" typeface="Estrangelo Edessa"/>
+        <a:font script="Syrj" typeface="Estrangelo Edessa"/>
+        <a:font script="Syre" typeface="Estrangelo Edessa"/>
+        <a:font script="Sora" typeface="Nirmala UI"/>
+        <a:font script="Tale" typeface="Microsoft Tai Le"/>
+        <a:font script="Talu" typeface="Microsoft New Tai Lue"/>
+        <a:font script="Tfng" typeface="Ebrima"/>
+      </a:majorFont>
+      <a:minorFont>
+        <a:latin typeface="Calibri" panose="020F0502020204030204"/>
+        <a:ea typeface=""/>
+        <a:cs typeface=""/>
+        <a:font script="Jpan" typeface="游明朝"/>
+        <a:font script="Hang" typeface="맑은 고딕"/>
+        <a:font script="Hans" typeface="等线"/>
+        <a:font script="Hant" typeface="新細明體"/>
+        <a:font script="Arab" typeface="Arial"/>
+        <a:font script="Hebr" typeface="Arial"/>
+        <a:font script="Thai" typeface="Cordia New"/>
+        <a:font script="Ethi" typeface="Nyala"/>
+        <a:font script="Beng" typeface="Vrinda"/>
+        <a:font script="Gujr" typeface="Shruti"/>
+        <a:font script="Khmr" typeface="DaunPenh"/>
+        <a:font script="Knda" typeface="Tunga"/>
+        <a:font script="Guru" typeface="Raavi"/>
+        <a:font script="Cans" typeface="Euphemia"/>
+        <a:font script="Cher" typeface="Plantagenet Cherokee"/>
+        <a:font script="Yiii" typeface="Microsoft Yi Baiti"/>
+        <a:font script="Tibt" typeface="Microsoft Himalaya"/>
+        <a:font script="Thaa" typeface="MV Boli"/>
+        <a:font script="Deva" typeface="Mangal"/>
+        <a:font script="Telu" typeface="Gautami"/>
+        <a:font script="Taml" typeface="Latha"/>
+        <a:font script="Syrc" typeface="Estrangelo Edessa"/>
+        <a:font script="Orya" typeface="Kalinga"/>
+        <a:font script="Mlym" typeface="Kartika"/>
+        <a:font script="Laoo" typeface="DokChampa"/>
+        <a:font script="Sinh" typeface="Iskoola Pota"/>
+        <a:font script="Mong" typeface="Mongolian Baiti"/>
+        <a:font script="Viet" typeface="Arial"/>
+        <a:font script="Uigh" typeface="Microsoft Uighur"/>
+        <a:font script="Geor" typeface="Sylfaen"/>
+        <a:font script="Armn" typeface="Arial"/>
+        <a:font script="Bugi" typeface="Leelawadee UI"/>
+        <a:font script="Bopo" typeface="Microsoft JhengHei"/>
+        <a:font script="Java" typeface="Javanese Text"/>
+        <a:font script="Lisu" typeface="Segoe UI"/>
+        <a:font script="Mymr" typeface="Myanmar Text"/>
+        <a:font script="Nkoo" typeface="Ebrima"/>
+        <a:font script="Olck" typeface="Nirmala UI"/>
+        <a:font script="Osma" typeface="Ebrima"/>
+        <a:font script="Phag" typeface="Phagspa"/>
+        <a:font script="Syrn" typeface="Estrangelo Edessa"/>
+        <a:font script="Syrj" typeface="Estrangelo Edessa"/>
+        <a:font script="Syre" typeface="Estrangelo Edessa"/>
+        <a:font script="Sora" typeface="Nirmala UI"/>
+        <a:font script="Tale" typeface="Microsoft Tai Le"/>
+        <a:font script="Talu" typeface="Microsoft New Tai Lue"/>
+        <a:font script="Tfng" typeface="Ebrima"/>
+      </a:minorFont>
+    </a:fontScheme>
+    <a:fmtScheme name="Office">
+      <a:fillStyleLst>
+        <a:solidFill>
+          <a:schemeClr val="phClr"/>
+        </a:solidFill>
+        <a:gradFill rotWithShape="true">
+          <a:gsLst>
+            <a:gs pos="0">
+              <a:schemeClr val="phClr">
+                <a:lumMod val="110000"/>
+                <a:satMod val="105000"/>
+                <a:tint val="67000"/>
+              </a:schemeClr>
+            </a:gs>
+            <a:gs pos="50000">
+              <a:schemeClr val="phClr">
+                <a:lumMod val="105000"/>
+                <a:satMod val="103000"/>
+                <a:tint val="73000"/>
+              </a:schemeClr>
+            </a:gs>
+            <a:gs pos="100000">
+              <a:schemeClr val="phClr">
+                <a:lumMod val="105000"/>
+                <a:satMod val="109000"/>
+                <a:tint val="81000"/>
+              </a:schemeClr>
+            </a:gs>
+          </a:gsLst>
+          <a:lin ang="5400000" scaled="false"/>
+        </a:gradFill>
+        <a:gradFill rotWithShape="true">
+          <a:gsLst>
+            <a:gs pos="0">
+              <a:schemeClr val="phClr">
+                <a:satMod val="103000"/>
+                <a:lumMod val="102000"/>
+                <a:tint val="94000"/>
+              </a:schemeClr>
+            </a:gs>
+            <a:gs pos="50000">
+              <a:schemeClr val="phClr">
+                <a:satMod val="110000"/>
+                <a:lumMod val="100000"/>
+                <a:shade val="100000"/>
+              </a:schemeClr>
+            </a:gs>
+            <a:gs pos="100000">
+              <a:schemeClr val="phClr">
+                <a:lumMod val="99000"/>
+                <a:satMod val="120000"/>
+                <a:shade val="78000"/>
+              </a:schemeClr>
+            </a:gs>
+          </a:gsLst>
+          <a:lin ang="5400000" scaled="false"/>
+        </a:gradFill>
+      </a:fillStyleLst>
+      <a:lnStyleLst>
+        <a:ln w="6350" cap="flat" cmpd="sng" algn="ctr">
+          <a:solidFill>
+            <a:schemeClr val="phClr"/>
+          </a:solidFill>
+          <a:prstDash val="solid"/>
+          <a:miter lim="800000"/>
+        </a:ln>
+        <a:ln w="12700" cap="flat" cmpd="sng" algn="ctr">
+          <a:solidFill>
+            <a:schemeClr val="phClr"/>
+          </a:solidFill>
+          <a:prstDash val="solid"/>
+          <a:miter lim="800000"/>
+        </a:ln>
+        <a:ln w="19050" cap="flat" cmpd="sng" algn="ctr">
+          <a:solidFill>
+            <a:schemeClr val="phClr"/>
+          </a:solidFill>
+          <a:prstDash val="solid"/>
+          <a:miter lim="800000"/>
+        </a:ln>
+      </a:lnStyleLst>
+      <a:effectStyleLst>
+        <a:effectStyle>
+          <a:effectLst/>
+        </a:effectStyle>
+        <a:effectStyle>
+          <a:effectLst/>
+        </a:effectStyle>
+        <a:effectStyle>
+          <a:effectLst>
+            <a:outerShdw blurRad="57150" dist="19050" dir="5400000" algn="ctr" rotWithShape="false">
+              <a:srgbClr val="000000">
+                <a:alpha val="63000"/>
+              </a:srgbClr>
+            </a:outerShdw>
+          </a:effectLst>
+        </a:effectStyle>
+      </a:effectStyleLst>
+      <a:bgFillStyleLst>
+        <a:solidFill>
+          <a:schemeClr val="phClr"/>
+        </a:solidFill>
+        <a:solidFill>
+          <a:schemeClr val="phClr">
+            <a:tint val="95000"/>
+            <a:satMod val="170000"/>
+          </a:schemeClr>
+        </a:solidFill>
+        <a:gradFill rotWithShape="true">
+          <a:gsLst>
+            <a:gs pos="0">
+              <a:schemeClr val="phClr">
+                <a:tint val="93000"/>
+                <a:satMod val="150000"/>
+                <a:shade val="98000"/>
+                <a:lumMod val="102000"/>
+              </a:schemeClr>
+            </a:gs>
+            <a:gs pos="50000">
+              <a:schemeClr val="phClr">
+                <a:tint val="98000"/>
+                <a:satMod val="130000"/>
+                <a:shade val="90000"/>
+                <a:lumMod val="103000"/>
+              </a:schemeClr>
+            </a:gs>
+            <a:gs pos="100000">
+              <a:schemeClr val="phClr">
+                <a:shade val="63000"/>
+                <a:satMod val="120000"/>
+              </a:schemeClr>
+            </a:gs>
+          </a:gsLst>
+          <a:lin ang="5400000" scaled="false"/>
+        </a:gradFill>
+      </a:bgFillStyleLst>
+    </a:fmtScheme>
+  </a:themeElements>
+  <a:objectDefaults/>
+  <a:extraClrSchemeLst/>
+</a:theme>
 </file>
--- a/hire-package/SOTA-New-Hire-Package.docx
+++ b/hire-package/SOTA-New-Hire-Package.docx
@@ -13777,7 +13777,22 @@
           <w:sz w:val="19"/>
           <w:szCs w:val="19"/>
         </w:rPr>
-        <w:t xml:space="preserve">Texas employers must tell every new employee, at hire, whether they carry workers’ compensation insurance.</w:t>
+        <w:t xml:space="preserve">Texas requires us to tell you this in writing when you are hired.</w:t>
+      </w:r>
+    </w:p>
+    <w:p>
+      <w:pPr>
+        <w:spacing w:after="160" w:before="160"/>
+      </w:pPr>
+      <w:r>
+        <w:rPr>
+          <w:rFonts w:ascii="Arial" w:cs="Arial" w:eastAsia="Arial" w:hAnsi="Arial"/>
+          <w:b/>
+          <w:bCs/>
+          <w:sz w:val="24"/>
+          <w:szCs w:val="24"/>
+        </w:rPr>
+        <w:t xml:space="preserve">State of the Arc Welding &amp; Services LLC carries workers’ compensation insurance.</w:t>
       </w:r>
     </w:p>
     <w:p>
@@ -13787,392 +13802,28 @@
       <w:r>
         <w:rPr>
           <w:rFonts w:ascii="Arial" w:cs="Arial" w:eastAsia="Arial" w:hAnsi="Arial"/>
+          <w:sz w:val="21"/>
+          <w:szCs w:val="21"/>
+        </w:rPr>
+        <w:t xml:space="preserve">If you are hurt on the job, report it to your supervisor </w:t>
+      </w:r>
+      <w:r>
+        <w:rPr>
+          <w:rFonts w:ascii="Arial" w:cs="Arial" w:eastAsia="Arial" w:hAnsi="Arial"/>
           <w:b/>
           <w:bCs/>
           <w:sz w:val="21"/>
           <w:szCs w:val="21"/>
         </w:rPr>
-        <w:t xml:space="preserve">Office checks one box and fills in the details:</w:t>
-      </w:r>
-    </w:p>
-    <w:p>
-      <w:pPr>
-        <w:spacing w:after="0" w:before="120"/>
-      </w:pPr>
-      <w:r>
-        <w:rPr>
-          <w:rFonts w:ascii="Arial" w:cs="Arial" w:eastAsia="Arial" w:hAnsi="Arial"/>
-          <w:b/>
-          <w:bCs/>
+        <w:t xml:space="preserve">immediately</w:t>
+      </w:r>
+      <w:r>
+        <w:rPr>
+          <w:rFonts w:ascii="Arial" w:cs="Arial" w:eastAsia="Arial" w:hAnsi="Arial"/>
           <w:sz w:val="21"/>
           <w:szCs w:val="21"/>
         </w:rPr>
-        <w:t xml:space="preserve">☐  The Company HAS workers’ compensation insurance</w:t>
-      </w:r>
-    </w:p>
-    <w:tbl>
-      <w:tblPr>
-        <w:tblW w:type="dxa" w:w="10080"/>
-        <w:tblBorders>
-          <w:top w:val="none" w:color="FFFFFF" w:sz="0"/>
-          <w:left w:val="none" w:color="FFFFFF" w:sz="0"/>
-          <w:bottom w:val="none" w:color="FFFFFF" w:sz="0"/>
-          <w:right w:val="none" w:color="FFFFFF" w:sz="0"/>
-          <w:insideH w:val="none" w:color="FFFFFF" w:sz="0"/>
-          <w:insideV w:val="none" w:color="FFFFFF" w:sz="0"/>
-        </w:tblBorders>
-      </w:tblPr>
-      <w:tblGrid>
-        <w:gridCol w:w="4080"/>
-        <w:gridCol w:w="3000"/>
-        <w:gridCol w:w="3000"/>
-      </w:tblGrid>
-      <w:tr>
-        <w:tc>
-          <w:tcPr>
-            <w:tcW w:type="dxa" w:w="4080"/>
-            <w:tcBorders>
-              <w:top w:val="none" w:color="FFFFFF" w:sz="0"/>
-              <w:left w:val="none" w:color="FFFFFF" w:sz="0"/>
-              <w:bottom w:val="single" w:color="999999" w:sz="4"/>
-              <w:right w:val="none" w:color="FFFFFF" w:sz="0"/>
-            </w:tcBorders>
-            <w:tcMar>
-              <w:top w:type="dxa" w:w="60"/>
-              <w:left w:type="dxa" w:w="60"/>
-              <w:bottom w:type="dxa" w:w="20"/>
-              <w:right w:type="dxa" w:w="120"/>
-            </w:tcMar>
-          </w:tcPr>
-          <w:p>
-            <w:pPr>
-              <w:spacing w:after="0" w:before="280"/>
-            </w:pPr>
-            <w:r>
-              <w:rPr>
-                <w:rFonts w:ascii="Arial" w:cs="Arial" w:eastAsia="Arial" w:hAnsi="Arial"/>
-                <w:sz w:val="21"/>
-                <w:szCs w:val="21"/>
-              </w:rPr>
-              <w:t xml:space="preserve"> </w:t>
-            </w:r>
-          </w:p>
-          <w:p>
-            <w:pPr>
-              <w:spacing w:after="0"/>
-            </w:pPr>
-            <w:r>
-              <w:rPr>
-                <w:rFonts w:ascii="Arial" w:cs="Arial" w:eastAsia="Arial" w:hAnsi="Arial"/>
-                <w:color w:val="666666"/>
-                <w:sz w:val="15"/>
-                <w:szCs w:val="15"/>
-              </w:rPr>
-              <w:t xml:space="preserve">Insurance Carrier</w:t>
-            </w:r>
-          </w:p>
-        </w:tc>
-        <w:tc>
-          <w:tcPr>
-            <w:tcW w:type="dxa" w:w="3000"/>
-            <w:tcBorders>
-              <w:top w:val="none" w:color="FFFFFF" w:sz="0"/>
-              <w:left w:val="none" w:color="FFFFFF" w:sz="0"/>
-              <w:bottom w:val="single" w:color="999999" w:sz="4"/>
-              <w:right w:val="none" w:color="FFFFFF" w:sz="0"/>
-            </w:tcBorders>
-            <w:tcMar>
-              <w:top w:type="dxa" w:w="60"/>
-              <w:left w:type="dxa" w:w="60"/>
-              <w:bottom w:type="dxa" w:w="20"/>
-              <w:right w:type="dxa" w:w="120"/>
-            </w:tcMar>
-          </w:tcPr>
-          <w:p>
-            <w:pPr>
-              <w:spacing w:after="0" w:before="280"/>
-            </w:pPr>
-            <w:r>
-              <w:rPr>
-                <w:rFonts w:ascii="Arial" w:cs="Arial" w:eastAsia="Arial" w:hAnsi="Arial"/>
-                <w:sz w:val="21"/>
-                <w:szCs w:val="21"/>
-              </w:rPr>
-              <w:t xml:space="preserve"> </w:t>
-            </w:r>
-          </w:p>
-          <w:p>
-            <w:pPr>
-              <w:spacing w:after="0"/>
-            </w:pPr>
-            <w:r>
-              <w:rPr>
-                <w:rFonts w:ascii="Arial" w:cs="Arial" w:eastAsia="Arial" w:hAnsi="Arial"/>
-                <w:color w:val="666666"/>
-                <w:sz w:val="15"/>
-                <w:szCs w:val="15"/>
-              </w:rPr>
-              <w:t xml:space="preserve">Policy Number</w:t>
-            </w:r>
-          </w:p>
-        </w:tc>
-        <w:tc>
-          <w:tcPr>
-            <w:tcW w:type="dxa" w:w="3000"/>
-            <w:tcBorders>
-              <w:top w:val="none" w:color="FFFFFF" w:sz="0"/>
-              <w:left w:val="none" w:color="FFFFFF" w:sz="0"/>
-              <w:bottom w:val="single" w:color="999999" w:sz="4"/>
-              <w:right w:val="none" w:color="FFFFFF" w:sz="0"/>
-            </w:tcBorders>
-            <w:tcMar>
-              <w:top w:type="dxa" w:w="60"/>
-              <w:left w:type="dxa" w:w="60"/>
-              <w:bottom w:type="dxa" w:w="20"/>
-              <w:right w:type="dxa" w:w="120"/>
-            </w:tcMar>
-          </w:tcPr>
-          <w:p>
-            <w:pPr>
-              <w:spacing w:after="0" w:before="280"/>
-            </w:pPr>
-            <w:r>
-              <w:rPr>
-                <w:rFonts w:ascii="Arial" w:cs="Arial" w:eastAsia="Arial" w:hAnsi="Arial"/>
-                <w:sz w:val="21"/>
-                <w:szCs w:val="21"/>
-              </w:rPr>
-              <w:t xml:space="preserve"> </w:t>
-            </w:r>
-          </w:p>
-          <w:p>
-            <w:pPr>
-              <w:spacing w:after="0"/>
-            </w:pPr>
-            <w:r>
-              <w:rPr>
-                <w:rFonts w:ascii="Arial" w:cs="Arial" w:eastAsia="Arial" w:hAnsi="Arial"/>
-                <w:color w:val="666666"/>
-                <w:sz w:val="15"/>
-                <w:szCs w:val="15"/>
-              </w:rPr>
-              <w:t xml:space="preserve">Coverage Dates</w:t>
-            </w:r>
-          </w:p>
-        </w:tc>
-      </w:tr>
-    </w:tbl>
-    <w:p>
-      <w:pPr>
-        <w:pStyle w:val="ListParagraph"/>
-        <w:numPr>
-          <w:ilvl w:val="0"/>
-          <w:numId w:val="3"/>
-        </w:numPr>
-        <w:spacing w:after="60"/>
-      </w:pPr>
-      <w:r>
-        <w:rPr>
-          <w:rFonts w:ascii="Arial" w:cs="Arial" w:eastAsia="Arial" w:hAnsi="Arial"/>
-          <w:sz w:val="21"/>
-          <w:szCs w:val="21"/>
-        </w:rPr>
-        <w:t xml:space="preserve">If you are hurt on the job, workers’ comp can pay for your medical care and part of your lost wages, no matter who was at fault.</w:t>
-      </w:r>
-    </w:p>
-    <w:p>
-      <w:pPr>
-        <w:pStyle w:val="ListParagraph"/>
-        <w:numPr>
-          <w:ilvl w:val="0"/>
-          <w:numId w:val="3"/>
-        </w:numPr>
-        <w:spacing w:after="60"/>
-      </w:pPr>
-      <w:r>
-        <w:rPr>
-          <w:rFonts w:ascii="Arial" w:cs="Arial" w:eastAsia="Arial" w:hAnsi="Arial"/>
-          <w:b/>
-          <w:bCs/>
-          <w:sz w:val="21"/>
-          <w:szCs w:val="21"/>
-        </w:rPr>
-        <w:t xml:space="preserve">Report any work injury to the Company within 30 days</w:t>
-      </w:r>
-      <w:r>
-        <w:rPr>
-          <w:rFonts w:ascii="Arial" w:cs="Arial" w:eastAsia="Arial" w:hAnsi="Arial"/>
-          <w:sz w:val="21"/>
-          <w:szCs w:val="21"/>
-        </w:rPr>
-        <w:t xml:space="preserve"> (Company policy: the same shift — see Section 15). File a claim with the Texas Division of Workers’ Compensation within 1 year of the injury.</w:t>
-      </w:r>
-    </w:p>
-    <w:p>
-      <w:pPr>
-        <w:pStyle w:val="ListParagraph"/>
-        <w:numPr>
-          <w:ilvl w:val="0"/>
-          <w:numId w:val="3"/>
-        </w:numPr>
-        <w:spacing w:after="60"/>
-      </w:pPr>
-      <w:r>
-        <w:rPr>
-          <w:rFonts w:ascii="Arial" w:cs="Arial" w:eastAsia="Arial" w:hAnsi="Arial"/>
-          <w:sz w:val="21"/>
-          <w:szCs w:val="21"/>
-        </w:rPr>
-        <w:t xml:space="preserve">You may keep your common-law right to sue the Company instead of being covered by workers’ comp. To do that, you must notify the Company </w:t>
-      </w:r>
-      <w:r>
-        <w:rPr>
-          <w:rFonts w:ascii="Arial" w:cs="Arial" w:eastAsia="Arial" w:hAnsi="Arial"/>
-          <w:b/>
-          <w:bCs/>
-          <w:sz w:val="21"/>
-          <w:szCs w:val="21"/>
-        </w:rPr>
-        <w:t xml:space="preserve">in writing within 5 days</w:t>
-      </w:r>
-      <w:r>
-        <w:rPr>
-          <w:rFonts w:ascii="Arial" w:cs="Arial" w:eastAsia="Arial" w:hAnsi="Arial"/>
-          <w:sz w:val="21"/>
-          <w:szCs w:val="21"/>
-        </w:rPr>
-        <w:t xml:space="preserve"> of starting work.</w:t>
-      </w:r>
-    </w:p>
-    <w:p>
-      <w:pPr>
-        <w:spacing w:after="60" w:before="200"/>
-      </w:pPr>
-      <w:r>
-        <w:rPr>
-          <w:rFonts w:ascii="Arial" w:cs="Arial" w:eastAsia="Arial" w:hAnsi="Arial"/>
-          <w:b/>
-          <w:bCs/>
-          <w:sz w:val="21"/>
-          <w:szCs w:val="21"/>
-        </w:rPr>
-        <w:t xml:space="preserve">☐  The Company does NOT have workers’ compensation insurance</w:t>
-      </w:r>
-    </w:p>
-    <w:p>
-      <w:pPr>
-        <w:pStyle w:val="ListParagraph"/>
-        <w:numPr>
-          <w:ilvl w:val="0"/>
-          <w:numId w:val="3"/>
-        </w:numPr>
-        <w:spacing w:after="60"/>
-      </w:pPr>
-      <w:r>
-        <w:rPr>
-          <w:rFonts w:ascii="Arial" w:cs="Arial" w:eastAsia="Arial" w:hAnsi="Arial"/>
-          <w:sz w:val="21"/>
-          <w:szCs w:val="21"/>
-        </w:rPr>
-        <w:t xml:space="preserve">This means workers’ compensation benefits are not available to you.</w:t>
-      </w:r>
-    </w:p>
-    <w:p>
-      <w:pPr>
-        <w:pStyle w:val="ListParagraph"/>
-        <w:numPr>
-          <w:ilvl w:val="0"/>
-          <w:numId w:val="3"/>
-        </w:numPr>
-        <w:spacing w:after="60"/>
-      </w:pPr>
-      <w:r>
-        <w:rPr>
-          <w:rFonts w:ascii="Arial" w:cs="Arial" w:eastAsia="Arial" w:hAnsi="Arial"/>
-          <w:sz w:val="21"/>
-          <w:szCs w:val="21"/>
-        </w:rPr>
-        <w:t xml:space="preserve">You keep your right to sue the Company if you are hurt on the job because of the Company’s negligence.</w:t>
-      </w:r>
-    </w:p>
-    <w:p>
-      <w:pPr>
-        <w:pStyle w:val="ListParagraph"/>
-        <w:numPr>
-          <w:ilvl w:val="0"/>
-          <w:numId w:val="3"/>
-        </w:numPr>
-        <w:spacing w:after="60"/>
-      </w:pPr>
-      <w:r>
-        <w:rPr>
-          <w:rFonts w:ascii="Arial" w:cs="Arial" w:eastAsia="Arial" w:hAnsi="Arial"/>
-          <w:sz w:val="21"/>
-          <w:szCs w:val="21"/>
-        </w:rPr>
-        <w:t xml:space="preserve">Occupational injury benefit plan:   ☐ The Company provides one (details attached)   ☐ None</w:t>
-      </w:r>
-    </w:p>
-    <w:p>
-      <w:pPr>
-        <w:spacing w:after="100" w:before="200"/>
-      </w:pPr>
-      <w:r>
-        <w:rPr>
-          <w:rFonts w:ascii="Arial" w:cs="Arial" w:eastAsia="Arial" w:hAnsi="Arial"/>
-          <w:b/>
-          <w:bCs/>
-          <w:color w:val="B8860B"/>
-          <w:sz w:val="24"/>
-          <w:szCs w:val="24"/>
-        </w:rPr>
-        <w:t xml:space="preserve">Free help</w:t>
-      </w:r>
-    </w:p>
-    <w:p>
-      <w:pPr>
-        <w:spacing w:after="40"/>
-      </w:pPr>
-      <w:r>
-        <w:rPr>
-          <w:rFonts w:ascii="Arial" w:cs="Arial" w:eastAsia="Arial" w:hAnsi="Arial"/>
-          <w:sz w:val="21"/>
-          <w:szCs w:val="21"/>
-        </w:rPr>
-        <w:t xml:space="preserve">Texas Department of Insurance, Division of Workers’ Compensation: </w:t>
-      </w:r>
-      <w:r>
-        <w:rPr>
-          <w:rFonts w:ascii="Arial" w:cs="Arial" w:eastAsia="Arial" w:hAnsi="Arial"/>
-          <w:b/>
-          <w:bCs/>
-          <w:sz w:val="21"/>
-          <w:szCs w:val="21"/>
-        </w:rPr>
-        <w:t xml:space="preserve">1-800-252-7031</w:t>
-      </w:r>
-    </w:p>
-    <w:p>
-      <w:pPr>
-        <w:spacing w:after="120"/>
-      </w:pPr>
-      <w:r>
-        <w:rPr>
-          <w:rFonts w:ascii="Arial" w:cs="Arial" w:eastAsia="Arial" w:hAnsi="Arial"/>
-          <w:sz w:val="21"/>
-          <w:szCs w:val="21"/>
-        </w:rPr>
-        <w:t xml:space="preserve">Office of Injured Employee Counsel (free help for injured workers): </w:t>
-      </w:r>
-      <w:r>
-        <w:rPr>
-          <w:rFonts w:ascii="Arial" w:cs="Arial" w:eastAsia="Arial" w:hAnsi="Arial"/>
-          <w:b/>
-          <w:bCs/>
-          <w:sz w:val="21"/>
-          <w:szCs w:val="21"/>
-        </w:rPr>
-        <w:t xml:space="preserve">1-866-393-6432</w:t>
+        <w:t xml:space="preserve"> (Section 15).</w:t>
       </w:r>
     </w:p>
     <w:p>
@@ -14341,70 +13992,6 @@
       </w:tr>
     </w:tbl>
     <w:p>
-      <w:pPr>
-        <w:spacing w:after="120"/>
-      </w:pPr>
-    </w:p>
-    <w:tbl>
-      <w:tblPr>
-        <w:tblW w:type="dxa" w:w="10080"/>
-        <w:tblBorders>
-          <w:top w:val="single" w:color="auto" w:sz="4"/>
-          <w:left w:val="single" w:color="auto" w:sz="4"/>
-          <w:bottom w:val="single" w:color="auto" w:sz="4"/>
-          <w:right w:val="single" w:color="auto" w:sz="4"/>
-          <w:insideH w:val="single" w:color="auto" w:sz="4"/>
-          <w:insideV w:val="single" w:color="auto" w:sz="4"/>
-        </w:tblBorders>
-      </w:tblPr>
-      <w:tblGrid>
-        <w:gridCol w:w="10080"/>
-      </w:tblGrid>
-      <w:tr>
-        <w:tc>
-          <w:tcPr>
-            <w:tcW w:type="dxa" w:w="10080"/>
-            <w:tcBorders>
-              <w:top w:val="none" w:color="FFFFFF" w:sz="0"/>
-              <w:left w:val="single" w:color="B8860B" w:sz="24"/>
-              <w:bottom w:val="none" w:color="FFFFFF" w:sz="0"/>
-              <w:right w:val="none" w:color="FFFFFF" w:sz="0"/>
-            </w:tcBorders>
-            <w:shd w:fill="FFF6DD" w:color="auto" w:val="clear"/>
-            <w:tcMar>
-              <w:top w:type="dxa" w:w="120"/>
-              <w:left w:type="dxa" w:w="200"/>
-              <w:bottom w:type="dxa" w:w="120"/>
-              <w:right w:type="dxa" w:w="200"/>
-            </w:tcMar>
-          </w:tcPr>
-          <w:p>
-            <w:pPr>
-              <w:spacing w:after="60"/>
-            </w:pPr>
-            <w:r>
-              <w:rPr>
-                <w:rFonts w:ascii="Arial" w:cs="Arial" w:eastAsia="Arial" w:hAnsi="Arial"/>
-                <w:b/>
-                <w:bCs/>
-                <w:sz w:val="21"/>
-                <w:szCs w:val="21"/>
-              </w:rPr>
-              <w:t xml:space="preserve">Office: </w:t>
-            </w:r>
-            <w:r>
-              <w:rPr>
-                <w:rFonts w:ascii="Arial" w:cs="Arial" w:eastAsia="Arial" w:hAnsi="Arial"/>
-                <w:sz w:val="21"/>
-                <w:szCs w:val="21"/>
-              </w:rPr>
-              <w:t xml:space="preserve">check with your carrier or the TDI-DWC website that this notice matches the current required wording and posters. Non-subscribers must also file DWC Form-005 with the state every year.</w:t>
-            </w:r>
-          </w:p>
-        </w:tc>
-      </w:tr>
-    </w:tbl>
-    <w:p>
       <w:r>
         <w:br w:type="page"/>
       </w:r>
@@ -15142,7 +14729,7 @@
           <w:sz w:val="19"/>
           <w:szCs w:val="19"/>
         </w:rPr>
-        <w:t xml:space="preserve">Report every injury — even small ones — the same shift.</w:t>
+        <w:t xml:space="preserve">Report every injury — even small ones — to your supervisor immediately.</w:t>
       </w:r>
     </w:p>
     <w:p>
@@ -15200,7 +14787,7 @@
           <w:sz w:val="21"/>
           <w:szCs w:val="21"/>
         </w:rPr>
-        <w:t xml:space="preserve">Tell your supervisor right away and before the end of your shift.</w:t>
+        <w:t xml:space="preserve">Tell your supervisor immediately.</w:t>
       </w:r>
       <w:r>
         <w:rPr>
@@ -15764,83 +15351,6 @@
                 <w:sz w:val="18"/>
                 <w:szCs w:val="18"/>
               </w:rPr>
-              <w:t xml:space="preserve">Workers’ comp claim line (if covered)</w:t>
-            </w:r>
-          </w:p>
-        </w:tc>
-        <w:tc>
-          <w:tcPr>
-            <w:tcW w:type="dxa" w:w="4080"/>
-            <w:tcMar>
-              <w:top w:type="dxa" w:w="50"/>
-              <w:left w:type="dxa" w:w="110"/>
-              <w:bottom w:type="dxa" w:w="50"/>
-              <w:right w:type="dxa" w:w="110"/>
-            </w:tcMar>
-          </w:tcPr>
-          <w:p>
-            <w:pPr>
-              <w:spacing w:after="0"/>
-            </w:pPr>
-            <w:r>
-              <w:rPr>
-                <w:rFonts w:ascii="Arial" w:cs="Arial" w:eastAsia="Arial" w:hAnsi="Arial"/>
-                <w:sz w:val="18"/>
-                <w:szCs w:val="18"/>
-              </w:rPr>
-              <w:t xml:space="preserve"/>
-            </w:r>
-          </w:p>
-        </w:tc>
-        <w:tc>
-          <w:tcPr>
-            <w:tcW w:type="dxa" w:w="2400"/>
-            <w:tcMar>
-              <w:top w:type="dxa" w:w="50"/>
-              <w:left w:type="dxa" w:w="110"/>
-              <w:bottom w:type="dxa" w:w="50"/>
-              <w:right w:type="dxa" w:w="110"/>
-            </w:tcMar>
-          </w:tcPr>
-          <w:p>
-            <w:pPr>
-              <w:spacing w:after="0"/>
-            </w:pPr>
-            <w:r>
-              <w:rPr>
-                <w:rFonts w:ascii="Arial" w:cs="Arial" w:eastAsia="Arial" w:hAnsi="Arial"/>
-                <w:sz w:val="18"/>
-                <w:szCs w:val="18"/>
-              </w:rPr>
-              <w:t xml:space="preserve"/>
-            </w:r>
-          </w:p>
-        </w:tc>
-      </w:tr>
-      <w:tr>
-        <w:trPr>
-          <w:trHeight w:val="360" w:hRule="atLeast"/>
-        </w:trPr>
-        <w:tc>
-          <w:tcPr>
-            <w:tcW w:type="dxa" w:w="3600"/>
-            <w:tcMar>
-              <w:top w:type="dxa" w:w="50"/>
-              <w:left w:type="dxa" w:w="110"/>
-              <w:bottom w:type="dxa" w:w="50"/>
-              <w:right w:type="dxa" w:w="110"/>
-            </w:tcMar>
-          </w:tcPr>
-          <w:p>
-            <w:pPr>
-              <w:spacing w:after="0"/>
-            </w:pPr>
-            <w:r>
-              <w:rPr>
-                <w:rFonts w:ascii="Arial" w:cs="Arial" w:eastAsia="Arial" w:hAnsi="Arial"/>
-                <w:sz w:val="18"/>
-                <w:szCs w:val="18"/>
-              </w:rPr>
               <w:t xml:space="preserve">Poison Control</w:t>
             </w:r>
           </w:p>
@@ -15895,35 +15405,6 @@
         </w:tc>
       </w:tr>
     </w:tbl>
-    <w:p>
-      <w:pPr>
-        <w:spacing w:after="100" w:before="200"/>
-      </w:pPr>
-      <w:r>
-        <w:rPr>
-          <w:rFonts w:ascii="Arial" w:cs="Arial" w:eastAsia="Arial" w:hAnsi="Arial"/>
-          <w:b/>
-          <w:bCs/>
-          <w:color w:val="B8860B"/>
-          <w:sz w:val="24"/>
-          <w:szCs w:val="24"/>
-        </w:rPr>
-        <w:t xml:space="preserve">Why same-shift reporting matters</w:t>
-      </w:r>
-    </w:p>
-    <w:p>
-      <w:pPr>
-        <w:spacing w:after="120"/>
-      </w:pPr>
-      <w:r>
-        <w:rPr>
-          <w:rFonts w:ascii="Arial" w:cs="Arial" w:eastAsia="Arial" w:hAnsi="Arial"/>
-          <w:sz w:val="21"/>
-          <w:szCs w:val="21"/>
-        </w:rPr>
-        <w:t xml:space="preserve">Texas law gives you 30 days to report a work injury, but late reports make it harder to get treatment covered and to fix the hazard. That’s why Company policy is the same shift.</w:t>
-      </w:r>
-    </w:p>
     <w:tbl>
       <w:tblPr>
         <w:tblW w:type="dxa" w:w="10080"/>
@@ -15977,7 +15458,7 @@
                 <w:sz w:val="21"/>
                 <w:szCs w:val="21"/>
               </w:rPr>
-              <w:t xml:space="preserve">The Company will not punish you for reporting an injury, filing a workers’ compensation claim or raising a safety concern. Texas law and federal OSHA protect these rights.</w:t>
+              <w:t xml:space="preserve">The Company will not punish you for reporting an injury or raising a safety concern.</w:t>
             </w:r>
           </w:p>
         </w:tc>

--- a/hire-package/SOTA-New-Hire-Package.docx
+++ b/hire-package/SOTA-New-Hire-Package.docx
@@ -2587,167 +2587,61 @@
     </w:tbl>
     <w:p>
       <w:pPr>
-        <w:spacing w:after="100" w:before="200"/>
+        <w:spacing w:after="120"/>
       </w:pPr>
-      <w:r>
-        <w:rPr>
-          <w:rFonts w:ascii="Arial" w:cs="Arial" w:eastAsia="Arial" w:hAnsi="Arial"/>
-          <w:b/>
-          <w:bCs/>
-          <w:color w:val="B8860B"/>
-          <w:sz w:val="24"/>
-          <w:szCs w:val="24"/>
-        </w:rPr>
-        <w:t xml:space="preserve">Position (office use)</w:t>
-      </w:r>
     </w:p>
     <w:tbl>
       <w:tblPr>
         <w:tblW w:type="dxa" w:w="10080"/>
         <w:tblBorders>
-          <w:top w:val="none" w:color="FFFFFF" w:sz="0"/>
-          <w:left w:val="none" w:color="FFFFFF" w:sz="0"/>
-          <w:bottom w:val="none" w:color="FFFFFF" w:sz="0"/>
-          <w:right w:val="none" w:color="FFFFFF" w:sz="0"/>
+          <w:top w:val="dashed" w:color="444444" w:sz="12"/>
+          <w:left w:val="dashed" w:color="444444" w:sz="12"/>
+          <w:bottom w:val="dashed" w:color="444444" w:sz="12"/>
+          <w:right w:val="dashed" w:color="444444" w:sz="12"/>
           <w:insideH w:val="none" w:color="FFFFFF" w:sz="0"/>
           <w:insideV w:val="none" w:color="FFFFFF" w:sz="0"/>
         </w:tblBorders>
       </w:tblPr>
       <w:tblGrid>
-        <w:gridCol w:w="4320"/>
-        <w:gridCol w:w="2400"/>
-        <w:gridCol w:w="3360"/>
+        <w:gridCol w:w="10080"/>
       </w:tblGrid>
       <w:tr>
         <w:tc>
           <w:tcPr>
-            <w:tcW w:type="dxa" w:w="4320"/>
-            <w:tcBorders>
-              <w:top w:val="none" w:color="FFFFFF" w:sz="0"/>
-              <w:left w:val="none" w:color="FFFFFF" w:sz="0"/>
-              <w:bottom w:val="single" w:color="999999" w:sz="4"/>
-              <w:right w:val="none" w:color="FFFFFF" w:sz="0"/>
-            </w:tcBorders>
-            <w:tcMar>
-              <w:top w:type="dxa" w:w="60"/>
-              <w:left w:type="dxa" w:w="60"/>
-              <w:bottom w:type="dxa" w:w="20"/>
-              <w:right w:type="dxa" w:w="120"/>
-            </w:tcMar>
-          </w:tcPr>
-          <w:p>
-            <w:pPr>
-              <w:spacing w:after="0" w:before="280"/>
-            </w:pPr>
-            <w:r>
-              <w:rPr>
-                <w:rFonts w:ascii="Arial" w:cs="Arial" w:eastAsia="Arial" w:hAnsi="Arial"/>
-                <w:sz w:val="21"/>
-                <w:szCs w:val="21"/>
-              </w:rPr>
-              <w:t xml:space="preserve"> </w:t>
-            </w:r>
-          </w:p>
-          <w:p>
-            <w:pPr>
-              <w:spacing w:after="0"/>
-            </w:pPr>
-            <w:r>
-              <w:rPr>
-                <w:rFonts w:ascii="Arial" w:cs="Arial" w:eastAsia="Arial" w:hAnsi="Arial"/>
-                <w:color w:val="666666"/>
-                <w:sz w:val="15"/>
-                <w:szCs w:val="15"/>
-              </w:rPr>
-              <w:t xml:space="preserve">Job Title</w:t>
-            </w:r>
-          </w:p>
-        </w:tc>
-        <w:tc>
-          <w:tcPr>
-            <w:tcW w:type="dxa" w:w="2400"/>
-            <w:tcBorders>
-              <w:top w:val="none" w:color="FFFFFF" w:sz="0"/>
-              <w:left w:val="none" w:color="FFFFFF" w:sz="0"/>
-              <w:bottom w:val="single" w:color="999999" w:sz="4"/>
-              <w:right w:val="none" w:color="FFFFFF" w:sz="0"/>
-            </w:tcBorders>
-            <w:tcMar>
-              <w:top w:type="dxa" w:w="60"/>
-              <w:left w:type="dxa" w:w="60"/>
-              <w:bottom w:type="dxa" w:w="20"/>
-              <w:right w:type="dxa" w:w="120"/>
-            </w:tcMar>
-          </w:tcPr>
-          <w:p>
-            <w:pPr>
-              <w:spacing w:after="0" w:before="280"/>
-            </w:pPr>
-            <w:r>
-              <w:rPr>
-                <w:rFonts w:ascii="Arial" w:cs="Arial" w:eastAsia="Arial" w:hAnsi="Arial"/>
-                <w:sz w:val="21"/>
-                <w:szCs w:val="21"/>
-              </w:rPr>
-              <w:t xml:space="preserve"> </w:t>
-            </w:r>
-          </w:p>
-          <w:p>
-            <w:pPr>
-              <w:spacing w:after="0"/>
-            </w:pPr>
-            <w:r>
-              <w:rPr>
-                <w:rFonts w:ascii="Arial" w:cs="Arial" w:eastAsia="Arial" w:hAnsi="Arial"/>
-                <w:color w:val="666666"/>
-                <w:sz w:val="15"/>
-                <w:szCs w:val="15"/>
-              </w:rPr>
-              <w:t xml:space="preserve">Pay Rate</w:t>
-            </w:r>
-          </w:p>
-        </w:tc>
-        <w:tc>
-          <w:tcPr>
-            <w:tcW w:type="dxa" w:w="3360"/>
-            <w:tcBorders>
-              <w:top w:val="none" w:color="FFFFFF" w:sz="0"/>
-              <w:left w:val="none" w:color="FFFFFF" w:sz="0"/>
-              <w:bottom w:val="single" w:color="999999" w:sz="4"/>
-              <w:right w:val="none" w:color="FFFFFF" w:sz="0"/>
-            </w:tcBorders>
-            <w:tcMar>
-              <w:top w:type="dxa" w:w="60"/>
-              <w:left w:type="dxa" w:w="60"/>
-              <w:bottom w:type="dxa" w:w="20"/>
-              <w:right w:type="dxa" w:w="120"/>
-            </w:tcMar>
-          </w:tcPr>
-          <w:p>
-            <w:pPr>
-              <w:spacing w:after="0" w:before="280"/>
-            </w:pPr>
-            <w:r>
-              <w:rPr>
-                <w:rFonts w:ascii="Arial" w:cs="Arial" w:eastAsia="Arial" w:hAnsi="Arial"/>
-                <w:sz w:val="21"/>
-                <w:szCs w:val="21"/>
-              </w:rPr>
-              <w:t xml:space="preserve"> </w:t>
-            </w:r>
-          </w:p>
-          <w:p>
-            <w:pPr>
-              <w:spacing w:after="0"/>
-            </w:pPr>
-            <w:r>
-              <w:rPr>
-                <w:rFonts w:ascii="Arial" w:cs="Arial" w:eastAsia="Arial" w:hAnsi="Arial"/>
-                <w:color w:val="666666"/>
-                <w:sz w:val="15"/>
-                <w:szCs w:val="15"/>
-              </w:rPr>
-              <w:t xml:space="preserve">Hourly / Salary</w:t>
+            <w:tcW w:type="dxa" w:w="10080"/>
+            <w:shd w:fill="1F1F1F" w:color="auto" w:val="clear"/>
+            <w:tcMar>
+              <w:top w:type="dxa" w:w="40"/>
+              <w:left w:type="dxa" w:w="160"/>
+              <w:bottom w:type="dxa" w:w="40"/>
+              <w:right w:type="dxa" w:w="160"/>
+            </w:tcMar>
+          </w:tcPr>
+          <w:p>
+            <w:pPr>
+              <w:tabs>
+                <w:tab w:val="right" w:pos="9760"/>
+              </w:tabs>
+            </w:pPr>
+            <w:r>
+              <w:rPr>
+                <w:rFonts w:ascii="Arial" w:cs="Arial" w:eastAsia="Arial" w:hAnsi="Arial"/>
+                <w:b/>
+                <w:bCs/>
+                <w:color w:val="FFFFFF"/>
+                <w:sz w:val="17"/>
+                <w:szCs w:val="17"/>
+              </w:rPr>
+              <w:t xml:space="preserve">OFFICE USE ONLY — DO NOT WRITE IN THIS BOX</w:t>
+            </w:r>
+            <w:r>
+              <w:rPr>
+                <w:rFonts w:ascii="Arial" w:cs="Arial" w:eastAsia="Arial" w:hAnsi="Arial"/>
+                <w:color w:val="DDDDDD"/>
+                <w:sz w:val="17"/>
+                <w:szCs w:val="17"/>
+              </w:rPr>
+              <w:t xml:space="preserve">	Position</w:t>
             </w:r>
           </w:p>
         </w:tc>
@@ -2755,90 +2649,261 @@
       <w:tr>
         <w:tc>
           <w:tcPr>
-            <w:tcW w:type="dxa" w:w="6720"/>
-            <w:tcBorders>
-              <w:top w:val="none" w:color="FFFFFF" w:sz="0"/>
-              <w:left w:val="none" w:color="FFFFFF" w:sz="0"/>
-              <w:bottom w:val="single" w:color="999999" w:sz="4"/>
-              <w:right w:val="none" w:color="FFFFFF" w:sz="0"/>
-            </w:tcBorders>
+            <w:tcW w:type="dxa" w:w="10080"/>
+            <w:shd w:fill="E6E6E6" w:color="auto" w:val="clear"/>
             <w:tcMar>
               <w:top w:type="dxa" w:w="60"/>
-              <w:left w:type="dxa" w:w="60"/>
-              <w:bottom w:type="dxa" w:w="20"/>
-              <w:right w:type="dxa" w:w="120"/>
-            </w:tcMar>
-          </w:tcPr>
-          <w:p>
-            <w:pPr>
-              <w:spacing w:after="0" w:before="280"/>
-            </w:pPr>
-            <w:r>
-              <w:rPr>
-                <w:rFonts w:ascii="Arial" w:cs="Arial" w:eastAsia="Arial" w:hAnsi="Arial"/>
-                <w:sz w:val="21"/>
-                <w:szCs w:val="21"/>
-              </w:rPr>
-              <w:t xml:space="preserve"> </w:t>
-            </w:r>
-          </w:p>
-          <w:p>
-            <w:pPr>
-              <w:spacing w:after="0"/>
-            </w:pPr>
-            <w:r>
-              <w:rPr>
-                <w:rFonts w:ascii="Arial" w:cs="Arial" w:eastAsia="Arial" w:hAnsi="Arial"/>
-                <w:color w:val="666666"/>
-                <w:sz w:val="15"/>
-                <w:szCs w:val="15"/>
-              </w:rPr>
-              <w:t xml:space="preserve">Welding Certifications Held</w:t>
-            </w:r>
-          </w:p>
-        </w:tc>
-        <w:tc>
-          <w:tcPr>
-            <w:tcW w:type="dxa" w:w="3360"/>
-            <w:tcBorders>
-              <w:top w:val="none" w:color="FFFFFF" w:sz="0"/>
-              <w:left w:val="none" w:color="FFFFFF" w:sz="0"/>
-              <w:bottom w:val="single" w:color="999999" w:sz="4"/>
-              <w:right w:val="none" w:color="FFFFFF" w:sz="0"/>
-            </w:tcBorders>
-            <w:tcMar>
-              <w:top w:type="dxa" w:w="60"/>
-              <w:left w:type="dxa" w:w="60"/>
-              <w:bottom w:type="dxa" w:w="20"/>
-              <w:right w:type="dxa" w:w="120"/>
-            </w:tcMar>
-          </w:tcPr>
-          <w:p>
-            <w:pPr>
-              <w:spacing w:after="0" w:before="280"/>
-            </w:pPr>
-            <w:r>
-              <w:rPr>
-                <w:rFonts w:ascii="Arial" w:cs="Arial" w:eastAsia="Arial" w:hAnsi="Arial"/>
-                <w:sz w:val="21"/>
-                <w:szCs w:val="21"/>
-              </w:rPr>
-              <w:t xml:space="preserve"> </w:t>
-            </w:r>
-          </w:p>
-          <w:p>
-            <w:pPr>
-              <w:spacing w:after="0"/>
-            </w:pPr>
-            <w:r>
-              <w:rPr>
-                <w:rFonts w:ascii="Arial" w:cs="Arial" w:eastAsia="Arial" w:hAnsi="Arial"/>
-                <w:color w:val="666666"/>
-                <w:sz w:val="15"/>
-                <w:szCs w:val="15"/>
-              </w:rPr>
-              <w:t xml:space="preserve">Shirt / Boot Size</w:t>
-            </w:r>
+              <w:left w:type="dxa" w:w="160"/>
+              <w:bottom w:type="dxa" w:w="60"/>
+              <w:right w:type="dxa" w:w="160"/>
+            </w:tcMar>
+          </w:tcPr>
+          <w:tbl>
+            <w:tblPr>
+              <w:tblW w:type="dxa" w:w="9760"/>
+              <w:tblBorders>
+                <w:top w:val="none" w:color="FFFFFF" w:sz="0"/>
+                <w:left w:val="none" w:color="FFFFFF" w:sz="0"/>
+                <w:bottom w:val="none" w:color="FFFFFF" w:sz="0"/>
+                <w:right w:val="none" w:color="FFFFFF" w:sz="0"/>
+                <w:insideH w:val="none" w:color="FFFFFF" w:sz="0"/>
+                <w:insideV w:val="none" w:color="FFFFFF" w:sz="0"/>
+              </w:tblBorders>
+            </w:tblPr>
+            <w:tblGrid>
+              <w:gridCol w:w="4182"/>
+              <w:gridCol w:w="2323"/>
+              <w:gridCol w:w="3255"/>
+            </w:tblGrid>
+            <w:tr>
+              <w:tc>
+                <w:tcPr>
+                  <w:tcW w:type="dxa" w:w="4182"/>
+                  <w:tcBorders>
+                    <w:top w:val="none" w:color="FFFFFF" w:sz="0"/>
+                    <w:left w:val="none" w:color="FFFFFF" w:sz="0"/>
+                    <w:bottom w:val="single" w:color="999999" w:sz="4"/>
+                    <w:right w:val="none" w:color="FFFFFF" w:sz="0"/>
+                  </w:tcBorders>
+                  <w:tcMar>
+                    <w:top w:type="dxa" w:w="60"/>
+                    <w:left w:type="dxa" w:w="60"/>
+                    <w:bottom w:type="dxa" w:w="20"/>
+                    <w:right w:type="dxa" w:w="120"/>
+                  </w:tcMar>
+                </w:tcPr>
+                <w:p>
+                  <w:pPr>
+                    <w:spacing w:after="0" w:before="280"/>
+                  </w:pPr>
+                  <w:r>
+                    <w:rPr>
+                      <w:rFonts w:ascii="Arial" w:cs="Arial" w:eastAsia="Arial" w:hAnsi="Arial"/>
+                      <w:sz w:val="21"/>
+                      <w:szCs w:val="21"/>
+                    </w:rPr>
+                    <w:t xml:space="preserve"> </w:t>
+                  </w:r>
+                </w:p>
+                <w:p>
+                  <w:pPr>
+                    <w:spacing w:after="0"/>
+                  </w:pPr>
+                  <w:r>
+                    <w:rPr>
+                      <w:rFonts w:ascii="Arial" w:cs="Arial" w:eastAsia="Arial" w:hAnsi="Arial"/>
+                      <w:color w:val="666666"/>
+                      <w:sz w:val="15"/>
+                      <w:szCs w:val="15"/>
+                    </w:rPr>
+                    <w:t xml:space="preserve">Job Title</w:t>
+                  </w:r>
+                </w:p>
+              </w:tc>
+              <w:tc>
+                <w:tcPr>
+                  <w:tcW w:type="dxa" w:w="2323"/>
+                  <w:tcBorders>
+                    <w:top w:val="none" w:color="FFFFFF" w:sz="0"/>
+                    <w:left w:val="none" w:color="FFFFFF" w:sz="0"/>
+                    <w:bottom w:val="single" w:color="999999" w:sz="4"/>
+                    <w:right w:val="none" w:color="FFFFFF" w:sz="0"/>
+                  </w:tcBorders>
+                  <w:tcMar>
+                    <w:top w:type="dxa" w:w="60"/>
+                    <w:left w:type="dxa" w:w="60"/>
+                    <w:bottom w:type="dxa" w:w="20"/>
+                    <w:right w:type="dxa" w:w="120"/>
+                  </w:tcMar>
+                </w:tcPr>
+                <w:p>
+                  <w:pPr>
+                    <w:spacing w:after="0" w:before="280"/>
+                  </w:pPr>
+                  <w:r>
+                    <w:rPr>
+                      <w:rFonts w:ascii="Arial" w:cs="Arial" w:eastAsia="Arial" w:hAnsi="Arial"/>
+                      <w:sz w:val="21"/>
+                      <w:szCs w:val="21"/>
+                    </w:rPr>
+                    <w:t xml:space="preserve"> </w:t>
+                  </w:r>
+                </w:p>
+                <w:p>
+                  <w:pPr>
+                    <w:spacing w:after="0"/>
+                  </w:pPr>
+                  <w:r>
+                    <w:rPr>
+                      <w:rFonts w:ascii="Arial" w:cs="Arial" w:eastAsia="Arial" w:hAnsi="Arial"/>
+                      <w:color w:val="666666"/>
+                      <w:sz w:val="15"/>
+                      <w:szCs w:val="15"/>
+                    </w:rPr>
+                    <w:t xml:space="preserve">Pay Rate</w:t>
+                  </w:r>
+                </w:p>
+              </w:tc>
+              <w:tc>
+                <w:tcPr>
+                  <w:tcW w:type="dxa" w:w="3255"/>
+                  <w:tcBorders>
+                    <w:top w:val="none" w:color="FFFFFF" w:sz="0"/>
+                    <w:left w:val="none" w:color="FFFFFF" w:sz="0"/>
+                    <w:bottom w:val="single" w:color="999999" w:sz="4"/>
+                    <w:right w:val="none" w:color="FFFFFF" w:sz="0"/>
+                  </w:tcBorders>
+                  <w:tcMar>
+                    <w:top w:type="dxa" w:w="60"/>
+                    <w:left w:type="dxa" w:w="60"/>
+                    <w:bottom w:type="dxa" w:w="20"/>
+                    <w:right w:type="dxa" w:w="120"/>
+                  </w:tcMar>
+                </w:tcPr>
+                <w:p>
+                  <w:pPr>
+                    <w:spacing w:after="0" w:before="280"/>
+                  </w:pPr>
+                  <w:r>
+                    <w:rPr>
+                      <w:rFonts w:ascii="Arial" w:cs="Arial" w:eastAsia="Arial" w:hAnsi="Arial"/>
+                      <w:sz w:val="21"/>
+                      <w:szCs w:val="21"/>
+                    </w:rPr>
+                    <w:t xml:space="preserve"> </w:t>
+                  </w:r>
+                </w:p>
+                <w:p>
+                  <w:pPr>
+                    <w:spacing w:after="0"/>
+                  </w:pPr>
+                  <w:r>
+                    <w:rPr>
+                      <w:rFonts w:ascii="Arial" w:cs="Arial" w:eastAsia="Arial" w:hAnsi="Arial"/>
+                      <w:color w:val="666666"/>
+                      <w:sz w:val="15"/>
+                      <w:szCs w:val="15"/>
+                    </w:rPr>
+                    <w:t xml:space="preserve">Hourly / Salary</w:t>
+                  </w:r>
+                </w:p>
+              </w:tc>
+            </w:tr>
+            <w:tr>
+              <w:tc>
+                <w:tcPr>
+                  <w:tcW w:type="dxa" w:w="6506"/>
+                  <w:tcBorders>
+                    <w:top w:val="none" w:color="FFFFFF" w:sz="0"/>
+                    <w:left w:val="none" w:color="FFFFFF" w:sz="0"/>
+                    <w:bottom w:val="single" w:color="999999" w:sz="4"/>
+                    <w:right w:val="none" w:color="FFFFFF" w:sz="0"/>
+                  </w:tcBorders>
+                  <w:tcMar>
+                    <w:top w:type="dxa" w:w="60"/>
+                    <w:left w:type="dxa" w:w="60"/>
+                    <w:bottom w:type="dxa" w:w="20"/>
+                    <w:right w:type="dxa" w:w="120"/>
+                  </w:tcMar>
+                </w:tcPr>
+                <w:p>
+                  <w:pPr>
+                    <w:spacing w:after="0" w:before="280"/>
+                  </w:pPr>
+                  <w:r>
+                    <w:rPr>
+                      <w:rFonts w:ascii="Arial" w:cs="Arial" w:eastAsia="Arial" w:hAnsi="Arial"/>
+                      <w:sz w:val="21"/>
+                      <w:szCs w:val="21"/>
+                    </w:rPr>
+                    <w:t xml:space="preserve"> </w:t>
+                  </w:r>
+                </w:p>
+                <w:p>
+                  <w:pPr>
+                    <w:spacing w:after="0"/>
+                  </w:pPr>
+                  <w:r>
+                    <w:rPr>
+                      <w:rFonts w:ascii="Arial" w:cs="Arial" w:eastAsia="Arial" w:hAnsi="Arial"/>
+                      <w:color w:val="666666"/>
+                      <w:sz w:val="15"/>
+                      <w:szCs w:val="15"/>
+                    </w:rPr>
+                    <w:t xml:space="preserve">Welding Certifications Held</w:t>
+                  </w:r>
+                </w:p>
+              </w:tc>
+              <w:tc>
+                <w:tcPr>
+                  <w:tcW w:type="dxa" w:w="3254"/>
+                  <w:tcBorders>
+                    <w:top w:val="none" w:color="FFFFFF" w:sz="0"/>
+                    <w:left w:val="none" w:color="FFFFFF" w:sz="0"/>
+                    <w:bottom w:val="single" w:color="999999" w:sz="4"/>
+                    <w:right w:val="none" w:color="FFFFFF" w:sz="0"/>
+                  </w:tcBorders>
+                  <w:tcMar>
+                    <w:top w:type="dxa" w:w="60"/>
+                    <w:left w:type="dxa" w:w="60"/>
+                    <w:bottom w:type="dxa" w:w="20"/>
+                    <w:right w:type="dxa" w:w="120"/>
+                  </w:tcMar>
+                </w:tcPr>
+                <w:p>
+                  <w:pPr>
+                    <w:spacing w:after="0" w:before="280"/>
+                  </w:pPr>
+                  <w:r>
+                    <w:rPr>
+                      <w:rFonts w:ascii="Arial" w:cs="Arial" w:eastAsia="Arial" w:hAnsi="Arial"/>
+                      <w:sz w:val="21"/>
+                      <w:szCs w:val="21"/>
+                    </w:rPr>
+                    <w:t xml:space="preserve"> </w:t>
+                  </w:r>
+                </w:p>
+                <w:p>
+                  <w:pPr>
+                    <w:spacing w:after="0"/>
+                  </w:pPr>
+                  <w:r>
+                    <w:rPr>
+                      <w:rFonts w:ascii="Arial" w:cs="Arial" w:eastAsia="Arial" w:hAnsi="Arial"/>
+                      <w:color w:val="666666"/>
+                      <w:sz w:val="15"/>
+                      <w:szCs w:val="15"/>
+                    </w:rPr>
+                    <w:t xml:space="preserve">Shirt / Boot Size</w:t>
+                  </w:r>
+                </w:p>
+              </w:tc>
+            </w:tr>
+          </w:tbl>
+          <w:p>
+            <w:pPr>
+              <w:spacing w:after="0"/>
+            </w:pPr>
           </w:p>
         </w:tc>
       </w:tr>
@@ -3572,170 +3637,230 @@
         <w:spacing w:after="120"/>
       </w:pPr>
     </w:p>
-    <w:p>
-      <w:pPr>
-        <w:spacing w:after="100" w:before="200"/>
-      </w:pPr>
-      <w:r>
-        <w:rPr>
-          <w:rFonts w:ascii="Arial" w:cs="Arial" w:eastAsia="Arial" w:hAnsi="Arial"/>
-          <w:b/>
-          <w:bCs/>
-          <w:color w:val="B8860B"/>
-          <w:sz w:val="24"/>
-          <w:szCs w:val="24"/>
-        </w:rPr>
-        <w:t xml:space="preserve">Office use</w:t>
-      </w:r>
-    </w:p>
     <w:tbl>
       <w:tblPr>
         <w:tblW w:type="dxa" w:w="10080"/>
         <w:tblBorders>
-          <w:top w:val="none" w:color="FFFFFF" w:sz="0"/>
-          <w:left w:val="none" w:color="FFFFFF" w:sz="0"/>
-          <w:bottom w:val="none" w:color="FFFFFF" w:sz="0"/>
-          <w:right w:val="none" w:color="FFFFFF" w:sz="0"/>
+          <w:top w:val="dashed" w:color="444444" w:sz="12"/>
+          <w:left w:val="dashed" w:color="444444" w:sz="12"/>
+          <w:bottom w:val="dashed" w:color="444444" w:sz="12"/>
+          <w:right w:val="dashed" w:color="444444" w:sz="12"/>
           <w:insideH w:val="none" w:color="FFFFFF" w:sz="0"/>
           <w:insideV w:val="none" w:color="FFFFFF" w:sz="0"/>
         </w:tblBorders>
       </w:tblPr>
       <w:tblGrid>
-        <w:gridCol w:w="4320"/>
-        <w:gridCol w:w="2880"/>
-        <w:gridCol w:w="2880"/>
+        <w:gridCol w:w="10080"/>
       </w:tblGrid>
       <w:tr>
         <w:tc>
           <w:tcPr>
-            <w:tcW w:type="dxa" w:w="4320"/>
-            <w:tcBorders>
-              <w:top w:val="none" w:color="FFFFFF" w:sz="0"/>
-              <w:left w:val="none" w:color="FFFFFF" w:sz="0"/>
-              <w:bottom w:val="single" w:color="999999" w:sz="4"/>
-              <w:right w:val="none" w:color="FFFFFF" w:sz="0"/>
-            </w:tcBorders>
+            <w:tcW w:type="dxa" w:w="10080"/>
+            <w:shd w:fill="1F1F1F" w:color="auto" w:val="clear"/>
+            <w:tcMar>
+              <w:top w:type="dxa" w:w="40"/>
+              <w:left w:type="dxa" w:w="160"/>
+              <w:bottom w:type="dxa" w:w="40"/>
+              <w:right w:type="dxa" w:w="160"/>
+            </w:tcMar>
+          </w:tcPr>
+          <w:p>
+            <w:pPr>
+              <w:tabs>
+                <w:tab w:val="right" w:pos="9760"/>
+              </w:tabs>
+            </w:pPr>
+            <w:r>
+              <w:rPr>
+                <w:rFonts w:ascii="Arial" w:cs="Arial" w:eastAsia="Arial" w:hAnsi="Arial"/>
+                <w:b/>
+                <w:bCs/>
+                <w:color w:val="FFFFFF"/>
+                <w:sz w:val="17"/>
+                <w:szCs w:val="17"/>
+              </w:rPr>
+              <w:t xml:space="preserve">OFFICE USE ONLY — DO NOT WRITE IN THIS BOX</w:t>
+            </w:r>
+            <w:r>
+              <w:rPr>
+                <w:rFonts w:ascii="Arial" w:cs="Arial" w:eastAsia="Arial" w:hAnsi="Arial"/>
+                <w:color w:val="DDDDDD"/>
+                <w:sz w:val="17"/>
+                <w:szCs w:val="17"/>
+              </w:rPr>
+              <w:t xml:space="preserve">	Drug test result</w:t>
+            </w:r>
+          </w:p>
+        </w:tc>
+      </w:tr>
+      <w:tr>
+        <w:tc>
+          <w:tcPr>
+            <w:tcW w:type="dxa" w:w="10080"/>
+            <w:shd w:fill="E6E6E6" w:color="auto" w:val="clear"/>
             <w:tcMar>
               <w:top w:type="dxa" w:w="60"/>
-              <w:left w:type="dxa" w:w="60"/>
-              <w:bottom w:type="dxa" w:w="20"/>
-              <w:right w:type="dxa" w:w="120"/>
-            </w:tcMar>
-          </w:tcPr>
-          <w:p>
-            <w:pPr>
-              <w:spacing w:after="0" w:before="280"/>
-            </w:pPr>
-            <w:r>
-              <w:rPr>
-                <w:rFonts w:ascii="Arial" w:cs="Arial" w:eastAsia="Arial" w:hAnsi="Arial"/>
-                <w:sz w:val="21"/>
-                <w:szCs w:val="21"/>
-              </w:rPr>
-              <w:t xml:space="preserve"> </w:t>
-            </w:r>
-          </w:p>
-          <w:p>
-            <w:pPr>
-              <w:spacing w:after="0"/>
-            </w:pPr>
-            <w:r>
-              <w:rPr>
-                <w:rFonts w:ascii="Arial" w:cs="Arial" w:eastAsia="Arial" w:hAnsi="Arial"/>
-                <w:color w:val="666666"/>
-                <w:sz w:val="15"/>
-                <w:szCs w:val="15"/>
-              </w:rPr>
-              <w:t xml:space="preserve">Collection Site</w:t>
-            </w:r>
-          </w:p>
-        </w:tc>
-        <w:tc>
-          <w:tcPr>
-            <w:tcW w:type="dxa" w:w="2880"/>
-            <w:tcBorders>
-              <w:top w:val="none" w:color="FFFFFF" w:sz="0"/>
-              <w:left w:val="none" w:color="FFFFFF" w:sz="0"/>
-              <w:bottom w:val="single" w:color="999999" w:sz="4"/>
-              <w:right w:val="none" w:color="FFFFFF" w:sz="0"/>
-            </w:tcBorders>
-            <w:tcMar>
-              <w:top w:type="dxa" w:w="60"/>
-              <w:left w:type="dxa" w:w="60"/>
-              <w:bottom w:type="dxa" w:w="20"/>
-              <w:right w:type="dxa" w:w="120"/>
-            </w:tcMar>
-          </w:tcPr>
-          <w:p>
-            <w:pPr>
-              <w:spacing w:after="0" w:before="280"/>
-            </w:pPr>
-            <w:r>
-              <w:rPr>
-                <w:rFonts w:ascii="Arial" w:cs="Arial" w:eastAsia="Arial" w:hAnsi="Arial"/>
-                <w:sz w:val="21"/>
-                <w:szCs w:val="21"/>
-              </w:rPr>
-              <w:t xml:space="preserve"> </w:t>
-            </w:r>
-          </w:p>
-          <w:p>
-            <w:pPr>
-              <w:spacing w:after="0"/>
-            </w:pPr>
-            <w:r>
-              <w:rPr>
-                <w:rFonts w:ascii="Arial" w:cs="Arial" w:eastAsia="Arial" w:hAnsi="Arial"/>
-                <w:color w:val="666666"/>
-                <w:sz w:val="15"/>
-                <w:szCs w:val="15"/>
-              </w:rPr>
-              <w:t xml:space="preserve">Date Collected</w:t>
-            </w:r>
-          </w:p>
-        </w:tc>
-        <w:tc>
-          <w:tcPr>
-            <w:tcW w:type="dxa" w:w="2880"/>
-            <w:tcBorders>
-              <w:top w:val="none" w:color="FFFFFF" w:sz="0"/>
-              <w:left w:val="none" w:color="FFFFFF" w:sz="0"/>
-              <w:bottom w:val="single" w:color="999999" w:sz="4"/>
-              <w:right w:val="none" w:color="FFFFFF" w:sz="0"/>
-            </w:tcBorders>
-            <w:tcMar>
-              <w:top w:type="dxa" w:w="60"/>
-              <w:left w:type="dxa" w:w="60"/>
-              <w:bottom w:type="dxa" w:w="20"/>
-              <w:right w:type="dxa" w:w="120"/>
-            </w:tcMar>
-          </w:tcPr>
-          <w:p>
-            <w:pPr>
-              <w:spacing w:after="0" w:before="280"/>
-            </w:pPr>
-            <w:r>
-              <w:rPr>
-                <w:rFonts w:ascii="Arial" w:cs="Arial" w:eastAsia="Arial" w:hAnsi="Arial"/>
-                <w:sz w:val="21"/>
-                <w:szCs w:val="21"/>
-              </w:rPr>
-              <w:t xml:space="preserve"> </w:t>
-            </w:r>
-          </w:p>
-          <w:p>
-            <w:pPr>
-              <w:spacing w:after="0"/>
-            </w:pPr>
-            <w:r>
-              <w:rPr>
-                <w:rFonts w:ascii="Arial" w:cs="Arial" w:eastAsia="Arial" w:hAnsi="Arial"/>
-                <w:color w:val="666666"/>
-                <w:sz w:val="15"/>
-                <w:szCs w:val="15"/>
-              </w:rPr>
-              <w:t xml:space="preserve">Result (Neg / Non-Neg)</w:t>
-            </w:r>
+              <w:left w:type="dxa" w:w="160"/>
+              <w:bottom w:type="dxa" w:w="60"/>
+              <w:right w:type="dxa" w:w="160"/>
+            </w:tcMar>
+          </w:tcPr>
+          <w:tbl>
+            <w:tblPr>
+              <w:tblW w:type="dxa" w:w="9760"/>
+              <w:tblBorders>
+                <w:top w:val="none" w:color="FFFFFF" w:sz="0"/>
+                <w:left w:val="none" w:color="FFFFFF" w:sz="0"/>
+                <w:bottom w:val="none" w:color="FFFFFF" w:sz="0"/>
+                <w:right w:val="none" w:color="FFFFFF" w:sz="0"/>
+                <w:insideH w:val="none" w:color="FFFFFF" w:sz="0"/>
+                <w:insideV w:val="none" w:color="FFFFFF" w:sz="0"/>
+              </w:tblBorders>
+            </w:tblPr>
+            <w:tblGrid>
+              <w:gridCol w:w="4182"/>
+              <w:gridCol w:w="2788"/>
+              <w:gridCol w:w="2790"/>
+            </w:tblGrid>
+            <w:tr>
+              <w:tc>
+                <w:tcPr>
+                  <w:tcW w:type="dxa" w:w="4182"/>
+                  <w:tcBorders>
+                    <w:top w:val="none" w:color="FFFFFF" w:sz="0"/>
+                    <w:left w:val="none" w:color="FFFFFF" w:sz="0"/>
+                    <w:bottom w:val="single" w:color="999999" w:sz="4"/>
+                    <w:right w:val="none" w:color="FFFFFF" w:sz="0"/>
+                  </w:tcBorders>
+                  <w:tcMar>
+                    <w:top w:type="dxa" w:w="60"/>
+                    <w:left w:type="dxa" w:w="60"/>
+                    <w:bottom w:type="dxa" w:w="20"/>
+                    <w:right w:type="dxa" w:w="120"/>
+                  </w:tcMar>
+                </w:tcPr>
+                <w:p>
+                  <w:pPr>
+                    <w:spacing w:after="0" w:before="280"/>
+                  </w:pPr>
+                  <w:r>
+                    <w:rPr>
+                      <w:rFonts w:ascii="Arial" w:cs="Arial" w:eastAsia="Arial" w:hAnsi="Arial"/>
+                      <w:sz w:val="21"/>
+                      <w:szCs w:val="21"/>
+                    </w:rPr>
+                    <w:t xml:space="preserve"> </w:t>
+                  </w:r>
+                </w:p>
+                <w:p>
+                  <w:pPr>
+                    <w:spacing w:after="0"/>
+                  </w:pPr>
+                  <w:r>
+                    <w:rPr>
+                      <w:rFonts w:ascii="Arial" w:cs="Arial" w:eastAsia="Arial" w:hAnsi="Arial"/>
+                      <w:color w:val="666666"/>
+                      <w:sz w:val="15"/>
+                      <w:szCs w:val="15"/>
+                    </w:rPr>
+                    <w:t xml:space="preserve">Collection Site</w:t>
+                  </w:r>
+                </w:p>
+              </w:tc>
+              <w:tc>
+                <w:tcPr>
+                  <w:tcW w:type="dxa" w:w="2788"/>
+                  <w:tcBorders>
+                    <w:top w:val="none" w:color="FFFFFF" w:sz="0"/>
+                    <w:left w:val="none" w:color="FFFFFF" w:sz="0"/>
+                    <w:bottom w:val="single" w:color="999999" w:sz="4"/>
+                    <w:right w:val="none" w:color="FFFFFF" w:sz="0"/>
+                  </w:tcBorders>
+                  <w:tcMar>
+                    <w:top w:type="dxa" w:w="60"/>
+                    <w:left w:type="dxa" w:w="60"/>
+                    <w:bottom w:type="dxa" w:w="20"/>
+                    <w:right w:type="dxa" w:w="120"/>
+                  </w:tcMar>
+                </w:tcPr>
+                <w:p>
+                  <w:pPr>
+                    <w:spacing w:after="0" w:before="280"/>
+                  </w:pPr>
+                  <w:r>
+                    <w:rPr>
+                      <w:rFonts w:ascii="Arial" w:cs="Arial" w:eastAsia="Arial" w:hAnsi="Arial"/>
+                      <w:sz w:val="21"/>
+                      <w:szCs w:val="21"/>
+                    </w:rPr>
+                    <w:t xml:space="preserve"> </w:t>
+                  </w:r>
+                </w:p>
+                <w:p>
+                  <w:pPr>
+                    <w:spacing w:after="0"/>
+                  </w:pPr>
+                  <w:r>
+                    <w:rPr>
+                      <w:rFonts w:ascii="Arial" w:cs="Arial" w:eastAsia="Arial" w:hAnsi="Arial"/>
+                      <w:color w:val="666666"/>
+                      <w:sz w:val="15"/>
+                      <w:szCs w:val="15"/>
+                    </w:rPr>
+                    <w:t xml:space="preserve">Date Collected</w:t>
+                  </w:r>
+                </w:p>
+              </w:tc>
+              <w:tc>
+                <w:tcPr>
+                  <w:tcW w:type="dxa" w:w="2790"/>
+                  <w:tcBorders>
+                    <w:top w:val="none" w:color="FFFFFF" w:sz="0"/>
+                    <w:left w:val="none" w:color="FFFFFF" w:sz="0"/>
+                    <w:bottom w:val="single" w:color="999999" w:sz="4"/>
+                    <w:right w:val="none" w:color="FFFFFF" w:sz="0"/>
+                  </w:tcBorders>
+                  <w:tcMar>
+                    <w:top w:type="dxa" w:w="60"/>
+                    <w:left w:type="dxa" w:w="60"/>
+                    <w:bottom w:type="dxa" w:w="20"/>
+                    <w:right w:type="dxa" w:w="120"/>
+                  </w:tcMar>
+                </w:tcPr>
+                <w:p>
+                  <w:pPr>
+                    <w:spacing w:after="0" w:before="280"/>
+                  </w:pPr>
+                  <w:r>
+                    <w:rPr>
+                      <w:rFonts w:ascii="Arial" w:cs="Arial" w:eastAsia="Arial" w:hAnsi="Arial"/>
+                      <w:sz w:val="21"/>
+                      <w:szCs w:val="21"/>
+                    </w:rPr>
+                    <w:t xml:space="preserve"> </w:t>
+                  </w:r>
+                </w:p>
+                <w:p>
+                  <w:pPr>
+                    <w:spacing w:after="0"/>
+                  </w:pPr>
+                  <w:r>
+                    <w:rPr>
+                      <w:rFonts w:ascii="Arial" w:cs="Arial" w:eastAsia="Arial" w:hAnsi="Arial"/>
+                      <w:color w:val="666666"/>
+                      <w:sz w:val="15"/>
+                      <w:szCs w:val="15"/>
+                    </w:rPr>
+                    <w:t xml:space="preserve">Result (Neg / Non-Neg)</w:t>
+                  </w:r>
+                </w:p>
+              </w:tc>
+            </w:tr>
+          </w:tbl>
+          <w:p>
+            <w:pPr>
+              <w:spacing w:after="0"/>
+            </w:pPr>
           </w:p>
         </w:tc>
       </w:tr>
@@ -6417,56 +6542,41 @@
     </w:tbl>
     <w:p>
       <w:pPr>
-        <w:spacing w:after="100" w:before="200"/>
+        <w:spacing w:after="120"/>
       </w:pPr>
-      <w:r>
-        <w:rPr>
-          <w:rFonts w:ascii="Arial" w:cs="Arial" w:eastAsia="Arial" w:hAnsi="Arial"/>
-          <w:b/>
-          <w:bCs/>
-          <w:color w:val="B8860B"/>
-          <w:sz w:val="24"/>
-          <w:szCs w:val="24"/>
-        </w:rPr>
-        <w:t xml:space="preserve">Office use — call log</w:t>
-      </w:r>
     </w:p>
     <w:tbl>
       <w:tblPr>
         <w:tblW w:type="dxa" w:w="10080"/>
         <w:tblBorders>
-          <w:top w:val="single" w:color="auto" w:sz="4"/>
-          <w:left w:val="single" w:color="auto" w:sz="4"/>
-          <w:bottom w:val="single" w:color="auto" w:sz="4"/>
-          <w:right w:val="single" w:color="auto" w:sz="4"/>
-          <w:insideH w:val="single" w:color="auto" w:sz="4"/>
-          <w:insideV w:val="single" w:color="auto" w:sz="4"/>
+          <w:top w:val="dashed" w:color="444444" w:sz="12"/>
+          <w:left w:val="dashed" w:color="444444" w:sz="12"/>
+          <w:bottom w:val="dashed" w:color="444444" w:sz="12"/>
+          <w:right w:val="dashed" w:color="444444" w:sz="12"/>
+          <w:insideH w:val="none" w:color="FFFFFF" w:sz="0"/>
+          <w:insideV w:val="none" w:color="FFFFFF" w:sz="0"/>
         </w:tblBorders>
       </w:tblPr>
       <w:tblGrid>
-        <w:gridCol w:w="1440"/>
-        <w:gridCol w:w="1920"/>
-        <w:gridCol w:w="1200"/>
-        <w:gridCol w:w="5520"/>
+        <w:gridCol w:w="10080"/>
       </w:tblGrid>
       <w:tr>
-        <w:trPr>
-          <w:tblHeader/>
-        </w:trPr>
-        <w:tc>
-          <w:tcPr>
-            <w:tcW w:type="dxa" w:w="1440"/>
-            <w:shd w:fill="333333" w:color="auto" w:val="clear"/>
-            <w:tcMar>
-              <w:top w:type="dxa" w:w="50"/>
-              <w:left w:type="dxa" w:w="120"/>
-              <w:bottom w:type="dxa" w:w="50"/>
-              <w:right w:type="dxa" w:w="120"/>
-            </w:tcMar>
-          </w:tcPr>
-          <w:p>
-            <w:pPr>
-              <w:spacing w:after="0"/>
+        <w:tc>
+          <w:tcPr>
+            <w:tcW w:type="dxa" w:w="10080"/>
+            <w:shd w:fill="1F1F1F" w:color="auto" w:val="clear"/>
+            <w:tcMar>
+              <w:top w:type="dxa" w:w="40"/>
+              <w:left w:type="dxa" w:w="160"/>
+              <w:bottom w:type="dxa" w:w="40"/>
+              <w:right w:type="dxa" w:w="160"/>
+            </w:tcMar>
+          </w:tcPr>
+          <w:p>
+            <w:pPr>
+              <w:tabs>
+                <w:tab w:val="right" w:pos="9760"/>
+              </w:tabs>
             </w:pPr>
             <w:r>
               <w:rPr>
@@ -6474,94 +6584,19 @@
                 <w:b/>
                 <w:bCs/>
                 <w:color w:val="FFFFFF"/>
-                <w:sz w:val="18"/>
-                <w:szCs w:val="18"/>
-              </w:rPr>
-              <w:t xml:space="preserve">Who</w:t>
-            </w:r>
-          </w:p>
-        </w:tc>
-        <w:tc>
-          <w:tcPr>
-            <w:tcW w:type="dxa" w:w="1920"/>
-            <w:shd w:fill="333333" w:color="auto" w:val="clear"/>
-            <w:tcMar>
-              <w:top w:type="dxa" w:w="50"/>
-              <w:left w:type="dxa" w:w="120"/>
-              <w:bottom w:type="dxa" w:w="50"/>
-              <w:right w:type="dxa" w:w="120"/>
-            </w:tcMar>
-          </w:tcPr>
-          <w:p>
-            <w:pPr>
-              <w:spacing w:after="0"/>
-            </w:pPr>
-            <w:r>
-              <w:rPr>
-                <w:rFonts w:ascii="Arial" w:cs="Arial" w:eastAsia="Arial" w:hAnsi="Arial"/>
-                <w:b/>
-                <w:bCs/>
-                <w:color w:val="FFFFFF"/>
-                <w:sz w:val="18"/>
-                <w:szCs w:val="18"/>
-              </w:rPr>
-              <w:t xml:space="preserve">Called By / Date</w:t>
-            </w:r>
-          </w:p>
-        </w:tc>
-        <w:tc>
-          <w:tcPr>
-            <w:tcW w:type="dxa" w:w="1200"/>
-            <w:shd w:fill="333333" w:color="auto" w:val="clear"/>
-            <w:tcMar>
-              <w:top w:type="dxa" w:w="50"/>
-              <w:left w:type="dxa" w:w="120"/>
-              <w:bottom w:type="dxa" w:w="50"/>
-              <w:right w:type="dxa" w:w="120"/>
-            </w:tcMar>
-          </w:tcPr>
-          <w:p>
-            <w:pPr>
-              <w:spacing w:after="0"/>
-            </w:pPr>
-            <w:r>
-              <w:rPr>
-                <w:rFonts w:ascii="Arial" w:cs="Arial" w:eastAsia="Arial" w:hAnsi="Arial"/>
-                <w:b/>
-                <w:bCs/>
-                <w:color w:val="FFFFFF"/>
-                <w:sz w:val="18"/>
-                <w:szCs w:val="18"/>
-              </w:rPr>
-              <w:t xml:space="preserve">Rehire?</w:t>
-            </w:r>
-          </w:p>
-        </w:tc>
-        <w:tc>
-          <w:tcPr>
-            <w:tcW w:type="dxa" w:w="5520"/>
-            <w:shd w:fill="333333" w:color="auto" w:val="clear"/>
-            <w:tcMar>
-              <w:top w:type="dxa" w:w="50"/>
-              <w:left w:type="dxa" w:w="120"/>
-              <w:bottom w:type="dxa" w:w="50"/>
-              <w:right w:type="dxa" w:w="120"/>
-            </w:tcMar>
-          </w:tcPr>
-          <w:p>
-            <w:pPr>
-              <w:spacing w:after="0"/>
-            </w:pPr>
-            <w:r>
-              <w:rPr>
-                <w:rFonts w:ascii="Arial" w:cs="Arial" w:eastAsia="Arial" w:hAnsi="Arial"/>
-                <w:b/>
-                <w:bCs/>
-                <w:color w:val="FFFFFF"/>
-                <w:sz w:val="18"/>
-                <w:szCs w:val="18"/>
-              </w:rPr>
-              <w:t xml:space="preserve">Notes</w:t>
+                <w:sz w:val="17"/>
+                <w:szCs w:val="17"/>
+              </w:rPr>
+              <w:t xml:space="preserve">OFFICE USE ONLY — DO NOT WRITE IN THIS BOX</w:t>
+            </w:r>
+            <w:r>
+              <w:rPr>
+                <w:rFonts w:ascii="Arial" w:cs="Arial" w:eastAsia="Arial" w:hAnsi="Arial"/>
+                <w:color w:val="DDDDDD"/>
+                <w:sz w:val="17"/>
+                <w:szCs w:val="17"/>
+              </w:rPr>
+              <w:t xml:space="preserve">	Reference call log</w:t>
             </w:r>
           </w:p>
         </w:tc>
@@ -6569,490 +6604,645 @@
       <w:tr>
         <w:tc>
           <w:tcPr>
-            <w:tcW w:type="dxa" w:w="1440"/>
-            <w:tcMar>
-              <w:top w:type="dxa" w:w="50"/>
-              <w:left w:type="dxa" w:w="120"/>
-              <w:bottom w:type="dxa" w:w="50"/>
-              <w:right w:type="dxa" w:w="120"/>
-            </w:tcMar>
-          </w:tcPr>
-          <w:p>
-            <w:pPr>
-              <w:spacing w:after="0"/>
-            </w:pPr>
-            <w:r>
-              <w:rPr>
-                <w:rFonts w:ascii="Arial" w:cs="Arial" w:eastAsia="Arial" w:hAnsi="Arial"/>
-                <w:sz w:val="18"/>
-                <w:szCs w:val="18"/>
-              </w:rPr>
-              <w:t xml:space="preserve">Employer 1</w:t>
-            </w:r>
-          </w:p>
-        </w:tc>
-        <w:tc>
-          <w:tcPr>
-            <w:tcW w:type="dxa" w:w="1920"/>
-            <w:tcMar>
-              <w:top w:type="dxa" w:w="50"/>
-              <w:left w:type="dxa" w:w="120"/>
-              <w:bottom w:type="dxa" w:w="50"/>
-              <w:right w:type="dxa" w:w="120"/>
-            </w:tcMar>
-          </w:tcPr>
-          <w:p>
-            <w:pPr>
-              <w:spacing w:after="0"/>
-            </w:pPr>
-            <w:r>
-              <w:rPr>
-                <w:rFonts w:ascii="Arial" w:cs="Arial" w:eastAsia="Arial" w:hAnsi="Arial"/>
-                <w:sz w:val="18"/>
-                <w:szCs w:val="18"/>
-              </w:rPr>
-              <w:t xml:space="preserve"/>
-            </w:r>
-          </w:p>
-        </w:tc>
-        <w:tc>
-          <w:tcPr>
-            <w:tcW w:type="dxa" w:w="1200"/>
-            <w:tcMar>
-              <w:top w:type="dxa" w:w="50"/>
-              <w:left w:type="dxa" w:w="120"/>
-              <w:bottom w:type="dxa" w:w="50"/>
-              <w:right w:type="dxa" w:w="120"/>
-            </w:tcMar>
-          </w:tcPr>
-          <w:p>
-            <w:pPr>
-              <w:spacing w:after="0"/>
-            </w:pPr>
-            <w:r>
-              <w:rPr>
-                <w:rFonts w:ascii="Arial" w:cs="Arial" w:eastAsia="Arial" w:hAnsi="Arial"/>
-                <w:sz w:val="18"/>
-                <w:szCs w:val="18"/>
-              </w:rPr>
-              <w:t xml:space="preserve">☐ Y ☐ N</w:t>
-            </w:r>
-          </w:p>
-        </w:tc>
-        <w:tc>
-          <w:tcPr>
-            <w:tcW w:type="dxa" w:w="5520"/>
-            <w:tcMar>
-              <w:top w:type="dxa" w:w="50"/>
-              <w:left w:type="dxa" w:w="120"/>
-              <w:bottom w:type="dxa" w:w="50"/>
-              <w:right w:type="dxa" w:w="120"/>
-            </w:tcMar>
-          </w:tcPr>
-          <w:p>
-            <w:pPr>
-              <w:spacing w:after="0"/>
-            </w:pPr>
-            <w:r>
-              <w:rPr>
-                <w:rFonts w:ascii="Arial" w:cs="Arial" w:eastAsia="Arial" w:hAnsi="Arial"/>
-                <w:sz w:val="18"/>
-                <w:szCs w:val="18"/>
-              </w:rPr>
-              <w:t xml:space="preserve"/>
-            </w:r>
-          </w:p>
-        </w:tc>
-      </w:tr>
-      <w:tr>
-        <w:tc>
-          <w:tcPr>
-            <w:tcW w:type="dxa" w:w="1440"/>
-            <w:tcMar>
-              <w:top w:type="dxa" w:w="50"/>
-              <w:left w:type="dxa" w:w="120"/>
-              <w:bottom w:type="dxa" w:w="50"/>
-              <w:right w:type="dxa" w:w="120"/>
-            </w:tcMar>
-          </w:tcPr>
-          <w:p>
-            <w:pPr>
-              <w:spacing w:after="0"/>
-            </w:pPr>
-            <w:r>
-              <w:rPr>
-                <w:rFonts w:ascii="Arial" w:cs="Arial" w:eastAsia="Arial" w:hAnsi="Arial"/>
-                <w:sz w:val="18"/>
-                <w:szCs w:val="18"/>
-              </w:rPr>
-              <w:t xml:space="preserve">Employer 2</w:t>
-            </w:r>
-          </w:p>
-        </w:tc>
-        <w:tc>
-          <w:tcPr>
-            <w:tcW w:type="dxa" w:w="1920"/>
-            <w:tcMar>
-              <w:top w:type="dxa" w:w="50"/>
-              <w:left w:type="dxa" w:w="120"/>
-              <w:bottom w:type="dxa" w:w="50"/>
-              <w:right w:type="dxa" w:w="120"/>
-            </w:tcMar>
-          </w:tcPr>
-          <w:p>
-            <w:pPr>
-              <w:spacing w:after="0"/>
-            </w:pPr>
-            <w:r>
-              <w:rPr>
-                <w:rFonts w:ascii="Arial" w:cs="Arial" w:eastAsia="Arial" w:hAnsi="Arial"/>
-                <w:sz w:val="18"/>
-                <w:szCs w:val="18"/>
-              </w:rPr>
-              <w:t xml:space="preserve"/>
-            </w:r>
-          </w:p>
-        </w:tc>
-        <w:tc>
-          <w:tcPr>
-            <w:tcW w:type="dxa" w:w="1200"/>
-            <w:tcMar>
-              <w:top w:type="dxa" w:w="50"/>
-              <w:left w:type="dxa" w:w="120"/>
-              <w:bottom w:type="dxa" w:w="50"/>
-              <w:right w:type="dxa" w:w="120"/>
-            </w:tcMar>
-          </w:tcPr>
-          <w:p>
-            <w:pPr>
-              <w:spacing w:after="0"/>
-            </w:pPr>
-            <w:r>
-              <w:rPr>
-                <w:rFonts w:ascii="Arial" w:cs="Arial" w:eastAsia="Arial" w:hAnsi="Arial"/>
-                <w:sz w:val="18"/>
-                <w:szCs w:val="18"/>
-              </w:rPr>
-              <w:t xml:space="preserve">☐ Y ☐ N</w:t>
-            </w:r>
-          </w:p>
-        </w:tc>
-        <w:tc>
-          <w:tcPr>
-            <w:tcW w:type="dxa" w:w="5520"/>
-            <w:tcMar>
-              <w:top w:type="dxa" w:w="50"/>
-              <w:left w:type="dxa" w:w="120"/>
-              <w:bottom w:type="dxa" w:w="50"/>
-              <w:right w:type="dxa" w:w="120"/>
-            </w:tcMar>
-          </w:tcPr>
-          <w:p>
-            <w:pPr>
-              <w:spacing w:after="0"/>
-            </w:pPr>
-            <w:r>
-              <w:rPr>
-                <w:rFonts w:ascii="Arial" w:cs="Arial" w:eastAsia="Arial" w:hAnsi="Arial"/>
-                <w:sz w:val="18"/>
-                <w:szCs w:val="18"/>
-              </w:rPr>
-              <w:t xml:space="preserve"/>
-            </w:r>
-          </w:p>
-        </w:tc>
-      </w:tr>
-      <w:tr>
-        <w:tc>
-          <w:tcPr>
-            <w:tcW w:type="dxa" w:w="1440"/>
-            <w:tcMar>
-              <w:top w:type="dxa" w:w="50"/>
-              <w:left w:type="dxa" w:w="120"/>
-              <w:bottom w:type="dxa" w:w="50"/>
-              <w:right w:type="dxa" w:w="120"/>
-            </w:tcMar>
-          </w:tcPr>
-          <w:p>
-            <w:pPr>
-              <w:spacing w:after="0"/>
-            </w:pPr>
-            <w:r>
-              <w:rPr>
-                <w:rFonts w:ascii="Arial" w:cs="Arial" w:eastAsia="Arial" w:hAnsi="Arial"/>
-                <w:sz w:val="18"/>
-                <w:szCs w:val="18"/>
-              </w:rPr>
-              <w:t xml:space="preserve">Reference 1</w:t>
-            </w:r>
-          </w:p>
-        </w:tc>
-        <w:tc>
-          <w:tcPr>
-            <w:tcW w:type="dxa" w:w="1920"/>
-            <w:tcMar>
-              <w:top w:type="dxa" w:w="50"/>
-              <w:left w:type="dxa" w:w="120"/>
-              <w:bottom w:type="dxa" w:w="50"/>
-              <w:right w:type="dxa" w:w="120"/>
-            </w:tcMar>
-          </w:tcPr>
-          <w:p>
-            <w:pPr>
-              <w:spacing w:after="0"/>
-            </w:pPr>
-            <w:r>
-              <w:rPr>
-                <w:rFonts w:ascii="Arial" w:cs="Arial" w:eastAsia="Arial" w:hAnsi="Arial"/>
-                <w:sz w:val="18"/>
-                <w:szCs w:val="18"/>
-              </w:rPr>
-              <w:t xml:space="preserve"/>
-            </w:r>
-          </w:p>
-        </w:tc>
-        <w:tc>
-          <w:tcPr>
-            <w:tcW w:type="dxa" w:w="1200"/>
-            <w:tcMar>
-              <w:top w:type="dxa" w:w="50"/>
-              <w:left w:type="dxa" w:w="120"/>
-              <w:bottom w:type="dxa" w:w="50"/>
-              <w:right w:type="dxa" w:w="120"/>
-            </w:tcMar>
-          </w:tcPr>
-          <w:p>
-            <w:pPr>
-              <w:spacing w:after="0"/>
-            </w:pPr>
-            <w:r>
-              <w:rPr>
-                <w:rFonts w:ascii="Arial" w:cs="Arial" w:eastAsia="Arial" w:hAnsi="Arial"/>
-                <w:sz w:val="18"/>
-                <w:szCs w:val="18"/>
-              </w:rPr>
-              <w:t xml:space="preserve">☐ Y ☐ N</w:t>
-            </w:r>
-          </w:p>
-        </w:tc>
-        <w:tc>
-          <w:tcPr>
-            <w:tcW w:type="dxa" w:w="5520"/>
-            <w:tcMar>
-              <w:top w:type="dxa" w:w="50"/>
-              <w:left w:type="dxa" w:w="120"/>
-              <w:bottom w:type="dxa" w:w="50"/>
-              <w:right w:type="dxa" w:w="120"/>
-            </w:tcMar>
-          </w:tcPr>
-          <w:p>
-            <w:pPr>
-              <w:spacing w:after="0"/>
-            </w:pPr>
-            <w:r>
-              <w:rPr>
-                <w:rFonts w:ascii="Arial" w:cs="Arial" w:eastAsia="Arial" w:hAnsi="Arial"/>
-                <w:sz w:val="18"/>
-                <w:szCs w:val="18"/>
-              </w:rPr>
-              <w:t xml:space="preserve"/>
-            </w:r>
-          </w:p>
-        </w:tc>
-      </w:tr>
-      <w:tr>
-        <w:tc>
-          <w:tcPr>
-            <w:tcW w:type="dxa" w:w="1440"/>
-            <w:tcMar>
-              <w:top w:type="dxa" w:w="50"/>
-              <w:left w:type="dxa" w:w="120"/>
-              <w:bottom w:type="dxa" w:w="50"/>
-              <w:right w:type="dxa" w:w="120"/>
-            </w:tcMar>
-          </w:tcPr>
-          <w:p>
-            <w:pPr>
-              <w:spacing w:after="0"/>
-            </w:pPr>
-            <w:r>
-              <w:rPr>
-                <w:rFonts w:ascii="Arial" w:cs="Arial" w:eastAsia="Arial" w:hAnsi="Arial"/>
-                <w:sz w:val="18"/>
-                <w:szCs w:val="18"/>
-              </w:rPr>
-              <w:t xml:space="preserve">Reference 2</w:t>
-            </w:r>
-          </w:p>
-        </w:tc>
-        <w:tc>
-          <w:tcPr>
-            <w:tcW w:type="dxa" w:w="1920"/>
-            <w:tcMar>
-              <w:top w:type="dxa" w:w="50"/>
-              <w:left w:type="dxa" w:w="120"/>
-              <w:bottom w:type="dxa" w:w="50"/>
-              <w:right w:type="dxa" w:w="120"/>
-            </w:tcMar>
-          </w:tcPr>
-          <w:p>
-            <w:pPr>
-              <w:spacing w:after="0"/>
-            </w:pPr>
-            <w:r>
-              <w:rPr>
-                <w:rFonts w:ascii="Arial" w:cs="Arial" w:eastAsia="Arial" w:hAnsi="Arial"/>
-                <w:sz w:val="18"/>
-                <w:szCs w:val="18"/>
-              </w:rPr>
-              <w:t xml:space="preserve"/>
-            </w:r>
-          </w:p>
-        </w:tc>
-        <w:tc>
-          <w:tcPr>
-            <w:tcW w:type="dxa" w:w="1200"/>
-            <w:tcMar>
-              <w:top w:type="dxa" w:w="50"/>
-              <w:left w:type="dxa" w:w="120"/>
-              <w:bottom w:type="dxa" w:w="50"/>
-              <w:right w:type="dxa" w:w="120"/>
-            </w:tcMar>
-          </w:tcPr>
-          <w:p>
-            <w:pPr>
-              <w:spacing w:after="0"/>
-            </w:pPr>
-            <w:r>
-              <w:rPr>
-                <w:rFonts w:ascii="Arial" w:cs="Arial" w:eastAsia="Arial" w:hAnsi="Arial"/>
-                <w:sz w:val="18"/>
-                <w:szCs w:val="18"/>
-              </w:rPr>
-              <w:t xml:space="preserve">☐ Y ☐ N</w:t>
-            </w:r>
-          </w:p>
-        </w:tc>
-        <w:tc>
-          <w:tcPr>
-            <w:tcW w:type="dxa" w:w="5520"/>
-            <w:tcMar>
-              <w:top w:type="dxa" w:w="50"/>
-              <w:left w:type="dxa" w:w="120"/>
-              <w:bottom w:type="dxa" w:w="50"/>
-              <w:right w:type="dxa" w:w="120"/>
-            </w:tcMar>
-          </w:tcPr>
-          <w:p>
-            <w:pPr>
-              <w:spacing w:after="0"/>
-            </w:pPr>
-            <w:r>
-              <w:rPr>
-                <w:rFonts w:ascii="Arial" w:cs="Arial" w:eastAsia="Arial" w:hAnsi="Arial"/>
-                <w:sz w:val="18"/>
-                <w:szCs w:val="18"/>
-              </w:rPr>
-              <w:t xml:space="preserve"/>
-            </w:r>
-          </w:p>
-        </w:tc>
-      </w:tr>
-      <w:tr>
-        <w:tc>
-          <w:tcPr>
-            <w:tcW w:type="dxa" w:w="1440"/>
-            <w:tcMar>
-              <w:top w:type="dxa" w:w="50"/>
-              <w:left w:type="dxa" w:w="120"/>
-              <w:bottom w:type="dxa" w:w="50"/>
-              <w:right w:type="dxa" w:w="120"/>
-            </w:tcMar>
-          </w:tcPr>
-          <w:p>
-            <w:pPr>
-              <w:spacing w:after="0"/>
-            </w:pPr>
-            <w:r>
-              <w:rPr>
-                <w:rFonts w:ascii="Arial" w:cs="Arial" w:eastAsia="Arial" w:hAnsi="Arial"/>
-                <w:sz w:val="18"/>
-                <w:szCs w:val="18"/>
-              </w:rPr>
-              <w:t xml:space="preserve">Reference 3</w:t>
-            </w:r>
-          </w:p>
-        </w:tc>
-        <w:tc>
-          <w:tcPr>
-            <w:tcW w:type="dxa" w:w="1920"/>
-            <w:tcMar>
-              <w:top w:type="dxa" w:w="50"/>
-              <w:left w:type="dxa" w:w="120"/>
-              <w:bottom w:type="dxa" w:w="50"/>
-              <w:right w:type="dxa" w:w="120"/>
-            </w:tcMar>
-          </w:tcPr>
-          <w:p>
-            <w:pPr>
-              <w:spacing w:after="0"/>
-            </w:pPr>
-            <w:r>
-              <w:rPr>
-                <w:rFonts w:ascii="Arial" w:cs="Arial" w:eastAsia="Arial" w:hAnsi="Arial"/>
-                <w:sz w:val="18"/>
-                <w:szCs w:val="18"/>
-              </w:rPr>
-              <w:t xml:space="preserve"/>
-            </w:r>
-          </w:p>
-        </w:tc>
-        <w:tc>
-          <w:tcPr>
-            <w:tcW w:type="dxa" w:w="1200"/>
-            <w:tcMar>
-              <w:top w:type="dxa" w:w="50"/>
-              <w:left w:type="dxa" w:w="120"/>
-              <w:bottom w:type="dxa" w:w="50"/>
-              <w:right w:type="dxa" w:w="120"/>
-            </w:tcMar>
-          </w:tcPr>
-          <w:p>
-            <w:pPr>
-              <w:spacing w:after="0"/>
-            </w:pPr>
-            <w:r>
-              <w:rPr>
-                <w:rFonts w:ascii="Arial" w:cs="Arial" w:eastAsia="Arial" w:hAnsi="Arial"/>
-                <w:sz w:val="18"/>
-                <w:szCs w:val="18"/>
-              </w:rPr>
-              <w:t xml:space="preserve">☐ Y ☐ N</w:t>
-            </w:r>
-          </w:p>
-        </w:tc>
-        <w:tc>
-          <w:tcPr>
-            <w:tcW w:type="dxa" w:w="5520"/>
-            <w:tcMar>
-              <w:top w:type="dxa" w:w="50"/>
-              <w:left w:type="dxa" w:w="120"/>
-              <w:bottom w:type="dxa" w:w="50"/>
-              <w:right w:type="dxa" w:w="120"/>
-            </w:tcMar>
-          </w:tcPr>
-          <w:p>
-            <w:pPr>
-              <w:spacing w:after="0"/>
-            </w:pPr>
-            <w:r>
-              <w:rPr>
-                <w:rFonts w:ascii="Arial" w:cs="Arial" w:eastAsia="Arial" w:hAnsi="Arial"/>
-                <w:sz w:val="18"/>
-                <w:szCs w:val="18"/>
-              </w:rPr>
-              <w:t xml:space="preserve"/>
-            </w:r>
+            <w:tcW w:type="dxa" w:w="10080"/>
+            <w:shd w:fill="E6E6E6" w:color="auto" w:val="clear"/>
+            <w:tcMar>
+              <w:top w:type="dxa" w:w="60"/>
+              <w:left w:type="dxa" w:w="160"/>
+              <w:bottom w:type="dxa" w:w="60"/>
+              <w:right w:type="dxa" w:w="160"/>
+            </w:tcMar>
+          </w:tcPr>
+          <w:tbl>
+            <w:tblPr>
+              <w:tblW w:type="dxa" w:w="9760"/>
+              <w:tblBorders>
+                <w:top w:val="single" w:color="auto" w:sz="4"/>
+                <w:left w:val="single" w:color="auto" w:sz="4"/>
+                <w:bottom w:val="single" w:color="auto" w:sz="4"/>
+                <w:right w:val="single" w:color="auto" w:sz="4"/>
+                <w:insideH w:val="single" w:color="auto" w:sz="4"/>
+                <w:insideV w:val="single" w:color="auto" w:sz="4"/>
+              </w:tblBorders>
+            </w:tblPr>
+            <w:tblGrid>
+              <w:gridCol w:w="1394"/>
+              <w:gridCol w:w="1859"/>
+              <w:gridCol w:w="1161"/>
+              <w:gridCol w:w="5346"/>
+            </w:tblGrid>
+            <w:tr>
+              <w:trPr>
+                <w:tblHeader/>
+              </w:trPr>
+              <w:tc>
+                <w:tcPr>
+                  <w:tcW w:type="dxa" w:w="1394"/>
+                  <w:shd w:fill="333333" w:color="auto" w:val="clear"/>
+                  <w:tcMar>
+                    <w:top w:type="dxa" w:w="50"/>
+                    <w:left w:type="dxa" w:w="120"/>
+                    <w:bottom w:type="dxa" w:w="50"/>
+                    <w:right w:type="dxa" w:w="120"/>
+                  </w:tcMar>
+                </w:tcPr>
+                <w:p>
+                  <w:pPr>
+                    <w:spacing w:after="0"/>
+                  </w:pPr>
+                  <w:r>
+                    <w:rPr>
+                      <w:rFonts w:ascii="Arial" w:cs="Arial" w:eastAsia="Arial" w:hAnsi="Arial"/>
+                      <w:b/>
+                      <w:bCs/>
+                      <w:color w:val="FFFFFF"/>
+                      <w:sz w:val="18"/>
+                      <w:szCs w:val="18"/>
+                    </w:rPr>
+                    <w:t xml:space="preserve">Who</w:t>
+                  </w:r>
+                </w:p>
+              </w:tc>
+              <w:tc>
+                <w:tcPr>
+                  <w:tcW w:type="dxa" w:w="1859"/>
+                  <w:shd w:fill="333333" w:color="auto" w:val="clear"/>
+                  <w:tcMar>
+                    <w:top w:type="dxa" w:w="50"/>
+                    <w:left w:type="dxa" w:w="120"/>
+                    <w:bottom w:type="dxa" w:w="50"/>
+                    <w:right w:type="dxa" w:w="120"/>
+                  </w:tcMar>
+                </w:tcPr>
+                <w:p>
+                  <w:pPr>
+                    <w:spacing w:after="0"/>
+                  </w:pPr>
+                  <w:r>
+                    <w:rPr>
+                      <w:rFonts w:ascii="Arial" w:cs="Arial" w:eastAsia="Arial" w:hAnsi="Arial"/>
+                      <w:b/>
+                      <w:bCs/>
+                      <w:color w:val="FFFFFF"/>
+                      <w:sz w:val="18"/>
+                      <w:szCs w:val="18"/>
+                    </w:rPr>
+                    <w:t xml:space="preserve">Called By / Date</w:t>
+                  </w:r>
+                </w:p>
+              </w:tc>
+              <w:tc>
+                <w:tcPr>
+                  <w:tcW w:type="dxa" w:w="1161"/>
+                  <w:shd w:fill="333333" w:color="auto" w:val="clear"/>
+                  <w:tcMar>
+                    <w:top w:type="dxa" w:w="50"/>
+                    <w:left w:type="dxa" w:w="120"/>
+                    <w:bottom w:type="dxa" w:w="50"/>
+                    <w:right w:type="dxa" w:w="120"/>
+                  </w:tcMar>
+                </w:tcPr>
+                <w:p>
+                  <w:pPr>
+                    <w:spacing w:after="0"/>
+                  </w:pPr>
+                  <w:r>
+                    <w:rPr>
+                      <w:rFonts w:ascii="Arial" w:cs="Arial" w:eastAsia="Arial" w:hAnsi="Arial"/>
+                      <w:b/>
+                      <w:bCs/>
+                      <w:color w:val="FFFFFF"/>
+                      <w:sz w:val="18"/>
+                      <w:szCs w:val="18"/>
+                    </w:rPr>
+                    <w:t xml:space="preserve">Rehire?</w:t>
+                  </w:r>
+                </w:p>
+              </w:tc>
+              <w:tc>
+                <w:tcPr>
+                  <w:tcW w:type="dxa" w:w="5346"/>
+                  <w:shd w:fill="333333" w:color="auto" w:val="clear"/>
+                  <w:tcMar>
+                    <w:top w:type="dxa" w:w="50"/>
+                    <w:left w:type="dxa" w:w="120"/>
+                    <w:bottom w:type="dxa" w:w="50"/>
+                    <w:right w:type="dxa" w:w="120"/>
+                  </w:tcMar>
+                </w:tcPr>
+                <w:p>
+                  <w:pPr>
+                    <w:spacing w:after="0"/>
+                  </w:pPr>
+                  <w:r>
+                    <w:rPr>
+                      <w:rFonts w:ascii="Arial" w:cs="Arial" w:eastAsia="Arial" w:hAnsi="Arial"/>
+                      <w:b/>
+                      <w:bCs/>
+                      <w:color w:val="FFFFFF"/>
+                      <w:sz w:val="18"/>
+                      <w:szCs w:val="18"/>
+                    </w:rPr>
+                    <w:t xml:space="preserve">Notes</w:t>
+                  </w:r>
+                </w:p>
+              </w:tc>
+            </w:tr>
+            <w:tr>
+              <w:tc>
+                <w:tcPr>
+                  <w:tcW w:type="dxa" w:w="1394"/>
+                  <w:tcMar>
+                    <w:top w:type="dxa" w:w="50"/>
+                    <w:left w:type="dxa" w:w="120"/>
+                    <w:bottom w:type="dxa" w:w="50"/>
+                    <w:right w:type="dxa" w:w="120"/>
+                  </w:tcMar>
+                </w:tcPr>
+                <w:p>
+                  <w:pPr>
+                    <w:spacing w:after="0"/>
+                  </w:pPr>
+                  <w:r>
+                    <w:rPr>
+                      <w:rFonts w:ascii="Arial" w:cs="Arial" w:eastAsia="Arial" w:hAnsi="Arial"/>
+                      <w:sz w:val="18"/>
+                      <w:szCs w:val="18"/>
+                    </w:rPr>
+                    <w:t xml:space="preserve">Employer 1</w:t>
+                  </w:r>
+                </w:p>
+              </w:tc>
+              <w:tc>
+                <w:tcPr>
+                  <w:tcW w:type="dxa" w:w="1859"/>
+                  <w:tcMar>
+                    <w:top w:type="dxa" w:w="50"/>
+                    <w:left w:type="dxa" w:w="120"/>
+                    <w:bottom w:type="dxa" w:w="50"/>
+                    <w:right w:type="dxa" w:w="120"/>
+                  </w:tcMar>
+                </w:tcPr>
+                <w:p>
+                  <w:pPr>
+                    <w:spacing w:after="0"/>
+                  </w:pPr>
+                  <w:r>
+                    <w:rPr>
+                      <w:rFonts w:ascii="Arial" w:cs="Arial" w:eastAsia="Arial" w:hAnsi="Arial"/>
+                      <w:sz w:val="18"/>
+                      <w:szCs w:val="18"/>
+                    </w:rPr>
+                    <w:t xml:space="preserve"/>
+                  </w:r>
+                </w:p>
+              </w:tc>
+              <w:tc>
+                <w:tcPr>
+                  <w:tcW w:type="dxa" w:w="1161"/>
+                  <w:tcMar>
+                    <w:top w:type="dxa" w:w="50"/>
+                    <w:left w:type="dxa" w:w="120"/>
+                    <w:bottom w:type="dxa" w:w="50"/>
+                    <w:right w:type="dxa" w:w="120"/>
+                  </w:tcMar>
+                </w:tcPr>
+                <w:p>
+                  <w:pPr>
+                    <w:spacing w:after="0"/>
+                  </w:pPr>
+                  <w:r>
+                    <w:rPr>
+                      <w:rFonts w:ascii="Arial" w:cs="Arial" w:eastAsia="Arial" w:hAnsi="Arial"/>
+                      <w:sz w:val="18"/>
+                      <w:szCs w:val="18"/>
+                    </w:rPr>
+                    <w:t xml:space="preserve">☐ Y ☐ N</w:t>
+                  </w:r>
+                </w:p>
+              </w:tc>
+              <w:tc>
+                <w:tcPr>
+                  <w:tcW w:type="dxa" w:w="5346"/>
+                  <w:tcMar>
+                    <w:top w:type="dxa" w:w="50"/>
+                    <w:left w:type="dxa" w:w="120"/>
+                    <w:bottom w:type="dxa" w:w="50"/>
+                    <w:right w:type="dxa" w:w="120"/>
+                  </w:tcMar>
+                </w:tcPr>
+                <w:p>
+                  <w:pPr>
+                    <w:spacing w:after="0"/>
+                  </w:pPr>
+                  <w:r>
+                    <w:rPr>
+                      <w:rFonts w:ascii="Arial" w:cs="Arial" w:eastAsia="Arial" w:hAnsi="Arial"/>
+                      <w:sz w:val="18"/>
+                      <w:szCs w:val="18"/>
+                    </w:rPr>
+                    <w:t xml:space="preserve"/>
+                  </w:r>
+                </w:p>
+              </w:tc>
+            </w:tr>
+            <w:tr>
+              <w:tc>
+                <w:tcPr>
+                  <w:tcW w:type="dxa" w:w="1394"/>
+                  <w:tcMar>
+                    <w:top w:type="dxa" w:w="50"/>
+                    <w:left w:type="dxa" w:w="120"/>
+                    <w:bottom w:type="dxa" w:w="50"/>
+                    <w:right w:type="dxa" w:w="120"/>
+                  </w:tcMar>
+                </w:tcPr>
+                <w:p>
+                  <w:pPr>
+                    <w:spacing w:after="0"/>
+                  </w:pPr>
+                  <w:r>
+                    <w:rPr>
+                      <w:rFonts w:ascii="Arial" w:cs="Arial" w:eastAsia="Arial" w:hAnsi="Arial"/>
+                      <w:sz w:val="18"/>
+                      <w:szCs w:val="18"/>
+                    </w:rPr>
+                    <w:t xml:space="preserve">Employer 2</w:t>
+                  </w:r>
+                </w:p>
+              </w:tc>
+              <w:tc>
+                <w:tcPr>
+                  <w:tcW w:type="dxa" w:w="1859"/>
+                  <w:tcMar>
+                    <w:top w:type="dxa" w:w="50"/>
+                    <w:left w:type="dxa" w:w="120"/>
+                    <w:bottom w:type="dxa" w:w="50"/>
+                    <w:right w:type="dxa" w:w="120"/>
+                  </w:tcMar>
+                </w:tcPr>
+                <w:p>
+                  <w:pPr>
+                    <w:spacing w:after="0"/>
+                  </w:pPr>
+                  <w:r>
+                    <w:rPr>
+                      <w:rFonts w:ascii="Arial" w:cs="Arial" w:eastAsia="Arial" w:hAnsi="Arial"/>
+                      <w:sz w:val="18"/>
+                      <w:szCs w:val="18"/>
+                    </w:rPr>
+                    <w:t xml:space="preserve"/>
+                  </w:r>
+                </w:p>
+              </w:tc>
+              <w:tc>
+                <w:tcPr>
+                  <w:tcW w:type="dxa" w:w="1161"/>
+                  <w:tcMar>
+                    <w:top w:type="dxa" w:w="50"/>
+                    <w:left w:type="dxa" w:w="120"/>
+                    <w:bottom w:type="dxa" w:w="50"/>
+                    <w:right w:type="dxa" w:w="120"/>
+                  </w:tcMar>
+                </w:tcPr>
+                <w:p>
+                  <w:pPr>
+                    <w:spacing w:after="0"/>
+                  </w:pPr>
+                  <w:r>
+                    <w:rPr>
+                      <w:rFonts w:ascii="Arial" w:cs="Arial" w:eastAsia="Arial" w:hAnsi="Arial"/>
+                      <w:sz w:val="18"/>
+                      <w:szCs w:val="18"/>
+                    </w:rPr>
+                    <w:t xml:space="preserve">☐ Y ☐ N</w:t>
+                  </w:r>
+                </w:p>
+              </w:tc>
+              <w:tc>
+                <w:tcPr>
+                  <w:tcW w:type="dxa" w:w="5346"/>
+                  <w:tcMar>
+                    <w:top w:type="dxa" w:w="50"/>
+                    <w:left w:type="dxa" w:w="120"/>
+                    <w:bottom w:type="dxa" w:w="50"/>
+                    <w:right w:type="dxa" w:w="120"/>
+                  </w:tcMar>
+                </w:tcPr>
+                <w:p>
+                  <w:pPr>
+                    <w:spacing w:after="0"/>
+                  </w:pPr>
+                  <w:r>
+                    <w:rPr>
+                      <w:rFonts w:ascii="Arial" w:cs="Arial" w:eastAsia="Arial" w:hAnsi="Arial"/>
+                      <w:sz w:val="18"/>
+                      <w:szCs w:val="18"/>
+                    </w:rPr>
+                    <w:t xml:space="preserve"/>
+                  </w:r>
+                </w:p>
+              </w:tc>
+            </w:tr>
+            <w:tr>
+              <w:tc>
+                <w:tcPr>
+                  <w:tcW w:type="dxa" w:w="1394"/>
+                  <w:tcMar>
+                    <w:top w:type="dxa" w:w="50"/>
+                    <w:left w:type="dxa" w:w="120"/>
+                    <w:bottom w:type="dxa" w:w="50"/>
+                    <w:right w:type="dxa" w:w="120"/>
+                  </w:tcMar>
+                </w:tcPr>
+                <w:p>
+                  <w:pPr>
+                    <w:spacing w:after="0"/>
+                  </w:pPr>
+                  <w:r>
+                    <w:rPr>
+                      <w:rFonts w:ascii="Arial" w:cs="Arial" w:eastAsia="Arial" w:hAnsi="Arial"/>
+                      <w:sz w:val="18"/>
+                      <w:szCs w:val="18"/>
+                    </w:rPr>
+                    <w:t xml:space="preserve">Reference 1</w:t>
+                  </w:r>
+                </w:p>
+              </w:tc>
+              <w:tc>
+                <w:tcPr>
+                  <w:tcW w:type="dxa" w:w="1859"/>
+                  <w:tcMar>
+                    <w:top w:type="dxa" w:w="50"/>
+                    <w:left w:type="dxa" w:w="120"/>
+                    <w:bottom w:type="dxa" w:w="50"/>
+                    <w:right w:type="dxa" w:w="120"/>
+                  </w:tcMar>
+                </w:tcPr>
+                <w:p>
+                  <w:pPr>
+                    <w:spacing w:after="0"/>
+                  </w:pPr>
+                  <w:r>
+                    <w:rPr>
+                      <w:rFonts w:ascii="Arial" w:cs="Arial" w:eastAsia="Arial" w:hAnsi="Arial"/>
+                      <w:sz w:val="18"/>
+                      <w:szCs w:val="18"/>
+                    </w:rPr>
+                    <w:t xml:space="preserve"/>
+                  </w:r>
+                </w:p>
+              </w:tc>
+              <w:tc>
+                <w:tcPr>
+                  <w:tcW w:type="dxa" w:w="1161"/>
+                  <w:tcMar>
+                    <w:top w:type="dxa" w:w="50"/>
+                    <w:left w:type="dxa" w:w="120"/>
+                    <w:bottom w:type="dxa" w:w="50"/>
+                    <w:right w:type="dxa" w:w="120"/>
+                  </w:tcMar>
+                </w:tcPr>
+                <w:p>
+                  <w:pPr>
+                    <w:spacing w:after="0"/>
+                  </w:pPr>
+                  <w:r>
+                    <w:rPr>
+                      <w:rFonts w:ascii="Arial" w:cs="Arial" w:eastAsia="Arial" w:hAnsi="Arial"/>
+                      <w:sz w:val="18"/>
+                      <w:szCs w:val="18"/>
+                    </w:rPr>
+                    <w:t xml:space="preserve">☐ Y ☐ N</w:t>
+                  </w:r>
+                </w:p>
+              </w:tc>
+              <w:tc>
+                <w:tcPr>
+                  <w:tcW w:type="dxa" w:w="5346"/>
+                  <w:tcMar>
+                    <w:top w:type="dxa" w:w="50"/>
+                    <w:left w:type="dxa" w:w="120"/>
+                    <w:bottom w:type="dxa" w:w="50"/>
+                    <w:right w:type="dxa" w:w="120"/>
+                  </w:tcMar>
+                </w:tcPr>
+                <w:p>
+                  <w:pPr>
+                    <w:spacing w:after="0"/>
+                  </w:pPr>
+                  <w:r>
+                    <w:rPr>
+                      <w:rFonts w:ascii="Arial" w:cs="Arial" w:eastAsia="Arial" w:hAnsi="Arial"/>
+                      <w:sz w:val="18"/>
+                      <w:szCs w:val="18"/>
+                    </w:rPr>
+                    <w:t xml:space="preserve"/>
+                  </w:r>
+                </w:p>
+              </w:tc>
+            </w:tr>
+            <w:tr>
+              <w:tc>
+                <w:tcPr>
+                  <w:tcW w:type="dxa" w:w="1394"/>
+                  <w:tcMar>
+                    <w:top w:type="dxa" w:w="50"/>
+                    <w:left w:type="dxa" w:w="120"/>
+                    <w:bottom w:type="dxa" w:w="50"/>
+                    <w:right w:type="dxa" w:w="120"/>
+                  </w:tcMar>
+                </w:tcPr>
+                <w:p>
+                  <w:pPr>
+                    <w:spacing w:after="0"/>
+                  </w:pPr>
+                  <w:r>
+                    <w:rPr>
+                      <w:rFonts w:ascii="Arial" w:cs="Arial" w:eastAsia="Arial" w:hAnsi="Arial"/>
+                      <w:sz w:val="18"/>
+                      <w:szCs w:val="18"/>
+                    </w:rPr>
+                    <w:t xml:space="preserve">Reference 2</w:t>
+                  </w:r>
+                </w:p>
+              </w:tc>
+              <w:tc>
+                <w:tcPr>
+                  <w:tcW w:type="dxa" w:w="1859"/>
+                  <w:tcMar>
+                    <w:top w:type="dxa" w:w="50"/>
+                    <w:left w:type="dxa" w:w="120"/>
+                    <w:bottom w:type="dxa" w:w="50"/>
+                    <w:right w:type="dxa" w:w="120"/>
+                  </w:tcMar>
+                </w:tcPr>
+                <w:p>
+                  <w:pPr>
+                    <w:spacing w:after="0"/>
+                  </w:pPr>
+                  <w:r>
+                    <w:rPr>
+                      <w:rFonts w:ascii="Arial" w:cs="Arial" w:eastAsia="Arial" w:hAnsi="Arial"/>
+                      <w:sz w:val="18"/>
+                      <w:szCs w:val="18"/>
+                    </w:rPr>
+                    <w:t xml:space="preserve"/>
+                  </w:r>
+                </w:p>
+              </w:tc>
+              <w:tc>
+                <w:tcPr>
+                  <w:tcW w:type="dxa" w:w="1161"/>
+                  <w:tcMar>
+                    <w:top w:type="dxa" w:w="50"/>
+                    <w:left w:type="dxa" w:w="120"/>
+                    <w:bottom w:type="dxa" w:w="50"/>
+                    <w:right w:type="dxa" w:w="120"/>
+                  </w:tcMar>
+                </w:tcPr>
+                <w:p>
+                  <w:pPr>
+                    <w:spacing w:after="0"/>
+                  </w:pPr>
+                  <w:r>
+                    <w:rPr>
+                      <w:rFonts w:ascii="Arial" w:cs="Arial" w:eastAsia="Arial" w:hAnsi="Arial"/>
+                      <w:sz w:val="18"/>
+                      <w:szCs w:val="18"/>
+                    </w:rPr>
+                    <w:t xml:space="preserve">☐ Y ☐ N</w:t>
+                  </w:r>
+                </w:p>
+              </w:tc>
+              <w:tc>
+                <w:tcPr>
+                  <w:tcW w:type="dxa" w:w="5346"/>
+                  <w:tcMar>
+                    <w:top w:type="dxa" w:w="50"/>
+                    <w:left w:type="dxa" w:w="120"/>
+                    <w:bottom w:type="dxa" w:w="50"/>
+                    <w:right w:type="dxa" w:w="120"/>
+                  </w:tcMar>
+                </w:tcPr>
+                <w:p>
+                  <w:pPr>
+                    <w:spacing w:after="0"/>
+                  </w:pPr>
+                  <w:r>
+                    <w:rPr>
+                      <w:rFonts w:ascii="Arial" w:cs="Arial" w:eastAsia="Arial" w:hAnsi="Arial"/>
+                      <w:sz w:val="18"/>
+                      <w:szCs w:val="18"/>
+                    </w:rPr>
+                    <w:t xml:space="preserve"/>
+                  </w:r>
+                </w:p>
+              </w:tc>
+            </w:tr>
+            <w:tr>
+              <w:tc>
+                <w:tcPr>
+                  <w:tcW w:type="dxa" w:w="1394"/>
+                  <w:tcMar>
+                    <w:top w:type="dxa" w:w="50"/>
+                    <w:left w:type="dxa" w:w="120"/>
+                    <w:bottom w:type="dxa" w:w="50"/>
+                    <w:right w:type="dxa" w:w="120"/>
+                  </w:tcMar>
+                </w:tcPr>
+                <w:p>
+                  <w:pPr>
+                    <w:spacing w:after="0"/>
+                  </w:pPr>
+                  <w:r>
+                    <w:rPr>
+                      <w:rFonts w:ascii="Arial" w:cs="Arial" w:eastAsia="Arial" w:hAnsi="Arial"/>
+                      <w:sz w:val="18"/>
+                      <w:szCs w:val="18"/>
+                    </w:rPr>
+                    <w:t xml:space="preserve">Reference 3</w:t>
+                  </w:r>
+                </w:p>
+              </w:tc>
+              <w:tc>
+                <w:tcPr>
+                  <w:tcW w:type="dxa" w:w="1859"/>
+                  <w:tcMar>
+                    <w:top w:type="dxa" w:w="50"/>
+                    <w:left w:type="dxa" w:w="120"/>
+                    <w:bottom w:type="dxa" w:w="50"/>
+                    <w:right w:type="dxa" w:w="120"/>
+                  </w:tcMar>
+                </w:tcPr>
+                <w:p>
+                  <w:pPr>
+                    <w:spacing w:after="0"/>
+                  </w:pPr>
+                  <w:r>
+                    <w:rPr>
+                      <w:rFonts w:ascii="Arial" w:cs="Arial" w:eastAsia="Arial" w:hAnsi="Arial"/>
+                      <w:sz w:val="18"/>
+                      <w:szCs w:val="18"/>
+                    </w:rPr>
+                    <w:t xml:space="preserve"/>
+                  </w:r>
+                </w:p>
+              </w:tc>
+              <w:tc>
+                <w:tcPr>
+                  <w:tcW w:type="dxa" w:w="1161"/>
+                  <w:tcMar>
+                    <w:top w:type="dxa" w:w="50"/>
+                    <w:left w:type="dxa" w:w="120"/>
+                    <w:bottom w:type="dxa" w:w="50"/>
+                    <w:right w:type="dxa" w:w="120"/>
+                  </w:tcMar>
+                </w:tcPr>
+                <w:p>
+                  <w:pPr>
+                    <w:spacing w:after="0"/>
+                  </w:pPr>
+                  <w:r>
+                    <w:rPr>
+                      <w:rFonts w:ascii="Arial" w:cs="Arial" w:eastAsia="Arial" w:hAnsi="Arial"/>
+                      <w:sz w:val="18"/>
+                      <w:szCs w:val="18"/>
+                    </w:rPr>
+                    <w:t xml:space="preserve">☐ Y ☐ N</w:t>
+                  </w:r>
+                </w:p>
+              </w:tc>
+              <w:tc>
+                <w:tcPr>
+                  <w:tcW w:type="dxa" w:w="5346"/>
+                  <w:tcMar>
+                    <w:top w:type="dxa" w:w="50"/>
+                    <w:left w:type="dxa" w:w="120"/>
+                    <w:bottom w:type="dxa" w:w="50"/>
+                    <w:right w:type="dxa" w:w="120"/>
+                  </w:tcMar>
+                </w:tcPr>
+                <w:p>
+                  <w:pPr>
+                    <w:spacing w:after="0"/>
+                  </w:pPr>
+                  <w:r>
+                    <w:rPr>
+                      <w:rFonts w:ascii="Arial" w:cs="Arial" w:eastAsia="Arial" w:hAnsi="Arial"/>
+                      <w:sz w:val="18"/>
+                      <w:szCs w:val="18"/>
+                    </w:rPr>
+                    <w:t xml:space="preserve"/>
+                  </w:r>
+                </w:p>
+              </w:tc>
+            </w:tr>
+          </w:tbl>
+          <w:p>
+            <w:pPr>
+              <w:spacing w:after="0"/>
+            </w:pPr>
           </w:p>
         </w:tc>
       </w:tr>
@@ -7743,170 +7933,230 @@
         <w:spacing w:after="120"/>
       </w:pPr>
     </w:p>
-    <w:p>
-      <w:pPr>
-        <w:spacing w:after="100" w:before="200"/>
-      </w:pPr>
-      <w:r>
-        <w:rPr>
-          <w:rFonts w:ascii="Arial" w:cs="Arial" w:eastAsia="Arial" w:hAnsi="Arial"/>
-          <w:b/>
-          <w:bCs/>
-          <w:color w:val="B8860B"/>
-          <w:sz w:val="24"/>
-          <w:szCs w:val="24"/>
-        </w:rPr>
-        <w:t xml:space="preserve">Office use</w:t>
-      </w:r>
-    </w:p>
     <w:tbl>
       <w:tblPr>
         <w:tblW w:type="dxa" w:w="10080"/>
         <w:tblBorders>
-          <w:top w:val="none" w:color="FFFFFF" w:sz="0"/>
-          <w:left w:val="none" w:color="FFFFFF" w:sz="0"/>
-          <w:bottom w:val="none" w:color="FFFFFF" w:sz="0"/>
-          <w:right w:val="none" w:color="FFFFFF" w:sz="0"/>
+          <w:top w:val="dashed" w:color="444444" w:sz="12"/>
+          <w:left w:val="dashed" w:color="444444" w:sz="12"/>
+          <w:bottom w:val="dashed" w:color="444444" w:sz="12"/>
+          <w:right w:val="dashed" w:color="444444" w:sz="12"/>
           <w:insideH w:val="none" w:color="FFFFFF" w:sz="0"/>
           <w:insideV w:val="none" w:color="FFFFFF" w:sz="0"/>
         </w:tblBorders>
       </w:tblPr>
       <w:tblGrid>
-        <w:gridCol w:w="3360"/>
-        <w:gridCol w:w="3360"/>
-        <w:gridCol w:w="3360"/>
+        <w:gridCol w:w="10080"/>
       </w:tblGrid>
       <w:tr>
         <w:tc>
           <w:tcPr>
-            <w:tcW w:type="dxa" w:w="3360"/>
-            <w:tcBorders>
-              <w:top w:val="none" w:color="FFFFFF" w:sz="0"/>
-              <w:left w:val="none" w:color="FFFFFF" w:sz="0"/>
-              <w:bottom w:val="single" w:color="999999" w:sz="4"/>
-              <w:right w:val="none" w:color="FFFFFF" w:sz="0"/>
-            </w:tcBorders>
+            <w:tcW w:type="dxa" w:w="10080"/>
+            <w:shd w:fill="1F1F1F" w:color="auto" w:val="clear"/>
+            <w:tcMar>
+              <w:top w:type="dxa" w:w="40"/>
+              <w:left w:type="dxa" w:w="160"/>
+              <w:bottom w:type="dxa" w:w="40"/>
+              <w:right w:type="dxa" w:w="160"/>
+            </w:tcMar>
+          </w:tcPr>
+          <w:p>
+            <w:pPr>
+              <w:tabs>
+                <w:tab w:val="right" w:pos="9760"/>
+              </w:tabs>
+            </w:pPr>
+            <w:r>
+              <w:rPr>
+                <w:rFonts w:ascii="Arial" w:cs="Arial" w:eastAsia="Arial" w:hAnsi="Arial"/>
+                <w:b/>
+                <w:bCs/>
+                <w:color w:val="FFFFFF"/>
+                <w:sz w:val="17"/>
+                <w:szCs w:val="17"/>
+              </w:rPr>
+              <w:t xml:space="preserve">OFFICE USE ONLY — DO NOT WRITE IN THIS BOX</w:t>
+            </w:r>
+            <w:r>
+              <w:rPr>
+                <w:rFonts w:ascii="Arial" w:cs="Arial" w:eastAsia="Arial" w:hAnsi="Arial"/>
+                <w:color w:val="DDDDDD"/>
+                <w:sz w:val="17"/>
+                <w:szCs w:val="17"/>
+              </w:rPr>
+              <w:t xml:space="preserve">	Driver approval</w:t>
+            </w:r>
+          </w:p>
+        </w:tc>
+      </w:tr>
+      <w:tr>
+        <w:tc>
+          <w:tcPr>
+            <w:tcW w:type="dxa" w:w="10080"/>
+            <w:shd w:fill="E6E6E6" w:color="auto" w:val="clear"/>
             <w:tcMar>
               <w:top w:type="dxa" w:w="60"/>
-              <w:left w:type="dxa" w:w="60"/>
-              <w:bottom w:type="dxa" w:w="20"/>
-              <w:right w:type="dxa" w:w="120"/>
-            </w:tcMar>
-          </w:tcPr>
-          <w:p>
-            <w:pPr>
-              <w:spacing w:after="0" w:before="280"/>
-            </w:pPr>
-            <w:r>
-              <w:rPr>
-                <w:rFonts w:ascii="Arial" w:cs="Arial" w:eastAsia="Arial" w:hAnsi="Arial"/>
-                <w:sz w:val="21"/>
-                <w:szCs w:val="21"/>
-              </w:rPr>
-              <w:t xml:space="preserve"> </w:t>
-            </w:r>
-          </w:p>
-          <w:p>
-            <w:pPr>
-              <w:spacing w:after="0"/>
-            </w:pPr>
-            <w:r>
-              <w:rPr>
-                <w:rFonts w:ascii="Arial" w:cs="Arial" w:eastAsia="Arial" w:hAnsi="Arial"/>
-                <w:color w:val="666666"/>
-                <w:sz w:val="15"/>
-                <w:szCs w:val="15"/>
-              </w:rPr>
-              <w:t xml:space="preserve">DL Copy on File (Y/N)</w:t>
-            </w:r>
-          </w:p>
-        </w:tc>
-        <w:tc>
-          <w:tcPr>
-            <w:tcW w:type="dxa" w:w="3360"/>
-            <w:tcBorders>
-              <w:top w:val="none" w:color="FFFFFF" w:sz="0"/>
-              <w:left w:val="none" w:color="FFFFFF" w:sz="0"/>
-              <w:bottom w:val="single" w:color="999999" w:sz="4"/>
-              <w:right w:val="none" w:color="FFFFFF" w:sz="0"/>
-            </w:tcBorders>
-            <w:tcMar>
-              <w:top w:type="dxa" w:w="60"/>
-              <w:left w:type="dxa" w:w="60"/>
-              <w:bottom w:type="dxa" w:w="20"/>
-              <w:right w:type="dxa" w:w="120"/>
-            </w:tcMar>
-          </w:tcPr>
-          <w:p>
-            <w:pPr>
-              <w:spacing w:after="0" w:before="280"/>
-            </w:pPr>
-            <w:r>
-              <w:rPr>
-                <w:rFonts w:ascii="Arial" w:cs="Arial" w:eastAsia="Arial" w:hAnsi="Arial"/>
-                <w:sz w:val="21"/>
-                <w:szCs w:val="21"/>
-              </w:rPr>
-              <w:t xml:space="preserve"> </w:t>
-            </w:r>
-          </w:p>
-          <w:p>
-            <w:pPr>
-              <w:spacing w:after="0"/>
-            </w:pPr>
-            <w:r>
-              <w:rPr>
-                <w:rFonts w:ascii="Arial" w:cs="Arial" w:eastAsia="Arial" w:hAnsi="Arial"/>
-                <w:color w:val="666666"/>
-                <w:sz w:val="15"/>
-                <w:szCs w:val="15"/>
-              </w:rPr>
-              <w:t xml:space="preserve">MVR Ordered (date)</w:t>
-            </w:r>
-          </w:p>
-        </w:tc>
-        <w:tc>
-          <w:tcPr>
-            <w:tcW w:type="dxa" w:w="3360"/>
-            <w:tcBorders>
-              <w:top w:val="none" w:color="FFFFFF" w:sz="0"/>
-              <w:left w:val="none" w:color="FFFFFF" w:sz="0"/>
-              <w:bottom w:val="single" w:color="999999" w:sz="4"/>
-              <w:right w:val="none" w:color="FFFFFF" w:sz="0"/>
-            </w:tcBorders>
-            <w:tcMar>
-              <w:top w:type="dxa" w:w="60"/>
-              <w:left w:type="dxa" w:w="60"/>
-              <w:bottom w:type="dxa" w:w="20"/>
-              <w:right w:type="dxa" w:w="120"/>
-            </w:tcMar>
-          </w:tcPr>
-          <w:p>
-            <w:pPr>
-              <w:spacing w:after="0" w:before="280"/>
-            </w:pPr>
-            <w:r>
-              <w:rPr>
-                <w:rFonts w:ascii="Arial" w:cs="Arial" w:eastAsia="Arial" w:hAnsi="Arial"/>
-                <w:sz w:val="21"/>
-                <w:szCs w:val="21"/>
-              </w:rPr>
-              <w:t xml:space="preserve"> </w:t>
-            </w:r>
-          </w:p>
-          <w:p>
-            <w:pPr>
-              <w:spacing w:after="0"/>
-            </w:pPr>
-            <w:r>
-              <w:rPr>
-                <w:rFonts w:ascii="Arial" w:cs="Arial" w:eastAsia="Arial" w:hAnsi="Arial"/>
-                <w:color w:val="666666"/>
-                <w:sz w:val="15"/>
-                <w:szCs w:val="15"/>
-              </w:rPr>
-              <w:t xml:space="preserve">Approved to Drive (Y/N)</w:t>
-            </w:r>
+              <w:left w:type="dxa" w:w="160"/>
+              <w:bottom w:type="dxa" w:w="60"/>
+              <w:right w:type="dxa" w:w="160"/>
+            </w:tcMar>
+          </w:tcPr>
+          <w:tbl>
+            <w:tblPr>
+              <w:tblW w:type="dxa" w:w="9760"/>
+              <w:tblBorders>
+                <w:top w:val="none" w:color="FFFFFF" w:sz="0"/>
+                <w:left w:val="none" w:color="FFFFFF" w:sz="0"/>
+                <w:bottom w:val="none" w:color="FFFFFF" w:sz="0"/>
+                <w:right w:val="none" w:color="FFFFFF" w:sz="0"/>
+                <w:insideH w:val="none" w:color="FFFFFF" w:sz="0"/>
+                <w:insideV w:val="none" w:color="FFFFFF" w:sz="0"/>
+              </w:tblBorders>
+            </w:tblPr>
+            <w:tblGrid>
+              <w:gridCol w:w="3253"/>
+              <w:gridCol w:w="3253"/>
+              <w:gridCol w:w="3254"/>
+            </w:tblGrid>
+            <w:tr>
+              <w:tc>
+                <w:tcPr>
+                  <w:tcW w:type="dxa" w:w="3253"/>
+                  <w:tcBorders>
+                    <w:top w:val="none" w:color="FFFFFF" w:sz="0"/>
+                    <w:left w:val="none" w:color="FFFFFF" w:sz="0"/>
+                    <w:bottom w:val="single" w:color="999999" w:sz="4"/>
+                    <w:right w:val="none" w:color="FFFFFF" w:sz="0"/>
+                  </w:tcBorders>
+                  <w:tcMar>
+                    <w:top w:type="dxa" w:w="60"/>
+                    <w:left w:type="dxa" w:w="60"/>
+                    <w:bottom w:type="dxa" w:w="20"/>
+                    <w:right w:type="dxa" w:w="120"/>
+                  </w:tcMar>
+                </w:tcPr>
+                <w:p>
+                  <w:pPr>
+                    <w:spacing w:after="0" w:before="280"/>
+                  </w:pPr>
+                  <w:r>
+                    <w:rPr>
+                      <w:rFonts w:ascii="Arial" w:cs="Arial" w:eastAsia="Arial" w:hAnsi="Arial"/>
+                      <w:sz w:val="21"/>
+                      <w:szCs w:val="21"/>
+                    </w:rPr>
+                    <w:t xml:space="preserve"> </w:t>
+                  </w:r>
+                </w:p>
+                <w:p>
+                  <w:pPr>
+                    <w:spacing w:after="0"/>
+                  </w:pPr>
+                  <w:r>
+                    <w:rPr>
+                      <w:rFonts w:ascii="Arial" w:cs="Arial" w:eastAsia="Arial" w:hAnsi="Arial"/>
+                      <w:color w:val="666666"/>
+                      <w:sz w:val="15"/>
+                      <w:szCs w:val="15"/>
+                    </w:rPr>
+                    <w:t xml:space="preserve">DL Copy on File (Y/N)</w:t>
+                  </w:r>
+                </w:p>
+              </w:tc>
+              <w:tc>
+                <w:tcPr>
+                  <w:tcW w:type="dxa" w:w="3253"/>
+                  <w:tcBorders>
+                    <w:top w:val="none" w:color="FFFFFF" w:sz="0"/>
+                    <w:left w:val="none" w:color="FFFFFF" w:sz="0"/>
+                    <w:bottom w:val="single" w:color="999999" w:sz="4"/>
+                    <w:right w:val="none" w:color="FFFFFF" w:sz="0"/>
+                  </w:tcBorders>
+                  <w:tcMar>
+                    <w:top w:type="dxa" w:w="60"/>
+                    <w:left w:type="dxa" w:w="60"/>
+                    <w:bottom w:type="dxa" w:w="20"/>
+                    <w:right w:type="dxa" w:w="120"/>
+                  </w:tcMar>
+                </w:tcPr>
+                <w:p>
+                  <w:pPr>
+                    <w:spacing w:after="0" w:before="280"/>
+                  </w:pPr>
+                  <w:r>
+                    <w:rPr>
+                      <w:rFonts w:ascii="Arial" w:cs="Arial" w:eastAsia="Arial" w:hAnsi="Arial"/>
+                      <w:sz w:val="21"/>
+                      <w:szCs w:val="21"/>
+                    </w:rPr>
+                    <w:t xml:space="preserve"> </w:t>
+                  </w:r>
+                </w:p>
+                <w:p>
+                  <w:pPr>
+                    <w:spacing w:after="0"/>
+                  </w:pPr>
+                  <w:r>
+                    <w:rPr>
+                      <w:rFonts w:ascii="Arial" w:cs="Arial" w:eastAsia="Arial" w:hAnsi="Arial"/>
+                      <w:color w:val="666666"/>
+                      <w:sz w:val="15"/>
+                      <w:szCs w:val="15"/>
+                    </w:rPr>
+                    <w:t xml:space="preserve">MVR Ordered (date)</w:t>
+                  </w:r>
+                </w:p>
+              </w:tc>
+              <w:tc>
+                <w:tcPr>
+                  <w:tcW w:type="dxa" w:w="3254"/>
+                  <w:tcBorders>
+                    <w:top w:val="none" w:color="FFFFFF" w:sz="0"/>
+                    <w:left w:val="none" w:color="FFFFFF" w:sz="0"/>
+                    <w:bottom w:val="single" w:color="999999" w:sz="4"/>
+                    <w:right w:val="none" w:color="FFFFFF" w:sz="0"/>
+                  </w:tcBorders>
+                  <w:tcMar>
+                    <w:top w:type="dxa" w:w="60"/>
+                    <w:left w:type="dxa" w:w="60"/>
+                    <w:bottom w:type="dxa" w:w="20"/>
+                    <w:right w:type="dxa" w:w="120"/>
+                  </w:tcMar>
+                </w:tcPr>
+                <w:p>
+                  <w:pPr>
+                    <w:spacing w:after="0" w:before="280"/>
+                  </w:pPr>
+                  <w:r>
+                    <w:rPr>
+                      <w:rFonts w:ascii="Arial" w:cs="Arial" w:eastAsia="Arial" w:hAnsi="Arial"/>
+                      <w:sz w:val="21"/>
+                      <w:szCs w:val="21"/>
+                    </w:rPr>
+                    <w:t xml:space="preserve"> </w:t>
+                  </w:r>
+                </w:p>
+                <w:p>
+                  <w:pPr>
+                    <w:spacing w:after="0"/>
+                  </w:pPr>
+                  <w:r>
+                    <w:rPr>
+                      <w:rFonts w:ascii="Arial" w:cs="Arial" w:eastAsia="Arial" w:hAnsi="Arial"/>
+                      <w:color w:val="666666"/>
+                      <w:sz w:val="15"/>
+                      <w:szCs w:val="15"/>
+                    </w:rPr>
+                    <w:t xml:space="preserve">Approved to Drive (Y/N)</w:t>
+                  </w:r>
+                </w:p>
+              </w:tc>
+            </w:tr>
+          </w:tbl>
+          <w:p>
+            <w:pPr>
+              <w:spacing w:after="0"/>
+            </w:pPr>
           </w:p>
         </w:tc>
       </w:tr>
@@ -8126,7 +8376,7 @@
                 <w:sz w:val="18"/>
                 <w:szCs w:val="18"/>
               </w:rPr>
-              <w:t xml:space="preserve">Copy (office)</w:t>
+              <w:t xml:space="preserve">OFFICE: Copied</w:t>
             </w:r>
           </w:p>
         </w:tc>
@@ -10454,219 +10704,6 @@
         <w:t xml:space="preserve">Keep your certs active: under AWS and ASME rules a welder qualification lapses if you go more than 6 months without welding in that process.</w:t>
       </w:r>
     </w:p>
-    <w:p>
-      <w:pPr>
-        <w:spacing w:after="100" w:before="200"/>
-      </w:pPr>
-      <w:r>
-        <w:rPr>
-          <w:rFonts w:ascii="Arial" w:cs="Arial" w:eastAsia="Arial" w:hAnsi="Arial"/>
-          <w:b/>
-          <w:bCs/>
-          <w:color w:val="B8860B"/>
-          <w:sz w:val="24"/>
-          <w:szCs w:val="24"/>
-        </w:rPr>
-        <w:t xml:space="preserve">Office use — weld test at State of the Arc</w:t>
-      </w:r>
-    </w:p>
-    <w:tbl>
-      <w:tblPr>
-        <w:tblW w:type="dxa" w:w="10080"/>
-        <w:tblBorders>
-          <w:top w:val="none" w:color="FFFFFF" w:sz="0"/>
-          <w:left w:val="none" w:color="FFFFFF" w:sz="0"/>
-          <w:bottom w:val="none" w:color="FFFFFF" w:sz="0"/>
-          <w:right w:val="none" w:color="FFFFFF" w:sz="0"/>
-          <w:insideH w:val="none" w:color="FFFFFF" w:sz="0"/>
-          <w:insideV w:val="none" w:color="FFFFFF" w:sz="0"/>
-        </w:tblBorders>
-      </w:tblPr>
-      <w:tblGrid>
-        <w:gridCol w:w="2520"/>
-        <w:gridCol w:w="2520"/>
-        <w:gridCol w:w="2520"/>
-        <w:gridCol w:w="2520"/>
-      </w:tblGrid>
-      <w:tr>
-        <w:tc>
-          <w:tcPr>
-            <w:tcW w:type="dxa" w:w="2520"/>
-            <w:tcBorders>
-              <w:top w:val="none" w:color="FFFFFF" w:sz="0"/>
-              <w:left w:val="none" w:color="FFFFFF" w:sz="0"/>
-              <w:bottom w:val="single" w:color="999999" w:sz="4"/>
-              <w:right w:val="none" w:color="FFFFFF" w:sz="0"/>
-            </w:tcBorders>
-            <w:tcMar>
-              <w:top w:type="dxa" w:w="60"/>
-              <w:left w:type="dxa" w:w="60"/>
-              <w:bottom w:type="dxa" w:w="20"/>
-              <w:right w:type="dxa" w:w="120"/>
-            </w:tcMar>
-          </w:tcPr>
-          <w:p>
-            <w:pPr>
-              <w:spacing w:after="0" w:before="280"/>
-            </w:pPr>
-            <w:r>
-              <w:rPr>
-                <w:rFonts w:ascii="Arial" w:cs="Arial" w:eastAsia="Arial" w:hAnsi="Arial"/>
-                <w:sz w:val="21"/>
-                <w:szCs w:val="21"/>
-              </w:rPr>
-              <w:t xml:space="preserve"> </w:t>
-            </w:r>
-          </w:p>
-          <w:p>
-            <w:pPr>
-              <w:spacing w:after="0"/>
-            </w:pPr>
-            <w:r>
-              <w:rPr>
-                <w:rFonts w:ascii="Arial" w:cs="Arial" w:eastAsia="Arial" w:hAnsi="Arial"/>
-                <w:color w:val="666666"/>
-                <w:sz w:val="15"/>
-                <w:szCs w:val="15"/>
-              </w:rPr>
-              <w:t xml:space="preserve">Test Date</w:t>
-            </w:r>
-          </w:p>
-        </w:tc>
-        <w:tc>
-          <w:tcPr>
-            <w:tcW w:type="dxa" w:w="2520"/>
-            <w:tcBorders>
-              <w:top w:val="none" w:color="FFFFFF" w:sz="0"/>
-              <w:left w:val="none" w:color="FFFFFF" w:sz="0"/>
-              <w:bottom w:val="single" w:color="999999" w:sz="4"/>
-              <w:right w:val="none" w:color="FFFFFF" w:sz="0"/>
-            </w:tcBorders>
-            <w:tcMar>
-              <w:top w:type="dxa" w:w="60"/>
-              <w:left w:type="dxa" w:w="60"/>
-              <w:bottom w:type="dxa" w:w="20"/>
-              <w:right w:type="dxa" w:w="120"/>
-            </w:tcMar>
-          </w:tcPr>
-          <w:p>
-            <w:pPr>
-              <w:spacing w:after="0" w:before="280"/>
-            </w:pPr>
-            <w:r>
-              <w:rPr>
-                <w:rFonts w:ascii="Arial" w:cs="Arial" w:eastAsia="Arial" w:hAnsi="Arial"/>
-                <w:sz w:val="21"/>
-                <w:szCs w:val="21"/>
-              </w:rPr>
-              <w:t xml:space="preserve"> </w:t>
-            </w:r>
-          </w:p>
-          <w:p>
-            <w:pPr>
-              <w:spacing w:after="0"/>
-            </w:pPr>
-            <w:r>
-              <w:rPr>
-                <w:rFonts w:ascii="Arial" w:cs="Arial" w:eastAsia="Arial" w:hAnsi="Arial"/>
-                <w:color w:val="666666"/>
-                <w:sz w:val="15"/>
-                <w:szCs w:val="15"/>
-              </w:rPr>
-              <w:t xml:space="preserve">Process / Position</w:t>
-            </w:r>
-          </w:p>
-        </w:tc>
-        <w:tc>
-          <w:tcPr>
-            <w:tcW w:type="dxa" w:w="2520"/>
-            <w:tcBorders>
-              <w:top w:val="none" w:color="FFFFFF" w:sz="0"/>
-              <w:left w:val="none" w:color="FFFFFF" w:sz="0"/>
-              <w:bottom w:val="single" w:color="999999" w:sz="4"/>
-              <w:right w:val="none" w:color="FFFFFF" w:sz="0"/>
-            </w:tcBorders>
-            <w:tcMar>
-              <w:top w:type="dxa" w:w="60"/>
-              <w:left w:type="dxa" w:w="60"/>
-              <w:bottom w:type="dxa" w:w="20"/>
-              <w:right w:type="dxa" w:w="120"/>
-            </w:tcMar>
-          </w:tcPr>
-          <w:p>
-            <w:pPr>
-              <w:spacing w:after="0" w:before="280"/>
-            </w:pPr>
-            <w:r>
-              <w:rPr>
-                <w:rFonts w:ascii="Arial" w:cs="Arial" w:eastAsia="Arial" w:hAnsi="Arial"/>
-                <w:sz w:val="21"/>
-                <w:szCs w:val="21"/>
-              </w:rPr>
-              <w:t xml:space="preserve"> </w:t>
-            </w:r>
-          </w:p>
-          <w:p>
-            <w:pPr>
-              <w:spacing w:after="0"/>
-            </w:pPr>
-            <w:r>
-              <w:rPr>
-                <w:rFonts w:ascii="Arial" w:cs="Arial" w:eastAsia="Arial" w:hAnsi="Arial"/>
-                <w:color w:val="666666"/>
-                <w:sz w:val="15"/>
-                <w:szCs w:val="15"/>
-              </w:rPr>
-              <w:t xml:space="preserve">Result: ☐ Pass  ☐ Fail</w:t>
-            </w:r>
-          </w:p>
-        </w:tc>
-        <w:tc>
-          <w:tcPr>
-            <w:tcW w:type="dxa" w:w="2520"/>
-            <w:tcBorders>
-              <w:top w:val="none" w:color="FFFFFF" w:sz="0"/>
-              <w:left w:val="none" w:color="FFFFFF" w:sz="0"/>
-              <w:bottom w:val="single" w:color="999999" w:sz="4"/>
-              <w:right w:val="none" w:color="FFFFFF" w:sz="0"/>
-            </w:tcBorders>
-            <w:tcMar>
-              <w:top w:type="dxa" w:w="60"/>
-              <w:left w:type="dxa" w:w="60"/>
-              <w:bottom w:type="dxa" w:w="20"/>
-              <w:right w:type="dxa" w:w="120"/>
-            </w:tcMar>
-          </w:tcPr>
-          <w:p>
-            <w:pPr>
-              <w:spacing w:after="0" w:before="280"/>
-            </w:pPr>
-            <w:r>
-              <w:rPr>
-                <w:rFonts w:ascii="Arial" w:cs="Arial" w:eastAsia="Arial" w:hAnsi="Arial"/>
-                <w:sz w:val="21"/>
-                <w:szCs w:val="21"/>
-              </w:rPr>
-              <w:t xml:space="preserve"> </w:t>
-            </w:r>
-          </w:p>
-          <w:p>
-            <w:pPr>
-              <w:spacing w:after="0"/>
-            </w:pPr>
-            <w:r>
-              <w:rPr>
-                <w:rFonts w:ascii="Arial" w:cs="Arial" w:eastAsia="Arial" w:hAnsi="Arial"/>
-                <w:color w:val="666666"/>
-                <w:sz w:val="15"/>
-                <w:szCs w:val="15"/>
-              </w:rPr>
-              <w:t xml:space="preserve">Tested By</w:t>
-            </w:r>
-          </w:p>
-        </w:tc>
-      </w:tr>
-    </w:tbl>
     <w:tbl>
       <w:tblPr>
         <w:tblW w:type="dxa" w:w="10080"/>
@@ -10815,6 +10852,284 @@
               </w:rPr>
               <w:t xml:space="preserve">Date</w:t>
             </w:r>
+          </w:p>
+        </w:tc>
+      </w:tr>
+    </w:tbl>
+    <w:p>
+      <w:pPr>
+        <w:spacing w:after="120"/>
+      </w:pPr>
+    </w:p>
+    <w:tbl>
+      <w:tblPr>
+        <w:tblW w:type="dxa" w:w="10080"/>
+        <w:tblBorders>
+          <w:top w:val="dashed" w:color="444444" w:sz="12"/>
+          <w:left w:val="dashed" w:color="444444" w:sz="12"/>
+          <w:bottom w:val="dashed" w:color="444444" w:sz="12"/>
+          <w:right w:val="dashed" w:color="444444" w:sz="12"/>
+          <w:insideH w:val="none" w:color="FFFFFF" w:sz="0"/>
+          <w:insideV w:val="none" w:color="FFFFFF" w:sz="0"/>
+        </w:tblBorders>
+      </w:tblPr>
+      <w:tblGrid>
+        <w:gridCol w:w="10080"/>
+      </w:tblGrid>
+      <w:tr>
+        <w:tc>
+          <w:tcPr>
+            <w:tcW w:type="dxa" w:w="10080"/>
+            <w:shd w:fill="1F1F1F" w:color="auto" w:val="clear"/>
+            <w:tcMar>
+              <w:top w:type="dxa" w:w="40"/>
+              <w:left w:type="dxa" w:w="160"/>
+              <w:bottom w:type="dxa" w:w="40"/>
+              <w:right w:type="dxa" w:w="160"/>
+            </w:tcMar>
+          </w:tcPr>
+          <w:p>
+            <w:pPr>
+              <w:tabs>
+                <w:tab w:val="right" w:pos="9760"/>
+              </w:tabs>
+            </w:pPr>
+            <w:r>
+              <w:rPr>
+                <w:rFonts w:ascii="Arial" w:cs="Arial" w:eastAsia="Arial" w:hAnsi="Arial"/>
+                <w:b/>
+                <w:bCs/>
+                <w:color w:val="FFFFFF"/>
+                <w:sz w:val="17"/>
+                <w:szCs w:val="17"/>
+              </w:rPr>
+              <w:t xml:space="preserve">OFFICE USE ONLY — DO NOT WRITE IN THIS BOX</w:t>
+            </w:r>
+            <w:r>
+              <w:rPr>
+                <w:rFonts w:ascii="Arial" w:cs="Arial" w:eastAsia="Arial" w:hAnsi="Arial"/>
+                <w:color w:val="DDDDDD"/>
+                <w:sz w:val="17"/>
+                <w:szCs w:val="17"/>
+              </w:rPr>
+              <w:t xml:space="preserve">	Weld test at State of the Arc</w:t>
+            </w:r>
+          </w:p>
+        </w:tc>
+      </w:tr>
+      <w:tr>
+        <w:tc>
+          <w:tcPr>
+            <w:tcW w:type="dxa" w:w="10080"/>
+            <w:shd w:fill="E6E6E6" w:color="auto" w:val="clear"/>
+            <w:tcMar>
+              <w:top w:type="dxa" w:w="60"/>
+              <w:left w:type="dxa" w:w="160"/>
+              <w:bottom w:type="dxa" w:w="60"/>
+              <w:right w:type="dxa" w:w="160"/>
+            </w:tcMar>
+          </w:tcPr>
+          <w:tbl>
+            <w:tblPr>
+              <w:tblW w:type="dxa" w:w="9760"/>
+              <w:tblBorders>
+                <w:top w:val="none" w:color="FFFFFF" w:sz="0"/>
+                <w:left w:val="none" w:color="FFFFFF" w:sz="0"/>
+                <w:bottom w:val="none" w:color="FFFFFF" w:sz="0"/>
+                <w:right w:val="none" w:color="FFFFFF" w:sz="0"/>
+                <w:insideH w:val="none" w:color="FFFFFF" w:sz="0"/>
+                <w:insideV w:val="none" w:color="FFFFFF" w:sz="0"/>
+              </w:tblBorders>
+            </w:tblPr>
+            <w:tblGrid>
+              <w:gridCol w:w="2440"/>
+              <w:gridCol w:w="2440"/>
+              <w:gridCol w:w="2440"/>
+              <w:gridCol w:w="2440"/>
+            </w:tblGrid>
+            <w:tr>
+              <w:tc>
+                <w:tcPr>
+                  <w:tcW w:type="dxa" w:w="2440"/>
+                  <w:tcBorders>
+                    <w:top w:val="none" w:color="FFFFFF" w:sz="0"/>
+                    <w:left w:val="none" w:color="FFFFFF" w:sz="0"/>
+                    <w:bottom w:val="single" w:color="999999" w:sz="4"/>
+                    <w:right w:val="none" w:color="FFFFFF" w:sz="0"/>
+                  </w:tcBorders>
+                  <w:tcMar>
+                    <w:top w:type="dxa" w:w="60"/>
+                    <w:left w:type="dxa" w:w="60"/>
+                    <w:bottom w:type="dxa" w:w="20"/>
+                    <w:right w:type="dxa" w:w="120"/>
+                  </w:tcMar>
+                </w:tcPr>
+                <w:p>
+                  <w:pPr>
+                    <w:spacing w:after="0" w:before="280"/>
+                  </w:pPr>
+                  <w:r>
+                    <w:rPr>
+                      <w:rFonts w:ascii="Arial" w:cs="Arial" w:eastAsia="Arial" w:hAnsi="Arial"/>
+                      <w:sz w:val="21"/>
+                      <w:szCs w:val="21"/>
+                    </w:rPr>
+                    <w:t xml:space="preserve"> </w:t>
+                  </w:r>
+                </w:p>
+                <w:p>
+                  <w:pPr>
+                    <w:spacing w:after="0"/>
+                  </w:pPr>
+                  <w:r>
+                    <w:rPr>
+                      <w:rFonts w:ascii="Arial" w:cs="Arial" w:eastAsia="Arial" w:hAnsi="Arial"/>
+                      <w:color w:val="666666"/>
+                      <w:sz w:val="15"/>
+                      <w:szCs w:val="15"/>
+                    </w:rPr>
+                    <w:t xml:space="preserve">Test Date</w:t>
+                  </w:r>
+                </w:p>
+              </w:tc>
+              <w:tc>
+                <w:tcPr>
+                  <w:tcW w:type="dxa" w:w="2440"/>
+                  <w:tcBorders>
+                    <w:top w:val="none" w:color="FFFFFF" w:sz="0"/>
+                    <w:left w:val="none" w:color="FFFFFF" w:sz="0"/>
+                    <w:bottom w:val="single" w:color="999999" w:sz="4"/>
+                    <w:right w:val="none" w:color="FFFFFF" w:sz="0"/>
+                  </w:tcBorders>
+                  <w:tcMar>
+                    <w:top w:type="dxa" w:w="60"/>
+                    <w:left w:type="dxa" w:w="60"/>
+                    <w:bottom w:type="dxa" w:w="20"/>
+                    <w:right w:type="dxa" w:w="120"/>
+                  </w:tcMar>
+                </w:tcPr>
+                <w:p>
+                  <w:pPr>
+                    <w:spacing w:after="0" w:before="280"/>
+                  </w:pPr>
+                  <w:r>
+                    <w:rPr>
+                      <w:rFonts w:ascii="Arial" w:cs="Arial" w:eastAsia="Arial" w:hAnsi="Arial"/>
+                      <w:sz w:val="21"/>
+                      <w:szCs w:val="21"/>
+                    </w:rPr>
+                    <w:t xml:space="preserve"> </w:t>
+                  </w:r>
+                </w:p>
+                <w:p>
+                  <w:pPr>
+                    <w:spacing w:after="0"/>
+                  </w:pPr>
+                  <w:r>
+                    <w:rPr>
+                      <w:rFonts w:ascii="Arial" w:cs="Arial" w:eastAsia="Arial" w:hAnsi="Arial"/>
+                      <w:color w:val="666666"/>
+                      <w:sz w:val="15"/>
+                      <w:szCs w:val="15"/>
+                    </w:rPr>
+                    <w:t xml:space="preserve">Process / Position</w:t>
+                  </w:r>
+                </w:p>
+              </w:tc>
+              <w:tc>
+                <w:tcPr>
+                  <w:tcW w:type="dxa" w:w="2440"/>
+                  <w:tcBorders>
+                    <w:top w:val="none" w:color="FFFFFF" w:sz="0"/>
+                    <w:left w:val="none" w:color="FFFFFF" w:sz="0"/>
+                    <w:bottom w:val="single" w:color="999999" w:sz="4"/>
+                    <w:right w:val="none" w:color="FFFFFF" w:sz="0"/>
+                  </w:tcBorders>
+                  <w:tcMar>
+                    <w:top w:type="dxa" w:w="60"/>
+                    <w:left w:type="dxa" w:w="60"/>
+                    <w:bottom w:type="dxa" w:w="20"/>
+                    <w:right w:type="dxa" w:w="120"/>
+                  </w:tcMar>
+                </w:tcPr>
+                <w:p>
+                  <w:pPr>
+                    <w:spacing w:after="0" w:before="280"/>
+                  </w:pPr>
+                  <w:r>
+                    <w:rPr>
+                      <w:rFonts w:ascii="Arial" w:cs="Arial" w:eastAsia="Arial" w:hAnsi="Arial"/>
+                      <w:sz w:val="21"/>
+                      <w:szCs w:val="21"/>
+                    </w:rPr>
+                    <w:t xml:space="preserve"> </w:t>
+                  </w:r>
+                </w:p>
+                <w:p>
+                  <w:pPr>
+                    <w:spacing w:after="0"/>
+                  </w:pPr>
+                  <w:r>
+                    <w:rPr>
+                      <w:rFonts w:ascii="Arial" w:cs="Arial" w:eastAsia="Arial" w:hAnsi="Arial"/>
+                      <w:color w:val="666666"/>
+                      <w:sz w:val="15"/>
+                      <w:szCs w:val="15"/>
+                    </w:rPr>
+                    <w:t xml:space="preserve">Result: ☐ Pass  ☐ Fail</w:t>
+                  </w:r>
+                </w:p>
+              </w:tc>
+              <w:tc>
+                <w:tcPr>
+                  <w:tcW w:type="dxa" w:w="2440"/>
+                  <w:tcBorders>
+                    <w:top w:val="none" w:color="FFFFFF" w:sz="0"/>
+                    <w:left w:val="none" w:color="FFFFFF" w:sz="0"/>
+                    <w:bottom w:val="single" w:color="999999" w:sz="4"/>
+                    <w:right w:val="none" w:color="FFFFFF" w:sz="0"/>
+                  </w:tcBorders>
+                  <w:tcMar>
+                    <w:top w:type="dxa" w:w="60"/>
+                    <w:left w:type="dxa" w:w="60"/>
+                    <w:bottom w:type="dxa" w:w="20"/>
+                    <w:right w:type="dxa" w:w="120"/>
+                  </w:tcMar>
+                </w:tcPr>
+                <w:p>
+                  <w:pPr>
+                    <w:spacing w:after="0" w:before="280"/>
+                  </w:pPr>
+                  <w:r>
+                    <w:rPr>
+                      <w:rFonts w:ascii="Arial" w:cs="Arial" w:eastAsia="Arial" w:hAnsi="Arial"/>
+                      <w:sz w:val="21"/>
+                      <w:szCs w:val="21"/>
+                    </w:rPr>
+                    <w:t xml:space="preserve"> </w:t>
+                  </w:r>
+                </w:p>
+                <w:p>
+                  <w:pPr>
+                    <w:spacing w:after="0"/>
+                  </w:pPr>
+                  <w:r>
+                    <w:rPr>
+                      <w:rFonts w:ascii="Arial" w:cs="Arial" w:eastAsia="Arial" w:hAnsi="Arial"/>
+                      <w:color w:val="666666"/>
+                      <w:sz w:val="15"/>
+                      <w:szCs w:val="15"/>
+                    </w:rPr>
+                    <w:t xml:space="preserve">Tested By</w:t>
+                  </w:r>
+                </w:p>
+              </w:tc>
+            </w:tr>
+          </w:tbl>
+          <w:p>
+            <w:pPr>
+              <w:spacing w:after="0"/>
+            </w:pPr>
           </w:p>
         </w:tc>
       </w:tr>
@@ -11707,12 +12022,12 @@
       <w:tblPr>
         <w:tblW w:type="dxa" w:w="10080"/>
         <w:tblBorders>
-          <w:top w:val="single" w:color="auto" w:sz="4"/>
-          <w:left w:val="single" w:color="auto" w:sz="4"/>
-          <w:bottom w:val="single" w:color="auto" w:sz="4"/>
-          <w:right w:val="single" w:color="auto" w:sz="4"/>
-          <w:insideH w:val="single" w:color="auto" w:sz="4"/>
-          <w:insideV w:val="single" w:color="auto" w:sz="4"/>
+          <w:top w:val="dashed" w:color="444444" w:sz="12"/>
+          <w:left w:val="dashed" w:color="444444" w:sz="12"/>
+          <w:bottom w:val="dashed" w:color="444444" w:sz="12"/>
+          <w:right w:val="dashed" w:color="444444" w:sz="12"/>
+          <w:insideH w:val="none" w:color="FFFFFF" w:sz="0"/>
+          <w:insideV w:val="none" w:color="FFFFFF" w:sz="0"/>
         </w:tblBorders>
       </w:tblPr>
       <w:tblGrid>
@@ -11722,42 +12037,63 @@
         <w:tc>
           <w:tcPr>
             <w:tcW w:type="dxa" w:w="10080"/>
-            <w:tcBorders>
-              <w:top w:val="none" w:color="FFFFFF" w:sz="0"/>
-              <w:left w:val="single" w:color="B8860B" w:sz="24"/>
-              <w:bottom w:val="none" w:color="FFFFFF" w:sz="0"/>
-              <w:right w:val="none" w:color="FFFFFF" w:sz="0"/>
-            </w:tcBorders>
-            <w:shd w:fill="FFF6DD" w:color="auto" w:val="clear"/>
-            <w:tcMar>
-              <w:top w:type="dxa" w:w="120"/>
-              <w:left w:type="dxa" w:w="200"/>
-              <w:bottom w:type="dxa" w:w="120"/>
-              <w:right w:type="dxa" w:w="200"/>
-            </w:tcMar>
-          </w:tcPr>
-          <w:p>
-            <w:pPr>
-              <w:spacing w:after="60"/>
+            <w:shd w:fill="1F1F1F" w:color="auto" w:val="clear"/>
+            <w:tcMar>
+              <w:top w:type="dxa" w:w="40"/>
+              <w:left w:type="dxa" w:w="160"/>
+              <w:bottom w:type="dxa" w:w="40"/>
+              <w:right w:type="dxa" w:w="160"/>
+            </w:tcMar>
+          </w:tcPr>
+          <w:p>
+            <w:pPr>
+              <w:tabs>
+                <w:tab w:val="right" w:pos="9760"/>
+              </w:tabs>
             </w:pPr>
             <w:r>
               <w:rPr>
                 <w:rFonts w:ascii="Arial" w:cs="Arial" w:eastAsia="Arial" w:hAnsi="Arial"/>
                 <w:b/>
                 <w:bCs/>
-                <w:sz w:val="21"/>
-                <w:szCs w:val="21"/>
-              </w:rPr>
-              <w:t xml:space="preserve">Office reminder: </w:t>
-            </w:r>
-            <w:r>
-              <w:rPr>
-                <w:rFonts w:ascii="Arial" w:cs="Arial" w:eastAsia="Arial" w:hAnsi="Arial"/>
-                <w:sz w:val="21"/>
-                <w:szCs w:val="21"/>
+                <w:color w:val="FFFFFF"/>
+                <w:sz w:val="17"/>
+                <w:szCs w:val="17"/>
+              </w:rPr>
+              <w:t xml:space="preserve">OFFICE USE ONLY — DO NOT WRITE IN THIS BOX</w:t>
+            </w:r>
+          </w:p>
+        </w:tc>
+      </w:tr>
+      <w:tr>
+        <w:tc>
+          <w:tcPr>
+            <w:tcW w:type="dxa" w:w="10080"/>
+            <w:shd w:fill="E6E6E6" w:color="auto" w:val="clear"/>
+            <w:tcMar>
+              <w:top w:type="dxa" w:w="60"/>
+              <w:left w:type="dxa" w:w="160"/>
+              <w:bottom w:type="dxa" w:w="60"/>
+              <w:right w:type="dxa" w:w="160"/>
+            </w:tcMar>
+          </w:tcPr>
+          <w:p>
+            <w:pPr>
+              <w:spacing w:after="0" w:before="40"/>
+            </w:pPr>
+            <w:r>
+              <w:rPr>
+                <w:rFonts w:ascii="Arial" w:cs="Arial" w:eastAsia="Arial" w:hAnsi="Arial"/>
+                <w:sz w:val="19"/>
+                <w:szCs w:val="19"/>
               </w:rPr>
               <w:t xml:space="preserve">report every new hire to the Texas Attorney General’s Employer New Hire Reporting program within 20 days of the start date (employer.oag.texas.gov). Most payroll services, including QuickBooks Payroll, file this for you.</w:t>
             </w:r>
+          </w:p>
+          <w:p>
+            <w:pPr>
+              <w:spacing w:after="0"/>
+            </w:pPr>
           </w:p>
         </w:tc>
       </w:tr>
@@ -12658,168 +12994,233 @@
     </w:tbl>
     <w:p>
       <w:pPr>
-        <w:spacing w:after="100" w:before="200"/>
+        <w:spacing w:after="120"/>
       </w:pPr>
-      <w:r>
-        <w:rPr>
-          <w:rFonts w:ascii="Arial" w:cs="Arial" w:eastAsia="Arial" w:hAnsi="Arial"/>
-          <w:b/>
-          <w:bCs/>
-          <w:color w:val="B8860B"/>
-          <w:sz w:val="24"/>
-          <w:szCs w:val="24"/>
-        </w:rPr>
-        <w:t xml:space="preserve">Office use</w:t>
-      </w:r>
     </w:p>
     <w:tbl>
       <w:tblPr>
         <w:tblW w:type="dxa" w:w="10080"/>
         <w:tblBorders>
-          <w:top w:val="none" w:color="FFFFFF" w:sz="0"/>
-          <w:left w:val="none" w:color="FFFFFF" w:sz="0"/>
-          <w:bottom w:val="none" w:color="FFFFFF" w:sz="0"/>
-          <w:right w:val="none" w:color="FFFFFF" w:sz="0"/>
+          <w:top w:val="dashed" w:color="444444" w:sz="12"/>
+          <w:left w:val="dashed" w:color="444444" w:sz="12"/>
+          <w:bottom w:val="dashed" w:color="444444" w:sz="12"/>
+          <w:right w:val="dashed" w:color="444444" w:sz="12"/>
           <w:insideH w:val="none" w:color="FFFFFF" w:sz="0"/>
           <w:insideV w:val="none" w:color="FFFFFF" w:sz="0"/>
         </w:tblBorders>
       </w:tblPr>
       <w:tblGrid>
-        <w:gridCol w:w="3360"/>
-        <w:gridCol w:w="3360"/>
-        <w:gridCol w:w="3360"/>
+        <w:gridCol w:w="10080"/>
       </w:tblGrid>
       <w:tr>
         <w:tc>
           <w:tcPr>
-            <w:tcW w:type="dxa" w:w="3360"/>
-            <w:tcBorders>
-              <w:top w:val="none" w:color="FFFFFF" w:sz="0"/>
-              <w:left w:val="none" w:color="FFFFFF" w:sz="0"/>
-              <w:bottom w:val="single" w:color="999999" w:sz="4"/>
-              <w:right w:val="none" w:color="FFFFFF" w:sz="0"/>
-            </w:tcBorders>
+            <w:tcW w:type="dxa" w:w="10080"/>
+            <w:shd w:fill="1F1F1F" w:color="auto" w:val="clear"/>
+            <w:tcMar>
+              <w:top w:type="dxa" w:w="40"/>
+              <w:left w:type="dxa" w:w="160"/>
+              <w:bottom w:type="dxa" w:w="40"/>
+              <w:right w:type="dxa" w:w="160"/>
+            </w:tcMar>
+          </w:tcPr>
+          <w:p>
+            <w:pPr>
+              <w:tabs>
+                <w:tab w:val="right" w:pos="9760"/>
+              </w:tabs>
+            </w:pPr>
+            <w:r>
+              <w:rPr>
+                <w:rFonts w:ascii="Arial" w:cs="Arial" w:eastAsia="Arial" w:hAnsi="Arial"/>
+                <w:b/>
+                <w:bCs/>
+                <w:color w:val="FFFFFF"/>
+                <w:sz w:val="17"/>
+                <w:szCs w:val="17"/>
+              </w:rPr>
+              <w:t xml:space="preserve">OFFICE USE ONLY — DO NOT WRITE IN THIS BOX</w:t>
+            </w:r>
+            <w:r>
+              <w:rPr>
+                <w:rFonts w:ascii="Arial" w:cs="Arial" w:eastAsia="Arial" w:hAnsi="Arial"/>
+                <w:color w:val="DDDDDD"/>
+                <w:sz w:val="17"/>
+                <w:szCs w:val="17"/>
+              </w:rPr>
+              <w:t xml:space="preserve">	Payroll entry</w:t>
+            </w:r>
+          </w:p>
+        </w:tc>
+      </w:tr>
+      <w:tr>
+        <w:tc>
+          <w:tcPr>
+            <w:tcW w:type="dxa" w:w="10080"/>
+            <w:shd w:fill="E6E6E6" w:color="auto" w:val="clear"/>
             <w:tcMar>
               <w:top w:type="dxa" w:w="60"/>
-              <w:left w:type="dxa" w:w="60"/>
-              <w:bottom w:type="dxa" w:w="20"/>
-              <w:right w:type="dxa" w:w="120"/>
-            </w:tcMar>
-          </w:tcPr>
-          <w:p>
-            <w:pPr>
-              <w:spacing w:after="0" w:before="280"/>
-            </w:pPr>
-            <w:r>
-              <w:rPr>
-                <w:rFonts w:ascii="Arial" w:cs="Arial" w:eastAsia="Arial" w:hAnsi="Arial"/>
-                <w:sz w:val="21"/>
-                <w:szCs w:val="21"/>
-              </w:rPr>
-              <w:t xml:space="preserve"> </w:t>
-            </w:r>
-          </w:p>
-          <w:p>
-            <w:pPr>
-              <w:spacing w:after="0"/>
-            </w:pPr>
-            <w:r>
-              <w:rPr>
-                <w:rFonts w:ascii="Arial" w:cs="Arial" w:eastAsia="Arial" w:hAnsi="Arial"/>
-                <w:color w:val="666666"/>
-                <w:sz w:val="15"/>
-                <w:szCs w:val="15"/>
-              </w:rPr>
-              <w:t xml:space="preserve">Entered in Payroll By</w:t>
-            </w:r>
-          </w:p>
-        </w:tc>
-        <w:tc>
-          <w:tcPr>
-            <w:tcW w:type="dxa" w:w="3360"/>
-            <w:tcBorders>
-              <w:top w:val="none" w:color="FFFFFF" w:sz="0"/>
-              <w:left w:val="none" w:color="FFFFFF" w:sz="0"/>
-              <w:bottom w:val="single" w:color="999999" w:sz="4"/>
-              <w:right w:val="none" w:color="FFFFFF" w:sz="0"/>
-            </w:tcBorders>
-            <w:tcMar>
-              <w:top w:type="dxa" w:w="60"/>
-              <w:left w:type="dxa" w:w="60"/>
-              <w:bottom w:type="dxa" w:w="20"/>
-              <w:right w:type="dxa" w:w="120"/>
-            </w:tcMar>
-          </w:tcPr>
-          <w:p>
-            <w:pPr>
-              <w:spacing w:after="0" w:before="280"/>
-            </w:pPr>
-            <w:r>
-              <w:rPr>
-                <w:rFonts w:ascii="Arial" w:cs="Arial" w:eastAsia="Arial" w:hAnsi="Arial"/>
-                <w:sz w:val="21"/>
-                <w:szCs w:val="21"/>
-              </w:rPr>
-              <w:t xml:space="preserve"> </w:t>
-            </w:r>
-          </w:p>
-          <w:p>
-            <w:pPr>
-              <w:spacing w:after="0"/>
-            </w:pPr>
-            <w:r>
-              <w:rPr>
-                <w:rFonts w:ascii="Arial" w:cs="Arial" w:eastAsia="Arial" w:hAnsi="Arial"/>
-                <w:color w:val="666666"/>
-                <w:sz w:val="15"/>
-                <w:szCs w:val="15"/>
-              </w:rPr>
-              <w:t xml:space="preserve">Date Entered</w:t>
-            </w:r>
-          </w:p>
-        </w:tc>
-        <w:tc>
-          <w:tcPr>
-            <w:tcW w:type="dxa" w:w="3360"/>
-            <w:tcBorders>
-              <w:top w:val="none" w:color="FFFFFF" w:sz="0"/>
-              <w:left w:val="none" w:color="FFFFFF" w:sz="0"/>
-              <w:bottom w:val="single" w:color="999999" w:sz="4"/>
-              <w:right w:val="none" w:color="FFFFFF" w:sz="0"/>
-            </w:tcBorders>
-            <w:tcMar>
-              <w:top w:type="dxa" w:w="60"/>
-              <w:left w:type="dxa" w:w="60"/>
-              <w:bottom w:type="dxa" w:w="20"/>
-              <w:right w:type="dxa" w:w="120"/>
-            </w:tcMar>
-          </w:tcPr>
-          <w:p>
-            <w:pPr>
-              <w:spacing w:after="0" w:before="280"/>
-            </w:pPr>
-            <w:r>
-              <w:rPr>
-                <w:rFonts w:ascii="Arial" w:cs="Arial" w:eastAsia="Arial" w:hAnsi="Arial"/>
-                <w:sz w:val="21"/>
-                <w:szCs w:val="21"/>
-              </w:rPr>
-              <w:t xml:space="preserve"> </w:t>
-            </w:r>
-          </w:p>
-          <w:p>
-            <w:pPr>
-              <w:spacing w:after="0"/>
-            </w:pPr>
-            <w:r>
-              <w:rPr>
-                <w:rFonts w:ascii="Arial" w:cs="Arial" w:eastAsia="Arial" w:hAnsi="Arial"/>
-                <w:color w:val="666666"/>
-                <w:sz w:val="15"/>
-                <w:szCs w:val="15"/>
-              </w:rPr>
-              <w:t xml:space="preserve">First Pay Date on Deposit</w:t>
-            </w:r>
+              <w:left w:type="dxa" w:w="160"/>
+              <w:bottom w:type="dxa" w:w="60"/>
+              <w:right w:type="dxa" w:w="160"/>
+            </w:tcMar>
+          </w:tcPr>
+          <w:tbl>
+            <w:tblPr>
+              <w:tblW w:type="dxa" w:w="9760"/>
+              <w:tblBorders>
+                <w:top w:val="none" w:color="FFFFFF" w:sz="0"/>
+                <w:left w:val="none" w:color="FFFFFF" w:sz="0"/>
+                <w:bottom w:val="none" w:color="FFFFFF" w:sz="0"/>
+                <w:right w:val="none" w:color="FFFFFF" w:sz="0"/>
+                <w:insideH w:val="none" w:color="FFFFFF" w:sz="0"/>
+                <w:insideV w:val="none" w:color="FFFFFF" w:sz="0"/>
+              </w:tblBorders>
+            </w:tblPr>
+            <w:tblGrid>
+              <w:gridCol w:w="3253"/>
+              <w:gridCol w:w="3253"/>
+              <w:gridCol w:w="3254"/>
+            </w:tblGrid>
+            <w:tr>
+              <w:tc>
+                <w:tcPr>
+                  <w:tcW w:type="dxa" w:w="3253"/>
+                  <w:tcBorders>
+                    <w:top w:val="none" w:color="FFFFFF" w:sz="0"/>
+                    <w:left w:val="none" w:color="FFFFFF" w:sz="0"/>
+                    <w:bottom w:val="single" w:color="999999" w:sz="4"/>
+                    <w:right w:val="none" w:color="FFFFFF" w:sz="0"/>
+                  </w:tcBorders>
+                  <w:tcMar>
+                    <w:top w:type="dxa" w:w="60"/>
+                    <w:left w:type="dxa" w:w="60"/>
+                    <w:bottom w:type="dxa" w:w="20"/>
+                    <w:right w:type="dxa" w:w="120"/>
+                  </w:tcMar>
+                </w:tcPr>
+                <w:p>
+                  <w:pPr>
+                    <w:spacing w:after="0" w:before="280"/>
+                  </w:pPr>
+                  <w:r>
+                    <w:rPr>
+                      <w:rFonts w:ascii="Arial" w:cs="Arial" w:eastAsia="Arial" w:hAnsi="Arial"/>
+                      <w:sz w:val="21"/>
+                      <w:szCs w:val="21"/>
+                    </w:rPr>
+                    <w:t xml:space="preserve"> </w:t>
+                  </w:r>
+                </w:p>
+                <w:p>
+                  <w:pPr>
+                    <w:spacing w:after="0"/>
+                  </w:pPr>
+                  <w:r>
+                    <w:rPr>
+                      <w:rFonts w:ascii="Arial" w:cs="Arial" w:eastAsia="Arial" w:hAnsi="Arial"/>
+                      <w:color w:val="666666"/>
+                      <w:sz w:val="15"/>
+                      <w:szCs w:val="15"/>
+                    </w:rPr>
+                    <w:t xml:space="preserve">Entered in Payroll By</w:t>
+                  </w:r>
+                </w:p>
+              </w:tc>
+              <w:tc>
+                <w:tcPr>
+                  <w:tcW w:type="dxa" w:w="3253"/>
+                  <w:tcBorders>
+                    <w:top w:val="none" w:color="FFFFFF" w:sz="0"/>
+                    <w:left w:val="none" w:color="FFFFFF" w:sz="0"/>
+                    <w:bottom w:val="single" w:color="999999" w:sz="4"/>
+                    <w:right w:val="none" w:color="FFFFFF" w:sz="0"/>
+                  </w:tcBorders>
+                  <w:tcMar>
+                    <w:top w:type="dxa" w:w="60"/>
+                    <w:left w:type="dxa" w:w="60"/>
+                    <w:bottom w:type="dxa" w:w="20"/>
+                    <w:right w:type="dxa" w:w="120"/>
+                  </w:tcMar>
+                </w:tcPr>
+                <w:p>
+                  <w:pPr>
+                    <w:spacing w:after="0" w:before="280"/>
+                  </w:pPr>
+                  <w:r>
+                    <w:rPr>
+                      <w:rFonts w:ascii="Arial" w:cs="Arial" w:eastAsia="Arial" w:hAnsi="Arial"/>
+                      <w:sz w:val="21"/>
+                      <w:szCs w:val="21"/>
+                    </w:rPr>
+                    <w:t xml:space="preserve"> </w:t>
+                  </w:r>
+                </w:p>
+                <w:p>
+                  <w:pPr>
+                    <w:spacing w:after="0"/>
+                  </w:pPr>
+                  <w:r>
+                    <w:rPr>
+                      <w:rFonts w:ascii="Arial" w:cs="Arial" w:eastAsia="Arial" w:hAnsi="Arial"/>
+                      <w:color w:val="666666"/>
+                      <w:sz w:val="15"/>
+                      <w:szCs w:val="15"/>
+                    </w:rPr>
+                    <w:t xml:space="preserve">Date Entered</w:t>
+                  </w:r>
+                </w:p>
+              </w:tc>
+              <w:tc>
+                <w:tcPr>
+                  <w:tcW w:type="dxa" w:w="3254"/>
+                  <w:tcBorders>
+                    <w:top w:val="none" w:color="FFFFFF" w:sz="0"/>
+                    <w:left w:val="none" w:color="FFFFFF" w:sz="0"/>
+                    <w:bottom w:val="single" w:color="999999" w:sz="4"/>
+                    <w:right w:val="none" w:color="FFFFFF" w:sz="0"/>
+                  </w:tcBorders>
+                  <w:tcMar>
+                    <w:top w:type="dxa" w:w="60"/>
+                    <w:left w:type="dxa" w:w="60"/>
+                    <w:bottom w:type="dxa" w:w="20"/>
+                    <w:right w:type="dxa" w:w="120"/>
+                  </w:tcMar>
+                </w:tcPr>
+                <w:p>
+                  <w:pPr>
+                    <w:spacing w:after="0" w:before="280"/>
+                  </w:pPr>
+                  <w:r>
+                    <w:rPr>
+                      <w:rFonts w:ascii="Arial" w:cs="Arial" w:eastAsia="Arial" w:hAnsi="Arial"/>
+                      <w:sz w:val="21"/>
+                      <w:szCs w:val="21"/>
+                    </w:rPr>
+                    <w:t xml:space="preserve"> </w:t>
+                  </w:r>
+                </w:p>
+                <w:p>
+                  <w:pPr>
+                    <w:spacing w:after="0"/>
+                  </w:pPr>
+                  <w:r>
+                    <w:rPr>
+                      <w:rFonts w:ascii="Arial" w:cs="Arial" w:eastAsia="Arial" w:hAnsi="Arial"/>
+                      <w:color w:val="666666"/>
+                      <w:sz w:val="15"/>
+                      <w:szCs w:val="15"/>
+                    </w:rPr>
+                    <w:t xml:space="preserve">First Pay Date on Deposit</w:t>
+                  </w:r>
+                </w:p>
+              </w:tc>
+            </w:tr>
+          </w:tbl>
+          <w:p>
+            <w:pPr>
+              <w:spacing w:after="0"/>
+            </w:pPr>
           </w:p>
         </w:tc>
       </w:tr>
@@ -15618,20 +16019,89 @@
     </w:tbl>
     <w:p>
       <w:pPr>
-        <w:spacing w:before="100"/>
+        <w:spacing w:after="120"/>
       </w:pPr>
-      <w:r>
-        <w:rPr>
-          <w:rFonts w:ascii="Arial" w:cs="Arial" w:eastAsia="Arial" w:hAnsi="Arial"/>
-          <w:i/>
-          <w:iCs/>
-          <w:color w:val="666666"/>
-          <w:sz w:val="17"/>
-          <w:szCs w:val="17"/>
-        </w:rPr>
-        <w:t xml:space="preserve">Office: report to OSHA any work-related death within 8 hours, and any in-patient hospitalization, amputation or loss of an eye within 24 hours.</w:t>
-      </w:r>
     </w:p>
+    <w:tbl>
+      <w:tblPr>
+        <w:tblW w:type="dxa" w:w="10080"/>
+        <w:tblBorders>
+          <w:top w:val="dashed" w:color="444444" w:sz="12"/>
+          <w:left w:val="dashed" w:color="444444" w:sz="12"/>
+          <w:bottom w:val="dashed" w:color="444444" w:sz="12"/>
+          <w:right w:val="dashed" w:color="444444" w:sz="12"/>
+          <w:insideH w:val="none" w:color="FFFFFF" w:sz="0"/>
+          <w:insideV w:val="none" w:color="FFFFFF" w:sz="0"/>
+        </w:tblBorders>
+      </w:tblPr>
+      <w:tblGrid>
+        <w:gridCol w:w="10080"/>
+      </w:tblGrid>
+      <w:tr>
+        <w:tc>
+          <w:tcPr>
+            <w:tcW w:type="dxa" w:w="10080"/>
+            <w:shd w:fill="1F1F1F" w:color="auto" w:val="clear"/>
+            <w:tcMar>
+              <w:top w:type="dxa" w:w="40"/>
+              <w:left w:type="dxa" w:w="160"/>
+              <w:bottom w:type="dxa" w:w="40"/>
+              <w:right w:type="dxa" w:w="160"/>
+            </w:tcMar>
+          </w:tcPr>
+          <w:p>
+            <w:pPr>
+              <w:tabs>
+                <w:tab w:val="right" w:pos="9760"/>
+              </w:tabs>
+            </w:pPr>
+            <w:r>
+              <w:rPr>
+                <w:rFonts w:ascii="Arial" w:cs="Arial" w:eastAsia="Arial" w:hAnsi="Arial"/>
+                <w:b/>
+                <w:bCs/>
+                <w:color w:val="FFFFFF"/>
+                <w:sz w:val="17"/>
+                <w:szCs w:val="17"/>
+              </w:rPr>
+              <w:t xml:space="preserve">OFFICE USE ONLY — DO NOT WRITE IN THIS BOX</w:t>
+            </w:r>
+          </w:p>
+        </w:tc>
+      </w:tr>
+      <w:tr>
+        <w:tc>
+          <w:tcPr>
+            <w:tcW w:type="dxa" w:w="10080"/>
+            <w:shd w:fill="E6E6E6" w:color="auto" w:val="clear"/>
+            <w:tcMar>
+              <w:top w:type="dxa" w:w="60"/>
+              <w:left w:type="dxa" w:w="160"/>
+              <w:bottom w:type="dxa" w:w="60"/>
+              <w:right w:type="dxa" w:w="160"/>
+            </w:tcMar>
+          </w:tcPr>
+          <w:p>
+            <w:pPr>
+              <w:spacing w:after="0" w:before="40"/>
+            </w:pPr>
+            <w:r>
+              <w:rPr>
+                <w:rFonts w:ascii="Arial" w:cs="Arial" w:eastAsia="Arial" w:hAnsi="Arial"/>
+                <w:sz w:val="18"/>
+                <w:szCs w:val="18"/>
+              </w:rPr>
+              <w:t xml:space="preserve">report to OSHA any work-related death within 8 hours, and any in-patient hospitalization, amputation or loss of an eye within 24 hours.</w:t>
+            </w:r>
+          </w:p>
+          <w:p>
+            <w:pPr>
+              <w:spacing w:after="0"/>
+            </w:pPr>
+          </w:p>
+        </w:tc>
+      </w:tr>
+    </w:tbl>
     <w:p>
       <w:r>
         <w:br w:type="page"/>
@@ -16692,245 +17162,310 @@
     </w:tbl>
     <w:p>
       <w:pPr>
-        <w:spacing w:after="100" w:before="200"/>
+        <w:spacing w:after="120"/>
       </w:pPr>
-      <w:r>
-        <w:rPr>
-          <w:rFonts w:ascii="Arial" w:cs="Arial" w:eastAsia="Arial" w:hAnsi="Arial"/>
-          <w:b/>
-          <w:bCs/>
-          <w:color w:val="B8860B"/>
-          <w:sz w:val="24"/>
-          <w:szCs w:val="24"/>
-        </w:rPr>
-        <w:t xml:space="preserve">Office use</w:t>
-      </w:r>
     </w:p>
     <w:tbl>
       <w:tblPr>
         <w:tblW w:type="dxa" w:w="10080"/>
         <w:tblBorders>
-          <w:top w:val="single" w:color="auto" w:sz="4"/>
-          <w:left w:val="single" w:color="auto" w:sz="4"/>
-          <w:bottom w:val="single" w:color="auto" w:sz="4"/>
-          <w:right w:val="single" w:color="auto" w:sz="4"/>
-          <w:insideH w:val="single" w:color="auto" w:sz="4"/>
-          <w:insideV w:val="single" w:color="auto" w:sz="4"/>
+          <w:top w:val="dashed" w:color="444444" w:sz="12"/>
+          <w:left w:val="dashed" w:color="444444" w:sz="12"/>
+          <w:bottom w:val="dashed" w:color="444444" w:sz="12"/>
+          <w:right w:val="dashed" w:color="444444" w:sz="12"/>
+          <w:insideH w:val="none" w:color="FFFFFF" w:sz="0"/>
+          <w:insideV w:val="none" w:color="FFFFFF" w:sz="0"/>
         </w:tblBorders>
       </w:tblPr>
       <w:tblGrid>
-        <w:gridCol w:w="5520"/>
-        <w:gridCol w:w="4560"/>
+        <w:gridCol w:w="10080"/>
       </w:tblGrid>
       <w:tr>
-        <w:trPr>
-          <w:trHeight w:val="360" w:hRule="atLeast"/>
-        </w:trPr>
-        <w:tc>
-          <w:tcPr>
-            <w:tcW w:type="dxa" w:w="5520"/>
-            <w:tcMar>
-              <w:top w:type="dxa" w:w="50"/>
-              <w:left w:type="dxa" w:w="110"/>
-              <w:bottom w:type="dxa" w:w="50"/>
-              <w:right w:type="dxa" w:w="110"/>
-            </w:tcMar>
-          </w:tcPr>
-          <w:p>
-            <w:pPr>
-              <w:spacing w:after="0"/>
-            </w:pPr>
-            <w:r>
-              <w:rPr>
-                <w:rFonts w:ascii="Arial" w:cs="Arial" w:eastAsia="Arial" w:hAnsi="Arial"/>
-                <w:sz w:val="18"/>
-                <w:szCs w:val="18"/>
-              </w:rPr>
-              <w:t xml:space="preserve">Reported to workers’ comp carrier (date / claim #)</w:t>
-            </w:r>
-          </w:p>
-        </w:tc>
-        <w:tc>
-          <w:tcPr>
-            <w:tcW w:type="dxa" w:w="4560"/>
-            <w:tcMar>
-              <w:top w:type="dxa" w:w="50"/>
-              <w:left w:type="dxa" w:w="110"/>
-              <w:bottom w:type="dxa" w:w="50"/>
-              <w:right w:type="dxa" w:w="110"/>
-            </w:tcMar>
-          </w:tcPr>
-          <w:p>
-            <w:pPr>
-              <w:spacing w:after="0"/>
-            </w:pPr>
-            <w:r>
-              <w:rPr>
-                <w:rFonts w:ascii="Arial" w:cs="Arial" w:eastAsia="Arial" w:hAnsi="Arial"/>
-                <w:sz w:val="18"/>
-                <w:szCs w:val="18"/>
-              </w:rPr>
-              <w:t xml:space="preserve"/>
+        <w:tc>
+          <w:tcPr>
+            <w:tcW w:type="dxa" w:w="10080"/>
+            <w:shd w:fill="1F1F1F" w:color="auto" w:val="clear"/>
+            <w:tcMar>
+              <w:top w:type="dxa" w:w="40"/>
+              <w:left w:type="dxa" w:w="160"/>
+              <w:bottom w:type="dxa" w:w="40"/>
+              <w:right w:type="dxa" w:w="160"/>
+            </w:tcMar>
+          </w:tcPr>
+          <w:p>
+            <w:pPr>
+              <w:tabs>
+                <w:tab w:val="right" w:pos="9760"/>
+              </w:tabs>
+            </w:pPr>
+            <w:r>
+              <w:rPr>
+                <w:rFonts w:ascii="Arial" w:cs="Arial" w:eastAsia="Arial" w:hAnsi="Arial"/>
+                <w:b/>
+                <w:bCs/>
+                <w:color w:val="FFFFFF"/>
+                <w:sz w:val="17"/>
+                <w:szCs w:val="17"/>
+              </w:rPr>
+              <w:t xml:space="preserve">OFFICE USE ONLY — DO NOT WRITE IN THIS BOX</w:t>
+            </w:r>
+            <w:r>
+              <w:rPr>
+                <w:rFonts w:ascii="Arial" w:cs="Arial" w:eastAsia="Arial" w:hAnsi="Arial"/>
+                <w:color w:val="DDDDDD"/>
+                <w:sz w:val="17"/>
+                <w:szCs w:val="17"/>
+              </w:rPr>
+              <w:t xml:space="preserve">	Claim &amp; OSHA follow-up</w:t>
             </w:r>
           </w:p>
         </w:tc>
       </w:tr>
       <w:tr>
-        <w:trPr>
-          <w:trHeight w:val="360" w:hRule="atLeast"/>
-        </w:trPr>
-        <w:tc>
-          <w:tcPr>
-            <w:tcW w:type="dxa" w:w="5520"/>
-            <w:tcMar>
-              <w:top w:type="dxa" w:w="50"/>
-              <w:left w:type="dxa" w:w="110"/>
-              <w:bottom w:type="dxa" w:w="50"/>
-              <w:right w:type="dxa" w:w="110"/>
-            </w:tcMar>
-          </w:tcPr>
-          <w:p>
-            <w:pPr>
-              <w:spacing w:after="0"/>
-            </w:pPr>
-            <w:r>
-              <w:rPr>
-                <w:rFonts w:ascii="Arial" w:cs="Arial" w:eastAsia="Arial" w:hAnsi="Arial"/>
-                <w:sz w:val="18"/>
-                <w:szCs w:val="18"/>
-              </w:rPr>
-              <w:t xml:space="preserve">DWC Form-001 to carrier — required if more than 1 day of lost time; due within 8 days</w:t>
-            </w:r>
-          </w:p>
-        </w:tc>
-        <w:tc>
-          <w:tcPr>
-            <w:tcW w:type="dxa" w:w="4560"/>
-            <w:tcMar>
-              <w:top w:type="dxa" w:w="50"/>
-              <w:left w:type="dxa" w:w="110"/>
-              <w:bottom w:type="dxa" w:w="50"/>
-              <w:right w:type="dxa" w:w="110"/>
-            </w:tcMar>
-          </w:tcPr>
-          <w:p>
-            <w:pPr>
-              <w:spacing w:after="0"/>
-            </w:pPr>
-            <w:r>
-              <w:rPr>
-                <w:rFonts w:ascii="Arial" w:cs="Arial" w:eastAsia="Arial" w:hAnsi="Arial"/>
-                <w:sz w:val="18"/>
-                <w:szCs w:val="18"/>
-              </w:rPr>
-              <w:t xml:space="preserve"/>
-            </w:r>
-          </w:p>
-        </w:tc>
-      </w:tr>
-      <w:tr>
-        <w:trPr>
-          <w:trHeight w:val="360" w:hRule="atLeast"/>
-        </w:trPr>
-        <w:tc>
-          <w:tcPr>
-            <w:tcW w:type="dxa" w:w="5520"/>
-            <w:tcMar>
-              <w:top w:type="dxa" w:w="50"/>
-              <w:left w:type="dxa" w:w="110"/>
-              <w:bottom w:type="dxa" w:w="50"/>
-              <w:right w:type="dxa" w:w="110"/>
-            </w:tcMar>
-          </w:tcPr>
-          <w:p>
-            <w:pPr>
-              <w:spacing w:after="0"/>
-            </w:pPr>
-            <w:r>
-              <w:rPr>
-                <w:rFonts w:ascii="Arial" w:cs="Arial" w:eastAsia="Arial" w:hAnsi="Arial"/>
-                <w:sz w:val="18"/>
-                <w:szCs w:val="18"/>
-              </w:rPr>
-              <w:t xml:space="preserve">OSHA recordable? / Reported to OSHA if serious (date)</w:t>
-            </w:r>
-          </w:p>
-        </w:tc>
-        <w:tc>
-          <w:tcPr>
-            <w:tcW w:type="dxa" w:w="4560"/>
-            <w:tcMar>
-              <w:top w:type="dxa" w:w="50"/>
-              <w:left w:type="dxa" w:w="110"/>
-              <w:bottom w:type="dxa" w:w="50"/>
-              <w:right w:type="dxa" w:w="110"/>
-            </w:tcMar>
-          </w:tcPr>
-          <w:p>
-            <w:pPr>
-              <w:spacing w:after="0"/>
-            </w:pPr>
-            <w:r>
-              <w:rPr>
-                <w:rFonts w:ascii="Arial" w:cs="Arial" w:eastAsia="Arial" w:hAnsi="Arial"/>
-                <w:sz w:val="18"/>
-                <w:szCs w:val="18"/>
-              </w:rPr>
-              <w:t xml:space="preserve"/>
-            </w:r>
-          </w:p>
-        </w:tc>
-      </w:tr>
-      <w:tr>
-        <w:trPr>
-          <w:trHeight w:val="360" w:hRule="atLeast"/>
-        </w:trPr>
-        <w:tc>
-          <w:tcPr>
-            <w:tcW w:type="dxa" w:w="5520"/>
-            <w:tcMar>
-              <w:top w:type="dxa" w:w="50"/>
-              <w:left w:type="dxa" w:w="110"/>
-              <w:bottom w:type="dxa" w:w="50"/>
-              <w:right w:type="dxa" w:w="110"/>
-            </w:tcMar>
-          </w:tcPr>
-          <w:p>
-            <w:pPr>
-              <w:spacing w:after="0"/>
-            </w:pPr>
-            <w:r>
-              <w:rPr>
-                <w:rFonts w:ascii="Arial" w:cs="Arial" w:eastAsia="Arial" w:hAnsi="Arial"/>
-                <w:sz w:val="18"/>
-                <w:szCs w:val="18"/>
-              </w:rPr>
-              <w:t xml:space="preserve">Corrective action taken / by whom</w:t>
-            </w:r>
-          </w:p>
-        </w:tc>
-        <w:tc>
-          <w:tcPr>
-            <w:tcW w:type="dxa" w:w="4560"/>
-            <w:tcMar>
-              <w:top w:type="dxa" w:w="50"/>
-              <w:left w:type="dxa" w:w="110"/>
-              <w:bottom w:type="dxa" w:w="50"/>
-              <w:right w:type="dxa" w:w="110"/>
-            </w:tcMar>
-          </w:tcPr>
-          <w:p>
-            <w:pPr>
-              <w:spacing w:after="0"/>
-            </w:pPr>
-            <w:r>
-              <w:rPr>
-                <w:rFonts w:ascii="Arial" w:cs="Arial" w:eastAsia="Arial" w:hAnsi="Arial"/>
-                <w:sz w:val="18"/>
-                <w:szCs w:val="18"/>
-              </w:rPr>
-              <w:t xml:space="preserve"/>
-            </w:r>
+        <w:tc>
+          <w:tcPr>
+            <w:tcW w:type="dxa" w:w="10080"/>
+            <w:shd w:fill="E6E6E6" w:color="auto" w:val="clear"/>
+            <w:tcMar>
+              <w:top w:type="dxa" w:w="60"/>
+              <w:left w:type="dxa" w:w="160"/>
+              <w:bottom w:type="dxa" w:w="60"/>
+              <w:right w:type="dxa" w:w="160"/>
+            </w:tcMar>
+          </w:tcPr>
+          <w:tbl>
+            <w:tblPr>
+              <w:tblW w:type="dxa" w:w="9760"/>
+              <w:tblBorders>
+                <w:top w:val="single" w:color="auto" w:sz="4"/>
+                <w:left w:val="single" w:color="auto" w:sz="4"/>
+                <w:bottom w:val="single" w:color="auto" w:sz="4"/>
+                <w:right w:val="single" w:color="auto" w:sz="4"/>
+                <w:insideH w:val="single" w:color="auto" w:sz="4"/>
+                <w:insideV w:val="single" w:color="auto" w:sz="4"/>
+              </w:tblBorders>
+            </w:tblPr>
+            <w:tblGrid>
+              <w:gridCol w:w="5344"/>
+              <w:gridCol w:w="4416"/>
+            </w:tblGrid>
+            <w:tr>
+              <w:trPr>
+                <w:trHeight w:val="360" w:hRule="atLeast"/>
+              </w:trPr>
+              <w:tc>
+                <w:tcPr>
+                  <w:tcW w:type="dxa" w:w="5344"/>
+                  <w:tcMar>
+                    <w:top w:type="dxa" w:w="50"/>
+                    <w:left w:type="dxa" w:w="110"/>
+                    <w:bottom w:type="dxa" w:w="50"/>
+                    <w:right w:type="dxa" w:w="110"/>
+                  </w:tcMar>
+                </w:tcPr>
+                <w:p>
+                  <w:pPr>
+                    <w:spacing w:after="0"/>
+                  </w:pPr>
+                  <w:r>
+                    <w:rPr>
+                      <w:rFonts w:ascii="Arial" w:cs="Arial" w:eastAsia="Arial" w:hAnsi="Arial"/>
+                      <w:sz w:val="18"/>
+                      <w:szCs w:val="18"/>
+                    </w:rPr>
+                    <w:t xml:space="preserve">Reported to workers’ comp carrier (date / claim #)</w:t>
+                  </w:r>
+                </w:p>
+              </w:tc>
+              <w:tc>
+                <w:tcPr>
+                  <w:tcW w:type="dxa" w:w="4416"/>
+                  <w:tcMar>
+                    <w:top w:type="dxa" w:w="50"/>
+                    <w:left w:type="dxa" w:w="110"/>
+                    <w:bottom w:type="dxa" w:w="50"/>
+                    <w:right w:type="dxa" w:w="110"/>
+                  </w:tcMar>
+                </w:tcPr>
+                <w:p>
+                  <w:pPr>
+                    <w:spacing w:after="0"/>
+                  </w:pPr>
+                  <w:r>
+                    <w:rPr>
+                      <w:rFonts w:ascii="Arial" w:cs="Arial" w:eastAsia="Arial" w:hAnsi="Arial"/>
+                      <w:sz w:val="18"/>
+                      <w:szCs w:val="18"/>
+                    </w:rPr>
+                    <w:t xml:space="preserve"/>
+                  </w:r>
+                </w:p>
+              </w:tc>
+            </w:tr>
+            <w:tr>
+              <w:trPr>
+                <w:trHeight w:val="360" w:hRule="atLeast"/>
+              </w:trPr>
+              <w:tc>
+                <w:tcPr>
+                  <w:tcW w:type="dxa" w:w="5344"/>
+                  <w:tcMar>
+                    <w:top w:type="dxa" w:w="50"/>
+                    <w:left w:type="dxa" w:w="110"/>
+                    <w:bottom w:type="dxa" w:w="50"/>
+                    <w:right w:type="dxa" w:w="110"/>
+                  </w:tcMar>
+                </w:tcPr>
+                <w:p>
+                  <w:pPr>
+                    <w:spacing w:after="0"/>
+                  </w:pPr>
+                  <w:r>
+                    <w:rPr>
+                      <w:rFonts w:ascii="Arial" w:cs="Arial" w:eastAsia="Arial" w:hAnsi="Arial"/>
+                      <w:sz w:val="18"/>
+                      <w:szCs w:val="18"/>
+                    </w:rPr>
+                    <w:t xml:space="preserve">DWC Form-001 to carrier — required if more than 1 day of lost time; due within 8 days</w:t>
+                  </w:r>
+                </w:p>
+              </w:tc>
+              <w:tc>
+                <w:tcPr>
+                  <w:tcW w:type="dxa" w:w="4416"/>
+                  <w:tcMar>
+                    <w:top w:type="dxa" w:w="50"/>
+                    <w:left w:type="dxa" w:w="110"/>
+                    <w:bottom w:type="dxa" w:w="50"/>
+                    <w:right w:type="dxa" w:w="110"/>
+                  </w:tcMar>
+                </w:tcPr>
+                <w:p>
+                  <w:pPr>
+                    <w:spacing w:after="0"/>
+                  </w:pPr>
+                  <w:r>
+                    <w:rPr>
+                      <w:rFonts w:ascii="Arial" w:cs="Arial" w:eastAsia="Arial" w:hAnsi="Arial"/>
+                      <w:sz w:val="18"/>
+                      <w:szCs w:val="18"/>
+                    </w:rPr>
+                    <w:t xml:space="preserve"/>
+                  </w:r>
+                </w:p>
+              </w:tc>
+            </w:tr>
+            <w:tr>
+              <w:trPr>
+                <w:trHeight w:val="360" w:hRule="atLeast"/>
+              </w:trPr>
+              <w:tc>
+                <w:tcPr>
+                  <w:tcW w:type="dxa" w:w="5344"/>
+                  <w:tcMar>
+                    <w:top w:type="dxa" w:w="50"/>
+                    <w:left w:type="dxa" w:w="110"/>
+                    <w:bottom w:type="dxa" w:w="50"/>
+                    <w:right w:type="dxa" w:w="110"/>
+                  </w:tcMar>
+                </w:tcPr>
+                <w:p>
+                  <w:pPr>
+                    <w:spacing w:after="0"/>
+                  </w:pPr>
+                  <w:r>
+                    <w:rPr>
+                      <w:rFonts w:ascii="Arial" w:cs="Arial" w:eastAsia="Arial" w:hAnsi="Arial"/>
+                      <w:sz w:val="18"/>
+                      <w:szCs w:val="18"/>
+                    </w:rPr>
+                    <w:t xml:space="preserve">OSHA recordable? / Reported to OSHA if serious (date)</w:t>
+                  </w:r>
+                </w:p>
+              </w:tc>
+              <w:tc>
+                <w:tcPr>
+                  <w:tcW w:type="dxa" w:w="4416"/>
+                  <w:tcMar>
+                    <w:top w:type="dxa" w:w="50"/>
+                    <w:left w:type="dxa" w:w="110"/>
+                    <w:bottom w:type="dxa" w:w="50"/>
+                    <w:right w:type="dxa" w:w="110"/>
+                  </w:tcMar>
+                </w:tcPr>
+                <w:p>
+                  <w:pPr>
+                    <w:spacing w:after="0"/>
+                  </w:pPr>
+                  <w:r>
+                    <w:rPr>
+                      <w:rFonts w:ascii="Arial" w:cs="Arial" w:eastAsia="Arial" w:hAnsi="Arial"/>
+                      <w:sz w:val="18"/>
+                      <w:szCs w:val="18"/>
+                    </w:rPr>
+                    <w:t xml:space="preserve"/>
+                  </w:r>
+                </w:p>
+              </w:tc>
+            </w:tr>
+            <w:tr>
+              <w:trPr>
+                <w:trHeight w:val="360" w:hRule="atLeast"/>
+              </w:trPr>
+              <w:tc>
+                <w:tcPr>
+                  <w:tcW w:type="dxa" w:w="5344"/>
+                  <w:tcMar>
+                    <w:top w:type="dxa" w:w="50"/>
+                    <w:left w:type="dxa" w:w="110"/>
+                    <w:bottom w:type="dxa" w:w="50"/>
+                    <w:right w:type="dxa" w:w="110"/>
+                  </w:tcMar>
+                </w:tcPr>
+                <w:p>
+                  <w:pPr>
+                    <w:spacing w:after="0"/>
+                  </w:pPr>
+                  <w:r>
+                    <w:rPr>
+                      <w:rFonts w:ascii="Arial" w:cs="Arial" w:eastAsia="Arial" w:hAnsi="Arial"/>
+                      <w:sz w:val="18"/>
+                      <w:szCs w:val="18"/>
+                    </w:rPr>
+                    <w:t xml:space="preserve">Corrective action taken / by whom</w:t>
+                  </w:r>
+                </w:p>
+              </w:tc>
+              <w:tc>
+                <w:tcPr>
+                  <w:tcW w:type="dxa" w:w="4416"/>
+                  <w:tcMar>
+                    <w:top w:type="dxa" w:w="50"/>
+                    <w:left w:type="dxa" w:w="110"/>
+                    <w:bottom w:type="dxa" w:w="50"/>
+                    <w:right w:type="dxa" w:w="110"/>
+                  </w:tcMar>
+                </w:tcPr>
+                <w:p>
+                  <w:pPr>
+                    <w:spacing w:after="0"/>
+                  </w:pPr>
+                  <w:r>
+                    <w:rPr>
+                      <w:rFonts w:ascii="Arial" w:cs="Arial" w:eastAsia="Arial" w:hAnsi="Arial"/>
+                      <w:sz w:val="18"/>
+                      <w:szCs w:val="18"/>
+                    </w:rPr>
+                    <w:t xml:space="preserve"/>
+                  </w:r>
+                </w:p>
+              </w:tc>
+            </w:tr>
+          </w:tbl>
+          <w:p>
+            <w:pPr>
+              <w:spacing w:after="0"/>
+            </w:pPr>
           </w:p>
         </w:tc>
       </w:tr>
@@ -20838,57 +21373,38 @@
         <w:spacing w:after="120"/>
       </w:pPr>
     </w:p>
-    <w:p>
-      <w:pPr>
-        <w:spacing w:after="100" w:before="200"/>
-      </w:pPr>
-      <w:r>
-        <w:rPr>
-          <w:rFonts w:ascii="Arial" w:cs="Arial" w:eastAsia="Arial" w:hAnsi="Arial"/>
-          <w:b/>
-          <w:bCs/>
-          <w:color w:val="B8860B"/>
-          <w:sz w:val="24"/>
-          <w:szCs w:val="24"/>
-        </w:rPr>
-        <w:t xml:space="preserve">Office checklist (completed by employer)</w:t>
-      </w:r>
-    </w:p>
     <w:tbl>
       <w:tblPr>
         <w:tblW w:type="dxa" w:w="10080"/>
         <w:tblBorders>
-          <w:top w:val="single" w:color="auto" w:sz="4"/>
-          <w:left w:val="single" w:color="auto" w:sz="4"/>
-          <w:bottom w:val="single" w:color="auto" w:sz="4"/>
-          <w:right w:val="single" w:color="auto" w:sz="4"/>
-          <w:insideH w:val="single" w:color="auto" w:sz="4"/>
-          <w:insideV w:val="single" w:color="auto" w:sz="4"/>
+          <w:top w:val="dashed" w:color="444444" w:sz="12"/>
+          <w:left w:val="dashed" w:color="444444" w:sz="12"/>
+          <w:bottom w:val="dashed" w:color="444444" w:sz="12"/>
+          <w:right w:val="dashed" w:color="444444" w:sz="12"/>
+          <w:insideH w:val="none" w:color="FFFFFF" w:sz="0"/>
+          <w:insideV w:val="none" w:color="FFFFFF" w:sz="0"/>
         </w:tblBorders>
       </w:tblPr>
       <w:tblGrid>
-        <w:gridCol w:w="720"/>
-        <w:gridCol w:w="6480"/>
-        <w:gridCol w:w="2880"/>
+        <w:gridCol w:w="10080"/>
       </w:tblGrid>
       <w:tr>
-        <w:trPr>
-          <w:tblHeader/>
-        </w:trPr>
-        <w:tc>
-          <w:tcPr>
-            <w:tcW w:type="dxa" w:w="720"/>
-            <w:shd w:fill="333333" w:color="auto" w:val="clear"/>
-            <w:tcMar>
-              <w:top w:type="dxa" w:w="30"/>
-              <w:left w:type="dxa" w:w="120"/>
-              <w:bottom w:type="dxa" w:w="30"/>
-              <w:right w:type="dxa" w:w="120"/>
-            </w:tcMar>
-          </w:tcPr>
-          <w:p>
-            <w:pPr>
-              <w:spacing w:after="0"/>
+        <w:tc>
+          <w:tcPr>
+            <w:tcW w:type="dxa" w:w="10080"/>
+            <w:shd w:fill="1F1F1F" w:color="auto" w:val="clear"/>
+            <w:tcMar>
+              <w:top w:type="dxa" w:w="40"/>
+              <w:left w:type="dxa" w:w="160"/>
+              <w:bottom w:type="dxa" w:w="40"/>
+              <w:right w:type="dxa" w:w="160"/>
+            </w:tcMar>
+          </w:tcPr>
+          <w:p>
+            <w:pPr>
+              <w:tabs>
+                <w:tab w:val="right" w:pos="9760"/>
+              </w:tabs>
             </w:pPr>
             <w:r>
               <w:rPr>
@@ -20896,66 +21412,19 @@
                 <w:b/>
                 <w:bCs/>
                 <w:color w:val="FFFFFF"/>
-                <w:sz w:val="19"/>
-                <w:szCs w:val="19"/>
-              </w:rPr>
-              <w:t xml:space="preserve">✓</w:t>
-            </w:r>
-          </w:p>
-        </w:tc>
-        <w:tc>
-          <w:tcPr>
-            <w:tcW w:type="dxa" w:w="6480"/>
-            <w:shd w:fill="333333" w:color="auto" w:val="clear"/>
-            <w:tcMar>
-              <w:top w:type="dxa" w:w="30"/>
-              <w:left w:type="dxa" w:w="120"/>
-              <w:bottom w:type="dxa" w:w="30"/>
-              <w:right w:type="dxa" w:w="120"/>
-            </w:tcMar>
-          </w:tcPr>
-          <w:p>
-            <w:pPr>
-              <w:spacing w:after="0"/>
-            </w:pPr>
-            <w:r>
-              <w:rPr>
-                <w:rFonts w:ascii="Arial" w:cs="Arial" w:eastAsia="Arial" w:hAnsi="Arial"/>
-                <w:b/>
-                <w:bCs/>
-                <w:color w:val="FFFFFF"/>
-                <w:sz w:val="19"/>
-                <w:szCs w:val="19"/>
-              </w:rPr>
-              <w:t xml:space="preserve">Item</w:t>
-            </w:r>
-          </w:p>
-        </w:tc>
-        <w:tc>
-          <w:tcPr>
-            <w:tcW w:type="dxa" w:w="2880"/>
-            <w:shd w:fill="333333" w:color="auto" w:val="clear"/>
-            <w:tcMar>
-              <w:top w:type="dxa" w:w="30"/>
-              <w:left w:type="dxa" w:w="120"/>
-              <w:bottom w:type="dxa" w:w="30"/>
-              <w:right w:type="dxa" w:w="120"/>
-            </w:tcMar>
-          </w:tcPr>
-          <w:p>
-            <w:pPr>
-              <w:spacing w:after="0"/>
-            </w:pPr>
-            <w:r>
-              <w:rPr>
-                <w:rFonts w:ascii="Arial" w:cs="Arial" w:eastAsia="Arial" w:hAnsi="Arial"/>
-                <w:b/>
-                <w:bCs/>
-                <w:color w:val="FFFFFF"/>
-                <w:sz w:val="19"/>
-                <w:szCs w:val="19"/>
-              </w:rPr>
-              <w:t xml:space="preserve">Date / Initials</w:t>
+                <w:sz w:val="17"/>
+                <w:szCs w:val="17"/>
+              </w:rPr>
+              <w:t xml:space="preserve">OFFICE USE ONLY — DO NOT WRITE IN THIS BOX</w:t>
+            </w:r>
+            <w:r>
+              <w:rPr>
+                <w:rFonts w:ascii="Arial" w:cs="Arial" w:eastAsia="Arial" w:hAnsi="Arial"/>
+                <w:color w:val="DDDDDD"/>
+                <w:sz w:val="17"/>
+                <w:szCs w:val="17"/>
+              </w:rPr>
+              <w:t xml:space="preserve">	New hire checklist</w:t>
             </w:r>
           </w:p>
         </w:tc>
@@ -20963,1579 +21432,1700 @@
       <w:tr>
         <w:tc>
           <w:tcPr>
-            <w:tcW w:type="dxa" w:w="720"/>
-            <w:tcMar>
-              <w:top w:type="dxa" w:w="30"/>
-              <w:left w:type="dxa" w:w="120"/>
-              <w:bottom w:type="dxa" w:w="30"/>
-              <w:right w:type="dxa" w:w="120"/>
-            </w:tcMar>
-          </w:tcPr>
-          <w:p>
-            <w:pPr>
-              <w:spacing w:after="0"/>
-            </w:pPr>
-            <w:r>
-              <w:rPr>
-                <w:rFonts w:ascii="Arial" w:cs="Arial" w:eastAsia="Arial" w:hAnsi="Arial"/>
-                <w:sz w:val="19"/>
-                <w:szCs w:val="19"/>
-              </w:rPr>
-              <w:t xml:space="preserve">☐</w:t>
-            </w:r>
-          </w:p>
-        </w:tc>
-        <w:tc>
-          <w:tcPr>
-            <w:tcW w:type="dxa" w:w="6480"/>
-            <w:tcMar>
-              <w:top w:type="dxa" w:w="30"/>
-              <w:left w:type="dxa" w:w="120"/>
-              <w:bottom w:type="dxa" w:w="30"/>
-              <w:right w:type="dxa" w:w="120"/>
-            </w:tcMar>
-          </w:tcPr>
-          <w:p>
-            <w:pPr>
-              <w:spacing w:after="0"/>
-            </w:pPr>
-            <w:r>
-              <w:rPr>
-                <w:rFonts w:ascii="Arial" w:cs="Arial" w:eastAsia="Arial" w:hAnsi="Arial"/>
-                <w:sz w:val="19"/>
-                <w:szCs w:val="19"/>
-              </w:rPr>
-              <w:t xml:space="preserve">Offer letter signed and returned</w:t>
-            </w:r>
-          </w:p>
-        </w:tc>
-        <w:tc>
-          <w:tcPr>
-            <w:tcW w:type="dxa" w:w="2880"/>
-            <w:tcMar>
-              <w:top w:type="dxa" w:w="30"/>
-              <w:left w:type="dxa" w:w="120"/>
-              <w:bottom w:type="dxa" w:w="30"/>
-              <w:right w:type="dxa" w:w="120"/>
-            </w:tcMar>
-          </w:tcPr>
-          <w:p>
-            <w:pPr>
-              <w:spacing w:after="0"/>
-            </w:pPr>
-            <w:r>
-              <w:rPr>
-                <w:rFonts w:ascii="Arial" w:cs="Arial" w:eastAsia="Arial" w:hAnsi="Arial"/>
-                <w:sz w:val="19"/>
-                <w:szCs w:val="19"/>
-              </w:rPr>
-              <w:t xml:space="preserve"/>
-            </w:r>
-          </w:p>
-        </w:tc>
-      </w:tr>
-      <w:tr>
-        <w:tc>
-          <w:tcPr>
-            <w:tcW w:type="dxa" w:w="720"/>
-            <w:tcMar>
-              <w:top w:type="dxa" w:w="30"/>
-              <w:left w:type="dxa" w:w="120"/>
-              <w:bottom w:type="dxa" w:w="30"/>
-              <w:right w:type="dxa" w:w="120"/>
-            </w:tcMar>
-          </w:tcPr>
-          <w:p>
-            <w:pPr>
-              <w:spacing w:after="0"/>
-            </w:pPr>
-            <w:r>
-              <w:rPr>
-                <w:rFonts w:ascii="Arial" w:cs="Arial" w:eastAsia="Arial" w:hAnsi="Arial"/>
-                <w:sz w:val="19"/>
-                <w:szCs w:val="19"/>
-              </w:rPr>
-              <w:t xml:space="preserve">☐</w:t>
-            </w:r>
-          </w:p>
-        </w:tc>
-        <w:tc>
-          <w:tcPr>
-            <w:tcW w:type="dxa" w:w="6480"/>
-            <w:tcMar>
-              <w:top w:type="dxa" w:w="30"/>
-              <w:left w:type="dxa" w:w="120"/>
-              <w:bottom w:type="dxa" w:w="30"/>
-              <w:right w:type="dxa" w:w="120"/>
-            </w:tcMar>
-          </w:tcPr>
-          <w:p>
-            <w:pPr>
-              <w:spacing w:after="0"/>
-            </w:pPr>
-            <w:r>
-              <w:rPr>
-                <w:rFonts w:ascii="Arial" w:cs="Arial" w:eastAsia="Arial" w:hAnsi="Arial"/>
-                <w:sz w:val="19"/>
-                <w:szCs w:val="19"/>
-              </w:rPr>
-              <w:t xml:space="preserve">Employee Information sheet</w:t>
-            </w:r>
-          </w:p>
-        </w:tc>
-        <w:tc>
-          <w:tcPr>
-            <w:tcW w:type="dxa" w:w="2880"/>
-            <w:tcMar>
-              <w:top w:type="dxa" w:w="30"/>
-              <w:left w:type="dxa" w:w="120"/>
-              <w:bottom w:type="dxa" w:w="30"/>
-              <w:right w:type="dxa" w:w="120"/>
-            </w:tcMar>
-          </w:tcPr>
-          <w:p>
-            <w:pPr>
-              <w:spacing w:after="0"/>
-            </w:pPr>
-            <w:r>
-              <w:rPr>
-                <w:rFonts w:ascii="Arial" w:cs="Arial" w:eastAsia="Arial" w:hAnsi="Arial"/>
-                <w:sz w:val="19"/>
-                <w:szCs w:val="19"/>
-              </w:rPr>
-              <w:t xml:space="preserve"/>
-            </w:r>
-          </w:p>
-        </w:tc>
-      </w:tr>
-      <w:tr>
-        <w:tc>
-          <w:tcPr>
-            <w:tcW w:type="dxa" w:w="720"/>
-            <w:tcMar>
-              <w:top w:type="dxa" w:w="30"/>
-              <w:left w:type="dxa" w:w="120"/>
-              <w:bottom w:type="dxa" w:w="30"/>
-              <w:right w:type="dxa" w:w="120"/>
-            </w:tcMar>
-          </w:tcPr>
-          <w:p>
-            <w:pPr>
-              <w:spacing w:after="0"/>
-            </w:pPr>
-            <w:r>
-              <w:rPr>
-                <w:rFonts w:ascii="Arial" w:cs="Arial" w:eastAsia="Arial" w:hAnsi="Arial"/>
-                <w:sz w:val="19"/>
-                <w:szCs w:val="19"/>
-              </w:rPr>
-              <w:t xml:space="preserve">☐</w:t>
-            </w:r>
-          </w:p>
-        </w:tc>
-        <w:tc>
-          <w:tcPr>
-            <w:tcW w:type="dxa" w:w="6480"/>
-            <w:tcMar>
-              <w:top w:type="dxa" w:w="30"/>
-              <w:left w:type="dxa" w:w="120"/>
-              <w:bottom w:type="dxa" w:w="30"/>
-              <w:right w:type="dxa" w:w="120"/>
-            </w:tcMar>
-          </w:tcPr>
-          <w:p>
-            <w:pPr>
-              <w:spacing w:after="0"/>
-            </w:pPr>
-            <w:r>
-              <w:rPr>
-                <w:rFonts w:ascii="Arial" w:cs="Arial" w:eastAsia="Arial" w:hAnsi="Arial"/>
-                <w:sz w:val="19"/>
-                <w:szCs w:val="19"/>
-              </w:rPr>
-              <w:t xml:space="preserve">UA consent signed</w:t>
-            </w:r>
-          </w:p>
-        </w:tc>
-        <w:tc>
-          <w:tcPr>
-            <w:tcW w:type="dxa" w:w="2880"/>
-            <w:tcMar>
-              <w:top w:type="dxa" w:w="30"/>
-              <w:left w:type="dxa" w:w="120"/>
-              <w:bottom w:type="dxa" w:w="30"/>
-              <w:right w:type="dxa" w:w="120"/>
-            </w:tcMar>
-          </w:tcPr>
-          <w:p>
-            <w:pPr>
-              <w:spacing w:after="0"/>
-            </w:pPr>
-            <w:r>
-              <w:rPr>
-                <w:rFonts w:ascii="Arial" w:cs="Arial" w:eastAsia="Arial" w:hAnsi="Arial"/>
-                <w:sz w:val="19"/>
-                <w:szCs w:val="19"/>
-              </w:rPr>
-              <w:t xml:space="preserve"/>
-            </w:r>
-          </w:p>
-        </w:tc>
-      </w:tr>
-      <w:tr>
-        <w:tc>
-          <w:tcPr>
-            <w:tcW w:type="dxa" w:w="720"/>
-            <w:tcMar>
-              <w:top w:type="dxa" w:w="30"/>
-              <w:left w:type="dxa" w:w="120"/>
-              <w:bottom w:type="dxa" w:w="30"/>
-              <w:right w:type="dxa" w:w="120"/>
-            </w:tcMar>
-          </w:tcPr>
-          <w:p>
-            <w:pPr>
-              <w:spacing w:after="0"/>
-            </w:pPr>
-            <w:r>
-              <w:rPr>
-                <w:rFonts w:ascii="Arial" w:cs="Arial" w:eastAsia="Arial" w:hAnsi="Arial"/>
-                <w:sz w:val="19"/>
-                <w:szCs w:val="19"/>
-              </w:rPr>
-              <w:t xml:space="preserve">☐</w:t>
-            </w:r>
-          </w:p>
-        </w:tc>
-        <w:tc>
-          <w:tcPr>
-            <w:tcW w:type="dxa" w:w="6480"/>
-            <w:tcMar>
-              <w:top w:type="dxa" w:w="30"/>
-              <w:left w:type="dxa" w:w="120"/>
-              <w:bottom w:type="dxa" w:w="30"/>
-              <w:right w:type="dxa" w:w="120"/>
-            </w:tcMar>
-          </w:tcPr>
-          <w:p>
-            <w:pPr>
-              <w:spacing w:after="0"/>
-            </w:pPr>
-            <w:r>
-              <w:rPr>
-                <w:rFonts w:ascii="Arial" w:cs="Arial" w:eastAsia="Arial" w:hAnsi="Arial"/>
-                <w:sz w:val="19"/>
-                <w:szCs w:val="19"/>
-              </w:rPr>
-              <w:t xml:space="preserve">Drug screen result received — negative</w:t>
-            </w:r>
-          </w:p>
-        </w:tc>
-        <w:tc>
-          <w:tcPr>
-            <w:tcW w:type="dxa" w:w="2880"/>
-            <w:tcMar>
-              <w:top w:type="dxa" w:w="30"/>
-              <w:left w:type="dxa" w:w="120"/>
-              <w:bottom w:type="dxa" w:w="30"/>
-              <w:right w:type="dxa" w:w="120"/>
-            </w:tcMar>
-          </w:tcPr>
-          <w:p>
-            <w:pPr>
-              <w:spacing w:after="0"/>
-            </w:pPr>
-            <w:r>
-              <w:rPr>
-                <w:rFonts w:ascii="Arial" w:cs="Arial" w:eastAsia="Arial" w:hAnsi="Arial"/>
-                <w:sz w:val="19"/>
-                <w:szCs w:val="19"/>
-              </w:rPr>
-              <w:t xml:space="preserve"/>
-            </w:r>
-          </w:p>
-        </w:tc>
-      </w:tr>
-      <w:tr>
-        <w:tc>
-          <w:tcPr>
-            <w:tcW w:type="dxa" w:w="720"/>
-            <w:tcMar>
-              <w:top w:type="dxa" w:w="30"/>
-              <w:left w:type="dxa" w:w="120"/>
-              <w:bottom w:type="dxa" w:w="30"/>
-              <w:right w:type="dxa" w:w="120"/>
-            </w:tcMar>
-          </w:tcPr>
-          <w:p>
-            <w:pPr>
-              <w:spacing w:after="0"/>
-            </w:pPr>
-            <w:r>
-              <w:rPr>
-                <w:rFonts w:ascii="Arial" w:cs="Arial" w:eastAsia="Arial" w:hAnsi="Arial"/>
-                <w:sz w:val="19"/>
-                <w:szCs w:val="19"/>
-              </w:rPr>
-              <w:t xml:space="preserve">☐</w:t>
-            </w:r>
-          </w:p>
-        </w:tc>
-        <w:tc>
-          <w:tcPr>
-            <w:tcW w:type="dxa" w:w="6480"/>
-            <w:tcMar>
-              <w:top w:type="dxa" w:w="30"/>
-              <w:left w:type="dxa" w:w="120"/>
-              <w:bottom w:type="dxa" w:w="30"/>
-              <w:right w:type="dxa" w:w="120"/>
-            </w:tcMar>
-          </w:tcPr>
-          <w:p>
-            <w:pPr>
-              <w:spacing w:after="0"/>
-            </w:pPr>
-            <w:r>
-              <w:rPr>
-                <w:rFonts w:ascii="Arial" w:cs="Arial" w:eastAsia="Arial" w:hAnsi="Arial"/>
-                <w:sz w:val="19"/>
-                <w:szCs w:val="19"/>
-              </w:rPr>
-              <w:t xml:space="preserve">FCRA disclosure + Summary of Rights given</w:t>
-            </w:r>
-          </w:p>
-        </w:tc>
-        <w:tc>
-          <w:tcPr>
-            <w:tcW w:type="dxa" w:w="2880"/>
-            <w:tcMar>
-              <w:top w:type="dxa" w:w="30"/>
-              <w:left w:type="dxa" w:w="120"/>
-              <w:bottom w:type="dxa" w:w="30"/>
-              <w:right w:type="dxa" w:w="120"/>
-            </w:tcMar>
-          </w:tcPr>
-          <w:p>
-            <w:pPr>
-              <w:spacing w:after="0"/>
-            </w:pPr>
-            <w:r>
-              <w:rPr>
-                <w:rFonts w:ascii="Arial" w:cs="Arial" w:eastAsia="Arial" w:hAnsi="Arial"/>
-                <w:sz w:val="19"/>
-                <w:szCs w:val="19"/>
-              </w:rPr>
-              <w:t xml:space="preserve"/>
-            </w:r>
-          </w:p>
-        </w:tc>
-      </w:tr>
-      <w:tr>
-        <w:tc>
-          <w:tcPr>
-            <w:tcW w:type="dxa" w:w="720"/>
-            <w:tcMar>
-              <w:top w:type="dxa" w:w="30"/>
-              <w:left w:type="dxa" w:w="120"/>
-              <w:bottom w:type="dxa" w:w="30"/>
-              <w:right w:type="dxa" w:w="120"/>
-            </w:tcMar>
-          </w:tcPr>
-          <w:p>
-            <w:pPr>
-              <w:spacing w:after="0"/>
-            </w:pPr>
-            <w:r>
-              <w:rPr>
-                <w:rFonts w:ascii="Arial" w:cs="Arial" w:eastAsia="Arial" w:hAnsi="Arial"/>
-                <w:sz w:val="19"/>
-                <w:szCs w:val="19"/>
-              </w:rPr>
-              <w:t xml:space="preserve">☐</w:t>
-            </w:r>
-          </w:p>
-        </w:tc>
-        <w:tc>
-          <w:tcPr>
-            <w:tcW w:type="dxa" w:w="6480"/>
-            <w:tcMar>
-              <w:top w:type="dxa" w:w="30"/>
-              <w:left w:type="dxa" w:w="120"/>
-              <w:bottom w:type="dxa" w:w="30"/>
-              <w:right w:type="dxa" w:w="120"/>
-            </w:tcMar>
-          </w:tcPr>
-          <w:p>
-            <w:pPr>
-              <w:spacing w:after="0"/>
-            </w:pPr>
-            <w:r>
-              <w:rPr>
-                <w:rFonts w:ascii="Arial" w:cs="Arial" w:eastAsia="Arial" w:hAnsi="Arial"/>
-                <w:sz w:val="19"/>
-                <w:szCs w:val="19"/>
-              </w:rPr>
-              <w:t xml:space="preserve">Background authorization signed</w:t>
-            </w:r>
-          </w:p>
-        </w:tc>
-        <w:tc>
-          <w:tcPr>
-            <w:tcW w:type="dxa" w:w="2880"/>
-            <w:tcMar>
-              <w:top w:type="dxa" w:w="30"/>
-              <w:left w:type="dxa" w:w="120"/>
-              <w:bottom w:type="dxa" w:w="30"/>
-              <w:right w:type="dxa" w:w="120"/>
-            </w:tcMar>
-          </w:tcPr>
-          <w:p>
-            <w:pPr>
-              <w:spacing w:after="0"/>
-            </w:pPr>
-            <w:r>
-              <w:rPr>
-                <w:rFonts w:ascii="Arial" w:cs="Arial" w:eastAsia="Arial" w:hAnsi="Arial"/>
-                <w:sz w:val="19"/>
-                <w:szCs w:val="19"/>
-              </w:rPr>
-              <w:t xml:space="preserve"/>
-            </w:r>
-          </w:p>
-        </w:tc>
-      </w:tr>
-      <w:tr>
-        <w:tc>
-          <w:tcPr>
-            <w:tcW w:type="dxa" w:w="720"/>
-            <w:tcMar>
-              <w:top w:type="dxa" w:w="30"/>
-              <w:left w:type="dxa" w:w="120"/>
-              <w:bottom w:type="dxa" w:w="30"/>
-              <w:right w:type="dxa" w:w="120"/>
-            </w:tcMar>
-          </w:tcPr>
-          <w:p>
-            <w:pPr>
-              <w:spacing w:after="0"/>
-            </w:pPr>
-            <w:r>
-              <w:rPr>
-                <w:rFonts w:ascii="Arial" w:cs="Arial" w:eastAsia="Arial" w:hAnsi="Arial"/>
-                <w:sz w:val="19"/>
-                <w:szCs w:val="19"/>
-              </w:rPr>
-              <w:t xml:space="preserve">☐</w:t>
-            </w:r>
-          </w:p>
-        </w:tc>
-        <w:tc>
-          <w:tcPr>
-            <w:tcW w:type="dxa" w:w="6480"/>
-            <w:tcMar>
-              <w:top w:type="dxa" w:w="30"/>
-              <w:left w:type="dxa" w:w="120"/>
-              <w:bottom w:type="dxa" w:w="30"/>
-              <w:right w:type="dxa" w:w="120"/>
-            </w:tcMar>
-          </w:tcPr>
-          <w:p>
-            <w:pPr>
-              <w:spacing w:after="0"/>
-            </w:pPr>
-            <w:r>
-              <w:rPr>
-                <w:rFonts w:ascii="Arial" w:cs="Arial" w:eastAsia="Arial" w:hAnsi="Arial"/>
-                <w:sz w:val="19"/>
-                <w:szCs w:val="19"/>
-              </w:rPr>
-              <w:t xml:space="preserve">Background report reviewed / cleared</w:t>
-            </w:r>
-          </w:p>
-        </w:tc>
-        <w:tc>
-          <w:tcPr>
-            <w:tcW w:type="dxa" w:w="2880"/>
-            <w:tcMar>
-              <w:top w:type="dxa" w:w="30"/>
-              <w:left w:type="dxa" w:w="120"/>
-              <w:bottom w:type="dxa" w:w="30"/>
-              <w:right w:type="dxa" w:w="120"/>
-            </w:tcMar>
-          </w:tcPr>
-          <w:p>
-            <w:pPr>
-              <w:spacing w:after="0"/>
-            </w:pPr>
-            <w:r>
-              <w:rPr>
-                <w:rFonts w:ascii="Arial" w:cs="Arial" w:eastAsia="Arial" w:hAnsi="Arial"/>
-                <w:sz w:val="19"/>
-                <w:szCs w:val="19"/>
-              </w:rPr>
-              <w:t xml:space="preserve"/>
-            </w:r>
-          </w:p>
-        </w:tc>
-      </w:tr>
-      <w:tr>
-        <w:tc>
-          <w:tcPr>
-            <w:tcW w:type="dxa" w:w="720"/>
-            <w:tcMar>
-              <w:top w:type="dxa" w:w="30"/>
-              <w:left w:type="dxa" w:w="120"/>
-              <w:bottom w:type="dxa" w:w="30"/>
-              <w:right w:type="dxa" w:w="120"/>
-            </w:tcMar>
-          </w:tcPr>
-          <w:p>
-            <w:pPr>
-              <w:spacing w:after="0"/>
-            </w:pPr>
-            <w:r>
-              <w:rPr>
-                <w:rFonts w:ascii="Arial" w:cs="Arial" w:eastAsia="Arial" w:hAnsi="Arial"/>
-                <w:sz w:val="19"/>
-                <w:szCs w:val="19"/>
-              </w:rPr>
-              <w:t xml:space="preserve">☐</w:t>
-            </w:r>
-          </w:p>
-        </w:tc>
-        <w:tc>
-          <w:tcPr>
-            <w:tcW w:type="dxa" w:w="6480"/>
-            <w:tcMar>
-              <w:top w:type="dxa" w:w="30"/>
-              <w:left w:type="dxa" w:w="120"/>
-              <w:bottom w:type="dxa" w:w="30"/>
-              <w:right w:type="dxa" w:w="120"/>
-            </w:tcMar>
-          </w:tcPr>
-          <w:p>
-            <w:pPr>
-              <w:spacing w:after="0"/>
-            </w:pPr>
-            <w:r>
-              <w:rPr>
-                <w:rFonts w:ascii="Arial" w:cs="Arial" w:eastAsia="Arial" w:hAnsi="Arial"/>
-                <w:sz w:val="19"/>
-                <w:szCs w:val="19"/>
-              </w:rPr>
-              <w:t xml:space="preserve">References and past employers called</w:t>
-            </w:r>
-          </w:p>
-        </w:tc>
-        <w:tc>
-          <w:tcPr>
-            <w:tcW w:type="dxa" w:w="2880"/>
-            <w:tcMar>
-              <w:top w:type="dxa" w:w="30"/>
-              <w:left w:type="dxa" w:w="120"/>
-              <w:bottom w:type="dxa" w:w="30"/>
-              <w:right w:type="dxa" w:w="120"/>
-            </w:tcMar>
-          </w:tcPr>
-          <w:p>
-            <w:pPr>
-              <w:spacing w:after="0"/>
-            </w:pPr>
-            <w:r>
-              <w:rPr>
-                <w:rFonts w:ascii="Arial" w:cs="Arial" w:eastAsia="Arial" w:hAnsi="Arial"/>
-                <w:sz w:val="19"/>
-                <w:szCs w:val="19"/>
-              </w:rPr>
-              <w:t xml:space="preserve"/>
-            </w:r>
-          </w:p>
-        </w:tc>
-      </w:tr>
-      <w:tr>
-        <w:tc>
-          <w:tcPr>
-            <w:tcW w:type="dxa" w:w="720"/>
-            <w:tcMar>
-              <w:top w:type="dxa" w:w="30"/>
-              <w:left w:type="dxa" w:w="120"/>
-              <w:bottom w:type="dxa" w:w="30"/>
-              <w:right w:type="dxa" w:w="120"/>
-            </w:tcMar>
-          </w:tcPr>
-          <w:p>
-            <w:pPr>
-              <w:spacing w:after="0"/>
-            </w:pPr>
-            <w:r>
-              <w:rPr>
-                <w:rFonts w:ascii="Arial" w:cs="Arial" w:eastAsia="Arial" w:hAnsi="Arial"/>
-                <w:sz w:val="19"/>
-                <w:szCs w:val="19"/>
-              </w:rPr>
-              <w:t xml:space="preserve">☐</w:t>
-            </w:r>
-          </w:p>
-        </w:tc>
-        <w:tc>
-          <w:tcPr>
-            <w:tcW w:type="dxa" w:w="6480"/>
-            <w:tcMar>
-              <w:top w:type="dxa" w:w="30"/>
-              <w:left w:type="dxa" w:w="120"/>
-              <w:bottom w:type="dxa" w:w="30"/>
-              <w:right w:type="dxa" w:w="120"/>
-            </w:tcMar>
-          </w:tcPr>
-          <w:p>
-            <w:pPr>
-              <w:spacing w:after="0"/>
-            </w:pPr>
-            <w:r>
-              <w:rPr>
-                <w:rFonts w:ascii="Arial" w:cs="Arial" w:eastAsia="Arial" w:hAnsi="Arial"/>
-                <w:sz w:val="19"/>
-                <w:szCs w:val="19"/>
-              </w:rPr>
-              <w:t xml:space="preserve">Driver’s license copied (if driving)</w:t>
-            </w:r>
-          </w:p>
-        </w:tc>
-        <w:tc>
-          <w:tcPr>
-            <w:tcW w:type="dxa" w:w="2880"/>
-            <w:tcMar>
-              <w:top w:type="dxa" w:w="30"/>
-              <w:left w:type="dxa" w:w="120"/>
-              <w:bottom w:type="dxa" w:w="30"/>
-              <w:right w:type="dxa" w:w="120"/>
-            </w:tcMar>
-          </w:tcPr>
-          <w:p>
-            <w:pPr>
-              <w:spacing w:after="0"/>
-            </w:pPr>
-            <w:r>
-              <w:rPr>
-                <w:rFonts w:ascii="Arial" w:cs="Arial" w:eastAsia="Arial" w:hAnsi="Arial"/>
-                <w:sz w:val="19"/>
-                <w:szCs w:val="19"/>
-              </w:rPr>
-              <w:t xml:space="preserve"/>
-            </w:r>
-          </w:p>
-        </w:tc>
-      </w:tr>
-      <w:tr>
-        <w:tc>
-          <w:tcPr>
-            <w:tcW w:type="dxa" w:w="720"/>
-            <w:tcMar>
-              <w:top w:type="dxa" w:w="30"/>
-              <w:left w:type="dxa" w:w="120"/>
-              <w:bottom w:type="dxa" w:w="30"/>
-              <w:right w:type="dxa" w:w="120"/>
-            </w:tcMar>
-          </w:tcPr>
-          <w:p>
-            <w:pPr>
-              <w:spacing w:after="0"/>
-            </w:pPr>
-            <w:r>
-              <w:rPr>
-                <w:rFonts w:ascii="Arial" w:cs="Arial" w:eastAsia="Arial" w:hAnsi="Arial"/>
-                <w:sz w:val="19"/>
-                <w:szCs w:val="19"/>
-              </w:rPr>
-              <w:t xml:space="preserve">☐</w:t>
-            </w:r>
-          </w:p>
-        </w:tc>
-        <w:tc>
-          <w:tcPr>
-            <w:tcW w:type="dxa" w:w="6480"/>
-            <w:tcMar>
-              <w:top w:type="dxa" w:w="30"/>
-              <w:left w:type="dxa" w:w="120"/>
-              <w:bottom w:type="dxa" w:w="30"/>
-              <w:right w:type="dxa" w:w="120"/>
-            </w:tcMar>
-          </w:tcPr>
-          <w:p>
-            <w:pPr>
-              <w:spacing w:after="0"/>
-            </w:pPr>
-            <w:r>
-              <w:rPr>
-                <w:rFonts w:ascii="Arial" w:cs="Arial" w:eastAsia="Arial" w:hAnsi="Arial"/>
-                <w:sz w:val="19"/>
-                <w:szCs w:val="19"/>
-              </w:rPr>
-              <w:t xml:space="preserve">MVR ordered / approved</w:t>
-            </w:r>
-          </w:p>
-        </w:tc>
-        <w:tc>
-          <w:tcPr>
-            <w:tcW w:type="dxa" w:w="2880"/>
-            <w:tcMar>
-              <w:top w:type="dxa" w:w="30"/>
-              <w:left w:type="dxa" w:w="120"/>
-              <w:bottom w:type="dxa" w:w="30"/>
-              <w:right w:type="dxa" w:w="120"/>
-            </w:tcMar>
-          </w:tcPr>
-          <w:p>
-            <w:pPr>
-              <w:spacing w:after="0"/>
-            </w:pPr>
-            <w:r>
-              <w:rPr>
-                <w:rFonts w:ascii="Arial" w:cs="Arial" w:eastAsia="Arial" w:hAnsi="Arial"/>
-                <w:sz w:val="19"/>
-                <w:szCs w:val="19"/>
-              </w:rPr>
-              <w:t xml:space="preserve"/>
-            </w:r>
-          </w:p>
-        </w:tc>
-      </w:tr>
-      <w:tr>
-        <w:tc>
-          <w:tcPr>
-            <w:tcW w:type="dxa" w:w="720"/>
-            <w:tcMar>
-              <w:top w:type="dxa" w:w="30"/>
-              <w:left w:type="dxa" w:w="120"/>
-              <w:bottom w:type="dxa" w:w="30"/>
-              <w:right w:type="dxa" w:w="120"/>
-            </w:tcMar>
-          </w:tcPr>
-          <w:p>
-            <w:pPr>
-              <w:spacing w:after="0"/>
-            </w:pPr>
-            <w:r>
-              <w:rPr>
-                <w:rFonts w:ascii="Arial" w:cs="Arial" w:eastAsia="Arial" w:hAnsi="Arial"/>
-                <w:sz w:val="19"/>
-                <w:szCs w:val="19"/>
-              </w:rPr>
-              <w:t xml:space="preserve">☐</w:t>
-            </w:r>
-          </w:p>
-        </w:tc>
-        <w:tc>
-          <w:tcPr>
-            <w:tcW w:type="dxa" w:w="6480"/>
-            <w:tcMar>
-              <w:top w:type="dxa" w:w="30"/>
-              <w:left w:type="dxa" w:w="120"/>
-              <w:bottom w:type="dxa" w:w="30"/>
-              <w:right w:type="dxa" w:w="120"/>
-            </w:tcMar>
-          </w:tcPr>
-          <w:p>
-            <w:pPr>
-              <w:spacing w:after="0"/>
-            </w:pPr>
-            <w:r>
-              <w:rPr>
-                <w:rFonts w:ascii="Arial" w:cs="Arial" w:eastAsia="Arial" w:hAnsi="Arial"/>
-                <w:sz w:val="19"/>
-                <w:szCs w:val="19"/>
-              </w:rPr>
-              <w:t xml:space="preserve">Safety cards and weld certs copied; weld test done</w:t>
-            </w:r>
-          </w:p>
-        </w:tc>
-        <w:tc>
-          <w:tcPr>
-            <w:tcW w:type="dxa" w:w="2880"/>
-            <w:tcMar>
-              <w:top w:type="dxa" w:w="30"/>
-              <w:left w:type="dxa" w:w="120"/>
-              <w:bottom w:type="dxa" w:w="30"/>
-              <w:right w:type="dxa" w:w="120"/>
-            </w:tcMar>
-          </w:tcPr>
-          <w:p>
-            <w:pPr>
-              <w:spacing w:after="0"/>
-            </w:pPr>
-            <w:r>
-              <w:rPr>
-                <w:rFonts w:ascii="Arial" w:cs="Arial" w:eastAsia="Arial" w:hAnsi="Arial"/>
-                <w:sz w:val="19"/>
-                <w:szCs w:val="19"/>
-              </w:rPr>
-              <w:t xml:space="preserve"/>
-            </w:r>
-          </w:p>
-        </w:tc>
-      </w:tr>
-      <w:tr>
-        <w:tc>
-          <w:tcPr>
-            <w:tcW w:type="dxa" w:w="720"/>
-            <w:tcMar>
-              <w:top w:type="dxa" w:w="30"/>
-              <w:left w:type="dxa" w:w="120"/>
-              <w:bottom w:type="dxa" w:w="30"/>
-              <w:right w:type="dxa" w:w="120"/>
-            </w:tcMar>
-          </w:tcPr>
-          <w:p>
-            <w:pPr>
-              <w:spacing w:after="0"/>
-            </w:pPr>
-            <w:r>
-              <w:rPr>
-                <w:rFonts w:ascii="Arial" w:cs="Arial" w:eastAsia="Arial" w:hAnsi="Arial"/>
-                <w:sz w:val="19"/>
-                <w:szCs w:val="19"/>
-              </w:rPr>
-              <w:t xml:space="preserve">☐</w:t>
-            </w:r>
-          </w:p>
-        </w:tc>
-        <w:tc>
-          <w:tcPr>
-            <w:tcW w:type="dxa" w:w="6480"/>
-            <w:tcMar>
-              <w:top w:type="dxa" w:w="30"/>
-              <w:left w:type="dxa" w:w="120"/>
-              <w:bottom w:type="dxa" w:w="30"/>
-              <w:right w:type="dxa" w:w="120"/>
-            </w:tcMar>
-          </w:tcPr>
-          <w:p>
-            <w:pPr>
-              <w:spacing w:after="0"/>
-            </w:pPr>
-            <w:r>
-              <w:rPr>
-                <w:rFonts w:ascii="Arial" w:cs="Arial" w:eastAsia="Arial" w:hAnsi="Arial"/>
-                <w:sz w:val="19"/>
-                <w:szCs w:val="19"/>
-              </w:rPr>
-              <w:t xml:space="preserve">I-9 Section 1 (by day 1)</w:t>
-            </w:r>
-          </w:p>
-        </w:tc>
-        <w:tc>
-          <w:tcPr>
-            <w:tcW w:type="dxa" w:w="2880"/>
-            <w:tcMar>
-              <w:top w:type="dxa" w:w="30"/>
-              <w:left w:type="dxa" w:w="120"/>
-              <w:bottom w:type="dxa" w:w="30"/>
-              <w:right w:type="dxa" w:w="120"/>
-            </w:tcMar>
-          </w:tcPr>
-          <w:p>
-            <w:pPr>
-              <w:spacing w:after="0"/>
-            </w:pPr>
-            <w:r>
-              <w:rPr>
-                <w:rFonts w:ascii="Arial" w:cs="Arial" w:eastAsia="Arial" w:hAnsi="Arial"/>
-                <w:sz w:val="19"/>
-                <w:szCs w:val="19"/>
-              </w:rPr>
-              <w:t xml:space="preserve"/>
-            </w:r>
-          </w:p>
-        </w:tc>
-      </w:tr>
-      <w:tr>
-        <w:tc>
-          <w:tcPr>
-            <w:tcW w:type="dxa" w:w="720"/>
-            <w:tcMar>
-              <w:top w:type="dxa" w:w="30"/>
-              <w:left w:type="dxa" w:w="120"/>
-              <w:bottom w:type="dxa" w:w="30"/>
-              <w:right w:type="dxa" w:w="120"/>
-            </w:tcMar>
-          </w:tcPr>
-          <w:p>
-            <w:pPr>
-              <w:spacing w:after="0"/>
-            </w:pPr>
-            <w:r>
-              <w:rPr>
-                <w:rFonts w:ascii="Arial" w:cs="Arial" w:eastAsia="Arial" w:hAnsi="Arial"/>
-                <w:sz w:val="19"/>
-                <w:szCs w:val="19"/>
-              </w:rPr>
-              <w:t xml:space="preserve">☐</w:t>
-            </w:r>
-          </w:p>
-        </w:tc>
-        <w:tc>
-          <w:tcPr>
-            <w:tcW w:type="dxa" w:w="6480"/>
-            <w:tcMar>
-              <w:top w:type="dxa" w:w="30"/>
-              <w:left w:type="dxa" w:w="120"/>
-              <w:bottom w:type="dxa" w:w="30"/>
-              <w:right w:type="dxa" w:w="120"/>
-            </w:tcMar>
-          </w:tcPr>
-          <w:p>
-            <w:pPr>
-              <w:spacing w:after="0"/>
-            </w:pPr>
-            <w:r>
-              <w:rPr>
-                <w:rFonts w:ascii="Arial" w:cs="Arial" w:eastAsia="Arial" w:hAnsi="Arial"/>
-                <w:sz w:val="19"/>
-                <w:szCs w:val="19"/>
-              </w:rPr>
-              <w:t xml:space="preserve">I-9 Section 2 (within 3 business days)</w:t>
-            </w:r>
-          </w:p>
-        </w:tc>
-        <w:tc>
-          <w:tcPr>
-            <w:tcW w:type="dxa" w:w="2880"/>
-            <w:tcMar>
-              <w:top w:type="dxa" w:w="30"/>
-              <w:left w:type="dxa" w:w="120"/>
-              <w:bottom w:type="dxa" w:w="30"/>
-              <w:right w:type="dxa" w:w="120"/>
-            </w:tcMar>
-          </w:tcPr>
-          <w:p>
-            <w:pPr>
-              <w:spacing w:after="0"/>
-            </w:pPr>
-            <w:r>
-              <w:rPr>
-                <w:rFonts w:ascii="Arial" w:cs="Arial" w:eastAsia="Arial" w:hAnsi="Arial"/>
-                <w:sz w:val="19"/>
-                <w:szCs w:val="19"/>
-              </w:rPr>
-              <w:t xml:space="preserve"/>
-            </w:r>
-          </w:p>
-        </w:tc>
-      </w:tr>
-      <w:tr>
-        <w:tc>
-          <w:tcPr>
-            <w:tcW w:type="dxa" w:w="720"/>
-            <w:tcMar>
-              <w:top w:type="dxa" w:w="30"/>
-              <w:left w:type="dxa" w:w="120"/>
-              <w:bottom w:type="dxa" w:w="30"/>
-              <w:right w:type="dxa" w:w="120"/>
-            </w:tcMar>
-          </w:tcPr>
-          <w:p>
-            <w:pPr>
-              <w:spacing w:after="0"/>
-            </w:pPr>
-            <w:r>
-              <w:rPr>
-                <w:rFonts w:ascii="Arial" w:cs="Arial" w:eastAsia="Arial" w:hAnsi="Arial"/>
-                <w:sz w:val="19"/>
-                <w:szCs w:val="19"/>
-              </w:rPr>
-              <w:t xml:space="preserve">☐</w:t>
-            </w:r>
-          </w:p>
-        </w:tc>
-        <w:tc>
-          <w:tcPr>
-            <w:tcW w:type="dxa" w:w="6480"/>
-            <w:tcMar>
-              <w:top w:type="dxa" w:w="30"/>
-              <w:left w:type="dxa" w:w="120"/>
-              <w:bottom w:type="dxa" w:w="30"/>
-              <w:right w:type="dxa" w:w="120"/>
-            </w:tcMar>
-          </w:tcPr>
-          <w:p>
-            <w:pPr>
-              <w:spacing w:after="0"/>
-            </w:pPr>
-            <w:r>
-              <w:rPr>
-                <w:rFonts w:ascii="Arial" w:cs="Arial" w:eastAsia="Arial" w:hAnsi="Arial"/>
-                <w:sz w:val="19"/>
-                <w:szCs w:val="19"/>
-              </w:rPr>
-              <w:t xml:space="preserve">W-4 received and entered in payroll</w:t>
-            </w:r>
-          </w:p>
-        </w:tc>
-        <w:tc>
-          <w:tcPr>
-            <w:tcW w:type="dxa" w:w="2880"/>
-            <w:tcMar>
-              <w:top w:type="dxa" w:w="30"/>
-              <w:left w:type="dxa" w:w="120"/>
-              <w:bottom w:type="dxa" w:w="30"/>
-              <w:right w:type="dxa" w:w="120"/>
-            </w:tcMar>
-          </w:tcPr>
-          <w:p>
-            <w:pPr>
-              <w:spacing w:after="0"/>
-            </w:pPr>
-            <w:r>
-              <w:rPr>
-                <w:rFonts w:ascii="Arial" w:cs="Arial" w:eastAsia="Arial" w:hAnsi="Arial"/>
-                <w:sz w:val="19"/>
-                <w:szCs w:val="19"/>
-              </w:rPr>
-              <w:t xml:space="preserve"/>
-            </w:r>
-          </w:p>
-        </w:tc>
-      </w:tr>
-      <w:tr>
-        <w:tc>
-          <w:tcPr>
-            <w:tcW w:type="dxa" w:w="720"/>
-            <w:tcMar>
-              <w:top w:type="dxa" w:w="30"/>
-              <w:left w:type="dxa" w:w="120"/>
-              <w:bottom w:type="dxa" w:w="30"/>
-              <w:right w:type="dxa" w:w="120"/>
-            </w:tcMar>
-          </w:tcPr>
-          <w:p>
-            <w:pPr>
-              <w:spacing w:after="0"/>
-            </w:pPr>
-            <w:r>
-              <w:rPr>
-                <w:rFonts w:ascii="Arial" w:cs="Arial" w:eastAsia="Arial" w:hAnsi="Arial"/>
-                <w:sz w:val="19"/>
-                <w:szCs w:val="19"/>
-              </w:rPr>
-              <w:t xml:space="preserve">☐</w:t>
-            </w:r>
-          </w:p>
-        </w:tc>
-        <w:tc>
-          <w:tcPr>
-            <w:tcW w:type="dxa" w:w="6480"/>
-            <w:tcMar>
-              <w:top w:type="dxa" w:w="30"/>
-              <w:left w:type="dxa" w:w="120"/>
-              <w:bottom w:type="dxa" w:w="30"/>
-              <w:right w:type="dxa" w:w="120"/>
-            </w:tcMar>
-          </w:tcPr>
-          <w:p>
-            <w:pPr>
-              <w:spacing w:after="0"/>
-            </w:pPr>
-            <w:r>
-              <w:rPr>
-                <w:rFonts w:ascii="Arial" w:cs="Arial" w:eastAsia="Arial" w:hAnsi="Arial"/>
-                <w:sz w:val="19"/>
-                <w:szCs w:val="19"/>
-              </w:rPr>
-              <w:t xml:space="preserve">Direct deposit form + voided check received and entered (if requested)</w:t>
-            </w:r>
-          </w:p>
-        </w:tc>
-        <w:tc>
-          <w:tcPr>
-            <w:tcW w:type="dxa" w:w="2880"/>
-            <w:tcMar>
-              <w:top w:type="dxa" w:w="30"/>
-              <w:left w:type="dxa" w:w="120"/>
-              <w:bottom w:type="dxa" w:w="30"/>
-              <w:right w:type="dxa" w:w="120"/>
-            </w:tcMar>
-          </w:tcPr>
-          <w:p>
-            <w:pPr>
-              <w:spacing w:after="0"/>
-            </w:pPr>
-            <w:r>
-              <w:rPr>
-                <w:rFonts w:ascii="Arial" w:cs="Arial" w:eastAsia="Arial" w:hAnsi="Arial"/>
-                <w:sz w:val="19"/>
-                <w:szCs w:val="19"/>
-              </w:rPr>
-              <w:t xml:space="preserve"/>
-            </w:r>
-          </w:p>
-        </w:tc>
-      </w:tr>
-      <w:tr>
-        <w:tc>
-          <w:tcPr>
-            <w:tcW w:type="dxa" w:w="720"/>
-            <w:tcMar>
-              <w:top w:type="dxa" w:w="30"/>
-              <w:left w:type="dxa" w:w="120"/>
-              <w:bottom w:type="dxa" w:w="30"/>
-              <w:right w:type="dxa" w:w="120"/>
-            </w:tcMar>
-          </w:tcPr>
-          <w:p>
-            <w:pPr>
-              <w:spacing w:after="0"/>
-            </w:pPr>
-            <w:r>
-              <w:rPr>
-                <w:rFonts w:ascii="Arial" w:cs="Arial" w:eastAsia="Arial" w:hAnsi="Arial"/>
-                <w:sz w:val="19"/>
-                <w:szCs w:val="19"/>
-              </w:rPr>
-              <w:t xml:space="preserve">☐</w:t>
-            </w:r>
-          </w:p>
-        </w:tc>
-        <w:tc>
-          <w:tcPr>
-            <w:tcW w:type="dxa" w:w="6480"/>
-            <w:tcMar>
-              <w:top w:type="dxa" w:w="30"/>
-              <w:left w:type="dxa" w:w="120"/>
-              <w:bottom w:type="dxa" w:w="30"/>
-              <w:right w:type="dxa" w:w="120"/>
-            </w:tcMar>
-          </w:tcPr>
-          <w:p>
-            <w:pPr>
-              <w:spacing w:after="0"/>
-            </w:pPr>
-            <w:r>
-              <w:rPr>
-                <w:rFonts w:ascii="Arial" w:cs="Arial" w:eastAsia="Arial" w:hAnsi="Arial"/>
-                <w:sz w:val="19"/>
-                <w:szCs w:val="19"/>
-              </w:rPr>
-              <w:t xml:space="preserve">Payroll deduction authorization signed (if used)</w:t>
-            </w:r>
-          </w:p>
-        </w:tc>
-        <w:tc>
-          <w:tcPr>
-            <w:tcW w:type="dxa" w:w="2880"/>
-            <w:tcMar>
-              <w:top w:type="dxa" w:w="30"/>
-              <w:left w:type="dxa" w:w="120"/>
-              <w:bottom w:type="dxa" w:w="30"/>
-              <w:right w:type="dxa" w:w="120"/>
-            </w:tcMar>
-          </w:tcPr>
-          <w:p>
-            <w:pPr>
-              <w:spacing w:after="0"/>
-            </w:pPr>
-            <w:r>
-              <w:rPr>
-                <w:rFonts w:ascii="Arial" w:cs="Arial" w:eastAsia="Arial" w:hAnsi="Arial"/>
-                <w:sz w:val="19"/>
-                <w:szCs w:val="19"/>
-              </w:rPr>
-              <w:t xml:space="preserve"/>
-            </w:r>
-          </w:p>
-        </w:tc>
-      </w:tr>
-      <w:tr>
-        <w:tc>
-          <w:tcPr>
-            <w:tcW w:type="dxa" w:w="720"/>
-            <w:tcMar>
-              <w:top w:type="dxa" w:w="30"/>
-              <w:left w:type="dxa" w:w="120"/>
-              <w:bottom w:type="dxa" w:w="30"/>
-              <w:right w:type="dxa" w:w="120"/>
-            </w:tcMar>
-          </w:tcPr>
-          <w:p>
-            <w:pPr>
-              <w:spacing w:after="0"/>
-            </w:pPr>
-            <w:r>
-              <w:rPr>
-                <w:rFonts w:ascii="Arial" w:cs="Arial" w:eastAsia="Arial" w:hAnsi="Arial"/>
-                <w:sz w:val="19"/>
-                <w:szCs w:val="19"/>
-              </w:rPr>
-              <w:t xml:space="preserve">☐</w:t>
-            </w:r>
-          </w:p>
-        </w:tc>
-        <w:tc>
-          <w:tcPr>
-            <w:tcW w:type="dxa" w:w="6480"/>
-            <w:tcMar>
-              <w:top w:type="dxa" w:w="30"/>
-              <w:left w:type="dxa" w:w="120"/>
-              <w:bottom w:type="dxa" w:w="30"/>
-              <w:right w:type="dxa" w:w="120"/>
-            </w:tcMar>
-          </w:tcPr>
-          <w:p>
-            <w:pPr>
-              <w:spacing w:after="0"/>
-            </w:pPr>
-            <w:r>
-              <w:rPr>
-                <w:rFonts w:ascii="Arial" w:cs="Arial" w:eastAsia="Arial" w:hAnsi="Arial"/>
-                <w:sz w:val="19"/>
-                <w:szCs w:val="19"/>
-              </w:rPr>
-              <w:t xml:space="preserve">Workers’ comp notice given and signed</w:t>
-            </w:r>
-          </w:p>
-        </w:tc>
-        <w:tc>
-          <w:tcPr>
-            <w:tcW w:type="dxa" w:w="2880"/>
-            <w:tcMar>
-              <w:top w:type="dxa" w:w="30"/>
-              <w:left w:type="dxa" w:w="120"/>
-              <w:bottom w:type="dxa" w:w="30"/>
-              <w:right w:type="dxa" w:w="120"/>
-            </w:tcMar>
-          </w:tcPr>
-          <w:p>
-            <w:pPr>
-              <w:spacing w:after="0"/>
-            </w:pPr>
-            <w:r>
-              <w:rPr>
-                <w:rFonts w:ascii="Arial" w:cs="Arial" w:eastAsia="Arial" w:hAnsi="Arial"/>
-                <w:sz w:val="19"/>
-                <w:szCs w:val="19"/>
-              </w:rPr>
-              <w:t xml:space="preserve"/>
-            </w:r>
-          </w:p>
-        </w:tc>
-      </w:tr>
-      <w:tr>
-        <w:tc>
-          <w:tcPr>
-            <w:tcW w:type="dxa" w:w="720"/>
-            <w:tcMar>
-              <w:top w:type="dxa" w:w="30"/>
-              <w:left w:type="dxa" w:w="120"/>
-              <w:bottom w:type="dxa" w:w="30"/>
-              <w:right w:type="dxa" w:w="120"/>
-            </w:tcMar>
-          </w:tcPr>
-          <w:p>
-            <w:pPr>
-              <w:spacing w:after="0"/>
-            </w:pPr>
-            <w:r>
-              <w:rPr>
-                <w:rFonts w:ascii="Arial" w:cs="Arial" w:eastAsia="Arial" w:hAnsi="Arial"/>
-                <w:sz w:val="19"/>
-                <w:szCs w:val="19"/>
-              </w:rPr>
-              <w:t xml:space="preserve">☐</w:t>
-            </w:r>
-          </w:p>
-        </w:tc>
-        <w:tc>
-          <w:tcPr>
-            <w:tcW w:type="dxa" w:w="6480"/>
-            <w:tcMar>
-              <w:top w:type="dxa" w:w="30"/>
-              <w:left w:type="dxa" w:w="120"/>
-              <w:bottom w:type="dxa" w:w="30"/>
-              <w:right w:type="dxa" w:w="120"/>
-            </w:tcMar>
-          </w:tcPr>
-          <w:p>
-            <w:pPr>
-              <w:spacing w:after="0"/>
-            </w:pPr>
-            <w:r>
-              <w:rPr>
-                <w:rFonts w:ascii="Arial" w:cs="Arial" w:eastAsia="Arial" w:hAnsi="Arial"/>
-                <w:sz w:val="19"/>
-                <w:szCs w:val="19"/>
-              </w:rPr>
-              <w:t xml:space="preserve">Shop rules and injury reporting signed</w:t>
-            </w:r>
-          </w:p>
-        </w:tc>
-        <w:tc>
-          <w:tcPr>
-            <w:tcW w:type="dxa" w:w="2880"/>
-            <w:tcMar>
-              <w:top w:type="dxa" w:w="30"/>
-              <w:left w:type="dxa" w:w="120"/>
-              <w:bottom w:type="dxa" w:w="30"/>
-              <w:right w:type="dxa" w:w="120"/>
-            </w:tcMar>
-          </w:tcPr>
-          <w:p>
-            <w:pPr>
-              <w:spacing w:after="0"/>
-            </w:pPr>
-            <w:r>
-              <w:rPr>
-                <w:rFonts w:ascii="Arial" w:cs="Arial" w:eastAsia="Arial" w:hAnsi="Arial"/>
-                <w:sz w:val="19"/>
-                <w:szCs w:val="19"/>
-              </w:rPr>
-              <w:t xml:space="preserve"/>
-            </w:r>
-          </w:p>
-        </w:tc>
-      </w:tr>
-      <w:tr>
-        <w:tc>
-          <w:tcPr>
-            <w:tcW w:type="dxa" w:w="720"/>
-            <w:tcMar>
-              <w:top w:type="dxa" w:w="30"/>
-              <w:left w:type="dxa" w:w="120"/>
-              <w:bottom w:type="dxa" w:w="30"/>
-              <w:right w:type="dxa" w:w="120"/>
-            </w:tcMar>
-          </w:tcPr>
-          <w:p>
-            <w:pPr>
-              <w:spacing w:after="0"/>
-            </w:pPr>
-            <w:r>
-              <w:rPr>
-                <w:rFonts w:ascii="Arial" w:cs="Arial" w:eastAsia="Arial" w:hAnsi="Arial"/>
-                <w:sz w:val="19"/>
-                <w:szCs w:val="19"/>
-              </w:rPr>
-              <w:t xml:space="preserve">☐</w:t>
-            </w:r>
-          </w:p>
-        </w:tc>
-        <w:tc>
-          <w:tcPr>
-            <w:tcW w:type="dxa" w:w="6480"/>
-            <w:tcMar>
-              <w:top w:type="dxa" w:w="30"/>
-              <w:left w:type="dxa" w:w="120"/>
-              <w:bottom w:type="dxa" w:w="30"/>
-              <w:right w:type="dxa" w:w="120"/>
-            </w:tcMar>
-          </w:tcPr>
-          <w:p>
-            <w:pPr>
-              <w:spacing w:after="0"/>
-            </w:pPr>
-            <w:r>
-              <w:rPr>
-                <w:rFonts w:ascii="Arial" w:cs="Arial" w:eastAsia="Arial" w:hAnsi="Arial"/>
-                <w:sz w:val="19"/>
-                <w:szCs w:val="19"/>
-              </w:rPr>
-              <w:t xml:space="preserve">PPE issued and signed for; respirator eval / fit test (if required)</w:t>
-            </w:r>
-          </w:p>
-        </w:tc>
-        <w:tc>
-          <w:tcPr>
-            <w:tcW w:type="dxa" w:w="2880"/>
-            <w:tcMar>
-              <w:top w:type="dxa" w:w="30"/>
-              <w:left w:type="dxa" w:w="120"/>
-              <w:bottom w:type="dxa" w:w="30"/>
-              <w:right w:type="dxa" w:w="120"/>
-            </w:tcMar>
-          </w:tcPr>
-          <w:p>
-            <w:pPr>
-              <w:spacing w:after="0"/>
-            </w:pPr>
-            <w:r>
-              <w:rPr>
-                <w:rFonts w:ascii="Arial" w:cs="Arial" w:eastAsia="Arial" w:hAnsi="Arial"/>
-                <w:sz w:val="19"/>
-                <w:szCs w:val="19"/>
-              </w:rPr>
-              <w:t xml:space="preserve"/>
-            </w:r>
-          </w:p>
-        </w:tc>
-      </w:tr>
-      <w:tr>
-        <w:tc>
-          <w:tcPr>
-            <w:tcW w:type="dxa" w:w="720"/>
-            <w:tcMar>
-              <w:top w:type="dxa" w:w="30"/>
-              <w:left w:type="dxa" w:w="120"/>
-              <w:bottom w:type="dxa" w:w="30"/>
-              <w:right w:type="dxa" w:w="120"/>
-            </w:tcMar>
-          </w:tcPr>
-          <w:p>
-            <w:pPr>
-              <w:spacing w:after="0"/>
-            </w:pPr>
-            <w:r>
-              <w:rPr>
-                <w:rFonts w:ascii="Arial" w:cs="Arial" w:eastAsia="Arial" w:hAnsi="Arial"/>
-                <w:sz w:val="19"/>
-                <w:szCs w:val="19"/>
-              </w:rPr>
-              <w:t xml:space="preserve">☐</w:t>
-            </w:r>
-          </w:p>
-        </w:tc>
-        <w:tc>
-          <w:tcPr>
-            <w:tcW w:type="dxa" w:w="6480"/>
-            <w:tcMar>
-              <w:top w:type="dxa" w:w="30"/>
-              <w:left w:type="dxa" w:w="120"/>
-              <w:bottom w:type="dxa" w:w="30"/>
-              <w:right w:type="dxa" w:w="120"/>
-            </w:tcMar>
-          </w:tcPr>
-          <w:p>
-            <w:pPr>
-              <w:spacing w:after="0"/>
-            </w:pPr>
-            <w:r>
-              <w:rPr>
-                <w:rFonts w:ascii="Arial" w:cs="Arial" w:eastAsia="Arial" w:hAnsi="Arial"/>
-                <w:sz w:val="19"/>
-                <w:szCs w:val="19"/>
-              </w:rPr>
-              <w:t xml:space="preserve">Hazard communication training completed</w:t>
-            </w:r>
-          </w:p>
-        </w:tc>
-        <w:tc>
-          <w:tcPr>
-            <w:tcW w:type="dxa" w:w="2880"/>
-            <w:tcMar>
-              <w:top w:type="dxa" w:w="30"/>
-              <w:left w:type="dxa" w:w="120"/>
-              <w:bottom w:type="dxa" w:w="30"/>
-              <w:right w:type="dxa" w:w="120"/>
-            </w:tcMar>
-          </w:tcPr>
-          <w:p>
-            <w:pPr>
-              <w:spacing w:after="0"/>
-            </w:pPr>
-            <w:r>
-              <w:rPr>
-                <w:rFonts w:ascii="Arial" w:cs="Arial" w:eastAsia="Arial" w:hAnsi="Arial"/>
-                <w:sz w:val="19"/>
-                <w:szCs w:val="19"/>
-              </w:rPr>
-              <w:t xml:space="preserve"/>
-            </w:r>
-          </w:p>
-        </w:tc>
-      </w:tr>
-      <w:tr>
-        <w:tc>
-          <w:tcPr>
-            <w:tcW w:type="dxa" w:w="720"/>
-            <w:tcMar>
-              <w:top w:type="dxa" w:w="30"/>
-              <w:left w:type="dxa" w:w="120"/>
-              <w:bottom w:type="dxa" w:w="30"/>
-              <w:right w:type="dxa" w:w="120"/>
-            </w:tcMar>
-          </w:tcPr>
-          <w:p>
-            <w:pPr>
-              <w:spacing w:after="0"/>
-            </w:pPr>
-            <w:r>
-              <w:rPr>
-                <w:rFonts w:ascii="Arial" w:cs="Arial" w:eastAsia="Arial" w:hAnsi="Arial"/>
-                <w:sz w:val="19"/>
-                <w:szCs w:val="19"/>
-              </w:rPr>
-              <w:t xml:space="preserve">☐</w:t>
-            </w:r>
-          </w:p>
-        </w:tc>
-        <w:tc>
-          <w:tcPr>
-            <w:tcW w:type="dxa" w:w="6480"/>
-            <w:tcMar>
-              <w:top w:type="dxa" w:w="30"/>
-              <w:left w:type="dxa" w:w="120"/>
-              <w:bottom w:type="dxa" w:w="30"/>
-              <w:right w:type="dxa" w:w="120"/>
-            </w:tcMar>
-          </w:tcPr>
-          <w:p>
-            <w:pPr>
-              <w:spacing w:after="0"/>
-            </w:pPr>
-            <w:r>
-              <w:rPr>
-                <w:rFonts w:ascii="Arial" w:cs="Arial" w:eastAsia="Arial" w:hAnsi="Arial"/>
-                <w:sz w:val="19"/>
-                <w:szCs w:val="19"/>
-              </w:rPr>
-              <w:t xml:space="preserve">Texas new-hire report filed (within 20 days)</w:t>
-            </w:r>
-          </w:p>
-        </w:tc>
-        <w:tc>
-          <w:tcPr>
-            <w:tcW w:type="dxa" w:w="2880"/>
-            <w:tcMar>
-              <w:top w:type="dxa" w:w="30"/>
-              <w:left w:type="dxa" w:w="120"/>
-              <w:bottom w:type="dxa" w:w="30"/>
-              <w:right w:type="dxa" w:w="120"/>
-            </w:tcMar>
-          </w:tcPr>
-          <w:p>
-            <w:pPr>
-              <w:spacing w:after="0"/>
-            </w:pPr>
-            <w:r>
-              <w:rPr>
-                <w:rFonts w:ascii="Arial" w:cs="Arial" w:eastAsia="Arial" w:hAnsi="Arial"/>
-                <w:sz w:val="19"/>
-                <w:szCs w:val="19"/>
-              </w:rPr>
-              <w:t xml:space="preserve"/>
-            </w:r>
+            <w:tcW w:type="dxa" w:w="10080"/>
+            <w:shd w:fill="E6E6E6" w:color="auto" w:val="clear"/>
+            <w:tcMar>
+              <w:top w:type="dxa" w:w="60"/>
+              <w:left w:type="dxa" w:w="160"/>
+              <w:bottom w:type="dxa" w:w="60"/>
+              <w:right w:type="dxa" w:w="160"/>
+            </w:tcMar>
+          </w:tcPr>
+          <w:tbl>
+            <w:tblPr>
+              <w:tblW w:type="dxa" w:w="9760"/>
+              <w:tblBorders>
+                <w:top w:val="single" w:color="auto" w:sz="4"/>
+                <w:left w:val="single" w:color="auto" w:sz="4"/>
+                <w:bottom w:val="single" w:color="auto" w:sz="4"/>
+                <w:right w:val="single" w:color="auto" w:sz="4"/>
+                <w:insideH w:val="single" w:color="auto" w:sz="4"/>
+                <w:insideV w:val="single" w:color="auto" w:sz="4"/>
+              </w:tblBorders>
+            </w:tblPr>
+            <w:tblGrid>
+              <w:gridCol w:w="697"/>
+              <w:gridCol w:w="6274"/>
+              <w:gridCol w:w="2789"/>
+            </w:tblGrid>
+            <w:tr>
+              <w:trPr>
+                <w:tblHeader/>
+              </w:trPr>
+              <w:tc>
+                <w:tcPr>
+                  <w:tcW w:type="dxa" w:w="697"/>
+                  <w:shd w:fill="333333" w:color="auto" w:val="clear"/>
+                  <w:tcMar>
+                    <w:top w:type="dxa" w:w="30"/>
+                    <w:left w:type="dxa" w:w="120"/>
+                    <w:bottom w:type="dxa" w:w="30"/>
+                    <w:right w:type="dxa" w:w="120"/>
+                  </w:tcMar>
+                </w:tcPr>
+                <w:p>
+                  <w:pPr>
+                    <w:spacing w:after="0"/>
+                  </w:pPr>
+                  <w:r>
+                    <w:rPr>
+                      <w:rFonts w:ascii="Arial" w:cs="Arial" w:eastAsia="Arial" w:hAnsi="Arial"/>
+                      <w:b/>
+                      <w:bCs/>
+                      <w:color w:val="FFFFFF"/>
+                      <w:sz w:val="19"/>
+                      <w:szCs w:val="19"/>
+                    </w:rPr>
+                    <w:t xml:space="preserve">✓</w:t>
+                  </w:r>
+                </w:p>
+              </w:tc>
+              <w:tc>
+                <w:tcPr>
+                  <w:tcW w:type="dxa" w:w="6274"/>
+                  <w:shd w:fill="333333" w:color="auto" w:val="clear"/>
+                  <w:tcMar>
+                    <w:top w:type="dxa" w:w="30"/>
+                    <w:left w:type="dxa" w:w="120"/>
+                    <w:bottom w:type="dxa" w:w="30"/>
+                    <w:right w:type="dxa" w:w="120"/>
+                  </w:tcMar>
+                </w:tcPr>
+                <w:p>
+                  <w:pPr>
+                    <w:spacing w:after="0"/>
+                  </w:pPr>
+                  <w:r>
+                    <w:rPr>
+                      <w:rFonts w:ascii="Arial" w:cs="Arial" w:eastAsia="Arial" w:hAnsi="Arial"/>
+                      <w:b/>
+                      <w:bCs/>
+                      <w:color w:val="FFFFFF"/>
+                      <w:sz w:val="19"/>
+                      <w:szCs w:val="19"/>
+                    </w:rPr>
+                    <w:t xml:space="preserve">Item</w:t>
+                  </w:r>
+                </w:p>
+              </w:tc>
+              <w:tc>
+                <w:tcPr>
+                  <w:tcW w:type="dxa" w:w="2789"/>
+                  <w:shd w:fill="333333" w:color="auto" w:val="clear"/>
+                  <w:tcMar>
+                    <w:top w:type="dxa" w:w="30"/>
+                    <w:left w:type="dxa" w:w="120"/>
+                    <w:bottom w:type="dxa" w:w="30"/>
+                    <w:right w:type="dxa" w:w="120"/>
+                  </w:tcMar>
+                </w:tcPr>
+                <w:p>
+                  <w:pPr>
+                    <w:spacing w:after="0"/>
+                  </w:pPr>
+                  <w:r>
+                    <w:rPr>
+                      <w:rFonts w:ascii="Arial" w:cs="Arial" w:eastAsia="Arial" w:hAnsi="Arial"/>
+                      <w:b/>
+                      <w:bCs/>
+                      <w:color w:val="FFFFFF"/>
+                      <w:sz w:val="19"/>
+                      <w:szCs w:val="19"/>
+                    </w:rPr>
+                    <w:t xml:space="preserve">Date / Initials</w:t>
+                  </w:r>
+                </w:p>
+              </w:tc>
+            </w:tr>
+            <w:tr>
+              <w:tc>
+                <w:tcPr>
+                  <w:tcW w:type="dxa" w:w="697"/>
+                  <w:tcMar>
+                    <w:top w:type="dxa" w:w="30"/>
+                    <w:left w:type="dxa" w:w="120"/>
+                    <w:bottom w:type="dxa" w:w="30"/>
+                    <w:right w:type="dxa" w:w="120"/>
+                  </w:tcMar>
+                </w:tcPr>
+                <w:p>
+                  <w:pPr>
+                    <w:spacing w:after="0"/>
+                  </w:pPr>
+                  <w:r>
+                    <w:rPr>
+                      <w:rFonts w:ascii="Arial" w:cs="Arial" w:eastAsia="Arial" w:hAnsi="Arial"/>
+                      <w:sz w:val="19"/>
+                      <w:szCs w:val="19"/>
+                    </w:rPr>
+                    <w:t xml:space="preserve">☐</w:t>
+                  </w:r>
+                </w:p>
+              </w:tc>
+              <w:tc>
+                <w:tcPr>
+                  <w:tcW w:type="dxa" w:w="6274"/>
+                  <w:tcMar>
+                    <w:top w:type="dxa" w:w="30"/>
+                    <w:left w:type="dxa" w:w="120"/>
+                    <w:bottom w:type="dxa" w:w="30"/>
+                    <w:right w:type="dxa" w:w="120"/>
+                  </w:tcMar>
+                </w:tcPr>
+                <w:p>
+                  <w:pPr>
+                    <w:spacing w:after="0"/>
+                  </w:pPr>
+                  <w:r>
+                    <w:rPr>
+                      <w:rFonts w:ascii="Arial" w:cs="Arial" w:eastAsia="Arial" w:hAnsi="Arial"/>
+                      <w:sz w:val="19"/>
+                      <w:szCs w:val="19"/>
+                    </w:rPr>
+                    <w:t xml:space="preserve">Offer letter signed and returned</w:t>
+                  </w:r>
+                </w:p>
+              </w:tc>
+              <w:tc>
+                <w:tcPr>
+                  <w:tcW w:type="dxa" w:w="2789"/>
+                  <w:tcMar>
+                    <w:top w:type="dxa" w:w="30"/>
+                    <w:left w:type="dxa" w:w="120"/>
+                    <w:bottom w:type="dxa" w:w="30"/>
+                    <w:right w:type="dxa" w:w="120"/>
+                  </w:tcMar>
+                </w:tcPr>
+                <w:p>
+                  <w:pPr>
+                    <w:spacing w:after="0"/>
+                  </w:pPr>
+                  <w:r>
+                    <w:rPr>
+                      <w:rFonts w:ascii="Arial" w:cs="Arial" w:eastAsia="Arial" w:hAnsi="Arial"/>
+                      <w:sz w:val="19"/>
+                      <w:szCs w:val="19"/>
+                    </w:rPr>
+                    <w:t xml:space="preserve"/>
+                  </w:r>
+                </w:p>
+              </w:tc>
+            </w:tr>
+            <w:tr>
+              <w:tc>
+                <w:tcPr>
+                  <w:tcW w:type="dxa" w:w="697"/>
+                  <w:tcMar>
+                    <w:top w:type="dxa" w:w="30"/>
+                    <w:left w:type="dxa" w:w="120"/>
+                    <w:bottom w:type="dxa" w:w="30"/>
+                    <w:right w:type="dxa" w:w="120"/>
+                  </w:tcMar>
+                </w:tcPr>
+                <w:p>
+                  <w:pPr>
+                    <w:spacing w:after="0"/>
+                  </w:pPr>
+                  <w:r>
+                    <w:rPr>
+                      <w:rFonts w:ascii="Arial" w:cs="Arial" w:eastAsia="Arial" w:hAnsi="Arial"/>
+                      <w:sz w:val="19"/>
+                      <w:szCs w:val="19"/>
+                    </w:rPr>
+                    <w:t xml:space="preserve">☐</w:t>
+                  </w:r>
+                </w:p>
+              </w:tc>
+              <w:tc>
+                <w:tcPr>
+                  <w:tcW w:type="dxa" w:w="6274"/>
+                  <w:tcMar>
+                    <w:top w:type="dxa" w:w="30"/>
+                    <w:left w:type="dxa" w:w="120"/>
+                    <w:bottom w:type="dxa" w:w="30"/>
+                    <w:right w:type="dxa" w:w="120"/>
+                  </w:tcMar>
+                </w:tcPr>
+                <w:p>
+                  <w:pPr>
+                    <w:spacing w:after="0"/>
+                  </w:pPr>
+                  <w:r>
+                    <w:rPr>
+                      <w:rFonts w:ascii="Arial" w:cs="Arial" w:eastAsia="Arial" w:hAnsi="Arial"/>
+                      <w:sz w:val="19"/>
+                      <w:szCs w:val="19"/>
+                    </w:rPr>
+                    <w:t xml:space="preserve">Employee Information sheet</w:t>
+                  </w:r>
+                </w:p>
+              </w:tc>
+              <w:tc>
+                <w:tcPr>
+                  <w:tcW w:type="dxa" w:w="2789"/>
+                  <w:tcMar>
+                    <w:top w:type="dxa" w:w="30"/>
+                    <w:left w:type="dxa" w:w="120"/>
+                    <w:bottom w:type="dxa" w:w="30"/>
+                    <w:right w:type="dxa" w:w="120"/>
+                  </w:tcMar>
+                </w:tcPr>
+                <w:p>
+                  <w:pPr>
+                    <w:spacing w:after="0"/>
+                  </w:pPr>
+                  <w:r>
+                    <w:rPr>
+                      <w:rFonts w:ascii="Arial" w:cs="Arial" w:eastAsia="Arial" w:hAnsi="Arial"/>
+                      <w:sz w:val="19"/>
+                      <w:szCs w:val="19"/>
+                    </w:rPr>
+                    <w:t xml:space="preserve"/>
+                  </w:r>
+                </w:p>
+              </w:tc>
+            </w:tr>
+            <w:tr>
+              <w:tc>
+                <w:tcPr>
+                  <w:tcW w:type="dxa" w:w="697"/>
+                  <w:tcMar>
+                    <w:top w:type="dxa" w:w="30"/>
+                    <w:left w:type="dxa" w:w="120"/>
+                    <w:bottom w:type="dxa" w:w="30"/>
+                    <w:right w:type="dxa" w:w="120"/>
+                  </w:tcMar>
+                </w:tcPr>
+                <w:p>
+                  <w:pPr>
+                    <w:spacing w:after="0"/>
+                  </w:pPr>
+                  <w:r>
+                    <w:rPr>
+                      <w:rFonts w:ascii="Arial" w:cs="Arial" w:eastAsia="Arial" w:hAnsi="Arial"/>
+                      <w:sz w:val="19"/>
+                      <w:szCs w:val="19"/>
+                    </w:rPr>
+                    <w:t xml:space="preserve">☐</w:t>
+                  </w:r>
+                </w:p>
+              </w:tc>
+              <w:tc>
+                <w:tcPr>
+                  <w:tcW w:type="dxa" w:w="6274"/>
+                  <w:tcMar>
+                    <w:top w:type="dxa" w:w="30"/>
+                    <w:left w:type="dxa" w:w="120"/>
+                    <w:bottom w:type="dxa" w:w="30"/>
+                    <w:right w:type="dxa" w:w="120"/>
+                  </w:tcMar>
+                </w:tcPr>
+                <w:p>
+                  <w:pPr>
+                    <w:spacing w:after="0"/>
+                  </w:pPr>
+                  <w:r>
+                    <w:rPr>
+                      <w:rFonts w:ascii="Arial" w:cs="Arial" w:eastAsia="Arial" w:hAnsi="Arial"/>
+                      <w:sz w:val="19"/>
+                      <w:szCs w:val="19"/>
+                    </w:rPr>
+                    <w:t xml:space="preserve">UA consent signed</w:t>
+                  </w:r>
+                </w:p>
+              </w:tc>
+              <w:tc>
+                <w:tcPr>
+                  <w:tcW w:type="dxa" w:w="2789"/>
+                  <w:tcMar>
+                    <w:top w:type="dxa" w:w="30"/>
+                    <w:left w:type="dxa" w:w="120"/>
+                    <w:bottom w:type="dxa" w:w="30"/>
+                    <w:right w:type="dxa" w:w="120"/>
+                  </w:tcMar>
+                </w:tcPr>
+                <w:p>
+                  <w:pPr>
+                    <w:spacing w:after="0"/>
+                  </w:pPr>
+                  <w:r>
+                    <w:rPr>
+                      <w:rFonts w:ascii="Arial" w:cs="Arial" w:eastAsia="Arial" w:hAnsi="Arial"/>
+                      <w:sz w:val="19"/>
+                      <w:szCs w:val="19"/>
+                    </w:rPr>
+                    <w:t xml:space="preserve"/>
+                  </w:r>
+                </w:p>
+              </w:tc>
+            </w:tr>
+            <w:tr>
+              <w:tc>
+                <w:tcPr>
+                  <w:tcW w:type="dxa" w:w="697"/>
+                  <w:tcMar>
+                    <w:top w:type="dxa" w:w="30"/>
+                    <w:left w:type="dxa" w:w="120"/>
+                    <w:bottom w:type="dxa" w:w="30"/>
+                    <w:right w:type="dxa" w:w="120"/>
+                  </w:tcMar>
+                </w:tcPr>
+                <w:p>
+                  <w:pPr>
+                    <w:spacing w:after="0"/>
+                  </w:pPr>
+                  <w:r>
+                    <w:rPr>
+                      <w:rFonts w:ascii="Arial" w:cs="Arial" w:eastAsia="Arial" w:hAnsi="Arial"/>
+                      <w:sz w:val="19"/>
+                      <w:szCs w:val="19"/>
+                    </w:rPr>
+                    <w:t xml:space="preserve">☐</w:t>
+                  </w:r>
+                </w:p>
+              </w:tc>
+              <w:tc>
+                <w:tcPr>
+                  <w:tcW w:type="dxa" w:w="6274"/>
+                  <w:tcMar>
+                    <w:top w:type="dxa" w:w="30"/>
+                    <w:left w:type="dxa" w:w="120"/>
+                    <w:bottom w:type="dxa" w:w="30"/>
+                    <w:right w:type="dxa" w:w="120"/>
+                  </w:tcMar>
+                </w:tcPr>
+                <w:p>
+                  <w:pPr>
+                    <w:spacing w:after="0"/>
+                  </w:pPr>
+                  <w:r>
+                    <w:rPr>
+                      <w:rFonts w:ascii="Arial" w:cs="Arial" w:eastAsia="Arial" w:hAnsi="Arial"/>
+                      <w:sz w:val="19"/>
+                      <w:szCs w:val="19"/>
+                    </w:rPr>
+                    <w:t xml:space="preserve">Drug screen result received — negative</w:t>
+                  </w:r>
+                </w:p>
+              </w:tc>
+              <w:tc>
+                <w:tcPr>
+                  <w:tcW w:type="dxa" w:w="2789"/>
+                  <w:tcMar>
+                    <w:top w:type="dxa" w:w="30"/>
+                    <w:left w:type="dxa" w:w="120"/>
+                    <w:bottom w:type="dxa" w:w="30"/>
+                    <w:right w:type="dxa" w:w="120"/>
+                  </w:tcMar>
+                </w:tcPr>
+                <w:p>
+                  <w:pPr>
+                    <w:spacing w:after="0"/>
+                  </w:pPr>
+                  <w:r>
+                    <w:rPr>
+                      <w:rFonts w:ascii="Arial" w:cs="Arial" w:eastAsia="Arial" w:hAnsi="Arial"/>
+                      <w:sz w:val="19"/>
+                      <w:szCs w:val="19"/>
+                    </w:rPr>
+                    <w:t xml:space="preserve"/>
+                  </w:r>
+                </w:p>
+              </w:tc>
+            </w:tr>
+            <w:tr>
+              <w:tc>
+                <w:tcPr>
+                  <w:tcW w:type="dxa" w:w="697"/>
+                  <w:tcMar>
+                    <w:top w:type="dxa" w:w="30"/>
+                    <w:left w:type="dxa" w:w="120"/>
+                    <w:bottom w:type="dxa" w:w="30"/>
+                    <w:right w:type="dxa" w:w="120"/>
+                  </w:tcMar>
+                </w:tcPr>
+                <w:p>
+                  <w:pPr>
+                    <w:spacing w:after="0"/>
+                  </w:pPr>
+                  <w:r>
+                    <w:rPr>
+                      <w:rFonts w:ascii="Arial" w:cs="Arial" w:eastAsia="Arial" w:hAnsi="Arial"/>
+                      <w:sz w:val="19"/>
+                      <w:szCs w:val="19"/>
+                    </w:rPr>
+                    <w:t xml:space="preserve">☐</w:t>
+                  </w:r>
+                </w:p>
+              </w:tc>
+              <w:tc>
+                <w:tcPr>
+                  <w:tcW w:type="dxa" w:w="6274"/>
+                  <w:tcMar>
+                    <w:top w:type="dxa" w:w="30"/>
+                    <w:left w:type="dxa" w:w="120"/>
+                    <w:bottom w:type="dxa" w:w="30"/>
+                    <w:right w:type="dxa" w:w="120"/>
+                  </w:tcMar>
+                </w:tcPr>
+                <w:p>
+                  <w:pPr>
+                    <w:spacing w:after="0"/>
+                  </w:pPr>
+                  <w:r>
+                    <w:rPr>
+                      <w:rFonts w:ascii="Arial" w:cs="Arial" w:eastAsia="Arial" w:hAnsi="Arial"/>
+                      <w:sz w:val="19"/>
+                      <w:szCs w:val="19"/>
+                    </w:rPr>
+                    <w:t xml:space="preserve">FCRA disclosure + Summary of Rights given</w:t>
+                  </w:r>
+                </w:p>
+              </w:tc>
+              <w:tc>
+                <w:tcPr>
+                  <w:tcW w:type="dxa" w:w="2789"/>
+                  <w:tcMar>
+                    <w:top w:type="dxa" w:w="30"/>
+                    <w:left w:type="dxa" w:w="120"/>
+                    <w:bottom w:type="dxa" w:w="30"/>
+                    <w:right w:type="dxa" w:w="120"/>
+                  </w:tcMar>
+                </w:tcPr>
+                <w:p>
+                  <w:pPr>
+                    <w:spacing w:after="0"/>
+                  </w:pPr>
+                  <w:r>
+                    <w:rPr>
+                      <w:rFonts w:ascii="Arial" w:cs="Arial" w:eastAsia="Arial" w:hAnsi="Arial"/>
+                      <w:sz w:val="19"/>
+                      <w:szCs w:val="19"/>
+                    </w:rPr>
+                    <w:t xml:space="preserve"/>
+                  </w:r>
+                </w:p>
+              </w:tc>
+            </w:tr>
+            <w:tr>
+              <w:tc>
+                <w:tcPr>
+                  <w:tcW w:type="dxa" w:w="697"/>
+                  <w:tcMar>
+                    <w:top w:type="dxa" w:w="30"/>
+                    <w:left w:type="dxa" w:w="120"/>
+                    <w:bottom w:type="dxa" w:w="30"/>
+                    <w:right w:type="dxa" w:w="120"/>
+                  </w:tcMar>
+                </w:tcPr>
+                <w:p>
+                  <w:pPr>
+                    <w:spacing w:after="0"/>
+                  </w:pPr>
+                  <w:r>
+                    <w:rPr>
+                      <w:rFonts w:ascii="Arial" w:cs="Arial" w:eastAsia="Arial" w:hAnsi="Arial"/>
+                      <w:sz w:val="19"/>
+                      <w:szCs w:val="19"/>
+                    </w:rPr>
+                    <w:t xml:space="preserve">☐</w:t>
+                  </w:r>
+                </w:p>
+              </w:tc>
+              <w:tc>
+                <w:tcPr>
+                  <w:tcW w:type="dxa" w:w="6274"/>
+                  <w:tcMar>
+                    <w:top w:type="dxa" w:w="30"/>
+                    <w:left w:type="dxa" w:w="120"/>
+                    <w:bottom w:type="dxa" w:w="30"/>
+                    <w:right w:type="dxa" w:w="120"/>
+                  </w:tcMar>
+                </w:tcPr>
+                <w:p>
+                  <w:pPr>
+                    <w:spacing w:after="0"/>
+                  </w:pPr>
+                  <w:r>
+                    <w:rPr>
+                      <w:rFonts w:ascii="Arial" w:cs="Arial" w:eastAsia="Arial" w:hAnsi="Arial"/>
+                      <w:sz w:val="19"/>
+                      <w:szCs w:val="19"/>
+                    </w:rPr>
+                    <w:t xml:space="preserve">Background authorization signed</w:t>
+                  </w:r>
+                </w:p>
+              </w:tc>
+              <w:tc>
+                <w:tcPr>
+                  <w:tcW w:type="dxa" w:w="2789"/>
+                  <w:tcMar>
+                    <w:top w:type="dxa" w:w="30"/>
+                    <w:left w:type="dxa" w:w="120"/>
+                    <w:bottom w:type="dxa" w:w="30"/>
+                    <w:right w:type="dxa" w:w="120"/>
+                  </w:tcMar>
+                </w:tcPr>
+                <w:p>
+                  <w:pPr>
+                    <w:spacing w:after="0"/>
+                  </w:pPr>
+                  <w:r>
+                    <w:rPr>
+                      <w:rFonts w:ascii="Arial" w:cs="Arial" w:eastAsia="Arial" w:hAnsi="Arial"/>
+                      <w:sz w:val="19"/>
+                      <w:szCs w:val="19"/>
+                    </w:rPr>
+                    <w:t xml:space="preserve"/>
+                  </w:r>
+                </w:p>
+              </w:tc>
+            </w:tr>
+            <w:tr>
+              <w:tc>
+                <w:tcPr>
+                  <w:tcW w:type="dxa" w:w="697"/>
+                  <w:tcMar>
+                    <w:top w:type="dxa" w:w="30"/>
+                    <w:left w:type="dxa" w:w="120"/>
+                    <w:bottom w:type="dxa" w:w="30"/>
+                    <w:right w:type="dxa" w:w="120"/>
+                  </w:tcMar>
+                </w:tcPr>
+                <w:p>
+                  <w:pPr>
+                    <w:spacing w:after="0"/>
+                  </w:pPr>
+                  <w:r>
+                    <w:rPr>
+                      <w:rFonts w:ascii="Arial" w:cs="Arial" w:eastAsia="Arial" w:hAnsi="Arial"/>
+                      <w:sz w:val="19"/>
+                      <w:szCs w:val="19"/>
+                    </w:rPr>
+                    <w:t xml:space="preserve">☐</w:t>
+                  </w:r>
+                </w:p>
+              </w:tc>
+              <w:tc>
+                <w:tcPr>
+                  <w:tcW w:type="dxa" w:w="6274"/>
+                  <w:tcMar>
+                    <w:top w:type="dxa" w:w="30"/>
+                    <w:left w:type="dxa" w:w="120"/>
+                    <w:bottom w:type="dxa" w:w="30"/>
+                    <w:right w:type="dxa" w:w="120"/>
+                  </w:tcMar>
+                </w:tcPr>
+                <w:p>
+                  <w:pPr>
+                    <w:spacing w:after="0"/>
+                  </w:pPr>
+                  <w:r>
+                    <w:rPr>
+                      <w:rFonts w:ascii="Arial" w:cs="Arial" w:eastAsia="Arial" w:hAnsi="Arial"/>
+                      <w:sz w:val="19"/>
+                      <w:szCs w:val="19"/>
+                    </w:rPr>
+                    <w:t xml:space="preserve">Background report reviewed / cleared</w:t>
+                  </w:r>
+                </w:p>
+              </w:tc>
+              <w:tc>
+                <w:tcPr>
+                  <w:tcW w:type="dxa" w:w="2789"/>
+                  <w:tcMar>
+                    <w:top w:type="dxa" w:w="30"/>
+                    <w:left w:type="dxa" w:w="120"/>
+                    <w:bottom w:type="dxa" w:w="30"/>
+                    <w:right w:type="dxa" w:w="120"/>
+                  </w:tcMar>
+                </w:tcPr>
+                <w:p>
+                  <w:pPr>
+                    <w:spacing w:after="0"/>
+                  </w:pPr>
+                  <w:r>
+                    <w:rPr>
+                      <w:rFonts w:ascii="Arial" w:cs="Arial" w:eastAsia="Arial" w:hAnsi="Arial"/>
+                      <w:sz w:val="19"/>
+                      <w:szCs w:val="19"/>
+                    </w:rPr>
+                    <w:t xml:space="preserve"/>
+                  </w:r>
+                </w:p>
+              </w:tc>
+            </w:tr>
+            <w:tr>
+              <w:tc>
+                <w:tcPr>
+                  <w:tcW w:type="dxa" w:w="697"/>
+                  <w:tcMar>
+                    <w:top w:type="dxa" w:w="30"/>
+                    <w:left w:type="dxa" w:w="120"/>
+                    <w:bottom w:type="dxa" w:w="30"/>
+                    <w:right w:type="dxa" w:w="120"/>
+                  </w:tcMar>
+                </w:tcPr>
+                <w:p>
+                  <w:pPr>
+                    <w:spacing w:after="0"/>
+                  </w:pPr>
+                  <w:r>
+                    <w:rPr>
+                      <w:rFonts w:ascii="Arial" w:cs="Arial" w:eastAsia="Arial" w:hAnsi="Arial"/>
+                      <w:sz w:val="19"/>
+                      <w:szCs w:val="19"/>
+                    </w:rPr>
+                    <w:t xml:space="preserve">☐</w:t>
+                  </w:r>
+                </w:p>
+              </w:tc>
+              <w:tc>
+                <w:tcPr>
+                  <w:tcW w:type="dxa" w:w="6274"/>
+                  <w:tcMar>
+                    <w:top w:type="dxa" w:w="30"/>
+                    <w:left w:type="dxa" w:w="120"/>
+                    <w:bottom w:type="dxa" w:w="30"/>
+                    <w:right w:type="dxa" w:w="120"/>
+                  </w:tcMar>
+                </w:tcPr>
+                <w:p>
+                  <w:pPr>
+                    <w:spacing w:after="0"/>
+                  </w:pPr>
+                  <w:r>
+                    <w:rPr>
+                      <w:rFonts w:ascii="Arial" w:cs="Arial" w:eastAsia="Arial" w:hAnsi="Arial"/>
+                      <w:sz w:val="19"/>
+                      <w:szCs w:val="19"/>
+                    </w:rPr>
+                    <w:t xml:space="preserve">References and past employers called</w:t>
+                  </w:r>
+                </w:p>
+              </w:tc>
+              <w:tc>
+                <w:tcPr>
+                  <w:tcW w:type="dxa" w:w="2789"/>
+                  <w:tcMar>
+                    <w:top w:type="dxa" w:w="30"/>
+                    <w:left w:type="dxa" w:w="120"/>
+                    <w:bottom w:type="dxa" w:w="30"/>
+                    <w:right w:type="dxa" w:w="120"/>
+                  </w:tcMar>
+                </w:tcPr>
+                <w:p>
+                  <w:pPr>
+                    <w:spacing w:after="0"/>
+                  </w:pPr>
+                  <w:r>
+                    <w:rPr>
+                      <w:rFonts w:ascii="Arial" w:cs="Arial" w:eastAsia="Arial" w:hAnsi="Arial"/>
+                      <w:sz w:val="19"/>
+                      <w:szCs w:val="19"/>
+                    </w:rPr>
+                    <w:t xml:space="preserve"/>
+                  </w:r>
+                </w:p>
+              </w:tc>
+            </w:tr>
+            <w:tr>
+              <w:tc>
+                <w:tcPr>
+                  <w:tcW w:type="dxa" w:w="697"/>
+                  <w:tcMar>
+                    <w:top w:type="dxa" w:w="30"/>
+                    <w:left w:type="dxa" w:w="120"/>
+                    <w:bottom w:type="dxa" w:w="30"/>
+                    <w:right w:type="dxa" w:w="120"/>
+                  </w:tcMar>
+                </w:tcPr>
+                <w:p>
+                  <w:pPr>
+                    <w:spacing w:after="0"/>
+                  </w:pPr>
+                  <w:r>
+                    <w:rPr>
+                      <w:rFonts w:ascii="Arial" w:cs="Arial" w:eastAsia="Arial" w:hAnsi="Arial"/>
+                      <w:sz w:val="19"/>
+                      <w:szCs w:val="19"/>
+                    </w:rPr>
+                    <w:t xml:space="preserve">☐</w:t>
+                  </w:r>
+                </w:p>
+              </w:tc>
+              <w:tc>
+                <w:tcPr>
+                  <w:tcW w:type="dxa" w:w="6274"/>
+                  <w:tcMar>
+                    <w:top w:type="dxa" w:w="30"/>
+                    <w:left w:type="dxa" w:w="120"/>
+                    <w:bottom w:type="dxa" w:w="30"/>
+                    <w:right w:type="dxa" w:w="120"/>
+                  </w:tcMar>
+                </w:tcPr>
+                <w:p>
+                  <w:pPr>
+                    <w:spacing w:after="0"/>
+                  </w:pPr>
+                  <w:r>
+                    <w:rPr>
+                      <w:rFonts w:ascii="Arial" w:cs="Arial" w:eastAsia="Arial" w:hAnsi="Arial"/>
+                      <w:sz w:val="19"/>
+                      <w:szCs w:val="19"/>
+                    </w:rPr>
+                    <w:t xml:space="preserve">Driver’s license copied (if driving)</w:t>
+                  </w:r>
+                </w:p>
+              </w:tc>
+              <w:tc>
+                <w:tcPr>
+                  <w:tcW w:type="dxa" w:w="2789"/>
+                  <w:tcMar>
+                    <w:top w:type="dxa" w:w="30"/>
+                    <w:left w:type="dxa" w:w="120"/>
+                    <w:bottom w:type="dxa" w:w="30"/>
+                    <w:right w:type="dxa" w:w="120"/>
+                  </w:tcMar>
+                </w:tcPr>
+                <w:p>
+                  <w:pPr>
+                    <w:spacing w:after="0"/>
+                  </w:pPr>
+                  <w:r>
+                    <w:rPr>
+                      <w:rFonts w:ascii="Arial" w:cs="Arial" w:eastAsia="Arial" w:hAnsi="Arial"/>
+                      <w:sz w:val="19"/>
+                      <w:szCs w:val="19"/>
+                    </w:rPr>
+                    <w:t xml:space="preserve"/>
+                  </w:r>
+                </w:p>
+              </w:tc>
+            </w:tr>
+            <w:tr>
+              <w:tc>
+                <w:tcPr>
+                  <w:tcW w:type="dxa" w:w="697"/>
+                  <w:tcMar>
+                    <w:top w:type="dxa" w:w="30"/>
+                    <w:left w:type="dxa" w:w="120"/>
+                    <w:bottom w:type="dxa" w:w="30"/>
+                    <w:right w:type="dxa" w:w="120"/>
+                  </w:tcMar>
+                </w:tcPr>
+                <w:p>
+                  <w:pPr>
+                    <w:spacing w:after="0"/>
+                  </w:pPr>
+                  <w:r>
+                    <w:rPr>
+                      <w:rFonts w:ascii="Arial" w:cs="Arial" w:eastAsia="Arial" w:hAnsi="Arial"/>
+                      <w:sz w:val="19"/>
+                      <w:szCs w:val="19"/>
+                    </w:rPr>
+                    <w:t xml:space="preserve">☐</w:t>
+                  </w:r>
+                </w:p>
+              </w:tc>
+              <w:tc>
+                <w:tcPr>
+                  <w:tcW w:type="dxa" w:w="6274"/>
+                  <w:tcMar>
+                    <w:top w:type="dxa" w:w="30"/>
+                    <w:left w:type="dxa" w:w="120"/>
+                    <w:bottom w:type="dxa" w:w="30"/>
+                    <w:right w:type="dxa" w:w="120"/>
+                  </w:tcMar>
+                </w:tcPr>
+                <w:p>
+                  <w:pPr>
+                    <w:spacing w:after="0"/>
+                  </w:pPr>
+                  <w:r>
+                    <w:rPr>
+                      <w:rFonts w:ascii="Arial" w:cs="Arial" w:eastAsia="Arial" w:hAnsi="Arial"/>
+                      <w:sz w:val="19"/>
+                      <w:szCs w:val="19"/>
+                    </w:rPr>
+                    <w:t xml:space="preserve">MVR ordered / approved</w:t>
+                  </w:r>
+                </w:p>
+              </w:tc>
+              <w:tc>
+                <w:tcPr>
+                  <w:tcW w:type="dxa" w:w="2789"/>
+                  <w:tcMar>
+                    <w:top w:type="dxa" w:w="30"/>
+                    <w:left w:type="dxa" w:w="120"/>
+                    <w:bottom w:type="dxa" w:w="30"/>
+                    <w:right w:type="dxa" w:w="120"/>
+                  </w:tcMar>
+                </w:tcPr>
+                <w:p>
+                  <w:pPr>
+                    <w:spacing w:after="0"/>
+                  </w:pPr>
+                  <w:r>
+                    <w:rPr>
+                      <w:rFonts w:ascii="Arial" w:cs="Arial" w:eastAsia="Arial" w:hAnsi="Arial"/>
+                      <w:sz w:val="19"/>
+                      <w:szCs w:val="19"/>
+                    </w:rPr>
+                    <w:t xml:space="preserve"/>
+                  </w:r>
+                </w:p>
+              </w:tc>
+            </w:tr>
+            <w:tr>
+              <w:tc>
+                <w:tcPr>
+                  <w:tcW w:type="dxa" w:w="697"/>
+                  <w:tcMar>
+                    <w:top w:type="dxa" w:w="30"/>
+                    <w:left w:type="dxa" w:w="120"/>
+                    <w:bottom w:type="dxa" w:w="30"/>
+                    <w:right w:type="dxa" w:w="120"/>
+                  </w:tcMar>
+                </w:tcPr>
+                <w:p>
+                  <w:pPr>
+                    <w:spacing w:after="0"/>
+                  </w:pPr>
+                  <w:r>
+                    <w:rPr>
+                      <w:rFonts w:ascii="Arial" w:cs="Arial" w:eastAsia="Arial" w:hAnsi="Arial"/>
+                      <w:sz w:val="19"/>
+                      <w:szCs w:val="19"/>
+                    </w:rPr>
+                    <w:t xml:space="preserve">☐</w:t>
+                  </w:r>
+                </w:p>
+              </w:tc>
+              <w:tc>
+                <w:tcPr>
+                  <w:tcW w:type="dxa" w:w="6274"/>
+                  <w:tcMar>
+                    <w:top w:type="dxa" w:w="30"/>
+                    <w:left w:type="dxa" w:w="120"/>
+                    <w:bottom w:type="dxa" w:w="30"/>
+                    <w:right w:type="dxa" w:w="120"/>
+                  </w:tcMar>
+                </w:tcPr>
+                <w:p>
+                  <w:pPr>
+                    <w:spacing w:after="0"/>
+                  </w:pPr>
+                  <w:r>
+                    <w:rPr>
+                      <w:rFonts w:ascii="Arial" w:cs="Arial" w:eastAsia="Arial" w:hAnsi="Arial"/>
+                      <w:sz w:val="19"/>
+                      <w:szCs w:val="19"/>
+                    </w:rPr>
+                    <w:t xml:space="preserve">Safety cards and weld certs copied; weld test done</w:t>
+                  </w:r>
+                </w:p>
+              </w:tc>
+              <w:tc>
+                <w:tcPr>
+                  <w:tcW w:type="dxa" w:w="2789"/>
+                  <w:tcMar>
+                    <w:top w:type="dxa" w:w="30"/>
+                    <w:left w:type="dxa" w:w="120"/>
+                    <w:bottom w:type="dxa" w:w="30"/>
+                    <w:right w:type="dxa" w:w="120"/>
+                  </w:tcMar>
+                </w:tcPr>
+                <w:p>
+                  <w:pPr>
+                    <w:spacing w:after="0"/>
+                  </w:pPr>
+                  <w:r>
+                    <w:rPr>
+                      <w:rFonts w:ascii="Arial" w:cs="Arial" w:eastAsia="Arial" w:hAnsi="Arial"/>
+                      <w:sz w:val="19"/>
+                      <w:szCs w:val="19"/>
+                    </w:rPr>
+                    <w:t xml:space="preserve"/>
+                  </w:r>
+                </w:p>
+              </w:tc>
+            </w:tr>
+            <w:tr>
+              <w:tc>
+                <w:tcPr>
+                  <w:tcW w:type="dxa" w:w="697"/>
+                  <w:tcMar>
+                    <w:top w:type="dxa" w:w="30"/>
+                    <w:left w:type="dxa" w:w="120"/>
+                    <w:bottom w:type="dxa" w:w="30"/>
+                    <w:right w:type="dxa" w:w="120"/>
+                  </w:tcMar>
+                </w:tcPr>
+                <w:p>
+                  <w:pPr>
+                    <w:spacing w:after="0"/>
+                  </w:pPr>
+                  <w:r>
+                    <w:rPr>
+                      <w:rFonts w:ascii="Arial" w:cs="Arial" w:eastAsia="Arial" w:hAnsi="Arial"/>
+                      <w:sz w:val="19"/>
+                      <w:szCs w:val="19"/>
+                    </w:rPr>
+                    <w:t xml:space="preserve">☐</w:t>
+                  </w:r>
+                </w:p>
+              </w:tc>
+              <w:tc>
+                <w:tcPr>
+                  <w:tcW w:type="dxa" w:w="6274"/>
+                  <w:tcMar>
+                    <w:top w:type="dxa" w:w="30"/>
+                    <w:left w:type="dxa" w:w="120"/>
+                    <w:bottom w:type="dxa" w:w="30"/>
+                    <w:right w:type="dxa" w:w="120"/>
+                  </w:tcMar>
+                </w:tcPr>
+                <w:p>
+                  <w:pPr>
+                    <w:spacing w:after="0"/>
+                  </w:pPr>
+                  <w:r>
+                    <w:rPr>
+                      <w:rFonts w:ascii="Arial" w:cs="Arial" w:eastAsia="Arial" w:hAnsi="Arial"/>
+                      <w:sz w:val="19"/>
+                      <w:szCs w:val="19"/>
+                    </w:rPr>
+                    <w:t xml:space="preserve">I-9 Section 1 (by day 1)</w:t>
+                  </w:r>
+                </w:p>
+              </w:tc>
+              <w:tc>
+                <w:tcPr>
+                  <w:tcW w:type="dxa" w:w="2789"/>
+                  <w:tcMar>
+                    <w:top w:type="dxa" w:w="30"/>
+                    <w:left w:type="dxa" w:w="120"/>
+                    <w:bottom w:type="dxa" w:w="30"/>
+                    <w:right w:type="dxa" w:w="120"/>
+                  </w:tcMar>
+                </w:tcPr>
+                <w:p>
+                  <w:pPr>
+                    <w:spacing w:after="0"/>
+                  </w:pPr>
+                  <w:r>
+                    <w:rPr>
+                      <w:rFonts w:ascii="Arial" w:cs="Arial" w:eastAsia="Arial" w:hAnsi="Arial"/>
+                      <w:sz w:val="19"/>
+                      <w:szCs w:val="19"/>
+                    </w:rPr>
+                    <w:t xml:space="preserve"/>
+                  </w:r>
+                </w:p>
+              </w:tc>
+            </w:tr>
+            <w:tr>
+              <w:tc>
+                <w:tcPr>
+                  <w:tcW w:type="dxa" w:w="697"/>
+                  <w:tcMar>
+                    <w:top w:type="dxa" w:w="30"/>
+                    <w:left w:type="dxa" w:w="120"/>
+                    <w:bottom w:type="dxa" w:w="30"/>
+                    <w:right w:type="dxa" w:w="120"/>
+                  </w:tcMar>
+                </w:tcPr>
+                <w:p>
+                  <w:pPr>
+                    <w:spacing w:after="0"/>
+                  </w:pPr>
+                  <w:r>
+                    <w:rPr>
+                      <w:rFonts w:ascii="Arial" w:cs="Arial" w:eastAsia="Arial" w:hAnsi="Arial"/>
+                      <w:sz w:val="19"/>
+                      <w:szCs w:val="19"/>
+                    </w:rPr>
+                    <w:t xml:space="preserve">☐</w:t>
+                  </w:r>
+                </w:p>
+              </w:tc>
+              <w:tc>
+                <w:tcPr>
+                  <w:tcW w:type="dxa" w:w="6274"/>
+                  <w:tcMar>
+                    <w:top w:type="dxa" w:w="30"/>
+                    <w:left w:type="dxa" w:w="120"/>
+                    <w:bottom w:type="dxa" w:w="30"/>
+                    <w:right w:type="dxa" w:w="120"/>
+                  </w:tcMar>
+                </w:tcPr>
+                <w:p>
+                  <w:pPr>
+                    <w:spacing w:after="0"/>
+                  </w:pPr>
+                  <w:r>
+                    <w:rPr>
+                      <w:rFonts w:ascii="Arial" w:cs="Arial" w:eastAsia="Arial" w:hAnsi="Arial"/>
+                      <w:sz w:val="19"/>
+                      <w:szCs w:val="19"/>
+                    </w:rPr>
+                    <w:t xml:space="preserve">I-9 Section 2 (within 3 business days)</w:t>
+                  </w:r>
+                </w:p>
+              </w:tc>
+              <w:tc>
+                <w:tcPr>
+                  <w:tcW w:type="dxa" w:w="2789"/>
+                  <w:tcMar>
+                    <w:top w:type="dxa" w:w="30"/>
+                    <w:left w:type="dxa" w:w="120"/>
+                    <w:bottom w:type="dxa" w:w="30"/>
+                    <w:right w:type="dxa" w:w="120"/>
+                  </w:tcMar>
+                </w:tcPr>
+                <w:p>
+                  <w:pPr>
+                    <w:spacing w:after="0"/>
+                  </w:pPr>
+                  <w:r>
+                    <w:rPr>
+                      <w:rFonts w:ascii="Arial" w:cs="Arial" w:eastAsia="Arial" w:hAnsi="Arial"/>
+                      <w:sz w:val="19"/>
+                      <w:szCs w:val="19"/>
+                    </w:rPr>
+                    <w:t xml:space="preserve"/>
+                  </w:r>
+                </w:p>
+              </w:tc>
+            </w:tr>
+            <w:tr>
+              <w:tc>
+                <w:tcPr>
+                  <w:tcW w:type="dxa" w:w="697"/>
+                  <w:tcMar>
+                    <w:top w:type="dxa" w:w="30"/>
+                    <w:left w:type="dxa" w:w="120"/>
+                    <w:bottom w:type="dxa" w:w="30"/>
+                    <w:right w:type="dxa" w:w="120"/>
+                  </w:tcMar>
+                </w:tcPr>
+                <w:p>
+                  <w:pPr>
+                    <w:spacing w:after="0"/>
+                  </w:pPr>
+                  <w:r>
+                    <w:rPr>
+                      <w:rFonts w:ascii="Arial" w:cs="Arial" w:eastAsia="Arial" w:hAnsi="Arial"/>
+                      <w:sz w:val="19"/>
+                      <w:szCs w:val="19"/>
+                    </w:rPr>
+                    <w:t xml:space="preserve">☐</w:t>
+                  </w:r>
+                </w:p>
+              </w:tc>
+              <w:tc>
+                <w:tcPr>
+                  <w:tcW w:type="dxa" w:w="6274"/>
+                  <w:tcMar>
+                    <w:top w:type="dxa" w:w="30"/>
+                    <w:left w:type="dxa" w:w="120"/>
+                    <w:bottom w:type="dxa" w:w="30"/>
+                    <w:right w:type="dxa" w:w="120"/>
+                  </w:tcMar>
+                </w:tcPr>
+                <w:p>
+                  <w:pPr>
+                    <w:spacing w:after="0"/>
+                  </w:pPr>
+                  <w:r>
+                    <w:rPr>
+                      <w:rFonts w:ascii="Arial" w:cs="Arial" w:eastAsia="Arial" w:hAnsi="Arial"/>
+                      <w:sz w:val="19"/>
+                      <w:szCs w:val="19"/>
+                    </w:rPr>
+                    <w:t xml:space="preserve">W-4 received and entered in payroll</w:t>
+                  </w:r>
+                </w:p>
+              </w:tc>
+              <w:tc>
+                <w:tcPr>
+                  <w:tcW w:type="dxa" w:w="2789"/>
+                  <w:tcMar>
+                    <w:top w:type="dxa" w:w="30"/>
+                    <w:left w:type="dxa" w:w="120"/>
+                    <w:bottom w:type="dxa" w:w="30"/>
+                    <w:right w:type="dxa" w:w="120"/>
+                  </w:tcMar>
+                </w:tcPr>
+                <w:p>
+                  <w:pPr>
+                    <w:spacing w:after="0"/>
+                  </w:pPr>
+                  <w:r>
+                    <w:rPr>
+                      <w:rFonts w:ascii="Arial" w:cs="Arial" w:eastAsia="Arial" w:hAnsi="Arial"/>
+                      <w:sz w:val="19"/>
+                      <w:szCs w:val="19"/>
+                    </w:rPr>
+                    <w:t xml:space="preserve"/>
+                  </w:r>
+                </w:p>
+              </w:tc>
+            </w:tr>
+            <w:tr>
+              <w:tc>
+                <w:tcPr>
+                  <w:tcW w:type="dxa" w:w="697"/>
+                  <w:tcMar>
+                    <w:top w:type="dxa" w:w="30"/>
+                    <w:left w:type="dxa" w:w="120"/>
+                    <w:bottom w:type="dxa" w:w="30"/>
+                    <w:right w:type="dxa" w:w="120"/>
+                  </w:tcMar>
+                </w:tcPr>
+                <w:p>
+                  <w:pPr>
+                    <w:spacing w:after="0"/>
+                  </w:pPr>
+                  <w:r>
+                    <w:rPr>
+                      <w:rFonts w:ascii="Arial" w:cs="Arial" w:eastAsia="Arial" w:hAnsi="Arial"/>
+                      <w:sz w:val="19"/>
+                      <w:szCs w:val="19"/>
+                    </w:rPr>
+                    <w:t xml:space="preserve">☐</w:t>
+                  </w:r>
+                </w:p>
+              </w:tc>
+              <w:tc>
+                <w:tcPr>
+                  <w:tcW w:type="dxa" w:w="6274"/>
+                  <w:tcMar>
+                    <w:top w:type="dxa" w:w="30"/>
+                    <w:left w:type="dxa" w:w="120"/>
+                    <w:bottom w:type="dxa" w:w="30"/>
+                    <w:right w:type="dxa" w:w="120"/>
+                  </w:tcMar>
+                </w:tcPr>
+                <w:p>
+                  <w:pPr>
+                    <w:spacing w:after="0"/>
+                  </w:pPr>
+                  <w:r>
+                    <w:rPr>
+                      <w:rFonts w:ascii="Arial" w:cs="Arial" w:eastAsia="Arial" w:hAnsi="Arial"/>
+                      <w:sz w:val="19"/>
+                      <w:szCs w:val="19"/>
+                    </w:rPr>
+                    <w:t xml:space="preserve">Direct deposit form + voided check received and entered (if requested)</w:t>
+                  </w:r>
+                </w:p>
+              </w:tc>
+              <w:tc>
+                <w:tcPr>
+                  <w:tcW w:type="dxa" w:w="2789"/>
+                  <w:tcMar>
+                    <w:top w:type="dxa" w:w="30"/>
+                    <w:left w:type="dxa" w:w="120"/>
+                    <w:bottom w:type="dxa" w:w="30"/>
+                    <w:right w:type="dxa" w:w="120"/>
+                  </w:tcMar>
+                </w:tcPr>
+                <w:p>
+                  <w:pPr>
+                    <w:spacing w:after="0"/>
+                  </w:pPr>
+                  <w:r>
+                    <w:rPr>
+                      <w:rFonts w:ascii="Arial" w:cs="Arial" w:eastAsia="Arial" w:hAnsi="Arial"/>
+                      <w:sz w:val="19"/>
+                      <w:szCs w:val="19"/>
+                    </w:rPr>
+                    <w:t xml:space="preserve"/>
+                  </w:r>
+                </w:p>
+              </w:tc>
+            </w:tr>
+            <w:tr>
+              <w:tc>
+                <w:tcPr>
+                  <w:tcW w:type="dxa" w:w="697"/>
+                  <w:tcMar>
+                    <w:top w:type="dxa" w:w="30"/>
+                    <w:left w:type="dxa" w:w="120"/>
+                    <w:bottom w:type="dxa" w:w="30"/>
+                    <w:right w:type="dxa" w:w="120"/>
+                  </w:tcMar>
+                </w:tcPr>
+                <w:p>
+                  <w:pPr>
+                    <w:spacing w:after="0"/>
+                  </w:pPr>
+                  <w:r>
+                    <w:rPr>
+                      <w:rFonts w:ascii="Arial" w:cs="Arial" w:eastAsia="Arial" w:hAnsi="Arial"/>
+                      <w:sz w:val="19"/>
+                      <w:szCs w:val="19"/>
+                    </w:rPr>
+                    <w:t xml:space="preserve">☐</w:t>
+                  </w:r>
+                </w:p>
+              </w:tc>
+              <w:tc>
+                <w:tcPr>
+                  <w:tcW w:type="dxa" w:w="6274"/>
+                  <w:tcMar>
+                    <w:top w:type="dxa" w:w="30"/>
+                    <w:left w:type="dxa" w:w="120"/>
+                    <w:bottom w:type="dxa" w:w="30"/>
+                    <w:right w:type="dxa" w:w="120"/>
+                  </w:tcMar>
+                </w:tcPr>
+                <w:p>
+                  <w:pPr>
+                    <w:spacing w:after="0"/>
+                  </w:pPr>
+                  <w:r>
+                    <w:rPr>
+                      <w:rFonts w:ascii="Arial" w:cs="Arial" w:eastAsia="Arial" w:hAnsi="Arial"/>
+                      <w:sz w:val="19"/>
+                      <w:szCs w:val="19"/>
+                    </w:rPr>
+                    <w:t xml:space="preserve">Payroll deduction authorization signed (if used)</w:t>
+                  </w:r>
+                </w:p>
+              </w:tc>
+              <w:tc>
+                <w:tcPr>
+                  <w:tcW w:type="dxa" w:w="2789"/>
+                  <w:tcMar>
+                    <w:top w:type="dxa" w:w="30"/>
+                    <w:left w:type="dxa" w:w="120"/>
+                    <w:bottom w:type="dxa" w:w="30"/>
+                    <w:right w:type="dxa" w:w="120"/>
+                  </w:tcMar>
+                </w:tcPr>
+                <w:p>
+                  <w:pPr>
+                    <w:spacing w:after="0"/>
+                  </w:pPr>
+                  <w:r>
+                    <w:rPr>
+                      <w:rFonts w:ascii="Arial" w:cs="Arial" w:eastAsia="Arial" w:hAnsi="Arial"/>
+                      <w:sz w:val="19"/>
+                      <w:szCs w:val="19"/>
+                    </w:rPr>
+                    <w:t xml:space="preserve"/>
+                  </w:r>
+                </w:p>
+              </w:tc>
+            </w:tr>
+            <w:tr>
+              <w:tc>
+                <w:tcPr>
+                  <w:tcW w:type="dxa" w:w="697"/>
+                  <w:tcMar>
+                    <w:top w:type="dxa" w:w="30"/>
+                    <w:left w:type="dxa" w:w="120"/>
+                    <w:bottom w:type="dxa" w:w="30"/>
+                    <w:right w:type="dxa" w:w="120"/>
+                  </w:tcMar>
+                </w:tcPr>
+                <w:p>
+                  <w:pPr>
+                    <w:spacing w:after="0"/>
+                  </w:pPr>
+                  <w:r>
+                    <w:rPr>
+                      <w:rFonts w:ascii="Arial" w:cs="Arial" w:eastAsia="Arial" w:hAnsi="Arial"/>
+                      <w:sz w:val="19"/>
+                      <w:szCs w:val="19"/>
+                    </w:rPr>
+                    <w:t xml:space="preserve">☐</w:t>
+                  </w:r>
+                </w:p>
+              </w:tc>
+              <w:tc>
+                <w:tcPr>
+                  <w:tcW w:type="dxa" w:w="6274"/>
+                  <w:tcMar>
+                    <w:top w:type="dxa" w:w="30"/>
+                    <w:left w:type="dxa" w:w="120"/>
+                    <w:bottom w:type="dxa" w:w="30"/>
+                    <w:right w:type="dxa" w:w="120"/>
+                  </w:tcMar>
+                </w:tcPr>
+                <w:p>
+                  <w:pPr>
+                    <w:spacing w:after="0"/>
+                  </w:pPr>
+                  <w:r>
+                    <w:rPr>
+                      <w:rFonts w:ascii="Arial" w:cs="Arial" w:eastAsia="Arial" w:hAnsi="Arial"/>
+                      <w:sz w:val="19"/>
+                      <w:szCs w:val="19"/>
+                    </w:rPr>
+                    <w:t xml:space="preserve">Workers’ comp notice given and signed</w:t>
+                  </w:r>
+                </w:p>
+              </w:tc>
+              <w:tc>
+                <w:tcPr>
+                  <w:tcW w:type="dxa" w:w="2789"/>
+                  <w:tcMar>
+                    <w:top w:type="dxa" w:w="30"/>
+                    <w:left w:type="dxa" w:w="120"/>
+                    <w:bottom w:type="dxa" w:w="30"/>
+                    <w:right w:type="dxa" w:w="120"/>
+                  </w:tcMar>
+                </w:tcPr>
+                <w:p>
+                  <w:pPr>
+                    <w:spacing w:after="0"/>
+                  </w:pPr>
+                  <w:r>
+                    <w:rPr>
+                      <w:rFonts w:ascii="Arial" w:cs="Arial" w:eastAsia="Arial" w:hAnsi="Arial"/>
+                      <w:sz w:val="19"/>
+                      <w:szCs w:val="19"/>
+                    </w:rPr>
+                    <w:t xml:space="preserve"/>
+                  </w:r>
+                </w:p>
+              </w:tc>
+            </w:tr>
+            <w:tr>
+              <w:tc>
+                <w:tcPr>
+                  <w:tcW w:type="dxa" w:w="697"/>
+                  <w:tcMar>
+                    <w:top w:type="dxa" w:w="30"/>
+                    <w:left w:type="dxa" w:w="120"/>
+                    <w:bottom w:type="dxa" w:w="30"/>
+                    <w:right w:type="dxa" w:w="120"/>
+                  </w:tcMar>
+                </w:tcPr>
+                <w:p>
+                  <w:pPr>
+                    <w:spacing w:after="0"/>
+                  </w:pPr>
+                  <w:r>
+                    <w:rPr>
+                      <w:rFonts w:ascii="Arial" w:cs="Arial" w:eastAsia="Arial" w:hAnsi="Arial"/>
+                      <w:sz w:val="19"/>
+                      <w:szCs w:val="19"/>
+                    </w:rPr>
+                    <w:t xml:space="preserve">☐</w:t>
+                  </w:r>
+                </w:p>
+              </w:tc>
+              <w:tc>
+                <w:tcPr>
+                  <w:tcW w:type="dxa" w:w="6274"/>
+                  <w:tcMar>
+                    <w:top w:type="dxa" w:w="30"/>
+                    <w:left w:type="dxa" w:w="120"/>
+                    <w:bottom w:type="dxa" w:w="30"/>
+                    <w:right w:type="dxa" w:w="120"/>
+                  </w:tcMar>
+                </w:tcPr>
+                <w:p>
+                  <w:pPr>
+                    <w:spacing w:after="0"/>
+                  </w:pPr>
+                  <w:r>
+                    <w:rPr>
+                      <w:rFonts w:ascii="Arial" w:cs="Arial" w:eastAsia="Arial" w:hAnsi="Arial"/>
+                      <w:sz w:val="19"/>
+                      <w:szCs w:val="19"/>
+                    </w:rPr>
+                    <w:t xml:space="preserve">Shop rules and injury reporting signed</w:t>
+                  </w:r>
+                </w:p>
+              </w:tc>
+              <w:tc>
+                <w:tcPr>
+                  <w:tcW w:type="dxa" w:w="2789"/>
+                  <w:tcMar>
+                    <w:top w:type="dxa" w:w="30"/>
+                    <w:left w:type="dxa" w:w="120"/>
+                    <w:bottom w:type="dxa" w:w="30"/>
+                    <w:right w:type="dxa" w:w="120"/>
+                  </w:tcMar>
+                </w:tcPr>
+                <w:p>
+                  <w:pPr>
+                    <w:spacing w:after="0"/>
+                  </w:pPr>
+                  <w:r>
+                    <w:rPr>
+                      <w:rFonts w:ascii="Arial" w:cs="Arial" w:eastAsia="Arial" w:hAnsi="Arial"/>
+                      <w:sz w:val="19"/>
+                      <w:szCs w:val="19"/>
+                    </w:rPr>
+                    <w:t xml:space="preserve"/>
+                  </w:r>
+                </w:p>
+              </w:tc>
+            </w:tr>
+            <w:tr>
+              <w:tc>
+                <w:tcPr>
+                  <w:tcW w:type="dxa" w:w="697"/>
+                  <w:tcMar>
+                    <w:top w:type="dxa" w:w="30"/>
+                    <w:left w:type="dxa" w:w="120"/>
+                    <w:bottom w:type="dxa" w:w="30"/>
+                    <w:right w:type="dxa" w:w="120"/>
+                  </w:tcMar>
+                </w:tcPr>
+                <w:p>
+                  <w:pPr>
+                    <w:spacing w:after="0"/>
+                  </w:pPr>
+                  <w:r>
+                    <w:rPr>
+                      <w:rFonts w:ascii="Arial" w:cs="Arial" w:eastAsia="Arial" w:hAnsi="Arial"/>
+                      <w:sz w:val="19"/>
+                      <w:szCs w:val="19"/>
+                    </w:rPr>
+                    <w:t xml:space="preserve">☐</w:t>
+                  </w:r>
+                </w:p>
+              </w:tc>
+              <w:tc>
+                <w:tcPr>
+                  <w:tcW w:type="dxa" w:w="6274"/>
+                  <w:tcMar>
+                    <w:top w:type="dxa" w:w="30"/>
+                    <w:left w:type="dxa" w:w="120"/>
+                    <w:bottom w:type="dxa" w:w="30"/>
+                    <w:right w:type="dxa" w:w="120"/>
+                  </w:tcMar>
+                </w:tcPr>
+                <w:p>
+                  <w:pPr>
+                    <w:spacing w:after="0"/>
+                  </w:pPr>
+                  <w:r>
+                    <w:rPr>
+                      <w:rFonts w:ascii="Arial" w:cs="Arial" w:eastAsia="Arial" w:hAnsi="Arial"/>
+                      <w:sz w:val="19"/>
+                      <w:szCs w:val="19"/>
+                    </w:rPr>
+                    <w:t xml:space="preserve">PPE issued and signed for; respirator eval / fit test (if required)</w:t>
+                  </w:r>
+                </w:p>
+              </w:tc>
+              <w:tc>
+                <w:tcPr>
+                  <w:tcW w:type="dxa" w:w="2789"/>
+                  <w:tcMar>
+                    <w:top w:type="dxa" w:w="30"/>
+                    <w:left w:type="dxa" w:w="120"/>
+                    <w:bottom w:type="dxa" w:w="30"/>
+                    <w:right w:type="dxa" w:w="120"/>
+                  </w:tcMar>
+                </w:tcPr>
+                <w:p>
+                  <w:pPr>
+                    <w:spacing w:after="0"/>
+                  </w:pPr>
+                  <w:r>
+                    <w:rPr>
+                      <w:rFonts w:ascii="Arial" w:cs="Arial" w:eastAsia="Arial" w:hAnsi="Arial"/>
+                      <w:sz w:val="19"/>
+                      <w:szCs w:val="19"/>
+                    </w:rPr>
+                    <w:t xml:space="preserve"/>
+                  </w:r>
+                </w:p>
+              </w:tc>
+            </w:tr>
+            <w:tr>
+              <w:tc>
+                <w:tcPr>
+                  <w:tcW w:type="dxa" w:w="697"/>
+                  <w:tcMar>
+                    <w:top w:type="dxa" w:w="30"/>
+                    <w:left w:type="dxa" w:w="120"/>
+                    <w:bottom w:type="dxa" w:w="30"/>
+                    <w:right w:type="dxa" w:w="120"/>
+                  </w:tcMar>
+                </w:tcPr>
+                <w:p>
+                  <w:pPr>
+                    <w:spacing w:after="0"/>
+                  </w:pPr>
+                  <w:r>
+                    <w:rPr>
+                      <w:rFonts w:ascii="Arial" w:cs="Arial" w:eastAsia="Arial" w:hAnsi="Arial"/>
+                      <w:sz w:val="19"/>
+                      <w:szCs w:val="19"/>
+                    </w:rPr>
+                    <w:t xml:space="preserve">☐</w:t>
+                  </w:r>
+                </w:p>
+              </w:tc>
+              <w:tc>
+                <w:tcPr>
+                  <w:tcW w:type="dxa" w:w="6274"/>
+                  <w:tcMar>
+                    <w:top w:type="dxa" w:w="30"/>
+                    <w:left w:type="dxa" w:w="120"/>
+                    <w:bottom w:type="dxa" w:w="30"/>
+                    <w:right w:type="dxa" w:w="120"/>
+                  </w:tcMar>
+                </w:tcPr>
+                <w:p>
+                  <w:pPr>
+                    <w:spacing w:after="0"/>
+                  </w:pPr>
+                  <w:r>
+                    <w:rPr>
+                      <w:rFonts w:ascii="Arial" w:cs="Arial" w:eastAsia="Arial" w:hAnsi="Arial"/>
+                      <w:sz w:val="19"/>
+                      <w:szCs w:val="19"/>
+                    </w:rPr>
+                    <w:t xml:space="preserve">Hazard communication training completed</w:t>
+                  </w:r>
+                </w:p>
+              </w:tc>
+              <w:tc>
+                <w:tcPr>
+                  <w:tcW w:type="dxa" w:w="2789"/>
+                  <w:tcMar>
+                    <w:top w:type="dxa" w:w="30"/>
+                    <w:left w:type="dxa" w:w="120"/>
+                    <w:bottom w:type="dxa" w:w="30"/>
+                    <w:right w:type="dxa" w:w="120"/>
+                  </w:tcMar>
+                </w:tcPr>
+                <w:p>
+                  <w:pPr>
+                    <w:spacing w:after="0"/>
+                  </w:pPr>
+                  <w:r>
+                    <w:rPr>
+                      <w:rFonts w:ascii="Arial" w:cs="Arial" w:eastAsia="Arial" w:hAnsi="Arial"/>
+                      <w:sz w:val="19"/>
+                      <w:szCs w:val="19"/>
+                    </w:rPr>
+                    <w:t xml:space="preserve"/>
+                  </w:r>
+                </w:p>
+              </w:tc>
+            </w:tr>
+            <w:tr>
+              <w:tc>
+                <w:tcPr>
+                  <w:tcW w:type="dxa" w:w="697"/>
+                  <w:tcMar>
+                    <w:top w:type="dxa" w:w="30"/>
+                    <w:left w:type="dxa" w:w="120"/>
+                    <w:bottom w:type="dxa" w:w="30"/>
+                    <w:right w:type="dxa" w:w="120"/>
+                  </w:tcMar>
+                </w:tcPr>
+                <w:p>
+                  <w:pPr>
+                    <w:spacing w:after="0"/>
+                  </w:pPr>
+                  <w:r>
+                    <w:rPr>
+                      <w:rFonts w:ascii="Arial" w:cs="Arial" w:eastAsia="Arial" w:hAnsi="Arial"/>
+                      <w:sz w:val="19"/>
+                      <w:szCs w:val="19"/>
+                    </w:rPr>
+                    <w:t xml:space="preserve">☐</w:t>
+                  </w:r>
+                </w:p>
+              </w:tc>
+              <w:tc>
+                <w:tcPr>
+                  <w:tcW w:type="dxa" w:w="6274"/>
+                  <w:tcMar>
+                    <w:top w:type="dxa" w:w="30"/>
+                    <w:left w:type="dxa" w:w="120"/>
+                    <w:bottom w:type="dxa" w:w="30"/>
+                    <w:right w:type="dxa" w:w="120"/>
+                  </w:tcMar>
+                </w:tcPr>
+                <w:p>
+                  <w:pPr>
+                    <w:spacing w:after="0"/>
+                  </w:pPr>
+                  <w:r>
+                    <w:rPr>
+                      <w:rFonts w:ascii="Arial" w:cs="Arial" w:eastAsia="Arial" w:hAnsi="Arial"/>
+                      <w:sz w:val="19"/>
+                      <w:szCs w:val="19"/>
+                    </w:rPr>
+                    <w:t xml:space="preserve">Texas new-hire report filed (within 20 days)</w:t>
+                  </w:r>
+                </w:p>
+              </w:tc>
+              <w:tc>
+                <w:tcPr>
+                  <w:tcW w:type="dxa" w:w="2789"/>
+                  <w:tcMar>
+                    <w:top w:type="dxa" w:w="30"/>
+                    <w:left w:type="dxa" w:w="120"/>
+                    <w:bottom w:type="dxa" w:w="30"/>
+                    <w:right w:type="dxa" w:w="120"/>
+                  </w:tcMar>
+                </w:tcPr>
+                <w:p>
+                  <w:pPr>
+                    <w:spacing w:after="0"/>
+                  </w:pPr>
+                  <w:r>
+                    <w:rPr>
+                      <w:rFonts w:ascii="Arial" w:cs="Arial" w:eastAsia="Arial" w:hAnsi="Arial"/>
+                      <w:sz w:val="19"/>
+                      <w:szCs w:val="19"/>
+                    </w:rPr>
+                    <w:t xml:space="preserve"/>
+                  </w:r>
+                </w:p>
+              </w:tc>
+            </w:tr>
+          </w:tbl>
+          <w:p>
+            <w:pPr>
+              <w:spacing w:after="120"/>
+            </w:pPr>
+            <w:r>
+              <w:rPr>
+                <w:rFonts w:ascii="Arial" w:cs="Arial" w:eastAsia="Arial" w:hAnsi="Arial"/>
+                <w:i/>
+                <w:iCs/>
+                <w:color w:val="666666"/>
+                <w:sz w:val="18"/>
+                <w:szCs w:val="18"/>
+              </w:rPr>
+              <w:t xml:space="preserve">Keep the I-9 and the drug test results in their own files, separate from the personnel file. Keep I-9s for 3 years after hire or 1 year after employment ends, whichever is later.</w:t>
+            </w:r>
+          </w:p>
+          <w:p>
+            <w:pPr>
+              <w:spacing w:after="0"/>
+            </w:pPr>
           </w:p>
         </w:tc>
       </w:tr>
     </w:tbl>
-    <w:p>
-      <w:pPr>
-        <w:spacing w:after="120"/>
-      </w:pPr>
-    </w:p>
-    <w:p>
-      <w:pPr>
-        <w:spacing w:after="120"/>
-      </w:pPr>
-      <w:r>
-        <w:rPr>
-          <w:rFonts w:ascii="Arial" w:cs="Arial" w:eastAsia="Arial" w:hAnsi="Arial"/>
-          <w:i/>
-          <w:iCs/>
-          <w:color w:val="666666"/>
-          <w:sz w:val="18"/>
-          <w:szCs w:val="18"/>
-        </w:rPr>
-        <w:t xml:space="preserve">Keep the I-9 and the drug test results in their own files, separate from the personnel file. Keep I-9s for 3 years after hire or 1 year after employment ends, whichever is later.</w:t>
-      </w:r>
-    </w:p>
     <w:sectPr>
       <w:headerReference w:type="default" r:id="rId6"/>
       <w:footerReference w:type="default" r:id="rId7"/>
